--- a/docs/crypto-quant_文件合集.docx
+++ b/docs/crypto-quant_文件合集.docx
@@ -1811,16 +1811,41 @@
     </w:p>
     <w:p>
       <w:pPr>
-        <w:ind w:left="170"/>
+        <w:jc w:val="center"/>
       </w:pPr>
       <w:r>
-        <w:rPr>
-          <w:rFonts w:eastAsia="微軟正黑體"/>
-          <w:i/>
-          <w:color w:val="888888"/>
-          <w:sz w:val="19"/>
-        </w:rPr>
-        <w:t>〔流程圖：請於 GitHub 線上版 README 檢視渲染後的圖表〕</w:t>
+        <w:drawing>
+          <wp:inline xmlns:a="http://schemas.openxmlformats.org/drawingml/2006/main" xmlns:pic="http://schemas.openxmlformats.org/drawingml/2006/picture">
+            <wp:extent cx="5040000" cy="6235714"/>
+            <wp:docPr id="1" name="Picture 1"/>
+            <wp:cNvGraphicFramePr>
+              <a:graphicFrameLocks noChangeAspect="1"/>
+            </wp:cNvGraphicFramePr>
+            <a:graphic>
+              <a:graphicData uri="http://schemas.openxmlformats.org/drawingml/2006/picture">
+                <pic:pic>
+                  <pic:nvPicPr>
+                    <pic:cNvPr id="1" name="d1.png"/>
+                    <pic:cNvPicPr/>
+                  </pic:nvPicPr>
+                  <pic:blipFill>
+                    <a:blip r:embed="rId9"/>
+                    <a:stretch>
+                      <a:fillRect/>
+                    </a:stretch>
+                  </pic:blipFill>
+                  <pic:spPr>
+                    <a:xfrm>
+                      <a:off x="0" y="0"/>
+                      <a:ext cx="5040000" cy="6235714"/>
+                    </a:xfrm>
+                    <a:prstGeom prst="rect"/>
+                  </pic:spPr>
+                </pic:pic>
+              </a:graphicData>
+            </a:graphic>
+          </wp:inline>
+        </w:drawing>
       </w:r>
     </w:p>
     <w:p>
@@ -3513,16 +3538,41 @@
     </w:p>
     <w:p>
       <w:pPr>
-        <w:ind w:left="170"/>
+        <w:jc w:val="center"/>
       </w:pPr>
       <w:r>
-        <w:rPr>
-          <w:rFonts w:eastAsia="微軟正黑體"/>
-          <w:i/>
-          <w:color w:val="888888"/>
-          <w:sz w:val="19"/>
-        </w:rPr>
-        <w:t>〔流程圖：請於 GitHub 線上版 README 檢視渲染後的圖表〕</w:t>
+        <w:drawing>
+          <wp:inline xmlns:a="http://schemas.openxmlformats.org/drawingml/2006/main" xmlns:pic="http://schemas.openxmlformats.org/drawingml/2006/picture">
+            <wp:extent cx="5040000" cy="488571"/>
+            <wp:docPr id="2" name="Picture 2"/>
+            <wp:cNvGraphicFramePr>
+              <a:graphicFrameLocks noChangeAspect="1"/>
+            </wp:cNvGraphicFramePr>
+            <a:graphic>
+              <a:graphicData uri="http://schemas.openxmlformats.org/drawingml/2006/picture">
+                <pic:pic>
+                  <pic:nvPicPr>
+                    <pic:cNvPr id="2" name="d2.png"/>
+                    <pic:cNvPicPr/>
+                  </pic:nvPicPr>
+                  <pic:blipFill>
+                    <a:blip r:embed="rId10"/>
+                    <a:stretch>
+                      <a:fillRect/>
+                    </a:stretch>
+                  </pic:blipFill>
+                  <pic:spPr>
+                    <a:xfrm>
+                      <a:off x="0" y="0"/>
+                      <a:ext cx="5040000" cy="488571"/>
+                    </a:xfrm>
+                    <a:prstGeom prst="rect"/>
+                  </pic:spPr>
+                </pic:pic>
+              </a:graphicData>
+            </a:graphic>
+          </wp:inline>
+        </w:drawing>
       </w:r>
     </w:p>
     <w:p>
@@ -3797,16 +3847,41 @@
     </w:p>
     <w:p>
       <w:pPr>
-        <w:ind w:left="170"/>
+        <w:jc w:val="center"/>
       </w:pPr>
       <w:r>
-        <w:rPr>
-          <w:rFonts w:eastAsia="微軟正黑體"/>
-          <w:i/>
-          <w:color w:val="888888"/>
-          <w:sz w:val="19"/>
-        </w:rPr>
-        <w:t>〔流程圖：請於 GitHub 線上版 README 檢視渲染後的圖表〕</w:t>
+        <w:drawing>
+          <wp:inline xmlns:a="http://schemas.openxmlformats.org/drawingml/2006/main" xmlns:pic="http://schemas.openxmlformats.org/drawingml/2006/picture">
+            <wp:extent cx="4416172" cy="6120000"/>
+            <wp:docPr id="3" name="Picture 3"/>
+            <wp:cNvGraphicFramePr>
+              <a:graphicFrameLocks noChangeAspect="1"/>
+            </wp:cNvGraphicFramePr>
+            <a:graphic>
+              <a:graphicData uri="http://schemas.openxmlformats.org/drawingml/2006/picture">
+                <pic:pic>
+                  <pic:nvPicPr>
+                    <pic:cNvPr id="3" name="d3.png"/>
+                    <pic:cNvPicPr/>
+                  </pic:nvPicPr>
+                  <pic:blipFill>
+                    <a:blip r:embed="rId11"/>
+                    <a:stretch>
+                      <a:fillRect/>
+                    </a:stretch>
+                  </pic:blipFill>
+                  <pic:spPr>
+                    <a:xfrm>
+                      <a:off x="0" y="0"/>
+                      <a:ext cx="4416172" cy="6120000"/>
+                    </a:xfrm>
+                    <a:prstGeom prst="rect"/>
+                  </pic:spPr>
+                </pic:pic>
+              </a:graphicData>
+            </a:graphic>
+          </wp:inline>
+        </w:drawing>
       </w:r>
     </w:p>
     <w:p>
@@ -4096,16 +4171,41 @@
     </w:p>
     <w:p>
       <w:pPr>
-        <w:ind w:left="170"/>
+        <w:jc w:val="center"/>
       </w:pPr>
       <w:r>
-        <w:rPr>
-          <w:rFonts w:eastAsia="微軟正黑體"/>
-          <w:i/>
-          <w:color w:val="888888"/>
-          <w:sz w:val="19"/>
-        </w:rPr>
-        <w:t>〔流程圖：請於 GitHub 線上版 README 檢視渲染後的圖表〕</w:t>
+        <w:drawing>
+          <wp:inline xmlns:a="http://schemas.openxmlformats.org/drawingml/2006/main" xmlns:pic="http://schemas.openxmlformats.org/drawingml/2006/picture">
+            <wp:extent cx="2524433" cy="6120000"/>
+            <wp:docPr id="4" name="Picture 4"/>
+            <wp:cNvGraphicFramePr>
+              <a:graphicFrameLocks noChangeAspect="1"/>
+            </wp:cNvGraphicFramePr>
+            <a:graphic>
+              <a:graphicData uri="http://schemas.openxmlformats.org/drawingml/2006/picture">
+                <pic:pic>
+                  <pic:nvPicPr>
+                    <pic:cNvPr id="4" name="d4.png"/>
+                    <pic:cNvPicPr/>
+                  </pic:nvPicPr>
+                  <pic:blipFill>
+                    <a:blip r:embed="rId12"/>
+                    <a:stretch>
+                      <a:fillRect/>
+                    </a:stretch>
+                  </pic:blipFill>
+                  <pic:spPr>
+                    <a:xfrm>
+                      <a:off x="0" y="0"/>
+                      <a:ext cx="2524433" cy="6120000"/>
+                    </a:xfrm>
+                    <a:prstGeom prst="rect"/>
+                  </pic:spPr>
+                </pic:pic>
+              </a:graphicData>
+            </a:graphic>
+          </wp:inline>
+        </w:drawing>
       </w:r>
     </w:p>
     <w:p>
@@ -4578,16 +4678,41 @@
     </w:p>
     <w:p>
       <w:pPr>
-        <w:ind w:left="170"/>
+        <w:jc w:val="center"/>
       </w:pPr>
       <w:r>
-        <w:rPr>
-          <w:rFonts w:eastAsia="微軟正黑體"/>
-          <w:i/>
-          <w:color w:val="888888"/>
-          <w:sz w:val="19"/>
-        </w:rPr>
-        <w:t>〔流程圖：請於 GitHub 線上版 README 檢視渲染後的圖表〕</w:t>
+        <w:drawing>
+          <wp:inline xmlns:a="http://schemas.openxmlformats.org/drawingml/2006/main" xmlns:pic="http://schemas.openxmlformats.org/drawingml/2006/picture">
+            <wp:extent cx="2625677" cy="6120000"/>
+            <wp:docPr id="5" name="Picture 5"/>
+            <wp:cNvGraphicFramePr>
+              <a:graphicFrameLocks noChangeAspect="1"/>
+            </wp:cNvGraphicFramePr>
+            <a:graphic>
+              <a:graphicData uri="http://schemas.openxmlformats.org/drawingml/2006/picture">
+                <pic:pic>
+                  <pic:nvPicPr>
+                    <pic:cNvPr id="5" name="d5.png"/>
+                    <pic:cNvPicPr/>
+                  </pic:nvPicPr>
+                  <pic:blipFill>
+                    <a:blip r:embed="rId13"/>
+                    <a:stretch>
+                      <a:fillRect/>
+                    </a:stretch>
+                  </pic:blipFill>
+                  <pic:spPr>
+                    <a:xfrm>
+                      <a:off x="0" y="0"/>
+                      <a:ext cx="2625677" cy="6120000"/>
+                    </a:xfrm>
+                    <a:prstGeom prst="rect"/>
+                  </pic:spPr>
+                </pic:pic>
+              </a:graphicData>
+            </a:graphic>
+          </wp:inline>
+        </w:drawing>
       </w:r>
     </w:p>
     <w:p>

--- a/docs/crypto-quant_文件合集.docx
+++ b/docs/crypto-quant_文件合集.docx
@@ -5071,8 +5071,8 @@
       </w:pPr>
       <w:r>
         <w:rPr>
-          <w:rFonts w:ascii="Microsoft JhengHei" w:hAnsi="Microsoft JhengHei" w:eastAsia="微軟正黑體"/>
-          <w:b/>
+          <w:rFonts w:eastAsia="微軟正黑體"/>
+          <w:b w:val="0"/>
         </w:rPr>
         <w:t>訊號增準計畫（規則式）</w:t>
       </w:r>
@@ -5083,10 +5083,14 @@
       </w:pPr>
       <w:r>
         <w:rPr>
-          <w:rFonts w:ascii="Microsoft JhengHei" w:hAnsi="Microsoft JhengHei" w:eastAsia="微軟正黑體"/>
+          <w:color w:val="888888"/>
+        </w:rPr>
+        <w:t xml:space="preserve">▍ </w:t>
+      </w:r>
+      <w:r>
+        <w:rPr>
+          <w:rFonts w:eastAsia="微軟正黑體"/>
           <w:b w:val="0"/>
-          <w:i/>
-          <w:color w:val="445566"/>
         </w:rPr>
         <w:t>版本：v2（2026-07-02 改寫為白話版）</w:t>
       </w:r>
@@ -5097,19 +5101,21 @@
       </w:pPr>
       <w:r>
         <w:rPr>
-          <w:rFonts w:ascii="Microsoft JhengHei" w:hAnsi="Microsoft JhengHei" w:eastAsia="微軟正黑體"/>
+          <w:color w:val="888888"/>
+        </w:rPr>
+        <w:t xml:space="preserve">▍ </w:t>
+      </w:r>
+      <w:r>
+        <w:rPr>
+          <w:rFonts w:eastAsia="微軟正黑體"/>
           <w:b w:val="0"/>
-          <w:i/>
-          <w:color w:val="445566"/>
         </w:rPr>
         <w:t>狀態：</w:t>
       </w:r>
       <w:r>
         <w:rPr>
-          <w:rFonts w:ascii="Microsoft JhengHei" w:hAnsi="Microsoft JhengHei" w:eastAsia="微軟正黑體"/>
+          <w:rFonts w:eastAsia="微軟正黑體"/>
           <w:b/>
-          <w:i/>
-          <w:color w:val="445566"/>
         </w:rPr>
         <w:t>等你說「開始」就動工</w:t>
       </w:r>
@@ -5120,12 +5126,24 @@
       </w:pPr>
       <w:r>
         <w:rPr>
-          <w:rFonts w:ascii="Microsoft JhengHei" w:hAnsi="Microsoft JhengHei" w:eastAsia="微軟正黑體"/>
+          <w:color w:val="888888"/>
+        </w:rPr>
+        <w:t xml:space="preserve">▍ </w:t>
+      </w:r>
+      <w:r>
+        <w:rPr>
+          <w:rFonts w:eastAsia="微軟正黑體"/>
           <w:b w:val="0"/>
-          <w:i/>
-          <w:color w:val="445566"/>
         </w:rPr>
         <w:t>一句話：現在的訊號經檢驗「不準」，這份計畫分五步把它修到「可驗證的準」。</w:t>
+      </w:r>
+    </w:p>
+    <w:p>
+      <w:r>
+        <w:rPr>
+          <w:color w:val="CCCCCC"/>
+        </w:rPr>
+        <w:t>──────────────────────────────</w:t>
       </w:r>
     </w:p>
     <w:p>
@@ -5134,8 +5152,8 @@
       </w:pPr>
       <w:r>
         <w:rPr>
-          <w:rFonts w:ascii="Microsoft JhengHei" w:hAnsi="Microsoft JhengHei" w:eastAsia="微軟正黑體"/>
-          <w:b/>
+          <w:rFonts w:eastAsia="微軟正黑體"/>
+          <w:b w:val="0"/>
         </w:rPr>
         <w:t>第一部分：白話版（5 分鐘看懂）</w:t>
       </w:r>
@@ -5146,7 +5164,7 @@
       </w:pPr>
       <w:r>
         <w:rPr>
-          <w:rFonts w:ascii="Microsoft JhengHei" w:hAnsi="Microsoft JhengHei" w:eastAsia="微軟正黑體"/>
+          <w:rFonts w:eastAsia="微軟正黑體"/>
           <w:b w:val="0"/>
         </w:rPr>
         <w:t>現在的問題是什麼？</w:t>
@@ -5155,7 +5173,7 @@
     <w:p>
       <w:r>
         <w:rPr>
-          <w:rFonts w:ascii="Microsoft JhengHei" w:hAnsi="Microsoft JhengHei" w:eastAsia="微軟正黑體"/>
+          <w:rFonts w:eastAsia="微軟正黑體"/>
           <w:b w:val="0"/>
         </w:rPr>
         <w:t>我們給每顆幣打的「信心分數」（0~100，越高越看多），拿歷史資料考試的結果：</w:t>
@@ -5167,10 +5185,14 @@
       </w:pPr>
       <w:r>
         <w:rPr>
-          <w:rFonts w:ascii="Microsoft JhengHei" w:hAnsi="Microsoft JhengHei" w:eastAsia="微軟正黑體"/>
+          <w:color w:val="888888"/>
+        </w:rPr>
+        <w:t xml:space="preserve">▍ </w:t>
+      </w:r>
+      <w:r>
+        <w:rPr>
+          <w:rFonts w:eastAsia="微軟正黑體"/>
           <w:b/>
-          <w:i/>
-          <w:color w:val="445566"/>
         </w:rPr>
         <w:t>聽它的話買，5 天後賺錢的機率是 45.2%；閉著眼睛隨便買，是 47.4%。</w:t>
       </w:r>
@@ -5181,10 +5203,14 @@
       </w:pPr>
       <w:r>
         <w:rPr>
-          <w:rFonts w:ascii="Microsoft JhengHei" w:hAnsi="Microsoft JhengHei" w:eastAsia="微軟正黑體"/>
+          <w:color w:val="888888"/>
+        </w:rPr>
+        <w:t xml:space="preserve">▍ </w:t>
+      </w:r>
+      <w:r>
+        <w:rPr>
+          <w:rFonts w:eastAsia="微軟正黑體"/>
           <w:b w:val="0"/>
-          <w:i/>
-          <w:color w:val="445566"/>
         </w:rPr>
         <w:t>也就是說——它比丟銅板還差一點點。</w:t>
       </w:r>
@@ -5192,7 +5218,7 @@
     <w:p>
       <w:r>
         <w:rPr>
-          <w:rFonts w:ascii="Microsoft JhengHei" w:hAnsi="Microsoft JhengHei" w:eastAsia="微軟正黑體"/>
+          <w:rFonts w:eastAsia="微軟正黑體"/>
           <w:b w:val="0"/>
         </w:rPr>
         <w:t>為什麼會這樣？拆開看 6 個計分因子，抓到三個「幫倒忙」的：</w:t>
@@ -5217,16 +5243,15 @@
           <w:p>
             <w:r>
               <w:rPr>
-                <w:rFonts w:ascii="Microsoft JhengHei" w:hAnsi="Microsoft JhengHei" w:eastAsia="微軟正黑體"/>
                 <w:b/>
-                <w:sz w:val="19"/>
-              </w:rPr>
-            </w:r>
-            <w:r>
-              <w:rPr>
-                <w:rFonts w:ascii="Microsoft JhengHei" w:hAnsi="Microsoft JhengHei" w:eastAsia="微軟正黑體"/>
+                <w:sz w:val="18"/>
+              </w:rPr>
+            </w:r>
+            <w:r>
+              <w:rPr>
+                <w:rFonts w:eastAsia="微軟正黑體"/>
                 <w:b/>
-                <w:sz w:val="19"/>
+                <w:sz w:val="18"/>
               </w:rPr>
               <w:t>因子</w:t>
             </w:r>
@@ -5239,16 +5264,15 @@
           <w:p>
             <w:r>
               <w:rPr>
-                <w:rFonts w:ascii="Microsoft JhengHei" w:hAnsi="Microsoft JhengHei" w:eastAsia="微軟正黑體"/>
                 <w:b/>
-                <w:sz w:val="19"/>
-              </w:rPr>
-            </w:r>
-            <w:r>
-              <w:rPr>
-                <w:rFonts w:ascii="Microsoft JhengHei" w:hAnsi="Microsoft JhengHei" w:eastAsia="微軟正黑體"/>
+                <w:sz w:val="18"/>
+              </w:rPr>
+            </w:r>
+            <w:r>
+              <w:rPr>
+                <w:rFonts w:eastAsia="微軟正黑體"/>
                 <w:b/>
-                <w:sz w:val="19"/>
+                <w:sz w:val="18"/>
               </w:rPr>
               <w:t>它的邏輯</w:t>
             </w:r>
@@ -5261,16 +5285,15 @@
           <w:p>
             <w:r>
               <w:rPr>
-                <w:rFonts w:ascii="Microsoft JhengHei" w:hAnsi="Microsoft JhengHei" w:eastAsia="微軟正黑體"/>
                 <w:b/>
-                <w:sz w:val="19"/>
-              </w:rPr>
-            </w:r>
-            <w:r>
-              <w:rPr>
-                <w:rFonts w:ascii="Microsoft JhengHei" w:hAnsi="Microsoft JhengHei" w:eastAsia="微軟正黑體"/>
+                <w:sz w:val="18"/>
+              </w:rPr>
+            </w:r>
+            <w:r>
+              <w:rPr>
+                <w:rFonts w:eastAsia="微軟正黑體"/>
                 <w:b/>
-                <w:sz w:val="19"/>
+                <w:sz w:val="18"/>
               </w:rPr>
               <w:t>為什麼錯</w:t>
             </w:r>
@@ -5285,15 +5308,14 @@
           <w:p>
             <w:r>
               <w:rPr>
-                <w:rFonts w:ascii="Microsoft JhengHei" w:hAnsi="Microsoft JhengHei" w:eastAsia="微軟正黑體"/>
-                <w:sz w:val="19"/>
-              </w:rPr>
-            </w:r>
-            <w:r>
-              <w:rPr>
-                <w:rFonts w:ascii="Microsoft JhengHei" w:hAnsi="Microsoft JhengHei" w:eastAsia="微軟正黑體"/>
-                <w:b w:val="0"/>
-                <w:sz w:val="19"/>
+                <w:sz w:val="18"/>
+              </w:rPr>
+            </w:r>
+            <w:r>
+              <w:rPr>
+                <w:rFonts w:eastAsia="微軟正黑體"/>
+                <w:b w:val="0"/>
+                <w:sz w:val="18"/>
               </w:rPr>
               <w:t>RSI</w:t>
             </w:r>
@@ -5306,15 +5328,14 @@
           <w:p>
             <w:r>
               <w:rPr>
-                <w:rFonts w:ascii="Microsoft JhengHei" w:hAnsi="Microsoft JhengHei" w:eastAsia="微軟正黑體"/>
-                <w:sz w:val="19"/>
-              </w:rPr>
-            </w:r>
-            <w:r>
-              <w:rPr>
-                <w:rFonts w:ascii="Microsoft JhengHei" w:hAnsi="Microsoft JhengHei" w:eastAsia="微軟正黑體"/>
-                <w:b w:val="0"/>
-                <w:sz w:val="19"/>
+                <w:sz w:val="18"/>
+              </w:rPr>
+            </w:r>
+            <w:r>
+              <w:rPr>
+                <w:rFonts w:eastAsia="微軟正黑體"/>
+                <w:b w:val="0"/>
+                <w:sz w:val="18"/>
               </w:rPr>
               <w:t>「跌多了會反彈」→ 跌深加分</w:t>
             </w:r>
@@ -5327,23 +5348,22 @@
           <w:p>
             <w:r>
               <w:rPr>
-                <w:rFonts w:ascii="Microsoft JhengHei" w:hAnsi="Microsoft JhengHei" w:eastAsia="微軟正黑體"/>
-                <w:sz w:val="19"/>
-              </w:rPr>
-            </w:r>
-            <w:r>
-              <w:rPr>
-                <w:rFonts w:ascii="Microsoft JhengHei" w:hAnsi="Microsoft JhengHei" w:eastAsia="微軟正黑體"/>
-                <w:b w:val="0"/>
-                <w:sz w:val="19"/>
+                <w:sz w:val="18"/>
+              </w:rPr>
+            </w:r>
+            <w:r>
+              <w:rPr>
+                <w:rFonts w:eastAsia="微軟正黑體"/>
+                <w:b w:val="0"/>
+                <w:sz w:val="18"/>
               </w:rPr>
               <w:t>幣市一跌常常繼續跌，這叫</w:t>
             </w:r>
             <w:r>
               <w:rPr>
-                <w:rFonts w:ascii="Microsoft JhengHei" w:hAnsi="Microsoft JhengHei" w:eastAsia="微軟正黑體"/>
+                <w:rFonts w:eastAsia="微軟正黑體"/>
                 <w:b/>
-                <w:sz w:val="19"/>
+                <w:sz w:val="18"/>
               </w:rPr>
               <w:t>接刀</w:t>
             </w:r>
@@ -5358,15 +5378,14 @@
           <w:p>
             <w:r>
               <w:rPr>
-                <w:rFonts w:ascii="Microsoft JhengHei" w:hAnsi="Microsoft JhengHei" w:eastAsia="微軟正黑體"/>
-                <w:sz w:val="19"/>
-              </w:rPr>
-            </w:r>
-            <w:r>
-              <w:rPr>
-                <w:rFonts w:ascii="Microsoft JhengHei" w:hAnsi="Microsoft JhengHei" w:eastAsia="微軟正黑體"/>
-                <w:b w:val="0"/>
-                <w:sz w:val="19"/>
+                <w:sz w:val="18"/>
+              </w:rPr>
+            </w:r>
+            <w:r>
+              <w:rPr>
+                <w:rFonts w:eastAsia="微軟正黑體"/>
+                <w:b w:val="0"/>
+                <w:sz w:val="18"/>
               </w:rPr>
               <w:t>布林通道</w:t>
             </w:r>
@@ -5379,15 +5398,14 @@
           <w:p>
             <w:r>
               <w:rPr>
-                <w:rFonts w:ascii="Microsoft JhengHei" w:hAnsi="Microsoft JhengHei" w:eastAsia="微軟正黑體"/>
-                <w:sz w:val="19"/>
-              </w:rPr>
-            </w:r>
-            <w:r>
-              <w:rPr>
-                <w:rFonts w:ascii="Microsoft JhengHei" w:hAnsi="Microsoft JhengHei" w:eastAsia="微軟正黑體"/>
-                <w:b w:val="0"/>
-                <w:sz w:val="19"/>
+                <w:sz w:val="18"/>
+              </w:rPr>
+            </w:r>
+            <w:r>
+              <w:rPr>
+                <w:rFonts w:eastAsia="微軟正黑體"/>
+                <w:b w:val="0"/>
+                <w:sz w:val="18"/>
               </w:rPr>
               <w:t>「跌破下軌算超賣」→ 加分</w:t>
             </w:r>
@@ -5400,15 +5418,14 @@
           <w:p>
             <w:r>
               <w:rPr>
-                <w:rFonts w:ascii="Microsoft JhengHei" w:hAnsi="Microsoft JhengHei" w:eastAsia="微軟正黑體"/>
-                <w:sz w:val="19"/>
-              </w:rPr>
-            </w:r>
-            <w:r>
-              <w:rPr>
-                <w:rFonts w:ascii="Microsoft JhengHei" w:hAnsi="Microsoft JhengHei" w:eastAsia="微軟正黑體"/>
-                <w:b w:val="0"/>
-                <w:sz w:val="19"/>
+                <w:sz w:val="18"/>
+              </w:rPr>
+            </w:r>
+            <w:r>
+              <w:rPr>
+                <w:rFonts w:eastAsia="微軟正黑體"/>
+                <w:b w:val="0"/>
+                <w:sz w:val="18"/>
               </w:rPr>
               <w:t>同上，接刀</w:t>
             </w:r>
@@ -5423,15 +5440,14 @@
           <w:p>
             <w:r>
               <w:rPr>
-                <w:rFonts w:ascii="Microsoft JhengHei" w:hAnsi="Microsoft JhengHei" w:eastAsia="微軟正黑體"/>
-                <w:sz w:val="19"/>
-              </w:rPr>
-            </w:r>
-            <w:r>
-              <w:rPr>
-                <w:rFonts w:ascii="Microsoft JhengHei" w:hAnsi="Microsoft JhengHei" w:eastAsia="微軟正黑體"/>
-                <w:b w:val="0"/>
-                <w:sz w:val="19"/>
+                <w:sz w:val="18"/>
+              </w:rPr>
+            </w:r>
+            <w:r>
+              <w:rPr>
+                <w:rFonts w:eastAsia="微軟正黑體"/>
+                <w:b w:val="0"/>
+                <w:sz w:val="18"/>
               </w:rPr>
               <w:t>均線排列</w:t>
             </w:r>
@@ -5444,15 +5460,14 @@
           <w:p>
             <w:r>
               <w:rPr>
-                <w:rFonts w:ascii="Microsoft JhengHei" w:hAnsi="Microsoft JhengHei" w:eastAsia="微軟正黑體"/>
-                <w:sz w:val="19"/>
-              </w:rPr>
-            </w:r>
-            <w:r>
-              <w:rPr>
-                <w:rFonts w:ascii="Microsoft JhengHei" w:hAnsi="Microsoft JhengHei" w:eastAsia="微軟正黑體"/>
-                <w:b w:val="0"/>
-                <w:sz w:val="19"/>
+                <w:sz w:val="18"/>
+              </w:rPr>
+            </w:r>
+            <w:r>
+              <w:rPr>
+                <w:rFonts w:eastAsia="微軟正黑體"/>
+                <w:b w:val="0"/>
+                <w:sz w:val="18"/>
               </w:rPr>
               <w:t>「排成多頭了」→ 加分</w:t>
             </w:r>
@@ -5465,23 +5480,22 @@
           <w:p>
             <w:r>
               <w:rPr>
-                <w:rFonts w:ascii="Microsoft JhengHei" w:hAnsi="Microsoft JhengHei" w:eastAsia="微軟正黑體"/>
-                <w:sz w:val="19"/>
-              </w:rPr>
-            </w:r>
-            <w:r>
-              <w:rPr>
-                <w:rFonts w:ascii="Microsoft JhengHei" w:hAnsi="Microsoft JhengHei" w:eastAsia="微軟正黑體"/>
-                <w:b w:val="0"/>
-                <w:sz w:val="19"/>
+                <w:sz w:val="18"/>
+              </w:rPr>
+            </w:r>
+            <w:r>
+              <w:rPr>
+                <w:rFonts w:eastAsia="微軟正黑體"/>
+                <w:b w:val="0"/>
+                <w:sz w:val="18"/>
               </w:rPr>
               <w:t>等排好隊，行情已走完一段，這叫</w:t>
             </w:r>
             <w:r>
               <w:rPr>
-                <w:rFonts w:ascii="Microsoft JhengHei" w:hAnsi="Microsoft JhengHei" w:eastAsia="微軟正黑體"/>
+                <w:rFonts w:eastAsia="微軟正黑體"/>
                 <w:b/>
-                <w:sz w:val="19"/>
+                <w:sz w:val="18"/>
               </w:rPr>
               <w:t>追高</w:t>
             </w:r>
@@ -5493,14 +5507,14 @@
     <w:p>
       <w:r>
         <w:rPr>
-          <w:rFonts w:ascii="Microsoft JhengHei" w:hAnsi="Microsoft JhengHei" w:eastAsia="微軟正黑體"/>
+          <w:rFonts w:eastAsia="微軟正黑體"/>
           <w:b w:val="0"/>
         </w:rPr>
         <w:t>一句話總結病因：</w:t>
       </w:r>
       <w:r>
         <w:rPr>
-          <w:rFonts w:ascii="Microsoft JhengHei" w:hAnsi="Microsoft JhengHei" w:eastAsia="微軟正黑體"/>
+          <w:rFonts w:eastAsia="微軟正黑體"/>
           <w:b/>
         </w:rPr>
         <w:t>用「會回到平均」的邏輯，去玩一個「漲就繼續漲、跌就繼續跌」的市場。</w:t>
@@ -5512,7 +5526,7 @@
       </w:pPr>
       <w:r>
         <w:rPr>
-          <w:rFonts w:ascii="Microsoft JhengHei" w:hAnsi="Microsoft JhengHei" w:eastAsia="微軟正黑體"/>
+          <w:rFonts w:eastAsia="微軟正黑體"/>
           <w:b w:val="0"/>
         </w:rPr>
         <w:t>好消息：我們手上已經有一套「考試及格」的策略</w:t>
@@ -5521,77 +5535,71 @@
     <w:p>
       <w:r>
         <w:rPr>
-          <w:rFonts w:ascii="Microsoft JhengHei" w:hAnsi="Microsoft JhengHei" w:eastAsia="微軟正黑體"/>
+          <w:rFonts w:eastAsia="微軟正黑體"/>
           <w:b w:val="0"/>
         </w:rPr>
         <w:t>後台有一套「防禦型跨幣動量策略」，邏輯超簡單：</w:t>
       </w:r>
     </w:p>
     <w:p>
-      <w:pPr>
-        <w:pStyle w:val="ListNumber"/>
-        <w:numPr>
-          <w:ilvl w:val="0"/>
-          <w:numId w:val="10"/>
-        </w:numPr>
-      </w:pPr>
-      <w:r>
-        <w:rPr>
-          <w:rFonts w:ascii="Microsoft JhengHei" w:hAnsi="Microsoft JhengHei" w:eastAsia="微軟正黑體"/>
+      <w:r>
+        <w:rPr>
+          <w:rFonts w:eastAsia="微軟正黑體"/>
+          <w:b w:val="0"/>
+        </w:rPr>
+        <w:t xml:space="preserve">1. </w:t>
+      </w:r>
+      <w:r>
+        <w:rPr>
+          <w:rFonts w:eastAsia="微軟正黑體"/>
           <w:b/>
         </w:rPr>
         <w:t>BTC 在 100 日均線之上才進場</w:t>
       </w:r>
       <w:r>
         <w:rPr>
-          <w:rFonts w:ascii="Microsoft JhengHei" w:hAnsi="Microsoft JhengHei" w:eastAsia="微軟正黑體"/>
+          <w:rFonts w:eastAsia="微軟正黑體"/>
           <w:b w:val="0"/>
         </w:rPr>
         <w:t>（= 大盤天氣好才出門）</w:t>
       </w:r>
     </w:p>
     <w:p>
-      <w:pPr>
-        <w:pStyle w:val="ListNumber"/>
-      </w:pPr>
-      <w:r>
-        <w:rPr>
-          <w:rFonts w:ascii="Microsoft JhengHei" w:hAnsi="Microsoft JhengHei" w:eastAsia="微軟正黑體"/>
+      <w:r>
+        <w:rPr>
+          <w:rFonts w:eastAsia="微軟正黑體"/>
           <w:b w:val="0"/>
         </w:rPr>
-        <w:t>買</w:t>
-      </w:r>
-      <w:r>
-        <w:rPr>
-          <w:rFonts w:ascii="Microsoft JhengHei" w:hAnsi="Microsoft JhengHei" w:eastAsia="微軟正黑體"/>
+        <w:t>2. 買</w:t>
+      </w:r>
+      <w:r>
+        <w:rPr>
+          <w:rFonts w:eastAsia="微軟正黑體"/>
           <w:b/>
         </w:rPr>
         <w:t>最近 30 天漲最兇的前 5 名</w:t>
       </w:r>
       <w:r>
         <w:rPr>
-          <w:rFonts w:ascii="Microsoft JhengHei" w:hAnsi="Microsoft JhengHei" w:eastAsia="微軟正黑體"/>
+          <w:rFonts w:eastAsia="微軟正黑體"/>
           <w:b w:val="0"/>
         </w:rPr>
         <w:t>（= 跟著強者走，不接刀）</w:t>
       </w:r>
     </w:p>
     <w:p>
-      <w:pPr>
-        <w:pStyle w:val="ListNumber"/>
-      </w:pPr>
-      <w:r>
-        <w:rPr>
-          <w:rFonts w:ascii="Microsoft JhengHei" w:hAnsi="Microsoft JhengHei" w:eastAsia="微軟正黑體"/>
+      <w:r>
+        <w:rPr>
+          <w:rFonts w:eastAsia="微軟正黑體"/>
           <w:b w:val="0"/>
         </w:rPr>
-        <w:t>控制整體波動、定期換倉</w:t>
+        <w:t>3. 控制整體波動、定期換倉</w:t>
       </w:r>
     </w:p>
     <w:p>
       <w:r>
         <w:rPr>
-          <w:rFonts w:ascii="Microsoft JhengHei" w:hAnsi="Microsoft JhengHei" w:eastAsia="微軟正黑體"/>
+          <w:rFonts w:eastAsia="微軟正黑體"/>
           <w:b w:val="0"/>
         </w:rPr>
         <w:t>它通過了回測與樣本外驗證，但目前只有管理者在後台看得到，一般使用者看不到。</w:t>
@@ -5603,7 +5611,7 @@
       </w:pPr>
       <w:r>
         <w:rPr>
-          <w:rFonts w:ascii="Microsoft JhengHei" w:hAnsi="Microsoft JhengHei" w:eastAsia="微軟正黑體"/>
+          <w:rFonts w:eastAsia="微軟正黑體"/>
           <w:b w:val="0"/>
         </w:rPr>
         <w:t>所以計畫就是三件事</w:t>
@@ -5611,51 +5619,46 @@
     </w:p>
     <w:p>
       <w:pPr>
-        <w:spacing w:after="0"/>
-        <w:ind w:left="340"/>
+        <w:spacing w:after="80"/>
+        <w:ind w:left="170"/>
       </w:pPr>
       <w:r>
         <w:rPr>
           <w:rFonts w:ascii="Consolas" w:hAnsi="Consolas" w:eastAsia="微軟正黑體"/>
+          <w:color w:val="333333"/>
           <w:sz w:val="18"/>
         </w:rPr>
         <w:t>第 1 步（先做，1-2 天）   把「及格的策略」搬到前台當正式建議；</w:t>
       </w:r>
-    </w:p>
-    <w:p>
-      <w:pPr>
-        <w:spacing w:after="0"/>
-        <w:ind w:left="340"/>
-      </w:pPr>
+      <w:r>
+        <w:br/>
+      </w:r>
       <w:r>
         <w:rPr>
           <w:rFonts w:ascii="Consolas" w:hAnsi="Consolas" w:eastAsia="微軟正黑體"/>
+          <w:color w:val="333333"/>
           <w:sz w:val="18"/>
         </w:rPr>
         <w:t xml:space="preserve">                          把「不及格的分數」降級標示為教學參考。→ 先誠實</w:t>
       </w:r>
-    </w:p>
-    <w:p>
-      <w:pPr>
-        <w:spacing w:after="0"/>
-        <w:ind w:left="340"/>
-      </w:pPr>
+      <w:r>
+        <w:br/>
+      </w:r>
       <w:r>
         <w:rPr>
           <w:rFonts w:ascii="Consolas" w:hAnsi="Consolas" w:eastAsia="微軟正黑體"/>
+          <w:color w:val="333333"/>
           <w:sz w:val="18"/>
         </w:rPr>
         <w:t>第 2 步（1-2 週）         動手術：錯的因子翻轉或刪掉，換上驗證過的新因子。→ 再變準</w:t>
       </w:r>
-    </w:p>
-    <w:p>
-      <w:pPr>
-        <w:spacing w:after="0"/>
-        <w:ind w:left="340"/>
-      </w:pPr>
+      <w:r>
+        <w:br/>
+      </w:r>
       <w:r>
         <w:rPr>
           <w:rFonts w:ascii="Consolas" w:hAnsi="Consolas" w:eastAsia="微軟正黑體"/>
+          <w:color w:val="333333"/>
           <w:sz w:val="18"/>
         </w:rPr>
         <w:t>第 3 步（1 週）           嚴格考試：用「沒看過的資料」驗證，及格才上線。→ 最後驗證</w:t>
@@ -5667,7 +5670,7 @@
       </w:pPr>
       <w:r>
         <w:rPr>
-          <w:rFonts w:ascii="Microsoft JhengHei" w:hAnsi="Microsoft JhengHei" w:eastAsia="微軟正黑體"/>
+          <w:rFonts w:eastAsia="微軟正黑體"/>
           <w:b w:val="0"/>
         </w:rPr>
         <w:t>怎麼樣算成功？（驗收標準，寫死不可調整）</w:t>
@@ -5679,46 +5682,42 @@
       </w:pPr>
       <w:r>
         <w:rPr>
-          <w:rFonts w:ascii="Microsoft JhengHei" w:hAnsi="Microsoft JhengHei" w:eastAsia="微軟正黑體"/>
+          <w:color w:val="888888"/>
+        </w:rPr>
+        <w:t xml:space="preserve">▍ </w:t>
+      </w:r>
+      <w:r>
+        <w:rPr>
+          <w:rFonts w:eastAsia="微軟正黑體"/>
           <w:b w:val="0"/>
-          <w:i/>
-          <w:color w:val="445566"/>
         </w:rPr>
         <w:t>修好的訊號，在</w:t>
       </w:r>
       <w:r>
         <w:rPr>
-          <w:rFonts w:ascii="Microsoft JhengHei" w:hAnsi="Microsoft JhengHei" w:eastAsia="微軟正黑體"/>
+          <w:rFonts w:eastAsia="微軟正黑體"/>
           <w:b/>
-          <w:i/>
-          <w:color w:val="445566"/>
         </w:rPr>
         <w:t>它從沒看過的一段歷史</w:t>
       </w:r>
       <w:r>
         <w:rPr>
-          <w:rFonts w:ascii="Microsoft JhengHei" w:hAnsi="Microsoft JhengHei" w:eastAsia="微軟正黑體"/>
+          <w:rFonts w:eastAsia="微軟正黑體"/>
           <w:b w:val="0"/>
-          <w:i/>
-          <w:color w:val="445566"/>
         </w:rPr>
         <w:t>上，5 天勝率要</w:t>
       </w:r>
       <w:r>
         <w:rPr>
-          <w:rFonts w:ascii="Microsoft JhengHei" w:hAnsi="Microsoft JhengHei" w:eastAsia="微軟正黑體"/>
+          <w:rFonts w:eastAsia="微軟正黑體"/>
           <w:b/>
-          <w:i/>
-          <w:color w:val="445566"/>
         </w:rPr>
         <w:t>贏過隨便買至少 +0.5 個百分點</w:t>
       </w:r>
       <w:r>
         <w:rPr>
-          <w:rFonts w:ascii="Microsoft JhengHei" w:hAnsi="Microsoft JhengHei" w:eastAsia="微軟正黑體"/>
+          <w:rFonts w:eastAsia="微軟正黑體"/>
           <w:b w:val="0"/>
-          <w:i/>
-          <w:color w:val="445566"/>
         </w:rPr>
         <w:t>。</w:t>
       </w:r>
@@ -5729,10 +5728,14 @@
       </w:pPr>
       <w:r>
         <w:rPr>
-          <w:rFonts w:ascii="Microsoft JhengHei" w:hAnsi="Microsoft JhengHei" w:eastAsia="微軟正黑體"/>
+          <w:color w:val="888888"/>
+        </w:rPr>
+        <w:t xml:space="preserve">▍ </w:t>
+      </w:r>
+      <w:r>
+        <w:rPr>
+          <w:rFonts w:eastAsia="微軟正黑體"/>
           <w:b w:val="0"/>
-          <w:i/>
-          <w:color w:val="445566"/>
         </w:rPr>
         <w:t>做不到就不換上線，老實用第 1 步的動量策略。</w:t>
       </w:r>
@@ -5743,7 +5746,7 @@
       </w:pPr>
       <w:r>
         <w:rPr>
-          <w:rFonts w:ascii="Microsoft JhengHei" w:hAnsi="Microsoft JhengHei" w:eastAsia="微軟正黑體"/>
+          <w:rFonts w:eastAsia="微軟正黑體"/>
           <w:b w:val="0"/>
         </w:rPr>
         <w:t>名詞小辭典</w:t>
@@ -5755,14 +5758,14 @@
       </w:pPr>
       <w:r>
         <w:rPr>
-          <w:rFonts w:ascii="Microsoft JhengHei" w:hAnsi="Microsoft JhengHei" w:eastAsia="微軟正黑體"/>
+          <w:rFonts w:eastAsia="微軟正黑體"/>
           <w:b/>
         </w:rPr>
         <w:t>edge（優勢）</w:t>
       </w:r>
       <w:r>
         <w:rPr>
-          <w:rFonts w:ascii="Microsoft JhengHei" w:hAnsi="Microsoft JhengHei" w:eastAsia="微軟正黑體"/>
+          <w:rFonts w:eastAsia="微軟正黑體"/>
           <w:b w:val="0"/>
         </w:rPr>
         <w:t>：聽訊號 vs 隨便買的成績差。正 = 有用，負 = 幫倒忙。</w:t>
@@ -5774,14 +5777,14 @@
       </w:pPr>
       <w:r>
         <w:rPr>
-          <w:rFonts w:ascii="Microsoft JhengHei" w:hAnsi="Microsoft JhengHei" w:eastAsia="微軟正黑體"/>
+          <w:rFonts w:eastAsia="微軟正黑體"/>
           <w:b/>
         </w:rPr>
         <w:t>regime（市場天氣）</w:t>
       </w:r>
       <w:r>
         <w:rPr>
-          <w:rFonts w:ascii="Microsoft JhengHei" w:hAnsi="Microsoft JhengHei" w:eastAsia="微軟正黑體"/>
+          <w:rFonts w:eastAsia="微軟正黑體"/>
           <w:b w:val="0"/>
         </w:rPr>
         <w:t>：大盤處於多頭還是空頭。同一招在不同天氣下效果天差地遠。</w:t>
@@ -5793,14 +5796,14 @@
       </w:pPr>
       <w:r>
         <w:rPr>
-          <w:rFonts w:ascii="Microsoft JhengHei" w:hAnsi="Microsoft JhengHei" w:eastAsia="微軟正黑體"/>
+          <w:rFonts w:eastAsia="微軟正黑體"/>
           <w:b/>
         </w:rPr>
         <w:t>walk-forward（滾動考試）</w:t>
       </w:r>
       <w:r>
         <w:rPr>
-          <w:rFonts w:ascii="Microsoft JhengHei" w:hAnsi="Microsoft JhengHei" w:eastAsia="微軟正黑體"/>
+          <w:rFonts w:eastAsia="微軟正黑體"/>
           <w:b w:val="0"/>
         </w:rPr>
         <w:t>：用 2021~2024 學、2024~2025 考、2025~今天終極大考。三段互不透題，防止「背答案」。</w:t>
@@ -5812,17 +5815,25 @@
       </w:pPr>
       <w:r>
         <w:rPr>
-          <w:rFonts w:ascii="Microsoft JhengHei" w:hAnsi="Microsoft JhengHei" w:eastAsia="微軟正黑體"/>
+          <w:rFonts w:eastAsia="微軟正黑體"/>
           <w:b/>
         </w:rPr>
         <w:t>過擬合（背答案）</w:t>
       </w:r>
       <w:r>
         <w:rPr>
-          <w:rFonts w:ascii="Microsoft JhengHei" w:hAnsi="Microsoft JhengHei" w:eastAsia="微軟正黑體"/>
+          <w:rFonts w:eastAsia="微軟正黑體"/>
           <w:b w:val="0"/>
         </w:rPr>
         <w:t>：參數調到在歷史上完美，換一段新資料就掛。是量化最大的敵人，所以我們刻意把可調的東西弄很少。</w:t>
+      </w:r>
+    </w:p>
+    <w:p>
+      <w:r>
+        <w:rPr>
+          <w:color w:val="CCCCCC"/>
+        </w:rPr>
+        <w:t>──────────────────────────────</w:t>
       </w:r>
     </w:p>
     <w:p>
@@ -5831,10 +5842,58 @@
       </w:pPr>
       <w:r>
         <w:rPr>
-          <w:rFonts w:ascii="Microsoft JhengHei" w:hAnsi="Microsoft JhengHei" w:eastAsia="微軟正黑體"/>
+          <w:rFonts w:eastAsia="微軟正黑體"/>
+          <w:b w:val="0"/>
+        </w:rPr>
+        <w:t>第二部分：技術版（執行細節）</w:t>
+      </w:r>
+    </w:p>
+    <w:p>
+      <w:r>
+        <w:rPr>
+          <w:rFonts w:eastAsia="微軟正黑體"/>
           <w:b/>
         </w:rPr>
-        <w:t>第二部分：技術版（執行細節）</w:t>
+        <w:t>▸ 圖：Phase A→E 執行流程與驗收關卡</w:t>
+      </w:r>
+    </w:p>
+    <w:p>
+      <w:pPr>
+        <w:jc w:val="center"/>
+      </w:pPr>
+      <w:r>
+        <w:drawing>
+          <wp:inline xmlns:a="http://schemas.openxmlformats.org/drawingml/2006/main" xmlns:pic="http://schemas.openxmlformats.org/drawingml/2006/picture">
+            <wp:extent cx="4082227" cy="6120000"/>
+            <wp:docPr id="6" name="Picture 1"/>
+            <wp:cNvGraphicFramePr>
+              <a:graphicFrameLocks noChangeAspect="1"/>
+            </wp:cNvGraphicFramePr>
+            <a:graphic>
+              <a:graphicData uri="http://schemas.openxmlformats.org/drawingml/2006/picture">
+                <pic:pic>
+                  <pic:nvPicPr>
+                    <pic:cNvPr id="6" name="d1.png"/>
+                    <pic:cNvPicPr/>
+                  </pic:nvPicPr>
+                  <pic:blipFill>
+                    <a:blip r:embed="rId14"/>
+                    <a:stretch>
+                      <a:fillRect/>
+                    </a:stretch>
+                  </pic:blipFill>
+                  <pic:spPr>
+                    <a:xfrm>
+                      <a:off x="0" y="0"/>
+                      <a:ext cx="4082227" cy="6120000"/>
+                    </a:xfrm>
+                    <a:prstGeom prst="rect"/>
+                  </pic:spPr>
+                </pic:pic>
+              </a:graphicData>
+            </a:graphic>
+          </wp:inline>
+        </w:drawing>
       </w:r>
     </w:p>
     <w:p>
@@ -5843,7 +5902,7 @@
       </w:pPr>
       <w:r>
         <w:rPr>
-          <w:rFonts w:ascii="Microsoft JhengHei" w:hAnsi="Microsoft JhengHei" w:eastAsia="微軟正黑體"/>
+          <w:rFonts w:eastAsia="微軟正黑體"/>
           <w:b w:val="0"/>
         </w:rPr>
         <w:t>0. 現況證據（signal_eval.py，2026-07-02 實測）</w:t>
@@ -5870,16 +5929,15 @@
           <w:p>
             <w:r>
               <w:rPr>
-                <w:rFonts w:ascii="Microsoft JhengHei" w:hAnsi="Microsoft JhengHei" w:eastAsia="微軟正黑體"/>
                 <w:b/>
-                <w:sz w:val="19"/>
-              </w:rPr>
-            </w:r>
-            <w:r>
-              <w:rPr>
-                <w:rFonts w:ascii="Microsoft JhengHei" w:hAnsi="Microsoft JhengHei" w:eastAsia="微軟正黑體"/>
+                <w:sz w:val="18"/>
+              </w:rPr>
+            </w:r>
+            <w:r>
+              <w:rPr>
+                <w:rFonts w:eastAsia="微軟正黑體"/>
                 <w:b/>
-                <w:sz w:val="19"/>
+                <w:sz w:val="18"/>
               </w:rPr>
               <w:t>持有</w:t>
             </w:r>
@@ -5892,16 +5950,15 @@
           <w:p>
             <w:r>
               <w:rPr>
-                <w:rFonts w:ascii="Microsoft JhengHei" w:hAnsi="Microsoft JhengHei" w:eastAsia="微軟正黑體"/>
                 <w:b/>
-                <w:sz w:val="19"/>
-              </w:rPr>
-            </w:r>
-            <w:r>
-              <w:rPr>
-                <w:rFonts w:ascii="Microsoft JhengHei" w:hAnsi="Microsoft JhengHei" w:eastAsia="微軟正黑體"/>
+                <w:sz w:val="18"/>
+              </w:rPr>
+            </w:r>
+            <w:r>
+              <w:rPr>
+                <w:rFonts w:eastAsia="微軟正黑體"/>
                 <w:b/>
-                <w:sz w:val="19"/>
+                <w:sz w:val="18"/>
               </w:rPr>
               <w:t>訊號後勝率</w:t>
             </w:r>
@@ -5914,16 +5971,15 @@
           <w:p>
             <w:r>
               <w:rPr>
-                <w:rFonts w:ascii="Microsoft JhengHei" w:hAnsi="Microsoft JhengHei" w:eastAsia="微軟正黑體"/>
                 <w:b/>
-                <w:sz w:val="19"/>
-              </w:rPr>
-            </w:r>
-            <w:r>
-              <w:rPr>
-                <w:rFonts w:ascii="Microsoft JhengHei" w:hAnsi="Microsoft JhengHei" w:eastAsia="微軟正黑體"/>
+                <w:sz w:val="18"/>
+              </w:rPr>
+            </w:r>
+            <w:r>
+              <w:rPr>
+                <w:rFonts w:eastAsia="微軟正黑體"/>
                 <w:b/>
-                <w:sz w:val="19"/>
+                <w:sz w:val="18"/>
               </w:rPr>
               <w:t>隨機基準</w:t>
             </w:r>
@@ -5936,16 +5992,15 @@
           <w:p>
             <w:r>
               <w:rPr>
-                <w:rFonts w:ascii="Microsoft JhengHei" w:hAnsi="Microsoft JhengHei" w:eastAsia="微軟正黑體"/>
                 <w:b/>
-                <w:sz w:val="19"/>
-              </w:rPr>
-            </w:r>
-            <w:r>
-              <w:rPr>
-                <w:rFonts w:ascii="Microsoft JhengHei" w:hAnsi="Microsoft JhengHei" w:eastAsia="微軟正黑體"/>
+                <w:sz w:val="18"/>
+              </w:rPr>
+            </w:r>
+            <w:r>
+              <w:rPr>
+                <w:rFonts w:eastAsia="微軟正黑體"/>
                 <w:b/>
-                <w:sz w:val="19"/>
+                <w:sz w:val="18"/>
               </w:rPr>
               <w:t>差距</w:t>
             </w:r>
@@ -5958,16 +6013,15 @@
           <w:p>
             <w:r>
               <w:rPr>
-                <w:rFonts w:ascii="Microsoft JhengHei" w:hAnsi="Microsoft JhengHei" w:eastAsia="微軟正黑體"/>
                 <w:b/>
-                <w:sz w:val="19"/>
-              </w:rPr>
-            </w:r>
-            <w:r>
-              <w:rPr>
-                <w:rFonts w:ascii="Microsoft JhengHei" w:hAnsi="Microsoft JhengHei" w:eastAsia="微軟正黑體"/>
+                <w:sz w:val="18"/>
+              </w:rPr>
+            </w:r>
+            <w:r>
+              <w:rPr>
+                <w:rFonts w:eastAsia="微軟正黑體"/>
                 <w:b/>
-                <w:sz w:val="19"/>
+                <w:sz w:val="18"/>
               </w:rPr>
               <w:t>平均報酬差</w:t>
             </w:r>
@@ -5982,15 +6036,14 @@
           <w:p>
             <w:r>
               <w:rPr>
-                <w:rFonts w:ascii="Microsoft JhengHei" w:hAnsi="Microsoft JhengHei" w:eastAsia="微軟正黑體"/>
-                <w:sz w:val="19"/>
-              </w:rPr>
-            </w:r>
-            <w:r>
-              <w:rPr>
-                <w:rFonts w:ascii="Microsoft JhengHei" w:hAnsi="Microsoft JhengHei" w:eastAsia="微軟正黑體"/>
-                <w:b w:val="0"/>
-                <w:sz w:val="19"/>
+                <w:sz w:val="18"/>
+              </w:rPr>
+            </w:r>
+            <w:r>
+              <w:rPr>
+                <w:rFonts w:eastAsia="微軟正黑體"/>
+                <w:b w:val="0"/>
+                <w:sz w:val="18"/>
               </w:rPr>
               <w:t>5 日</w:t>
             </w:r>
@@ -6003,15 +6056,14 @@
           <w:p>
             <w:r>
               <w:rPr>
-                <w:rFonts w:ascii="Microsoft JhengHei" w:hAnsi="Microsoft JhengHei" w:eastAsia="微軟正黑體"/>
-                <w:sz w:val="19"/>
-              </w:rPr>
-            </w:r>
-            <w:r>
-              <w:rPr>
-                <w:rFonts w:ascii="Microsoft JhengHei" w:hAnsi="Microsoft JhengHei" w:eastAsia="微軟正黑體"/>
-                <w:b w:val="0"/>
-                <w:sz w:val="19"/>
+                <w:sz w:val="18"/>
+              </w:rPr>
+            </w:r>
+            <w:r>
+              <w:rPr>
+                <w:rFonts w:eastAsia="微軟正黑體"/>
+                <w:b w:val="0"/>
+                <w:sz w:val="18"/>
               </w:rPr>
               <w:t>45.2%</w:t>
             </w:r>
@@ -6024,15 +6076,14 @@
           <w:p>
             <w:r>
               <w:rPr>
-                <w:rFonts w:ascii="Microsoft JhengHei" w:hAnsi="Microsoft JhengHei" w:eastAsia="微軟正黑體"/>
-                <w:sz w:val="19"/>
-              </w:rPr>
-            </w:r>
-            <w:r>
-              <w:rPr>
-                <w:rFonts w:ascii="Microsoft JhengHei" w:hAnsi="Microsoft JhengHei" w:eastAsia="微軟正黑體"/>
-                <w:b w:val="0"/>
-                <w:sz w:val="19"/>
+                <w:sz w:val="18"/>
+              </w:rPr>
+            </w:r>
+            <w:r>
+              <w:rPr>
+                <w:rFonts w:eastAsia="微軟正黑體"/>
+                <w:b w:val="0"/>
+                <w:sz w:val="18"/>
               </w:rPr>
               <w:t>47.4%</w:t>
             </w:r>
@@ -6045,15 +6096,14 @@
           <w:p>
             <w:r>
               <w:rPr>
-                <w:rFonts w:ascii="Microsoft JhengHei" w:hAnsi="Microsoft JhengHei" w:eastAsia="微軟正黑體"/>
-                <w:sz w:val="19"/>
-              </w:rPr>
-            </w:r>
-            <w:r>
-              <w:rPr>
-                <w:rFonts w:ascii="Microsoft JhengHei" w:hAnsi="Microsoft JhengHei" w:eastAsia="微軟正黑體"/>
+                <w:sz w:val="18"/>
+              </w:rPr>
+            </w:r>
+            <w:r>
+              <w:rPr>
+                <w:rFonts w:eastAsia="微軟正黑體"/>
                 <w:b/>
-                <w:sz w:val="19"/>
+                <w:sz w:val="18"/>
               </w:rPr>
               <w:t>-2.2pp</w:t>
             </w:r>
@@ -6066,15 +6116,14 @@
           <w:p>
             <w:r>
               <w:rPr>
-                <w:rFonts w:ascii="Microsoft JhengHei" w:hAnsi="Microsoft JhengHei" w:eastAsia="微軟正黑體"/>
-                <w:sz w:val="19"/>
-              </w:rPr>
-            </w:r>
-            <w:r>
-              <w:rPr>
-                <w:rFonts w:ascii="Microsoft JhengHei" w:hAnsi="Microsoft JhengHei" w:eastAsia="微軟正黑體"/>
-                <w:b w:val="0"/>
-                <w:sz w:val="19"/>
+                <w:sz w:val="18"/>
+              </w:rPr>
+            </w:r>
+            <w:r>
+              <w:rPr>
+                <w:rFonts w:eastAsia="微軟正黑體"/>
+                <w:b w:val="0"/>
+                <w:sz w:val="18"/>
               </w:rPr>
               <w:t>-0.35pp</w:t>
             </w:r>
@@ -6089,15 +6138,14 @@
           <w:p>
             <w:r>
               <w:rPr>
-                <w:rFonts w:ascii="Microsoft JhengHei" w:hAnsi="Microsoft JhengHei" w:eastAsia="微軟正黑體"/>
-                <w:sz w:val="19"/>
-              </w:rPr>
-            </w:r>
-            <w:r>
-              <w:rPr>
-                <w:rFonts w:ascii="Microsoft JhengHei" w:hAnsi="Microsoft JhengHei" w:eastAsia="微軟正黑體"/>
-                <w:b w:val="0"/>
-                <w:sz w:val="19"/>
+                <w:sz w:val="18"/>
+              </w:rPr>
+            </w:r>
+            <w:r>
+              <w:rPr>
+                <w:rFonts w:eastAsia="微軟正黑體"/>
+                <w:b w:val="0"/>
+                <w:sz w:val="18"/>
               </w:rPr>
               <w:t>10 日</w:t>
             </w:r>
@@ -6110,15 +6158,14 @@
           <w:p>
             <w:r>
               <w:rPr>
-                <w:rFonts w:ascii="Microsoft JhengHei" w:hAnsi="Microsoft JhengHei" w:eastAsia="微軟正黑體"/>
-                <w:sz w:val="19"/>
-              </w:rPr>
-            </w:r>
-            <w:r>
-              <w:rPr>
-                <w:rFonts w:ascii="Microsoft JhengHei" w:hAnsi="Microsoft JhengHei" w:eastAsia="微軟正黑體"/>
-                <w:b w:val="0"/>
-                <w:sz w:val="19"/>
+                <w:sz w:val="18"/>
+              </w:rPr>
+            </w:r>
+            <w:r>
+              <w:rPr>
+                <w:rFonts w:eastAsia="微軟正黑體"/>
+                <w:b w:val="0"/>
+                <w:sz w:val="18"/>
               </w:rPr>
               <w:t>43.1%</w:t>
             </w:r>
@@ -6131,15 +6178,14 @@
           <w:p>
             <w:r>
               <w:rPr>
-                <w:rFonts w:ascii="Microsoft JhengHei" w:hAnsi="Microsoft JhengHei" w:eastAsia="微軟正黑體"/>
-                <w:sz w:val="19"/>
-              </w:rPr>
-            </w:r>
-            <w:r>
-              <w:rPr>
-                <w:rFonts w:ascii="Microsoft JhengHei" w:hAnsi="Microsoft JhengHei" w:eastAsia="微軟正黑體"/>
-                <w:b w:val="0"/>
-                <w:sz w:val="19"/>
+                <w:sz w:val="18"/>
+              </w:rPr>
+            </w:r>
+            <w:r>
+              <w:rPr>
+                <w:rFonts w:eastAsia="微軟正黑體"/>
+                <w:b w:val="0"/>
+                <w:sz w:val="18"/>
               </w:rPr>
               <w:t>46.7%</w:t>
             </w:r>
@@ -6152,15 +6198,14 @@
           <w:p>
             <w:r>
               <w:rPr>
-                <w:rFonts w:ascii="Microsoft JhengHei" w:hAnsi="Microsoft JhengHei" w:eastAsia="微軟正黑體"/>
-                <w:sz w:val="19"/>
-              </w:rPr>
-            </w:r>
-            <w:r>
-              <w:rPr>
-                <w:rFonts w:ascii="Microsoft JhengHei" w:hAnsi="Microsoft JhengHei" w:eastAsia="微軟正黑體"/>
-                <w:b w:val="0"/>
-                <w:sz w:val="19"/>
+                <w:sz w:val="18"/>
+              </w:rPr>
+            </w:r>
+            <w:r>
+              <w:rPr>
+                <w:rFonts w:eastAsia="微軟正黑體"/>
+                <w:b w:val="0"/>
+                <w:sz w:val="18"/>
               </w:rPr>
               <w:t>-3.5pp</w:t>
             </w:r>
@@ -6173,15 +6218,14 @@
           <w:p>
             <w:r>
               <w:rPr>
-                <w:rFonts w:ascii="Microsoft JhengHei" w:hAnsi="Microsoft JhengHei" w:eastAsia="微軟正黑體"/>
-                <w:sz w:val="19"/>
-              </w:rPr>
-            </w:r>
-            <w:r>
-              <w:rPr>
-                <w:rFonts w:ascii="Microsoft JhengHei" w:hAnsi="Microsoft JhengHei" w:eastAsia="微軟正黑體"/>
-                <w:b w:val="0"/>
-                <w:sz w:val="19"/>
+                <w:sz w:val="18"/>
+              </w:rPr>
+            </w:r>
+            <w:r>
+              <w:rPr>
+                <w:rFonts w:eastAsia="微軟正黑體"/>
+                <w:b w:val="0"/>
+                <w:sz w:val="18"/>
               </w:rPr>
               <w:t>-0.41pp</w:t>
             </w:r>
@@ -6193,7 +6237,7 @@
     <w:p>
       <w:r>
         <w:rPr>
-          <w:rFonts w:ascii="Microsoft JhengHei" w:hAnsi="Microsoft JhengHei" w:eastAsia="微軟正黑體"/>
+          <w:rFonts w:eastAsia="微軟正黑體"/>
           <w:b w:val="0"/>
         </w:rPr>
         <w:t>因子別 edge：RSI -0.66 / 均線排列 -0.69 / 布林 -0.72（全負）；MACD、成交量、MA200 ≈ 0。</w:t>
@@ -6205,7 +6249,7 @@
       </w:pPr>
       <w:r>
         <w:rPr>
-          <w:rFonts w:ascii="Microsoft JhengHei" w:hAnsi="Microsoft JhengHei" w:eastAsia="微軟正黑體"/>
+          <w:rFonts w:eastAsia="微軟正黑體"/>
           <w:b w:val="0"/>
         </w:rPr>
         <w:t>Phase A — 誠實分軌（1–2 天）</w:t>
@@ -6217,10 +6261,40 @@
       </w:pPr>
       <w:r>
         <w:rPr>
-          <w:rFonts w:ascii="Microsoft JhengHei" w:hAnsi="Microsoft JhengHei" w:eastAsia="微軟正黑體"/>
+          <w:rFonts w:eastAsia="微軟正黑體"/>
           <w:b w:val="0"/>
         </w:rPr>
-        <w:t>A1. 開公開 API GET /api/strategy/today（來源=既有 momentum_signal.cached_strategy()，只回建議與績效摘要）。</w:t>
+        <w:t xml:space="preserve">A1. 開公開 API </w:t>
+      </w:r>
+      <w:r>
+        <w:rPr>
+          <w:rFonts w:ascii="Consolas" w:hAnsi="Consolas" w:eastAsia="微軟正黑體"/>
+          <w:color w:val="B03A2E"/>
+          <w:sz w:val="19"/>
+        </w:rPr>
+        <w:t>GET /api/strategy/today</w:t>
+      </w:r>
+      <w:r>
+        <w:rPr>
+          <w:rFonts w:eastAsia="微軟正黑體"/>
+          <w:b w:val="0"/>
+        </w:rPr>
+        <w:t xml:space="preserve">（來源=既有 </w:t>
+      </w:r>
+      <w:r>
+        <w:rPr>
+          <w:rFonts w:ascii="Consolas" w:hAnsi="Consolas" w:eastAsia="微軟正黑體"/>
+          <w:color w:val="B03A2E"/>
+          <w:sz w:val="19"/>
+        </w:rPr>
+        <w:t>momentum_signal.cached_strategy()</w:t>
+      </w:r>
+      <w:r>
+        <w:rPr>
+          <w:rFonts w:eastAsia="微軟正黑體"/>
+          <w:b w:val="0"/>
+        </w:rPr>
+        <w:t>，只回建議與績效摘要）。</w:t>
       </w:r>
     </w:p>
     <w:p>
@@ -6229,7 +6303,7 @@
       </w:pPr>
       <w:r>
         <w:rPr>
-          <w:rFonts w:ascii="Microsoft JhengHei" w:hAnsi="Microsoft JhengHei" w:eastAsia="微軟正黑體"/>
+          <w:rFonts w:eastAsia="微軟正黑體"/>
           <w:b w:val="0"/>
         </w:rPr>
         <w:t>A2. 前台 HeroSignal 加「正式策略」區塊（今日持幣建議/抱現金 + 回測績效標示）。</w:t>
@@ -6241,7 +6315,7 @@
       </w:pPr>
       <w:r>
         <w:rPr>
-          <w:rFonts w:ascii="Microsoft JhengHei" w:hAnsi="Microsoft JhengHei" w:eastAsia="微軟正黑體"/>
+          <w:rFonts w:eastAsia="微軟正黑體"/>
           <w:b w:val="0"/>
         </w:rPr>
         <w:t>A3. 6 因子分數改標「技術指標綜合分（教學用）」＋說明文案。</w:t>
@@ -6253,7 +6327,7 @@
       </w:pPr>
       <w:r>
         <w:rPr>
-          <w:rFonts w:ascii="Microsoft JhengHei" w:hAnsi="Microsoft JhengHei" w:eastAsia="微軟正黑體"/>
+          <w:rFonts w:eastAsia="微軟正黑體"/>
           <w:b w:val="0"/>
         </w:rPr>
         <w:t>A4. AI 機器人 context 加入策略建議，讓小Q口徑一致。</w:t>
@@ -6265,7 +6339,7 @@
       </w:pPr>
       <w:r>
         <w:rPr>
-          <w:rFonts w:ascii="Microsoft JhengHei" w:hAnsi="Microsoft JhengHei" w:eastAsia="微軟正黑體"/>
+          <w:rFonts w:eastAsia="微軟正黑體"/>
           <w:b w:val="0"/>
         </w:rPr>
         <w:t>Phase B — 因子手術（3–5 天）</w:t>
@@ -6274,16 +6348,31 @@
     <w:p>
       <w:r>
         <w:rPr>
-          <w:rFonts w:ascii="Microsoft JhengHei" w:hAnsi="Microsoft JhengHei" w:eastAsia="微軟正黑體"/>
+          <w:rFonts w:eastAsia="微軟正黑體"/>
           <w:b w:val="0"/>
         </w:rPr>
-        <w:t>工具：新增 src/factor_lab.py（擴充 signal_eval 的因子檢驗框架）。</w:t>
+        <w:t xml:space="preserve">工具：新增 </w:t>
+      </w:r>
+      <w:r>
+        <w:rPr>
+          <w:rFonts w:ascii="Consolas" w:hAnsi="Consolas" w:eastAsia="微軟正黑體"/>
+          <w:color w:val="B03A2E"/>
+          <w:sz w:val="19"/>
+        </w:rPr>
+        <w:t>src/factor_lab.py</w:t>
+      </w:r>
+      <w:r>
+        <w:rPr>
+          <w:rFonts w:eastAsia="微軟正黑體"/>
+          <w:b w:val="0"/>
+        </w:rPr>
+        <w:t>（擴充 signal_eval 的因子檢驗框架）。</w:t>
       </w:r>
     </w:p>
     <w:p>
       <w:r>
         <w:rPr>
-          <w:rFonts w:ascii="Microsoft JhengHei" w:hAnsi="Microsoft JhengHei" w:eastAsia="微軟正黑體"/>
+          <w:rFonts w:eastAsia="微軟正黑體"/>
           <w:b w:val="0"/>
         </w:rPr>
         <w:t>對照組：現有 6 因子完整報告存檔。</w:t>
@@ -6292,7 +6381,7 @@
     <w:p>
       <w:r>
         <w:rPr>
-          <w:rFonts w:ascii="Microsoft JhengHei" w:hAnsi="Microsoft JhengHei" w:eastAsia="微軟正黑體"/>
+          <w:rFonts w:eastAsia="微軟正黑體"/>
           <w:b w:val="0"/>
         </w:rPr>
         <w:t>實驗矩陣（每項輸出 edge、觸發數、分年穩定性；pooled 15 幣 + BTC/ETH 單獨）：</w:t>
@@ -6316,16 +6405,15 @@
           <w:p>
             <w:r>
               <w:rPr>
-                <w:rFonts w:ascii="Microsoft JhengHei" w:hAnsi="Microsoft JhengHei" w:eastAsia="微軟正黑體"/>
                 <w:b/>
-                <w:sz w:val="19"/>
-              </w:rPr>
-            </w:r>
-            <w:r>
-              <w:rPr>
-                <w:rFonts w:ascii="Microsoft JhengHei" w:hAnsi="Microsoft JhengHei" w:eastAsia="微軟正黑體"/>
+                <w:sz w:val="18"/>
+              </w:rPr>
+            </w:r>
+            <w:r>
+              <w:rPr>
+                <w:rFonts w:eastAsia="微軟正黑體"/>
                 <w:b/>
-                <w:sz w:val="19"/>
+                <w:sz w:val="18"/>
               </w:rPr>
               <w:t>實驗</w:t>
             </w:r>
@@ -6338,16 +6426,15 @@
           <w:p>
             <w:r>
               <w:rPr>
-                <w:rFonts w:ascii="Microsoft JhengHei" w:hAnsi="Microsoft JhengHei" w:eastAsia="微軟正黑體"/>
                 <w:b/>
-                <w:sz w:val="19"/>
-              </w:rPr>
-            </w:r>
-            <w:r>
-              <w:rPr>
-                <w:rFonts w:ascii="Microsoft JhengHei" w:hAnsi="Microsoft JhengHei" w:eastAsia="微軟正黑體"/>
+                <w:sz w:val="18"/>
+              </w:rPr>
+            </w:r>
+            <w:r>
+              <w:rPr>
+                <w:rFonts w:eastAsia="微軟正黑體"/>
                 <w:b/>
-                <w:sz w:val="19"/>
+                <w:sz w:val="18"/>
               </w:rPr>
               <w:t>內容</w:t>
             </w:r>
@@ -6362,15 +6449,14 @@
           <w:p>
             <w:r>
               <w:rPr>
-                <w:rFonts w:ascii="Microsoft JhengHei" w:hAnsi="Microsoft JhengHei" w:eastAsia="微軟正黑體"/>
-                <w:sz w:val="19"/>
-              </w:rPr>
-            </w:r>
-            <w:r>
-              <w:rPr>
-                <w:rFonts w:ascii="Microsoft JhengHei" w:hAnsi="Microsoft JhengHei" w:eastAsia="微軟正黑體"/>
-                <w:b w:val="0"/>
-                <w:sz w:val="19"/>
+                <w:sz w:val="18"/>
+              </w:rPr>
+            </w:r>
+            <w:r>
+              <w:rPr>
+                <w:rFonts w:eastAsia="微軟正黑體"/>
+                <w:b w:val="0"/>
+                <w:sz w:val="18"/>
               </w:rPr>
               <w:t>B2a</w:t>
             </w:r>
@@ -6383,15 +6469,14 @@
           <w:p>
             <w:r>
               <w:rPr>
-                <w:rFonts w:ascii="Microsoft JhengHei" w:hAnsi="Microsoft JhengHei" w:eastAsia="微軟正黑體"/>
-                <w:sz w:val="19"/>
-              </w:rPr>
-            </w:r>
-            <w:r>
-              <w:rPr>
-                <w:rFonts w:ascii="Microsoft JhengHei" w:hAnsi="Microsoft JhengHei" w:eastAsia="微軟正黑體"/>
-                <w:b w:val="0"/>
-                <w:sz w:val="19"/>
+                <w:sz w:val="18"/>
+              </w:rPr>
+            </w:r>
+            <w:r>
+              <w:rPr>
+                <w:rFonts w:eastAsia="微軟正黑體"/>
+                <w:b w:val="0"/>
+                <w:sz w:val="18"/>
               </w:rPr>
               <w:t>負因子「翻轉」：RSI 突破 50 向上加分（動量化）、布林上軌突破加分</w:t>
             </w:r>
@@ -6406,15 +6491,14 @@
           <w:p>
             <w:r>
               <w:rPr>
-                <w:rFonts w:ascii="Microsoft JhengHei" w:hAnsi="Microsoft JhengHei" w:eastAsia="微軟正黑體"/>
-                <w:sz w:val="19"/>
-              </w:rPr>
-            </w:r>
-            <w:r>
-              <w:rPr>
-                <w:rFonts w:ascii="Microsoft JhengHei" w:hAnsi="Microsoft JhengHei" w:eastAsia="微軟正黑體"/>
-                <w:b w:val="0"/>
-                <w:sz w:val="19"/>
+                <w:sz w:val="18"/>
+              </w:rPr>
+            </w:r>
+            <w:r>
+              <w:rPr>
+                <w:rFonts w:eastAsia="微軟正黑體"/>
+                <w:b w:val="0"/>
+                <w:sz w:val="18"/>
               </w:rPr>
               <w:t>B2b</w:t>
             </w:r>
@@ -6427,15 +6511,14 @@
           <w:p>
             <w:r>
               <w:rPr>
-                <w:rFonts w:ascii="Microsoft JhengHei" w:hAnsi="Microsoft JhengHei" w:eastAsia="微軟正黑體"/>
-                <w:sz w:val="19"/>
-              </w:rPr>
-            </w:r>
-            <w:r>
-              <w:rPr>
-                <w:rFonts w:ascii="Microsoft JhengHei" w:hAnsi="Microsoft JhengHei" w:eastAsia="微軟正黑體"/>
-                <w:b w:val="0"/>
-                <w:sz w:val="19"/>
+                <w:sz w:val="18"/>
+              </w:rPr>
+            </w:r>
+            <w:r>
+              <w:rPr>
+                <w:rFonts w:eastAsia="微軟正黑體"/>
+                <w:b w:val="0"/>
+                <w:sz w:val="18"/>
               </w:rPr>
               <w:t>負因子「刪除」</w:t>
             </w:r>
@@ -6450,15 +6533,14 @@
           <w:p>
             <w:r>
               <w:rPr>
-                <w:rFonts w:ascii="Microsoft JhengHei" w:hAnsi="Microsoft JhengHei" w:eastAsia="微軟正黑體"/>
-                <w:sz w:val="19"/>
-              </w:rPr>
-            </w:r>
-            <w:r>
-              <w:rPr>
-                <w:rFonts w:ascii="Microsoft JhengHei" w:hAnsi="Microsoft JhengHei" w:eastAsia="微軟正黑體"/>
-                <w:b w:val="0"/>
-                <w:sz w:val="19"/>
+                <w:sz w:val="18"/>
+              </w:rPr>
+            </w:r>
+            <w:r>
+              <w:rPr>
+                <w:rFonts w:eastAsia="微軟正黑體"/>
+                <w:b w:val="0"/>
+                <w:sz w:val="18"/>
               </w:rPr>
               <w:t>B2c</w:t>
             </w:r>
@@ -6471,15 +6553,14 @@
           <w:p>
             <w:r>
               <w:rPr>
-                <w:rFonts w:ascii="Microsoft JhengHei" w:hAnsi="Microsoft JhengHei" w:eastAsia="微軟正黑體"/>
-                <w:sz w:val="19"/>
-              </w:rPr>
-            </w:r>
-            <w:r>
-              <w:rPr>
-                <w:rFonts w:ascii="Microsoft JhengHei" w:hAnsi="Microsoft JhengHei" w:eastAsia="微軟正黑體"/>
-                <w:b w:val="0"/>
-                <w:sz w:val="19"/>
+                <w:sz w:val="18"/>
+              </w:rPr>
+            </w:r>
+            <w:r>
+              <w:rPr>
+                <w:rFonts w:eastAsia="微軟正黑體"/>
+                <w:b w:val="0"/>
+                <w:sz w:val="18"/>
               </w:rPr>
               <w:t>負因子「條件化」：僅 regime 多頭時計分</w:t>
             </w:r>
@@ -6494,15 +6575,14 @@
           <w:p>
             <w:r>
               <w:rPr>
-                <w:rFonts w:ascii="Microsoft JhengHei" w:hAnsi="Microsoft JhengHei" w:eastAsia="微軟正黑體"/>
-                <w:sz w:val="19"/>
-              </w:rPr>
-            </w:r>
-            <w:r>
-              <w:rPr>
-                <w:rFonts w:ascii="Microsoft JhengHei" w:hAnsi="Microsoft JhengHei" w:eastAsia="微軟正黑體"/>
-                <w:b w:val="0"/>
-                <w:sz w:val="19"/>
+                <w:sz w:val="18"/>
+              </w:rPr>
+            </w:r>
+            <w:r>
+              <w:rPr>
+                <w:rFonts w:eastAsia="微軟正黑體"/>
+                <w:b w:val="0"/>
+                <w:sz w:val="18"/>
               </w:rPr>
               <w:t>B3</w:t>
             </w:r>
@@ -6515,15 +6595,14 @@
           <w:p>
             <w:r>
               <w:rPr>
-                <w:rFonts w:ascii="Microsoft JhengHei" w:hAnsi="Microsoft JhengHei" w:eastAsia="微軟正黑體"/>
-                <w:sz w:val="19"/>
-              </w:rPr>
-            </w:r>
-            <w:r>
-              <w:rPr>
-                <w:rFonts w:ascii="Microsoft JhengHei" w:hAnsi="Microsoft JhengHei" w:eastAsia="微軟正黑體"/>
-                <w:b w:val="0"/>
-                <w:sz w:val="19"/>
+                <w:sz w:val="18"/>
+              </w:rPr>
+            </w:r>
+            <w:r>
+              <w:rPr>
+                <w:rFonts w:eastAsia="微軟正黑體"/>
+                <w:b w:val="0"/>
+                <w:sz w:val="18"/>
               </w:rPr>
               <w:t>新因子：30/90 日跨幣動量排名、距 52 週高點 %、BB 寬度百分位（波動收縮）、恐懼貪婪極端值、新聞情緒日分數</w:t>
             </w:r>
@@ -6535,10 +6614,25 @@
     <w:p>
       <w:r>
         <w:rPr>
-          <w:rFonts w:ascii="Microsoft JhengHei" w:hAnsi="Microsoft JhengHei" w:eastAsia="微軟正黑體"/>
+          <w:rFonts w:eastAsia="微軟正黑體"/>
           <w:b w:val="0"/>
         </w:rPr>
-        <w:t>產出：因子清單 v2（僅保留 edge ≥ 0 且分年不翻車者）+ reports/factor_report.md。</w:t>
+        <w:t xml:space="preserve">產出：因子清單 v2（僅保留 edge ≥ 0 且分年不翻車者）+ </w:t>
+      </w:r>
+      <w:r>
+        <w:rPr>
+          <w:rFonts w:ascii="Consolas" w:hAnsi="Consolas" w:eastAsia="微軟正黑體"/>
+          <w:color w:val="B03A2E"/>
+          <w:sz w:val="19"/>
+        </w:rPr>
+        <w:t>reports/factor_report.md</w:t>
+      </w:r>
+      <w:r>
+        <w:rPr>
+          <w:rFonts w:eastAsia="微軟正黑體"/>
+          <w:b w:val="0"/>
+        </w:rPr>
+        <w:t>。</w:t>
       </w:r>
     </w:p>
     <w:p>
@@ -6547,7 +6641,7 @@
       </w:pPr>
       <w:r>
         <w:rPr>
-          <w:rFonts w:ascii="Microsoft JhengHei" w:hAnsi="Microsoft JhengHei" w:eastAsia="微軟正黑體"/>
+          <w:rFonts w:eastAsia="微軟正黑體"/>
           <w:b w:val="0"/>
         </w:rPr>
         <w:t>Phase C — Regime 開關（與 B 並行）</w:t>
@@ -6556,7 +6650,7 @@
     <w:p>
       <w:r>
         <w:rPr>
-          <w:rFonts w:ascii="Microsoft JhengHei" w:hAnsi="Microsoft JhengHei" w:eastAsia="微軟正黑體"/>
+          <w:rFonts w:eastAsia="微軟正黑體"/>
           <w:b w:val="0"/>
         </w:rPr>
         <w:t>BTC 收盤 &gt; MA100 才允許 BULL 訊號（對照 MA200、ADX&gt;25 取樣本外最穩者）；空頭天氣最高只給中立。</w:t>
@@ -6568,7 +6662,7 @@
       </w:pPr>
       <w:r>
         <w:rPr>
-          <w:rFonts w:ascii="Microsoft JhengHei" w:hAnsi="Microsoft JhengHei" w:eastAsia="微軟正黑體"/>
+          <w:rFonts w:eastAsia="微軟正黑體"/>
           <w:b w:val="0"/>
         </w:rPr>
         <w:t>Phase D — Walk-forward 校準（3–5 天）</w:t>
@@ -6580,21 +6674,21 @@
       </w:pPr>
       <w:r>
         <w:rPr>
-          <w:rFonts w:ascii="Microsoft JhengHei" w:hAnsi="Microsoft JhengHei" w:eastAsia="微軟正黑體"/>
+          <w:rFonts w:eastAsia="微軟正黑體"/>
           <w:b w:val="0"/>
         </w:rPr>
         <w:t>切分：訓練 2021-07~2024-06 → 驗證 2024-07~2025-06 → 測試 2025-07~今（</w:t>
       </w:r>
       <w:r>
         <w:rPr>
-          <w:rFonts w:ascii="Microsoft JhengHei" w:hAnsi="Microsoft JhengHei" w:eastAsia="微軟正黑體"/>
+          <w:rFonts w:eastAsia="微軟正黑體"/>
           <w:b/>
         </w:rPr>
         <w:t>凍結，只看一次</w:t>
       </w:r>
       <w:r>
         <w:rPr>
-          <w:rFonts w:ascii="Microsoft JhengHei" w:hAnsi="Microsoft JhengHei" w:eastAsia="微軟正黑體"/>
+          <w:rFonts w:eastAsia="微軟正黑體"/>
           <w:b w:val="0"/>
         </w:rPr>
         <w:t>）。</w:t>
@@ -6606,7 +6700,7 @@
       </w:pPr>
       <w:r>
         <w:rPr>
-          <w:rFonts w:ascii="Microsoft JhengHei" w:hAnsi="Microsoft JhengHei" w:eastAsia="微軟正黑體"/>
+          <w:rFonts w:eastAsia="微軟正黑體"/>
           <w:b w:val="0"/>
         </w:rPr>
         <w:t>參數空間刻意小：權重 {0, 0.5, 1, 1.5, 2}、門檻 {60,65,70}×{30,35,40}。</w:t>
@@ -6618,7 +6712,7 @@
       </w:pPr>
       <w:r>
         <w:rPr>
-          <w:rFonts w:ascii="Microsoft JhengHei" w:hAnsi="Microsoft JhengHei" w:eastAsia="微軟正黑體"/>
+          <w:rFonts w:eastAsia="微軟正黑體"/>
           <w:b w:val="0"/>
         </w:rPr>
         <w:t>流程：訓練窗選前 3 組 → 驗證窗擇一 → 測試窗報告成績即定案。</w:t>
@@ -6630,10 +6724,18 @@
       </w:pPr>
       <w:r>
         <w:rPr>
-          <w:rFonts w:ascii="Microsoft JhengHei" w:hAnsi="Microsoft JhengHei" w:eastAsia="微軟正黑體"/>
+          <w:rFonts w:ascii="Consolas" w:hAnsi="Consolas" w:eastAsia="微軟正黑體"/>
+          <w:color w:val="B03A2E"/>
+          <w:sz w:val="19"/>
+        </w:rPr>
+        <w:t>src/backtest.py</w:t>
+      </w:r>
+      <w:r>
+        <w:rPr>
+          <w:rFonts w:eastAsia="微軟正黑體"/>
           <w:b w:val="0"/>
         </w:rPr>
-        <w:t>src/backtest.py 含成本重跑 vs buy&amp;hold。</w:t>
+        <w:t xml:space="preserve"> 含成本重跑 vs buy&amp;hold。</w:t>
       </w:r>
     </w:p>
     <w:p>
@@ -6642,7 +6744,7 @@
       </w:pPr>
       <w:r>
         <w:rPr>
-          <w:rFonts w:ascii="Microsoft JhengHei" w:hAnsi="Microsoft JhengHei" w:eastAsia="微軟正黑體"/>
+          <w:rFonts w:eastAsia="微軟正黑體"/>
           <w:b w:val="0"/>
         </w:rPr>
         <w:t>Phase E —（選配）1h 時線確認（2 天）</w:t>
@@ -6651,7 +6753,7 @@
     <w:p>
       <w:r>
         <w:rPr>
-          <w:rFonts w:ascii="Microsoft JhengHei" w:hAnsi="Microsoft JhengHei" w:eastAsia="微軟正黑體"/>
+          <w:rFonts w:eastAsia="微軟正黑體"/>
           <w:b w:val="0"/>
         </w:rPr>
         <w:t>日線訊號成立後需 1h 動能同向（1h MACD hist&gt;0 或站上 1h MA20）才升級「行動訊號」；用 BTC/ETH 驗證假訊號率是否下降。</w:t>
@@ -6663,7 +6765,7 @@
       </w:pPr>
       <w:r>
         <w:rPr>
-          <w:rFonts w:ascii="Microsoft JhengHei" w:hAnsi="Microsoft JhengHei" w:eastAsia="微軟正黑體"/>
+          <w:rFonts w:eastAsia="微軟正黑體"/>
           <w:b w:val="0"/>
         </w:rPr>
         <w:t>時程</w:t>
@@ -6687,16 +6789,15 @@
           <w:p>
             <w:r>
               <w:rPr>
-                <w:rFonts w:ascii="Microsoft JhengHei" w:hAnsi="Microsoft JhengHei" w:eastAsia="微軟正黑體"/>
                 <w:b/>
-                <w:sz w:val="19"/>
-              </w:rPr>
-            </w:r>
-            <w:r>
-              <w:rPr>
-                <w:rFonts w:ascii="Microsoft JhengHei" w:hAnsi="Microsoft JhengHei" w:eastAsia="微軟正黑體"/>
+                <w:sz w:val="18"/>
+              </w:rPr>
+            </w:r>
+            <w:r>
+              <w:rPr>
+                <w:rFonts w:eastAsia="微軟正黑體"/>
                 <w:b/>
-                <w:sz w:val="19"/>
+                <w:sz w:val="18"/>
               </w:rPr>
               <w:t>週</w:t>
             </w:r>
@@ -6709,16 +6810,15 @@
           <w:p>
             <w:r>
               <w:rPr>
-                <w:rFonts w:ascii="Microsoft JhengHei" w:hAnsi="Microsoft JhengHei" w:eastAsia="微軟正黑體"/>
                 <w:b/>
-                <w:sz w:val="19"/>
-              </w:rPr>
-            </w:r>
-            <w:r>
-              <w:rPr>
-                <w:rFonts w:ascii="Microsoft JhengHei" w:hAnsi="Microsoft JhengHei" w:eastAsia="微軟正黑體"/>
+                <w:sz w:val="18"/>
+              </w:rPr>
+            </w:r>
+            <w:r>
+              <w:rPr>
+                <w:rFonts w:eastAsia="微軟正黑體"/>
                 <w:b/>
-                <w:sz w:val="19"/>
+                <w:sz w:val="18"/>
               </w:rPr>
               <w:t>內容</w:t>
             </w:r>
@@ -6733,15 +6833,14 @@
           <w:p>
             <w:r>
               <w:rPr>
-                <w:rFonts w:ascii="Microsoft JhengHei" w:hAnsi="Microsoft JhengHei" w:eastAsia="微軟正黑體"/>
-                <w:sz w:val="19"/>
-              </w:rPr>
-            </w:r>
-            <w:r>
-              <w:rPr>
-                <w:rFonts w:ascii="Microsoft JhengHei" w:hAnsi="Microsoft JhengHei" w:eastAsia="微軟正黑體"/>
-                <w:b w:val="0"/>
-                <w:sz w:val="19"/>
+                <w:sz w:val="18"/>
+              </w:rPr>
+            </w:r>
+            <w:r>
+              <w:rPr>
+                <w:rFonts w:eastAsia="微軟正黑體"/>
+                <w:b w:val="0"/>
+                <w:sz w:val="18"/>
               </w:rPr>
               <w:t>1</w:t>
             </w:r>
@@ -6754,15 +6853,14 @@
           <w:p>
             <w:r>
               <w:rPr>
-                <w:rFonts w:ascii="Microsoft JhengHei" w:hAnsi="Microsoft JhengHei" w:eastAsia="微軟正黑體"/>
-                <w:sz w:val="19"/>
-              </w:rPr>
-            </w:r>
-            <w:r>
-              <w:rPr>
-                <w:rFonts w:ascii="Microsoft JhengHei" w:hAnsi="Microsoft JhengHei" w:eastAsia="微軟正黑體"/>
-                <w:b w:val="0"/>
-                <w:sz w:val="19"/>
+                <w:sz w:val="18"/>
+              </w:rPr>
+            </w:r>
+            <w:r>
+              <w:rPr>
+                <w:rFonts w:eastAsia="微軟正黑體"/>
+                <w:b w:val="0"/>
+                <w:sz w:val="18"/>
               </w:rPr>
               <w:t>Phase A 上線 + Phase B 實驗跑批</w:t>
             </w:r>
@@ -6777,15 +6875,14 @@
           <w:p>
             <w:r>
               <w:rPr>
-                <w:rFonts w:ascii="Microsoft JhengHei" w:hAnsi="Microsoft JhengHei" w:eastAsia="微軟正黑體"/>
-                <w:sz w:val="19"/>
-              </w:rPr>
-            </w:r>
-            <w:r>
-              <w:rPr>
-                <w:rFonts w:ascii="Microsoft JhengHei" w:hAnsi="Microsoft JhengHei" w:eastAsia="微軟正黑體"/>
-                <w:b w:val="0"/>
-                <w:sz w:val="19"/>
+                <w:sz w:val="18"/>
+              </w:rPr>
+            </w:r>
+            <w:r>
+              <w:rPr>
+                <w:rFonts w:eastAsia="微軟正黑體"/>
+                <w:b w:val="0"/>
+                <w:sz w:val="18"/>
               </w:rPr>
               <w:t>2</w:t>
             </w:r>
@@ -6798,15 +6895,14 @@
           <w:p>
             <w:r>
               <w:rPr>
-                <w:rFonts w:ascii="Microsoft JhengHei" w:hAnsi="Microsoft JhengHei" w:eastAsia="微軟正黑體"/>
-                <w:sz w:val="19"/>
-              </w:rPr>
-            </w:r>
-            <w:r>
-              <w:rPr>
-                <w:rFonts w:ascii="Microsoft JhengHei" w:hAnsi="Microsoft JhengHei" w:eastAsia="微軟正黑體"/>
-                <w:b w:val="0"/>
-                <w:sz w:val="19"/>
+                <w:sz w:val="18"/>
+              </w:rPr>
+            </w:r>
+            <w:r>
+              <w:rPr>
+                <w:rFonts w:eastAsia="微軟正黑體"/>
+                <w:b w:val="0"/>
+                <w:sz w:val="18"/>
               </w:rPr>
               <w:t>因子清單 v2 + Phase C</w:t>
             </w:r>
@@ -6821,15 +6917,14 @@
           <w:p>
             <w:r>
               <w:rPr>
-                <w:rFonts w:ascii="Microsoft JhengHei" w:hAnsi="Microsoft JhengHei" w:eastAsia="微軟正黑體"/>
-                <w:sz w:val="19"/>
-              </w:rPr>
-            </w:r>
-            <w:r>
-              <w:rPr>
-                <w:rFonts w:ascii="Microsoft JhengHei" w:hAnsi="Microsoft JhengHei" w:eastAsia="微軟正黑體"/>
-                <w:b w:val="0"/>
-                <w:sz w:val="19"/>
+                <w:sz w:val="18"/>
+              </w:rPr>
+            </w:r>
+            <w:r>
+              <w:rPr>
+                <w:rFonts w:eastAsia="微軟正黑體"/>
+                <w:b w:val="0"/>
+                <w:sz w:val="18"/>
               </w:rPr>
               <w:t>3</w:t>
             </w:r>
@@ -6842,15 +6937,14 @@
           <w:p>
             <w:r>
               <w:rPr>
-                <w:rFonts w:ascii="Microsoft JhengHei" w:hAnsi="Microsoft JhengHei" w:eastAsia="微軟正黑體"/>
-                <w:sz w:val="19"/>
-              </w:rPr>
-            </w:r>
-            <w:r>
-              <w:rPr>
-                <w:rFonts w:ascii="Microsoft JhengHei" w:hAnsi="Microsoft JhengHei" w:eastAsia="微軟正黑體"/>
-                <w:b w:val="0"/>
-                <w:sz w:val="19"/>
+                <w:sz w:val="18"/>
+              </w:rPr>
+            </w:r>
+            <w:r>
+              <w:rPr>
+                <w:rFonts w:eastAsia="微軟正黑體"/>
+                <w:b w:val="0"/>
+                <w:sz w:val="18"/>
               </w:rPr>
               <w:t>Phase D 校準凍結測試 + 上線切換 + 成績單改版</w:t>
             </w:r>
@@ -6865,7 +6959,7 @@
       </w:pPr>
       <w:r>
         <w:rPr>
-          <w:rFonts w:ascii="Microsoft JhengHei" w:hAnsi="Microsoft JhengHei" w:eastAsia="微軟正黑體"/>
+          <w:rFonts w:eastAsia="微軟正黑體"/>
           <w:b w:val="0"/>
         </w:rPr>
         <w:t>風險對策</w:t>
@@ -6874,7 +6968,7 @@
     <w:p>
       <w:r>
         <w:rPr>
-          <w:rFonts w:ascii="Microsoft JhengHei" w:hAnsi="Microsoft JhengHei" w:eastAsia="微軟正黑體"/>
+          <w:rFonts w:eastAsia="微軟正黑體"/>
           <w:b w:val="0"/>
         </w:rPr>
         <w:t>過擬合（小參數空間+三段切分+測試只看一次）；市場改變（成績單每週重算，劣化亮紅燈）；</w:t>
@@ -6883,7 +6977,7 @@
     <w:p>
       <w:r>
         <w:rPr>
-          <w:rFonts w:ascii="Microsoft JhengHei" w:hAnsi="Microsoft JhengHei" w:eastAsia="微軟正黑體"/>
+          <w:rFonts w:eastAsia="微軟正黑體"/>
           <w:b w:val="0"/>
         </w:rPr>
         <w:t>樣本不足（pooled+單幣雙軌）；誠實聲明（前台標示回測性質）。</w:t>
@@ -6900,8 +6994,8 @@
       </w:pPr>
       <w:r>
         <w:rPr>
-          <w:rFonts w:ascii="Microsoft JhengHei" w:hAnsi="Microsoft JhengHei" w:eastAsia="微軟正黑體"/>
-          <w:b/>
+          <w:rFonts w:eastAsia="微軟正黑體"/>
+          <w:b w:val="0"/>
         </w:rPr>
         <w:t>ML 訊號研究計畫</w:t>
       </w:r>
@@ -6912,10 +7006,14 @@
       </w:pPr>
       <w:r>
         <w:rPr>
-          <w:rFonts w:ascii="Microsoft JhengHei" w:hAnsi="Microsoft JhengHei" w:eastAsia="微軟正黑體"/>
+          <w:color w:val="888888"/>
+        </w:rPr>
+        <w:t xml:space="preserve">▍ </w:t>
+      </w:r>
+      <w:r>
+        <w:rPr>
+          <w:rFonts w:eastAsia="微軟正黑體"/>
           <w:b w:val="0"/>
-          <w:i/>
-          <w:color w:val="445566"/>
         </w:rPr>
         <w:t>版本：v2（2026-07-02 改寫為白話版）</w:t>
       </w:r>
@@ -6926,19 +7024,21 @@
       </w:pPr>
       <w:r>
         <w:rPr>
-          <w:rFonts w:ascii="Microsoft JhengHei" w:hAnsi="Microsoft JhengHei" w:eastAsia="微軟正黑體"/>
+          <w:color w:val="888888"/>
+        </w:rPr>
+        <w:t xml:space="preserve">▍ </w:t>
+      </w:r>
+      <w:r>
+        <w:rPr>
+          <w:rFonts w:eastAsia="微軟正黑體"/>
           <w:b w:val="0"/>
-          <w:i/>
-          <w:color w:val="445566"/>
         </w:rPr>
         <w:t>狀態：</w:t>
       </w:r>
       <w:r>
         <w:rPr>
-          <w:rFonts w:ascii="Microsoft JhengHei" w:hAnsi="Microsoft JhengHei" w:eastAsia="微軟正黑體"/>
+          <w:rFonts w:eastAsia="微軟正黑體"/>
           <w:b/>
-          <w:i/>
-          <w:color w:val="445566"/>
         </w:rPr>
         <w:t>給你評估「值不值得做」用；要等規則式計畫完成才會啟動</w:t>
       </w:r>
@@ -6949,12 +7049,24 @@
       </w:pPr>
       <w:r>
         <w:rPr>
-          <w:rFonts w:ascii="Microsoft JhengHei" w:hAnsi="Microsoft JhengHei" w:eastAsia="微軟正黑體"/>
+          <w:color w:val="888888"/>
+        </w:rPr>
+        <w:t xml:space="preserve">▍ </w:t>
+      </w:r>
+      <w:r>
+        <w:rPr>
+          <w:rFonts w:eastAsia="微軟正黑體"/>
           <w:b w:val="0"/>
-          <w:i/>
-          <w:color w:val="445566"/>
         </w:rPr>
         <w:t>一句話：讓機器自己從歷史資料學「什麼組合之下容易漲」，取代人手寫死的規則——但要用很嚴格的考試制度防止它「背答案」。</w:t>
+      </w:r>
+    </w:p>
+    <w:p>
+      <w:r>
+        <w:rPr>
+          <w:color w:val="CCCCCC"/>
+        </w:rPr>
+        <w:t>──────────────────────────────</w:t>
       </w:r>
     </w:p>
     <w:p>
@@ -6963,8 +7075,8 @@
       </w:pPr>
       <w:r>
         <w:rPr>
-          <w:rFonts w:ascii="Microsoft JhengHei" w:hAnsi="Microsoft JhengHei" w:eastAsia="微軟正黑體"/>
-          <w:b/>
+          <w:rFonts w:eastAsia="微軟正黑體"/>
+          <w:b w:val="0"/>
         </w:rPr>
         <w:t>第一部分：白話版（5 分鐘看懂）</w:t>
       </w:r>
@@ -6975,7 +7087,7 @@
       </w:pPr>
       <w:r>
         <w:rPr>
-          <w:rFonts w:ascii="Microsoft JhengHei" w:hAnsi="Microsoft JhengHei" w:eastAsia="微軟正黑體"/>
+          <w:rFonts w:eastAsia="微軟正黑體"/>
           <w:b w:val="0"/>
         </w:rPr>
         <w:t>ML 和現在的規則式差在哪？</w:t>
@@ -7000,9 +7112,8 @@
           <w:p>
             <w:r>
               <w:rPr>
-                <w:rFonts w:ascii="Microsoft JhengHei" w:hAnsi="Microsoft JhengHei" w:eastAsia="微軟正黑體"/>
                 <w:b/>
-                <w:sz w:val="19"/>
+                <w:sz w:val="18"/>
               </w:rPr>
             </w:r>
           </w:p>
@@ -7014,16 +7125,15 @@
           <w:p>
             <w:r>
               <w:rPr>
-                <w:rFonts w:ascii="Microsoft JhengHei" w:hAnsi="Microsoft JhengHei" w:eastAsia="微軟正黑體"/>
                 <w:b/>
-                <w:sz w:val="19"/>
-              </w:rPr>
-            </w:r>
-            <w:r>
-              <w:rPr>
-                <w:rFonts w:ascii="Microsoft JhengHei" w:hAnsi="Microsoft JhengHei" w:eastAsia="微軟正黑體"/>
+                <w:sz w:val="18"/>
+              </w:rPr>
+            </w:r>
+            <w:r>
+              <w:rPr>
+                <w:rFonts w:eastAsia="微軟正黑體"/>
                 <w:b/>
-                <w:sz w:val="19"/>
+                <w:sz w:val="18"/>
               </w:rPr>
               <w:t>規則式（現在）</w:t>
             </w:r>
@@ -7036,16 +7146,15 @@
           <w:p>
             <w:r>
               <w:rPr>
-                <w:rFonts w:ascii="Microsoft JhengHei" w:hAnsi="Microsoft JhengHei" w:eastAsia="微軟正黑體"/>
                 <w:b/>
-                <w:sz w:val="19"/>
-              </w:rPr>
-            </w:r>
-            <w:r>
-              <w:rPr>
-                <w:rFonts w:ascii="Microsoft JhengHei" w:hAnsi="Microsoft JhengHei" w:eastAsia="微軟正黑體"/>
+                <w:sz w:val="18"/>
+              </w:rPr>
+            </w:r>
+            <w:r>
+              <w:rPr>
+                <w:rFonts w:eastAsia="微軟正黑體"/>
                 <w:b/>
-                <w:sz w:val="19"/>
+                <w:sz w:val="18"/>
               </w:rPr>
               <w:t>ML（這份計畫）</w:t>
             </w:r>
@@ -7060,15 +7169,14 @@
           <w:p>
             <w:r>
               <w:rPr>
-                <w:rFonts w:ascii="Microsoft JhengHei" w:hAnsi="Microsoft JhengHei" w:eastAsia="微軟正黑體"/>
-                <w:sz w:val="19"/>
-              </w:rPr>
-            </w:r>
-            <w:r>
-              <w:rPr>
-                <w:rFonts w:ascii="Microsoft JhengHei" w:hAnsi="Microsoft JhengHei" w:eastAsia="微軟正黑體"/>
-                <w:b w:val="0"/>
-                <w:sz w:val="19"/>
+                <w:sz w:val="18"/>
+              </w:rPr>
+            </w:r>
+            <w:r>
+              <w:rPr>
+                <w:rFonts w:eastAsia="微軟正黑體"/>
+                <w:b w:val="0"/>
+                <w:sz w:val="18"/>
               </w:rPr>
               <w:t>邏輯來源</w:t>
             </w:r>
@@ -7081,15 +7189,14 @@
           <w:p>
             <w:r>
               <w:rPr>
-                <w:rFonts w:ascii="Microsoft JhengHei" w:hAnsi="Microsoft JhengHei" w:eastAsia="微軟正黑體"/>
-                <w:sz w:val="19"/>
-              </w:rPr>
-            </w:r>
-            <w:r>
-              <w:rPr>
-                <w:rFonts w:ascii="Microsoft JhengHei" w:hAnsi="Microsoft JhengHei" w:eastAsia="微軟正黑體"/>
-                <w:b w:val="0"/>
-                <w:sz w:val="19"/>
+                <w:sz w:val="18"/>
+              </w:rPr>
+            </w:r>
+            <w:r>
+              <w:rPr>
+                <w:rFonts w:eastAsia="微軟正黑體"/>
+                <w:b w:val="0"/>
+                <w:sz w:val="18"/>
               </w:rPr>
               <w:t>人寫死：「RSI&lt;30 就加 20 分」</w:t>
             </w:r>
@@ -7102,15 +7209,14 @@
           <w:p>
             <w:r>
               <w:rPr>
-                <w:rFonts w:ascii="Microsoft JhengHei" w:hAnsi="Microsoft JhengHei" w:eastAsia="微軟正黑體"/>
-                <w:sz w:val="19"/>
-              </w:rPr>
-            </w:r>
-            <w:r>
-              <w:rPr>
-                <w:rFonts w:ascii="Microsoft JhengHei" w:hAnsi="Microsoft JhengHei" w:eastAsia="微軟正黑體"/>
-                <w:b w:val="0"/>
-                <w:sz w:val="19"/>
+                <w:sz w:val="18"/>
+              </w:rPr>
+            </w:r>
+            <w:r>
+              <w:rPr>
+                <w:rFonts w:eastAsia="微軟正黑體"/>
+                <w:b w:val="0"/>
+                <w:sz w:val="18"/>
               </w:rPr>
               <w:t>機器從 5 年資料自己學</w:t>
             </w:r>
@@ -7125,15 +7231,14 @@
           <w:p>
             <w:r>
               <w:rPr>
-                <w:rFonts w:ascii="Microsoft JhengHei" w:hAnsi="Microsoft JhengHei" w:eastAsia="微軟正黑體"/>
-                <w:sz w:val="19"/>
-              </w:rPr>
-            </w:r>
-            <w:r>
-              <w:rPr>
-                <w:rFonts w:ascii="Microsoft JhengHei" w:hAnsi="Microsoft JhengHei" w:eastAsia="微軟正黑體"/>
-                <w:b w:val="0"/>
-                <w:sz w:val="19"/>
+                <w:sz w:val="18"/>
+              </w:rPr>
+            </w:r>
+            <w:r>
+              <w:rPr>
+                <w:rFonts w:eastAsia="微軟正黑體"/>
+                <w:b w:val="0"/>
+                <w:sz w:val="18"/>
               </w:rPr>
               <w:t>能學到的</w:t>
             </w:r>
@@ -7146,15 +7251,14 @@
           <w:p>
             <w:r>
               <w:rPr>
-                <w:rFonts w:ascii="Microsoft JhengHei" w:hAnsi="Microsoft JhengHei" w:eastAsia="微軟正黑體"/>
-                <w:sz w:val="19"/>
-              </w:rPr>
-            </w:r>
-            <w:r>
-              <w:rPr>
-                <w:rFonts w:ascii="Microsoft JhengHei" w:hAnsi="Microsoft JhengHei" w:eastAsia="微軟正黑體"/>
-                <w:b w:val="0"/>
-                <w:sz w:val="19"/>
+                <w:sz w:val="18"/>
+              </w:rPr>
+            </w:r>
+            <w:r>
+              <w:rPr>
+                <w:rFonts w:eastAsia="微軟正黑體"/>
+                <w:b w:val="0"/>
+                <w:sz w:val="18"/>
               </w:rPr>
               <w:t>單一條件</w:t>
             </w:r>
@@ -7167,23 +7271,22 @@
           <w:p>
             <w:r>
               <w:rPr>
-                <w:rFonts w:ascii="Microsoft JhengHei" w:hAnsi="Microsoft JhengHei" w:eastAsia="微軟正黑體"/>
-                <w:sz w:val="19"/>
-              </w:rPr>
-            </w:r>
-            <w:r>
-              <w:rPr>
-                <w:rFonts w:ascii="Microsoft JhengHei" w:hAnsi="Microsoft JhengHei" w:eastAsia="微軟正黑體"/>
+                <w:sz w:val="18"/>
+              </w:rPr>
+            </w:r>
+            <w:r>
+              <w:rPr>
+                <w:rFonts w:eastAsia="微軟正黑體"/>
                 <w:b/>
-                <w:sz w:val="19"/>
+                <w:sz w:val="18"/>
               </w:rPr>
               <w:t>條件組合</w:t>
             </w:r>
             <w:r>
               <w:rPr>
-                <w:rFonts w:ascii="Microsoft JhengHei" w:hAnsi="Microsoft JhengHei" w:eastAsia="微軟正黑體"/>
-                <w:b w:val="0"/>
-                <w:sz w:val="19"/>
+                <w:rFonts w:eastAsia="微軟正黑體"/>
+                <w:b w:val="0"/>
+                <w:sz w:val="18"/>
               </w:rPr>
               <w:t>：「RSI 低＋大盤多頭＋波動收縮」同時成立才有意義</w:t>
             </w:r>
@@ -7198,15 +7301,14 @@
           <w:p>
             <w:r>
               <w:rPr>
-                <w:rFonts w:ascii="Microsoft JhengHei" w:hAnsi="Microsoft JhengHei" w:eastAsia="微軟正黑體"/>
-                <w:sz w:val="19"/>
-              </w:rPr>
-            </w:r>
-            <w:r>
-              <w:rPr>
-                <w:rFonts w:ascii="Microsoft JhengHei" w:hAnsi="Microsoft JhengHei" w:eastAsia="微軟正黑體"/>
-                <w:b w:val="0"/>
-                <w:sz w:val="19"/>
+                <w:sz w:val="18"/>
+              </w:rPr>
+            </w:r>
+            <w:r>
+              <w:rPr>
+                <w:rFonts w:eastAsia="微軟正黑體"/>
+                <w:b w:val="0"/>
+                <w:sz w:val="18"/>
               </w:rPr>
               <w:t>像什麼</w:t>
             </w:r>
@@ -7219,15 +7321,14 @@
           <w:p>
             <w:r>
               <w:rPr>
-                <w:rFonts w:ascii="Microsoft JhengHei" w:hAnsi="Microsoft JhengHei" w:eastAsia="微軟正黑體"/>
-                <w:sz w:val="19"/>
-              </w:rPr>
-            </w:r>
-            <w:r>
-              <w:rPr>
-                <w:rFonts w:ascii="Microsoft JhengHei" w:hAnsi="Microsoft JhengHei" w:eastAsia="微軟正黑體"/>
-                <w:b w:val="0"/>
-                <w:sz w:val="19"/>
+                <w:sz w:val="18"/>
+              </w:rPr>
+            </w:r>
+            <w:r>
+              <w:rPr>
+                <w:rFonts w:eastAsia="微軟正黑體"/>
+                <w:b w:val="0"/>
+                <w:sz w:val="18"/>
               </w:rPr>
               <w:t>查表</w:t>
             </w:r>
@@ -7240,15 +7341,14 @@
           <w:p>
             <w:r>
               <w:rPr>
-                <w:rFonts w:ascii="Microsoft JhengHei" w:hAnsi="Microsoft JhengHei" w:eastAsia="微軟正黑體"/>
-                <w:sz w:val="19"/>
-              </w:rPr>
-            </w:r>
-            <w:r>
-              <w:rPr>
-                <w:rFonts w:ascii="Microsoft JhengHei" w:hAnsi="Microsoft JhengHei" w:eastAsia="微軟正黑體"/>
-                <w:b w:val="0"/>
-                <w:sz w:val="19"/>
+                <w:sz w:val="18"/>
+              </w:rPr>
+            </w:r>
+            <w:r>
+              <w:rPr>
+                <w:rFonts w:eastAsia="微軟正黑體"/>
+                <w:b w:val="0"/>
+                <w:sz w:val="18"/>
               </w:rPr>
               <w:t>有經驗的老手看盤的「直覺」，但可以拆開解釋</w:t>
             </w:r>
@@ -7263,87 +7363,99 @@
       </w:pPr>
       <w:r>
         <w:rPr>
-          <w:rFonts w:ascii="Microsoft JhengHei" w:hAnsi="Microsoft JhengHei" w:eastAsia="微軟正黑體"/>
+          <w:rFonts w:eastAsia="微軟正黑體"/>
           <w:b w:val="0"/>
         </w:rPr>
         <w:t>為什麼我說「值得做」？</w:t>
       </w:r>
     </w:p>
     <w:p>
-      <w:pPr>
-        <w:pStyle w:val="ListNumber"/>
-        <w:numPr>
-          <w:ilvl w:val="0"/>
-          <w:numId w:val="11"/>
-        </w:numPr>
-      </w:pPr>
-      <w:r>
-        <w:rPr>
-          <w:rFonts w:ascii="Microsoft JhengHei" w:hAnsi="Microsoft JhengHei" w:eastAsia="微軟正黑體"/>
+      <w:r>
+        <w:rPr>
+          <w:rFonts w:eastAsia="微軟正黑體"/>
+          <w:b w:val="0"/>
+        </w:rPr>
+        <w:t xml:space="preserve">1. </w:t>
+      </w:r>
+      <w:r>
+        <w:rPr>
+          <w:rFonts w:eastAsia="微軟正黑體"/>
           <w:b/>
         </w:rPr>
         <w:t>原料都備好了</w:t>
       </w:r>
       <w:r>
         <w:rPr>
-          <w:rFonts w:ascii="Microsoft JhengHei" w:hAnsi="Microsoft JhengHei" w:eastAsia="微軟正黑體"/>
+          <w:rFonts w:eastAsia="微軟正黑體"/>
           <w:b w:val="0"/>
         </w:rPr>
         <w:t>：5 年×15 幣的價格指標、恐懼貪婪、剛做好的新聞情緒——全在資料庫裡，零額外成本。</w:t>
       </w:r>
     </w:p>
     <w:p>
-      <w:pPr>
-        <w:pStyle w:val="ListNumber"/>
-      </w:pPr>
-      <w:r>
-        <w:rPr>
-          <w:rFonts w:ascii="Microsoft JhengHei" w:hAnsi="Microsoft JhengHei" w:eastAsia="微軟正黑體"/>
+      <w:r>
+        <w:rPr>
+          <w:rFonts w:eastAsia="微軟正黑體"/>
+          <w:b w:val="0"/>
+        </w:rPr>
+        <w:t xml:space="preserve">2. </w:t>
+      </w:r>
+      <w:r>
+        <w:rPr>
+          <w:rFonts w:eastAsia="微軟正黑體"/>
           <w:b/>
         </w:rPr>
         <w:t>工具是免費的</w:t>
       </w:r>
       <w:r>
         <w:rPr>
-          <w:rFonts w:ascii="Microsoft JhengHei" w:hAnsi="Microsoft JhengHei" w:eastAsia="微軟正黑體"/>
+          <w:rFonts w:eastAsia="微軟正黑體"/>
           <w:b w:val="0"/>
         </w:rPr>
         <w:t>：用 LightGBM（開源），普通 CPU 幾秒就能訓練完，不用 GPU、不用付錢。</w:t>
       </w:r>
     </w:p>
     <w:p>
-      <w:pPr>
-        <w:pStyle w:val="ListNumber"/>
-      </w:pPr>
-      <w:r>
-        <w:rPr>
-          <w:rFonts w:ascii="Microsoft JhengHei" w:hAnsi="Microsoft JhengHei" w:eastAsia="微軟正黑體"/>
+      <w:r>
+        <w:rPr>
+          <w:rFonts w:eastAsia="微軟正黑體"/>
+          <w:b w:val="0"/>
+        </w:rPr>
+        <w:t xml:space="preserve">3. </w:t>
+      </w:r>
+      <w:r>
+        <w:rPr>
+          <w:rFonts w:eastAsia="微軟正黑體"/>
           <w:b/>
         </w:rPr>
         <w:t>它剛好擅長我們的痛點</w:t>
       </w:r>
       <w:r>
         <w:rPr>
-          <w:rFonts w:ascii="Microsoft JhengHei" w:hAnsi="Microsoft JhengHei" w:eastAsia="微軟正黑體"/>
+          <w:rFonts w:eastAsia="微軟正黑體"/>
           <w:b w:val="0"/>
         </w:rPr>
         <w:t>：規則式寫不出「多條件交互」的判斷，這正是 ML 的強項。</w:t>
       </w:r>
     </w:p>
     <w:p>
-      <w:pPr>
-        <w:pStyle w:val="ListNumber"/>
-      </w:pPr>
-      <w:r>
-        <w:rPr>
-          <w:rFonts w:ascii="Microsoft JhengHei" w:hAnsi="Microsoft JhengHei" w:eastAsia="微軟正黑體"/>
+      <w:r>
+        <w:rPr>
+          <w:rFonts w:eastAsia="微軟正黑體"/>
+          <w:b w:val="0"/>
+        </w:rPr>
+        <w:t xml:space="preserve">4. </w:t>
+      </w:r>
+      <w:r>
+        <w:rPr>
+          <w:rFonts w:eastAsia="微軟正黑體"/>
           <w:b/>
         </w:rPr>
         <w:t>可以解釋</w:t>
       </w:r>
       <w:r>
         <w:rPr>
-          <w:rFonts w:ascii="Microsoft JhengHei" w:hAnsi="Microsoft JhengHei" w:eastAsia="微軟正黑體"/>
+          <w:rFonts w:eastAsia="微軟正黑體"/>
           <w:b w:val="0"/>
         </w:rPr>
         <w:t>：每次預測都能拆出「為什麼」（例：偏多主因＝動量排名前3＋波動收縮），能讓小Q翻成白話講給使用者聽，不是黑箱。</w:t>
@@ -7355,7 +7467,7 @@
       </w:pPr>
       <w:r>
         <w:rPr>
-          <w:rFonts w:ascii="Microsoft JhengHei" w:hAnsi="Microsoft JhengHei" w:eastAsia="微軟正黑體"/>
+          <w:rFonts w:eastAsia="微軟正黑體"/>
           <w:b w:val="0"/>
         </w:rPr>
         <w:t>但你要先接受兩件事（期望管理）</w:t>
@@ -7367,10 +7479,14 @@
       </w:pPr>
       <w:r>
         <w:rPr>
-          <w:rFonts w:ascii="Microsoft JhengHei" w:hAnsi="Microsoft JhengHei" w:eastAsia="微軟正黑體"/>
+          <w:color w:val="888888"/>
+        </w:rPr>
+        <w:t xml:space="preserve">▍ </w:t>
+      </w:r>
+      <w:r>
+        <w:rPr>
+          <w:rFonts w:eastAsia="微軟正黑體"/>
           <w:b/>
-          <w:i/>
-          <w:color w:val="445566"/>
         </w:rPr>
         <w:t>① 成功的樣子是 52~55% 勝率，不是 70%。</w:t>
       </w:r>
@@ -7381,21 +7497,16 @@
       </w:pPr>
       <w:r>
         <w:rPr>
-          <w:rFonts w:ascii="Microsoft JhengHei" w:hAnsi="Microsoft JhengHei" w:eastAsia="微軟正黑體"/>
+          <w:color w:val="888888"/>
+        </w:rPr>
+        <w:t xml:space="preserve">▍ </w:t>
+      </w:r>
+      <w:r>
+        <w:rPr>
+          <w:rFonts w:eastAsia="微軟正黑體"/>
           <w:b w:val="0"/>
-          <w:i/>
-          <w:color w:val="445566"/>
         </w:rPr>
         <w:t>金融預測跟天氣預報一樣，贏過亂猜幾個百分點＋做好風控就能獲利。誰說能到 70%，那一定是「背答案」。</w:t>
-      </w:r>
-    </w:p>
-    <w:p>
-      <w:r>
-        <w:rPr>
-          <w:rFonts w:ascii="Microsoft JhengHei" w:hAnsi="Microsoft JhengHei" w:eastAsia="微軟正黑體"/>
-          <w:b w:val="0"/>
-        </w:rPr>
-        <w:t>&gt;</w:t>
       </w:r>
     </w:p>
     <w:p>
@@ -7404,12 +7515,9 @@
       </w:pPr>
       <w:r>
         <w:rPr>
-          <w:rFonts w:ascii="Microsoft JhengHei" w:hAnsi="Microsoft JhengHei" w:eastAsia="微軟正黑體"/>
-          <w:b/>
-          <w:i/>
-          <w:color w:val="445566"/>
-        </w:rPr>
-        <w:t>② 最大的敵人是「假的好成績」。</w:t>
+          <w:color w:val="888888"/>
+        </w:rPr>
+        <w:t xml:space="preserve">▍ </w:t>
       </w:r>
     </w:p>
     <w:p>
@@ -7418,10 +7526,32 @@
       </w:pPr>
       <w:r>
         <w:rPr>
-          <w:rFonts w:ascii="Microsoft JhengHei" w:hAnsi="Microsoft JhengHei" w:eastAsia="微軟正黑體"/>
+          <w:color w:val="888888"/>
+        </w:rPr>
+        <w:t xml:space="preserve">▍ </w:t>
+      </w:r>
+      <w:r>
+        <w:rPr>
+          <w:rFonts w:eastAsia="微軟正黑體"/>
+          <w:b/>
+        </w:rPr>
+        <w:t>② 最大的敵人是「假的好成績」。</w:t>
+      </w:r>
+    </w:p>
+    <w:p>
+      <w:pPr>
+        <w:ind w:left="340"/>
+      </w:pPr>
+      <w:r>
+        <w:rPr>
+          <w:color w:val="888888"/>
+        </w:rPr>
+        <w:t xml:space="preserve">▍ </w:t>
+      </w:r>
+      <w:r>
+        <w:rPr>
+          <w:rFonts w:eastAsia="微軟正黑體"/>
           <w:b w:val="0"/>
-          <w:i/>
-          <w:color w:val="445566"/>
         </w:rPr>
         <w:t>模型很會在舊資料上考滿分、遇到新資料就掛。所以整份計畫一半的篇幅都在講「怎麼考試才公平」。</w:t>
       </w:r>
@@ -7432,7 +7562,7 @@
       </w:pPr>
       <w:r>
         <w:rPr>
-          <w:rFonts w:ascii="Microsoft JhengHei" w:hAnsi="Microsoft JhengHei" w:eastAsia="微軟正黑體"/>
+          <w:rFonts w:eastAsia="微軟正黑體"/>
           <w:b w:val="0"/>
         </w:rPr>
         <w:t>怎麼防止它背答案？（考試制度）</w:t>
@@ -7440,77 +7570,68 @@
     </w:p>
     <w:p>
       <w:pPr>
-        <w:spacing w:after="0"/>
-        <w:ind w:left="340"/>
+        <w:spacing w:after="80"/>
+        <w:ind w:left="170"/>
       </w:pPr>
       <w:r>
         <w:rPr>
           <w:rFonts w:ascii="Consolas" w:hAnsi="Consolas" w:eastAsia="微軟正黑體"/>
+          <w:color w:val="333333"/>
           <w:sz w:val="18"/>
         </w:rPr>
         <w:t>把 5 年資料照時間切開：</w:t>
       </w:r>
-    </w:p>
-    <w:p>
-      <w:pPr>
-        <w:spacing w:after="0"/>
-        <w:ind w:left="340"/>
-      </w:pPr>
+      <w:r>
+        <w:br/>
+      </w:r>
       <w:r>
         <w:rPr>
           <w:rFonts w:ascii="Consolas" w:hAnsi="Consolas" w:eastAsia="微軟正黑體"/>
+          <w:color w:val="333333"/>
           <w:sz w:val="18"/>
         </w:rPr>
         <w:t xml:space="preserve">  2021 ──── 2024 教材（給它學）</w:t>
       </w:r>
-    </w:p>
-    <w:p>
-      <w:pPr>
-        <w:spacing w:after="0"/>
-        <w:ind w:left="340"/>
-      </w:pPr>
+      <w:r>
+        <w:br/>
+      </w:r>
       <w:r>
         <w:rPr>
           <w:rFonts w:ascii="Consolas" w:hAnsi="Consolas" w:eastAsia="微軟正黑體"/>
+          <w:color w:val="333333"/>
           <w:sz w:val="18"/>
         </w:rPr>
         <w:t xml:space="preserve">  2024 ──── 2025 模擬考（挑最好的版本）</w:t>
       </w:r>
-    </w:p>
-    <w:p>
-      <w:pPr>
-        <w:spacing w:after="0"/>
-        <w:ind w:left="340"/>
-      </w:pPr>
+      <w:r>
+        <w:br/>
+      </w:r>
       <w:r>
         <w:rPr>
           <w:rFonts w:ascii="Consolas" w:hAnsi="Consolas" w:eastAsia="微軟正黑體"/>
+          <w:color w:val="333333"/>
           <w:sz w:val="18"/>
         </w:rPr>
         <w:t xml:space="preserve">  2025 ──── 今天 終極大考（只考一次，考完不准再改）</w:t>
       </w:r>
-    </w:p>
-    <w:p>
-      <w:pPr>
-        <w:spacing w:after="0"/>
-        <w:ind w:left="340"/>
-      </w:pPr>
+      <w:r>
+        <w:br/>
+      </w:r>
       <w:r>
         <w:rPr>
           <w:rFonts w:ascii="Consolas" w:hAnsi="Consolas" w:eastAsia="微軟正黑體"/>
+          <w:color w:val="333333"/>
           <w:sz w:val="18"/>
         </w:rPr>
         <w:t>另外：教材和考卷之間留 5 天空隙（防止「考前偷看到考題」），</w:t>
       </w:r>
-    </w:p>
-    <w:p>
-      <w:pPr>
-        <w:spacing w:after="0"/>
-        <w:ind w:left="340"/>
-      </w:pPr>
+      <w:r>
+        <w:br/>
+      </w:r>
       <w:r>
         <w:rPr>
           <w:rFonts w:ascii="Consolas" w:hAnsi="Consolas" w:eastAsia="微軟正黑體"/>
+          <w:color w:val="333333"/>
           <w:sz w:val="18"/>
         </w:rPr>
         <w:t xml:space="preserve">      考不贏「規則式」和「動量策略」這兩個學長 → 不准上線。</w:t>
@@ -7522,7 +7643,7 @@
       </w:pPr>
       <w:r>
         <w:rPr>
-          <w:rFonts w:ascii="Microsoft JhengHei" w:hAnsi="Microsoft JhengHei" w:eastAsia="微軟正黑體"/>
+          <w:rFonts w:eastAsia="微軟正黑體"/>
           <w:b w:val="0"/>
         </w:rPr>
         <w:t>六個關卡，任何一關不過就停（你的錢包和時間有保險）</w:t>
@@ -7547,16 +7668,15 @@
           <w:p>
             <w:r>
               <w:rPr>
-                <w:rFonts w:ascii="Microsoft JhengHei" w:hAnsi="Microsoft JhengHei" w:eastAsia="微軟正黑體"/>
                 <w:b/>
-                <w:sz w:val="19"/>
-              </w:rPr>
-            </w:r>
-            <w:r>
-              <w:rPr>
-                <w:rFonts w:ascii="Microsoft JhengHei" w:hAnsi="Microsoft JhengHei" w:eastAsia="微軟正黑體"/>
+                <w:sz w:val="18"/>
+              </w:rPr>
+            </w:r>
+            <w:r>
+              <w:rPr>
+                <w:rFonts w:eastAsia="微軟正黑體"/>
                 <w:b/>
-                <w:sz w:val="19"/>
+                <w:sz w:val="18"/>
               </w:rPr>
               <w:t>關卡</w:t>
             </w:r>
@@ -7569,16 +7689,15 @@
           <w:p>
             <w:r>
               <w:rPr>
-                <w:rFonts w:ascii="Microsoft JhengHei" w:hAnsi="Microsoft JhengHei" w:eastAsia="微軟正黑體"/>
                 <w:b/>
-                <w:sz w:val="19"/>
-              </w:rPr>
-            </w:r>
-            <w:r>
-              <w:rPr>
-                <w:rFonts w:ascii="Microsoft JhengHei" w:hAnsi="Microsoft JhengHei" w:eastAsia="微軟正黑體"/>
+                <w:sz w:val="18"/>
+              </w:rPr>
+            </w:r>
+            <w:r>
+              <w:rPr>
+                <w:rFonts w:eastAsia="微軟正黑體"/>
                 <w:b/>
-                <w:sz w:val="19"/>
+                <w:sz w:val="18"/>
               </w:rPr>
               <w:t>要交出什麼</w:t>
             </w:r>
@@ -7591,16 +7710,15 @@
           <w:p>
             <w:r>
               <w:rPr>
-                <w:rFonts w:ascii="Microsoft JhengHei" w:hAnsi="Microsoft JhengHei" w:eastAsia="微軟正黑體"/>
                 <w:b/>
-                <w:sz w:val="19"/>
-              </w:rPr>
-            </w:r>
-            <w:r>
-              <w:rPr>
-                <w:rFonts w:ascii="Microsoft JhengHei" w:hAnsi="Microsoft JhengHei" w:eastAsia="微軟正黑體"/>
+                <w:sz w:val="18"/>
+              </w:rPr>
+            </w:r>
+            <w:r>
+              <w:rPr>
+                <w:rFonts w:eastAsia="微軟正黑體"/>
                 <w:b/>
-                <w:sz w:val="19"/>
+                <w:sz w:val="18"/>
               </w:rPr>
               <w:t>不過會怎樣</w:t>
             </w:r>
@@ -7615,15 +7733,14 @@
           <w:p>
             <w:r>
               <w:rPr>
-                <w:rFonts w:ascii="Microsoft JhengHei" w:hAnsi="Microsoft JhengHei" w:eastAsia="微軟正黑體"/>
-                <w:sz w:val="19"/>
-              </w:rPr>
-            </w:r>
-            <w:r>
-              <w:rPr>
-                <w:rFonts w:ascii="Microsoft JhengHei" w:hAnsi="Microsoft JhengHei" w:eastAsia="微軟正黑體"/>
-                <w:b w:val="0"/>
-                <w:sz w:val="19"/>
+                <w:sz w:val="18"/>
+              </w:rPr>
+            </w:r>
+            <w:r>
+              <w:rPr>
+                <w:rFonts w:eastAsia="微軟正黑體"/>
+                <w:b w:val="0"/>
+                <w:sz w:val="18"/>
               </w:rPr>
               <w:t>M0 特徵倉（2天）</w:t>
             </w:r>
@@ -7636,15 +7753,14 @@
           <w:p>
             <w:r>
               <w:rPr>
-                <w:rFonts w:ascii="Microsoft JhengHei" w:hAnsi="Microsoft JhengHei" w:eastAsia="微軟正黑體"/>
-                <w:sz w:val="19"/>
-              </w:rPr>
-            </w:r>
-            <w:r>
-              <w:rPr>
-                <w:rFonts w:ascii="Microsoft JhengHei" w:hAnsi="Microsoft JhengHei" w:eastAsia="微軟正黑體"/>
-                <w:b w:val="0"/>
-                <w:sz w:val="19"/>
+                <w:sz w:val="18"/>
+              </w:rPr>
+            </w:r>
+            <w:r>
+              <w:rPr>
+                <w:rFonts w:eastAsia="微軟正黑體"/>
+                <w:b w:val="0"/>
+                <w:sz w:val="18"/>
               </w:rPr>
               <w:t>把資料庫變成 ML 教材</w:t>
             </w:r>
@@ -7657,15 +7773,14 @@
           <w:p>
             <w:r>
               <w:rPr>
-                <w:rFonts w:ascii="Microsoft JhengHei" w:hAnsi="Microsoft JhengHei" w:eastAsia="微軟正黑體"/>
-                <w:sz w:val="19"/>
-              </w:rPr>
-            </w:r>
-            <w:r>
-              <w:rPr>
-                <w:rFonts w:ascii="Microsoft JhengHei" w:hAnsi="Microsoft JhengHei" w:eastAsia="微軟正黑體"/>
-                <w:b w:val="0"/>
-                <w:sz w:val="19"/>
+                <w:sz w:val="18"/>
+              </w:rPr>
+            </w:r>
+            <w:r>
+              <w:rPr>
+                <w:rFonts w:eastAsia="微軟正黑體"/>
+                <w:b w:val="0"/>
+                <w:sz w:val="18"/>
               </w:rPr>
               <w:t>—</w:t>
             </w:r>
@@ -7680,15 +7795,14 @@
           <w:p>
             <w:r>
               <w:rPr>
-                <w:rFonts w:ascii="Microsoft JhengHei" w:hAnsi="Microsoft JhengHei" w:eastAsia="微軟正黑體"/>
-                <w:sz w:val="19"/>
-              </w:rPr>
-            </w:r>
-            <w:r>
-              <w:rPr>
-                <w:rFonts w:ascii="Microsoft JhengHei" w:hAnsi="Microsoft JhengHei" w:eastAsia="微軟正黑體"/>
-                <w:b w:val="0"/>
-                <w:sz w:val="19"/>
+                <w:sz w:val="18"/>
+              </w:rPr>
+            </w:r>
+            <w:r>
+              <w:rPr>
+                <w:rFonts w:eastAsia="微軟正黑體"/>
+                <w:b w:val="0"/>
+                <w:sz w:val="18"/>
               </w:rPr>
               <w:t>M1 首次模型（3天）</w:t>
             </w:r>
@@ -7701,15 +7815,14 @@
           <w:p>
             <w:r>
               <w:rPr>
-                <w:rFonts w:ascii="Microsoft JhengHei" w:hAnsi="Microsoft JhengHei" w:eastAsia="微軟正黑體"/>
-                <w:sz w:val="19"/>
-              </w:rPr>
-            </w:r>
-            <w:r>
-              <w:rPr>
-                <w:rFonts w:ascii="Microsoft JhengHei" w:hAnsi="Microsoft JhengHei" w:eastAsia="微軟正黑體"/>
-                <w:b w:val="0"/>
-                <w:sz w:val="19"/>
+                <w:sz w:val="18"/>
+              </w:rPr>
+            </w:r>
+            <w:r>
+              <w:rPr>
+                <w:rFonts w:eastAsia="微軟正黑體"/>
+                <w:b w:val="0"/>
+                <w:sz w:val="18"/>
               </w:rPr>
               <w:t>模擬考成績 &gt; 亂猜</w:t>
             </w:r>
@@ -7722,15 +7835,14 @@
           <w:p>
             <w:r>
               <w:rPr>
-                <w:rFonts w:ascii="Microsoft JhengHei" w:hAnsi="Microsoft JhengHei" w:eastAsia="微軟正黑體"/>
-                <w:sz w:val="19"/>
-              </w:rPr>
-            </w:r>
-            <w:r>
-              <w:rPr>
-                <w:rFonts w:ascii="Microsoft JhengHei" w:hAnsi="Microsoft JhengHei" w:eastAsia="微軟正黑體"/>
-                <w:b w:val="0"/>
-                <w:sz w:val="19"/>
+                <w:sz w:val="18"/>
+              </w:rPr>
+            </w:r>
+            <w:r>
+              <w:rPr>
+                <w:rFonts w:eastAsia="微軟正黑體"/>
+                <w:b w:val="0"/>
+                <w:sz w:val="18"/>
               </w:rPr>
               <w:t>停：先擴充資料面</w:t>
             </w:r>
@@ -7745,15 +7857,14 @@
           <w:p>
             <w:r>
               <w:rPr>
-                <w:rFonts w:ascii="Microsoft JhengHei" w:hAnsi="Microsoft JhengHei" w:eastAsia="微軟正黑體"/>
-                <w:sz w:val="19"/>
-              </w:rPr>
-            </w:r>
-            <w:r>
-              <w:rPr>
-                <w:rFonts w:ascii="Microsoft JhengHei" w:hAnsi="Microsoft JhengHei" w:eastAsia="微軟正黑體"/>
-                <w:b w:val="0"/>
-                <w:sz w:val="19"/>
+                <w:sz w:val="18"/>
+              </w:rPr>
+            </w:r>
+            <w:r>
+              <w:rPr>
+                <w:rFonts w:eastAsia="微軟正黑體"/>
+                <w:b w:val="0"/>
+                <w:sz w:val="18"/>
               </w:rPr>
               <w:t>M2 拆解（2天）</w:t>
             </w:r>
@@ -7766,15 +7877,14 @@
           <w:p>
             <w:r>
               <w:rPr>
-                <w:rFonts w:ascii="Microsoft JhengHei" w:hAnsi="Microsoft JhengHei" w:eastAsia="微軟正黑體"/>
-                <w:sz w:val="19"/>
-              </w:rPr>
-            </w:r>
-            <w:r>
-              <w:rPr>
-                <w:rFonts w:ascii="Microsoft JhengHei" w:hAnsi="Microsoft JhengHei" w:eastAsia="微軟正黑體"/>
-                <w:b w:val="0"/>
-                <w:sz w:val="19"/>
+                <w:sz w:val="18"/>
+              </w:rPr>
+            </w:r>
+            <w:r>
+              <w:rPr>
+                <w:rFonts w:eastAsia="微軟正黑體"/>
+                <w:b w:val="0"/>
+                <w:sz w:val="18"/>
               </w:rPr>
               <w:t>知道模型靠哪些特徵賺錢</w:t>
             </w:r>
@@ -7787,15 +7897,14 @@
           <w:p>
             <w:r>
               <w:rPr>
-                <w:rFonts w:ascii="Microsoft JhengHei" w:hAnsi="Microsoft JhengHei" w:eastAsia="微軟正黑體"/>
-                <w:sz w:val="19"/>
-              </w:rPr>
-            </w:r>
-            <w:r>
-              <w:rPr>
-                <w:rFonts w:ascii="Microsoft JhengHei" w:hAnsi="Microsoft JhengHei" w:eastAsia="微軟正黑體"/>
-                <w:b w:val="0"/>
-                <w:sz w:val="19"/>
+                <w:sz w:val="18"/>
+              </w:rPr>
+            </w:r>
+            <w:r>
+              <w:rPr>
+                <w:rFonts w:eastAsia="微軟正黑體"/>
+                <w:b w:val="0"/>
+                <w:sz w:val="18"/>
               </w:rPr>
               <w:t>特徵不合理 → 回 M1</w:t>
             </w:r>
@@ -7810,15 +7919,14 @@
           <w:p>
             <w:r>
               <w:rPr>
-                <w:rFonts w:ascii="Microsoft JhengHei" w:hAnsi="Microsoft JhengHei" w:eastAsia="微軟正黑體"/>
-                <w:sz w:val="19"/>
-              </w:rPr>
-            </w:r>
-            <w:r>
-              <w:rPr>
-                <w:rFonts w:ascii="Microsoft JhengHei" w:hAnsi="Microsoft JhengHei" w:eastAsia="微軟正黑體"/>
-                <w:b w:val="0"/>
-                <w:sz w:val="19"/>
+                <w:sz w:val="18"/>
+              </w:rPr>
+            </w:r>
+            <w:r>
+              <w:rPr>
+                <w:rFonts w:eastAsia="微軟正黑體"/>
+                <w:b w:val="0"/>
+                <w:sz w:val="18"/>
               </w:rPr>
               <w:t>M3 對打（3天）</w:t>
             </w:r>
@@ -7831,15 +7939,14 @@
           <w:p>
             <w:r>
               <w:rPr>
-                <w:rFonts w:ascii="Microsoft JhengHei" w:hAnsi="Microsoft JhengHei" w:eastAsia="微軟正黑體"/>
-                <w:sz w:val="19"/>
-              </w:rPr>
-            </w:r>
-            <w:r>
-              <w:rPr>
-                <w:rFonts w:ascii="Microsoft JhengHei" w:hAnsi="Microsoft JhengHei" w:eastAsia="微軟正黑體"/>
-                <w:b w:val="0"/>
-                <w:sz w:val="19"/>
+                <w:sz w:val="18"/>
+              </w:rPr>
+            </w:r>
+            <w:r>
+              <w:rPr>
+                <w:rFonts w:eastAsia="微軟正黑體"/>
+                <w:b w:val="0"/>
+                <w:sz w:val="18"/>
               </w:rPr>
               <w:t>含手續費回測贏過規則式</w:t>
             </w:r>
@@ -7852,15 +7959,14 @@
           <w:p>
             <w:r>
               <w:rPr>
-                <w:rFonts w:ascii="Microsoft JhengHei" w:hAnsi="Microsoft JhengHei" w:eastAsia="微軟正黑體"/>
-                <w:sz w:val="19"/>
-              </w:rPr>
-            </w:r>
-            <w:r>
-              <w:rPr>
-                <w:rFonts w:ascii="Microsoft JhengHei" w:hAnsi="Microsoft JhengHei" w:eastAsia="微軟正黑體"/>
-                <w:b w:val="0"/>
-                <w:sz w:val="19"/>
+                <w:sz w:val="18"/>
+              </w:rPr>
+            </w:r>
+            <w:r>
+              <w:rPr>
+                <w:rFonts w:eastAsia="微軟正黑體"/>
+                <w:b w:val="0"/>
+                <w:sz w:val="18"/>
               </w:rPr>
               <w:t>停：留下工具，不上線</w:t>
             </w:r>
@@ -7875,15 +7981,14 @@
           <w:p>
             <w:r>
               <w:rPr>
-                <w:rFonts w:ascii="Microsoft JhengHei" w:hAnsi="Microsoft JhengHei" w:eastAsia="微軟正黑體"/>
-                <w:sz w:val="19"/>
-              </w:rPr>
-            </w:r>
-            <w:r>
-              <w:rPr>
-                <w:rFonts w:ascii="Microsoft JhengHei" w:hAnsi="Microsoft JhengHei" w:eastAsia="微軟正黑體"/>
-                <w:b w:val="0"/>
-                <w:sz w:val="19"/>
+                <w:sz w:val="18"/>
+              </w:rPr>
+            </w:r>
+            <w:r>
+              <w:rPr>
+                <w:rFonts w:eastAsia="微軟正黑體"/>
+                <w:b w:val="0"/>
+                <w:sz w:val="18"/>
               </w:rPr>
               <w:t>M4 紙上實盤（4週）</w:t>
             </w:r>
@@ -7896,15 +8001,14 @@
           <w:p>
             <w:r>
               <w:rPr>
-                <w:rFonts w:ascii="Microsoft JhengHei" w:hAnsi="Microsoft JhengHei" w:eastAsia="微軟正黑體"/>
-                <w:sz w:val="19"/>
-              </w:rPr>
-            </w:r>
-            <w:r>
-              <w:rPr>
-                <w:rFonts w:ascii="Microsoft JhengHei" w:hAnsi="Microsoft JhengHei" w:eastAsia="微軟正黑體"/>
-                <w:b w:val="0"/>
-                <w:sz w:val="19"/>
+                <w:sz w:val="18"/>
+              </w:rPr>
+            </w:r>
+            <w:r>
+              <w:rPr>
+                <w:rFonts w:eastAsia="微軟正黑體"/>
+                <w:b w:val="0"/>
+                <w:sz w:val="18"/>
               </w:rPr>
               <w:t>每天默默出分記錄，不給使用者看</w:t>
             </w:r>
@@ -7917,15 +8021,14 @@
           <w:p>
             <w:r>
               <w:rPr>
-                <w:rFonts w:ascii="Microsoft JhengHei" w:hAnsi="Microsoft JhengHei" w:eastAsia="微軟正黑體"/>
-                <w:sz w:val="19"/>
-              </w:rPr>
-            </w:r>
-            <w:r>
-              <w:rPr>
-                <w:rFonts w:ascii="Microsoft JhengHei" w:hAnsi="Microsoft JhengHei" w:eastAsia="微軟正黑體"/>
-                <w:b w:val="0"/>
-                <w:sz w:val="19"/>
+                <w:sz w:val="18"/>
+              </w:rPr>
+            </w:r>
+            <w:r>
+              <w:rPr>
+                <w:rFonts w:eastAsia="微軟正黑體"/>
+                <w:b w:val="0"/>
+                <w:sz w:val="18"/>
               </w:rPr>
               <w:t>成績走鐘 → 停</w:t>
             </w:r>
@@ -7940,15 +8043,14 @@
           <w:p>
             <w:r>
               <w:rPr>
-                <w:rFonts w:ascii="Microsoft JhengHei" w:hAnsi="Microsoft JhengHei" w:eastAsia="微軟正黑體"/>
-                <w:sz w:val="19"/>
-              </w:rPr>
-            </w:r>
-            <w:r>
-              <w:rPr>
-                <w:rFonts w:ascii="Microsoft JhengHei" w:hAnsi="Microsoft JhengHei" w:eastAsia="微軟正黑體"/>
-                <w:b w:val="0"/>
-                <w:sz w:val="19"/>
+                <w:sz w:val="18"/>
+              </w:rPr>
+            </w:r>
+            <w:r>
+              <w:rPr>
+                <w:rFonts w:eastAsia="微軟正黑體"/>
+                <w:b w:val="0"/>
+                <w:sz w:val="18"/>
               </w:rPr>
               <w:t>M5 上線（2天）</w:t>
             </w:r>
@@ -7961,15 +8063,14 @@
           <w:p>
             <w:r>
               <w:rPr>
-                <w:rFonts w:ascii="Microsoft JhengHei" w:hAnsi="Microsoft JhengHei" w:eastAsia="微軟正黑體"/>
-                <w:sz w:val="19"/>
-              </w:rPr>
-            </w:r>
-            <w:r>
-              <w:rPr>
-                <w:rFonts w:ascii="Microsoft JhengHei" w:hAnsi="Microsoft JhengHei" w:eastAsia="微軟正黑體"/>
-                <w:b w:val="0"/>
-                <w:sz w:val="19"/>
+                <w:sz w:val="18"/>
+              </w:rPr>
+            </w:r>
+            <w:r>
+              <w:rPr>
+                <w:rFonts w:eastAsia="微軟正黑體"/>
+                <w:b w:val="0"/>
+                <w:sz w:val="18"/>
               </w:rPr>
               <w:t>成為第三個 AI 引擎</w:t>
             </w:r>
@@ -7982,15 +8083,14 @@
           <w:p>
             <w:r>
               <w:rPr>
-                <w:rFonts w:ascii="Microsoft JhengHei" w:hAnsi="Microsoft JhengHei" w:eastAsia="微軟正黑體"/>
-                <w:sz w:val="19"/>
-              </w:rPr>
-            </w:r>
-            <w:r>
-              <w:rPr>
-                <w:rFonts w:ascii="Microsoft JhengHei" w:hAnsi="Microsoft JhengHei" w:eastAsia="微軟正黑體"/>
-                <w:b w:val="0"/>
-                <w:sz w:val="19"/>
+                <w:sz w:val="18"/>
+              </w:rPr>
+            </w:r>
+            <w:r>
+              <w:rPr>
+                <w:rFonts w:eastAsia="微軟正黑體"/>
+                <w:b w:val="0"/>
+                <w:sz w:val="18"/>
               </w:rPr>
               <w:t>需要你點頭</w:t>
             </w:r>
@@ -8002,24 +8102,72 @@
     <w:p>
       <w:r>
         <w:rPr>
-          <w:rFonts w:ascii="Microsoft JhengHei" w:hAnsi="Microsoft JhengHei" w:eastAsia="微軟正黑體"/>
+          <w:rFonts w:eastAsia="微軟正黑體"/>
           <w:b w:val="0"/>
         </w:rPr>
         <w:t>總投入約 2~3 週工作量＋4 週紙上觀察，</w:t>
       </w:r>
       <w:r>
         <w:rPr>
-          <w:rFonts w:ascii="Microsoft JhengHei" w:hAnsi="Microsoft JhengHei" w:eastAsia="微軟正黑體"/>
+          <w:rFonts w:eastAsia="微軟正黑體"/>
           <w:b/>
         </w:rPr>
         <w:t>金錢成本 0</w:t>
       </w:r>
       <w:r>
         <w:rPr>
-          <w:rFonts w:ascii="Microsoft JhengHei" w:hAnsi="Microsoft JhengHei" w:eastAsia="微軟正黑體"/>
+          <w:rFonts w:eastAsia="微軟正黑體"/>
           <w:b w:val="0"/>
         </w:rPr>
         <w:t>。就算中途喊停，做好的特徵倉和考試框架也全部留給規則式繼續用，不會白工。</w:t>
+      </w:r>
+    </w:p>
+    <w:p>
+      <w:r>
+        <w:rPr>
+          <w:rFonts w:eastAsia="微軟正黑體"/>
+          <w:b/>
+        </w:rPr>
+        <w:t>▸ 圖：M0→M5 六關卡（任一關不過就停）</w:t>
+      </w:r>
+    </w:p>
+    <w:p>
+      <w:pPr>
+        <w:jc w:val="center"/>
+      </w:pPr>
+      <w:r>
+        <w:drawing>
+          <wp:inline xmlns:a="http://schemas.openxmlformats.org/drawingml/2006/main" xmlns:pic="http://schemas.openxmlformats.org/drawingml/2006/picture">
+            <wp:extent cx="3772108" cy="6120000"/>
+            <wp:docPr id="7" name="Picture 1"/>
+            <wp:cNvGraphicFramePr>
+              <a:graphicFrameLocks noChangeAspect="1"/>
+            </wp:cNvGraphicFramePr>
+            <a:graphic>
+              <a:graphicData uri="http://schemas.openxmlformats.org/drawingml/2006/picture">
+                <pic:pic>
+                  <pic:nvPicPr>
+                    <pic:cNvPr id="7" name="d1.png"/>
+                    <pic:cNvPicPr/>
+                  </pic:nvPicPr>
+                  <pic:blipFill>
+                    <a:blip r:embed="rId15"/>
+                    <a:stretch>
+                      <a:fillRect/>
+                    </a:stretch>
+                  </pic:blipFill>
+                  <pic:spPr>
+                    <a:xfrm>
+                      <a:off x="0" y="0"/>
+                      <a:ext cx="3772108" cy="6120000"/>
+                    </a:xfrm>
+                    <a:prstGeom prst="rect"/>
+                  </pic:spPr>
+                </pic:pic>
+              </a:graphicData>
+            </a:graphic>
+          </wp:inline>
+        </w:drawing>
       </w:r>
     </w:p>
     <w:p>
@@ -8028,7 +8176,7 @@
       </w:pPr>
       <w:r>
         <w:rPr>
-          <w:rFonts w:ascii="Microsoft JhengHei" w:hAnsi="Microsoft JhengHei" w:eastAsia="微軟正黑體"/>
+          <w:rFonts w:eastAsia="微軟正黑體"/>
           <w:b w:val="0"/>
         </w:rPr>
         <w:t>上線後長什麼樣？</w:t>
@@ -8037,21 +8185,21 @@
     <w:p>
       <w:r>
         <w:rPr>
-          <w:rFonts w:ascii="Microsoft JhengHei" w:hAnsi="Microsoft JhengHei" w:eastAsia="微軟正黑體"/>
+          <w:rFonts w:eastAsia="微軟正黑體"/>
           <w:b w:val="0"/>
         </w:rPr>
         <w:t>AI 分析面板變成</w:t>
       </w:r>
       <w:r>
         <w:rPr>
-          <w:rFonts w:ascii="Microsoft JhengHei" w:hAnsi="Microsoft JhengHei" w:eastAsia="微軟正黑體"/>
+          <w:rFonts w:eastAsia="微軟正黑體"/>
           <w:b/>
         </w:rPr>
         <w:t>三票制</w:t>
       </w:r>
       <w:r>
         <w:rPr>
-          <w:rFonts w:ascii="Microsoft JhengHei" w:hAnsi="Microsoft JhengHei" w:eastAsia="微軟正黑體"/>
+          <w:rFonts w:eastAsia="微軟正黑體"/>
           <w:b w:val="0"/>
         </w:rPr>
         <w:t>：🧮 規則引擎、🤖 GPT、📈 ML 模型，三方立場互相檢核，</w:t>
@@ -8060,7 +8208,7 @@
     <w:p>
       <w:r>
         <w:rPr>
-          <w:rFonts w:ascii="Microsoft JhengHei" w:hAnsi="Microsoft JhengHei" w:eastAsia="微軟正黑體"/>
+          <w:rFonts w:eastAsia="微軟正黑體"/>
           <w:b w:val="0"/>
         </w:rPr>
         <w:t>意見分歧時明白告訴使用者「訊號存疑、宜保守」。ML 的理由由小Q翻成白話。</w:t>
@@ -8072,7 +8220,7 @@
       </w:pPr>
       <w:r>
         <w:rPr>
-          <w:rFonts w:ascii="Microsoft JhengHei" w:hAnsi="Microsoft JhengHei" w:eastAsia="微軟正黑體"/>
+          <w:rFonts w:eastAsia="微軟正黑體"/>
           <w:b w:val="0"/>
         </w:rPr>
         <w:t>名詞小辭典</w:t>
@@ -8084,14 +8232,14 @@
       </w:pPr>
       <w:r>
         <w:rPr>
-          <w:rFonts w:ascii="Microsoft JhengHei" w:hAnsi="Microsoft JhengHei" w:eastAsia="微軟正黑體"/>
+          <w:rFonts w:eastAsia="微軟正黑體"/>
           <w:b/>
         </w:rPr>
         <w:t>LightGBM</w:t>
       </w:r>
       <w:r>
         <w:rPr>
-          <w:rFonts w:ascii="Microsoft JhengHei" w:hAnsi="Microsoft JhengHei" w:eastAsia="微軟正黑體"/>
+          <w:rFonts w:eastAsia="微軟正黑體"/>
           <w:b w:val="0"/>
         </w:rPr>
         <w:t>：一種「梯度提升決策樹」，很多棵小決策樹投票。表格類資料的世界冠軍常客，資料量幾萬筆剛剛好。</w:t>
@@ -8103,14 +8251,14 @@
       </w:pPr>
       <w:r>
         <w:rPr>
-          <w:rFonts w:ascii="Microsoft JhengHei" w:hAnsi="Microsoft JhengHei" w:eastAsia="微軟正黑體"/>
+          <w:rFonts w:eastAsia="微軟正黑體"/>
           <w:b/>
         </w:rPr>
         <w:t>不用深度學習？</w:t>
       </w:r>
       <w:r>
         <w:rPr>
-          <w:rFonts w:ascii="Microsoft JhengHei" w:hAnsi="Microsoft JhengHei" w:eastAsia="微軟正黑體"/>
+          <w:rFonts w:eastAsia="微軟正黑體"/>
           <w:b w:val="0"/>
         </w:rPr>
         <w:t xml:space="preserve"> LSTM/神經網路要百萬級資料才吃得飽，我們只有 2.7 萬列，硬用只會背答案。</w:t>
@@ -8122,14 +8270,14 @@
       </w:pPr>
       <w:r>
         <w:rPr>
-          <w:rFonts w:ascii="Microsoft JhengHei" w:hAnsi="Microsoft JhengHei" w:eastAsia="微軟正黑體"/>
+          <w:rFonts w:eastAsia="微軟正黑體"/>
           <w:b/>
         </w:rPr>
         <w:t>SHAP</w:t>
       </w:r>
       <w:r>
         <w:rPr>
-          <w:rFonts w:ascii="Microsoft JhengHei" w:hAnsi="Microsoft JhengHei" w:eastAsia="微軟正黑體"/>
+          <w:rFonts w:eastAsia="微軟正黑體"/>
           <w:b w:val="0"/>
         </w:rPr>
         <w:t>：把模型的每次預測拆成「每個特徵貢獻幾分」的技術，= 模型的說明書。</w:t>
@@ -8141,17 +8289,25 @@
       </w:pPr>
       <w:r>
         <w:rPr>
-          <w:rFonts w:ascii="Microsoft JhengHei" w:hAnsi="Microsoft JhengHei" w:eastAsia="微軟正黑體"/>
+          <w:rFonts w:eastAsia="微軟正黑體"/>
           <w:b/>
         </w:rPr>
         <w:t>紙上實盤（paper trading）</w:t>
       </w:r>
       <w:r>
         <w:rPr>
-          <w:rFonts w:ascii="Microsoft JhengHei" w:hAnsi="Microsoft JhengHei" w:eastAsia="微軟正黑體"/>
+          <w:rFonts w:eastAsia="微軟正黑體"/>
           <w:b w:val="0"/>
         </w:rPr>
         <w:t>：模型每天真的出預測、真的記錄成績，但不給使用者看、不影響任何人，純觀察。</w:t>
+      </w:r>
+    </w:p>
+    <w:p>
+      <w:r>
+        <w:rPr>
+          <w:color w:val="CCCCCC"/>
+        </w:rPr>
+        <w:t>──────────────────────────────</w:t>
       </w:r>
     </w:p>
     <w:p>
@@ -8160,8 +8316,8 @@
       </w:pPr>
       <w:r>
         <w:rPr>
-          <w:rFonts w:ascii="Microsoft JhengHei" w:hAnsi="Microsoft JhengHei" w:eastAsia="微軟正黑體"/>
-          <w:b/>
+          <w:rFonts w:eastAsia="微軟正黑體"/>
+          <w:b w:val="0"/>
         </w:rPr>
         <w:t>第二部分：技術版（執行細節）</w:t>
       </w:r>
@@ -8172,7 +8328,7 @@
       </w:pPr>
       <w:r>
         <w:rPr>
-          <w:rFonts w:ascii="Microsoft JhengHei" w:hAnsi="Microsoft JhengHei" w:eastAsia="微軟正黑體"/>
+          <w:rFonts w:eastAsia="微軟正黑體"/>
           <w:b w:val="0"/>
         </w:rPr>
         <w:t>方法論</w:t>
@@ -8184,14 +8340,14 @@
       </w:pPr>
       <w:r>
         <w:rPr>
-          <w:rFonts w:ascii="Microsoft JhengHei" w:hAnsi="Microsoft JhengHei" w:eastAsia="微軟正黑體"/>
+          <w:rFonts w:eastAsia="微軟正黑體"/>
           <w:b/>
         </w:rPr>
         <w:t>模型</w:t>
       </w:r>
       <w:r>
         <w:rPr>
-          <w:rFonts w:ascii="Microsoft JhengHei" w:hAnsi="Microsoft JhengHei" w:eastAsia="微軟正黑體"/>
+          <w:rFonts w:eastAsia="微軟正黑體"/>
           <w:b w:val="0"/>
         </w:rPr>
         <w:t>：LightGBM 二分類（depth≤4、早停、類別權重平衡）。不做 LSTM/Transformer/RL。</w:t>
@@ -8203,14 +8359,14 @@
       </w:pPr>
       <w:r>
         <w:rPr>
-          <w:rFonts w:ascii="Microsoft JhengHei" w:hAnsi="Microsoft JhengHei" w:eastAsia="微軟正黑體"/>
+          <w:rFonts w:eastAsia="微軟正黑體"/>
           <w:b/>
         </w:rPr>
         <w:t>Label</w:t>
       </w:r>
       <w:r>
         <w:rPr>
-          <w:rFonts w:ascii="Microsoft JhengHei" w:hAnsi="Microsoft JhengHei" w:eastAsia="微軟正黑體"/>
+          <w:rFonts w:eastAsia="微軟正黑體"/>
           <w:b w:val="0"/>
         </w:rPr>
         <w:t>：未來 5 日報酬正負，報酬以 20 日波動度標準化；第二輪試 triple-barrier（+1.5σ 停利 / −1σ 停損 / 5 日到期）。</w:t>
@@ -8222,14 +8378,14 @@
       </w:pPr>
       <w:r>
         <w:rPr>
-          <w:rFonts w:ascii="Microsoft JhengHei" w:hAnsi="Microsoft JhengHei" w:eastAsia="微軟正黑體"/>
+          <w:rFonts w:eastAsia="微軟正黑體"/>
           <w:b/>
         </w:rPr>
         <w:t>特徵（30~40 個，全部取自現有 DB，嚴禁前視）</w:t>
       </w:r>
       <w:r>
         <w:rPr>
-          <w:rFonts w:ascii="Microsoft JhengHei" w:hAnsi="Microsoft JhengHei" w:eastAsia="微軟正黑體"/>
+          <w:rFonts w:eastAsia="微軟正黑體"/>
           <w:b w:val="0"/>
         </w:rPr>
         <w:t>：</w:t>
@@ -8238,30 +8394,30 @@
     <w:p>
       <w:r>
         <w:rPr>
-          <w:rFonts w:ascii="Microsoft JhengHei" w:hAnsi="Microsoft JhengHei" w:eastAsia="微軟正黑體"/>
+          <w:rFonts w:eastAsia="微軟正黑體"/>
           <w:b w:val="0"/>
         </w:rPr>
-        <w:t>技術面（RSI、MACD hist、BB 位置/寬度百分位、量比、均線距離%）＋動量（5/10/30/90 日報酬、距 52 週高低點%）＋</w:t>
+        <w:t xml:space="preserve">  技術面（RSI、MACD hist、BB 位置/寬度百分位、量比、均線距離%）＋動量（5/10/30/90 日報酬、距 52 週高低點%）＋</w:t>
       </w:r>
     </w:p>
     <w:p>
       <w:r>
         <w:rPr>
-          <w:rFonts w:ascii="Microsoft JhengHei" w:hAnsi="Microsoft JhengHei" w:eastAsia="微軟正黑體"/>
+          <w:rFonts w:eastAsia="微軟正黑體"/>
           <w:b w:val="0"/>
         </w:rPr>
-        <w:t>regime（BTC&gt;MA100）＋</w:t>
-      </w:r>
-      <w:r>
-        <w:rPr>
-          <w:rFonts w:ascii="Microsoft JhengHei" w:hAnsi="Microsoft JhengHei" w:eastAsia="微軟正黑體"/>
+        <w:t xml:space="preserve">  regime（BTC&gt;MA100）＋</w:t>
+      </w:r>
+      <w:r>
+        <w:rPr>
+          <w:rFonts w:eastAsia="微軟正黑體"/>
           <w:b/>
         </w:rPr>
         <w:t>跨幣截面</w:t>
       </w:r>
       <w:r>
         <w:rPr>
-          <w:rFonts w:ascii="Microsoft JhengHei" w:hAnsi="Microsoft JhengHei" w:eastAsia="微軟正黑體"/>
+          <w:rFonts w:eastAsia="微軟正黑體"/>
           <w:b w:val="0"/>
         </w:rPr>
         <w:t>（動量排名、相對 BTC 強弱）＋情緒（恐懼貪婪值與變化、news_sentiment_daily）＋日曆。</w:t>
@@ -8273,14 +8429,14 @@
       </w:pPr>
       <w:r>
         <w:rPr>
-          <w:rFonts w:ascii="Microsoft JhengHei" w:hAnsi="Microsoft JhengHei" w:eastAsia="微軟正黑體"/>
+          <w:rFonts w:eastAsia="微軟正黑體"/>
           <w:b/>
         </w:rPr>
         <w:t>驗證</w:t>
       </w:r>
       <w:r>
         <w:rPr>
-          <w:rFonts w:ascii="Microsoft JhengHei" w:hAnsi="Microsoft JhengHei" w:eastAsia="微軟正黑體"/>
+          <w:rFonts w:eastAsia="微軟正黑體"/>
           <w:b w:val="0"/>
         </w:rPr>
         <w:t>：purged walk-forward（6 個滾動窗，訓練 2.5 年→測試 6 個月），5 日 embargo，scaler 只 fit 訓練窗，</w:t>
@@ -8289,10 +8445,10 @@
     <w:p>
       <w:r>
         <w:rPr>
-          <w:rFonts w:ascii="Microsoft JhengHei" w:hAnsi="Microsoft JhengHei" w:eastAsia="微軟正黑體"/>
+          <w:rFonts w:eastAsia="微軟正黑體"/>
           <w:b w:val="0"/>
         </w:rPr>
-        <w:t>絕不 shuffle。Baseline：亂猜 47%、規則式 v2、動量策略。</w:t>
+        <w:t xml:space="preserve">  絕不 shuffle。Baseline：亂猜 47%、規則式 v2、動量策略。</w:t>
       </w:r>
     </w:p>
     <w:p>
@@ -8301,14 +8457,14 @@
       </w:pPr>
       <w:r>
         <w:rPr>
-          <w:rFonts w:ascii="Microsoft JhengHei" w:hAnsi="Microsoft JhengHei" w:eastAsia="微軟正黑體"/>
+          <w:rFonts w:eastAsia="微軟正黑體"/>
           <w:b/>
         </w:rPr>
         <w:t>報告指標</w:t>
       </w:r>
       <w:r>
         <w:rPr>
-          <w:rFonts w:ascii="Microsoft JhengHei" w:hAnsi="Microsoft JhengHei" w:eastAsia="微軟正黑體"/>
+          <w:rFonts w:eastAsia="微軟正黑體"/>
           <w:b w:val="0"/>
         </w:rPr>
         <w:t>：樣本外 AUC、勝率 vs 基準、含成本回測 Sharpe/MDD。</w:t>
@@ -8320,7 +8476,7 @@
       </w:pPr>
       <w:r>
         <w:rPr>
-          <w:rFonts w:ascii="Microsoft JhengHei" w:hAnsi="Microsoft JhengHei" w:eastAsia="微軟正黑體"/>
+          <w:rFonts w:eastAsia="微軟正黑體"/>
           <w:b w:val="0"/>
         </w:rPr>
         <w:t>Go/No-Go 具體門檻</w:t>
@@ -8329,7 +8485,7 @@
     <w:p>
       <w:r>
         <w:rPr>
-          <w:rFonts w:ascii="Microsoft JhengHei" w:hAnsi="Microsoft JhengHei" w:eastAsia="微軟正黑體"/>
+          <w:rFonts w:eastAsia="微軟正黑體"/>
           <w:b w:val="0"/>
         </w:rPr>
         <w:t>M1：樣本外 AUC &gt; 0.53。M3：含成本回測優於規則式 v2 且不劣於動量策略。M4：4 週紙上實盤與回測落差在容忍範圍。</w:t>
@@ -8341,7 +8497,7 @@
       </w:pPr>
       <w:r>
         <w:rPr>
-          <w:rFonts w:ascii="Microsoft JhengHei" w:hAnsi="Microsoft JhengHei" w:eastAsia="微軟正黑體"/>
+          <w:rFonts w:eastAsia="微軟正黑體"/>
           <w:b w:val="0"/>
         </w:rPr>
         <w:t>工程落地</w:t>
@@ -8353,10 +8509,63 @@
       </w:pPr>
       <w:r>
         <w:rPr>
-          <w:rFonts w:ascii="Microsoft JhengHei" w:hAnsi="Microsoft JhengHei" w:eastAsia="微軟正黑體"/>
+          <w:rFonts w:ascii="Consolas" w:hAnsi="Consolas" w:eastAsia="微軟正黑體"/>
+          <w:color w:val="B03A2E"/>
+          <w:sz w:val="19"/>
+        </w:rPr>
+        <w:t>src/ml/features.py</w:t>
+      </w:r>
+      <w:r>
+        <w:rPr>
+          <w:rFonts w:eastAsia="微軟正黑體"/>
           <w:b w:val="0"/>
         </w:rPr>
-        <w:t>src/ml/features.py（特徵倉）→ src/ml/train.py（離線訓練，模型檔存 models/）→ src/ml/score.py（每日排程出分）。</w:t>
+        <w:t xml:space="preserve">（特徵倉）→ </w:t>
+      </w:r>
+      <w:r>
+        <w:rPr>
+          <w:rFonts w:ascii="Consolas" w:hAnsi="Consolas" w:eastAsia="微軟正黑體"/>
+          <w:color w:val="B03A2E"/>
+          <w:sz w:val="19"/>
+        </w:rPr>
+        <w:t>src/ml/train.py</w:t>
+      </w:r>
+      <w:r>
+        <w:rPr>
+          <w:rFonts w:eastAsia="微軟正黑體"/>
+          <w:b w:val="0"/>
+        </w:rPr>
+        <w:t xml:space="preserve">（離線訓練，模型檔存 </w:t>
+      </w:r>
+      <w:r>
+        <w:rPr>
+          <w:rFonts w:ascii="Consolas" w:hAnsi="Consolas" w:eastAsia="微軟正黑體"/>
+          <w:color w:val="B03A2E"/>
+          <w:sz w:val="19"/>
+        </w:rPr>
+        <w:t>models/</w:t>
+      </w:r>
+      <w:r>
+        <w:rPr>
+          <w:rFonts w:eastAsia="微軟正黑體"/>
+          <w:b w:val="0"/>
+        </w:rPr>
+        <w:t xml:space="preserve">）→ </w:t>
+      </w:r>
+      <w:r>
+        <w:rPr>
+          <w:rFonts w:ascii="Consolas" w:hAnsi="Consolas" w:eastAsia="微軟正黑體"/>
+          <w:color w:val="B03A2E"/>
+          <w:sz w:val="19"/>
+        </w:rPr>
+        <w:t>src/ml/score.py</w:t>
+      </w:r>
+      <w:r>
+        <w:rPr>
+          <w:rFonts w:eastAsia="微軟正黑體"/>
+          <w:b w:val="0"/>
+        </w:rPr>
+        <w:t>（每日排程出分）。</w:t>
       </w:r>
     </w:p>
     <w:p>
@@ -8365,10 +8574,25 @@
       </w:pPr>
       <w:r>
         <w:rPr>
-          <w:rFonts w:ascii="Microsoft JhengHei" w:hAnsi="Microsoft JhengHei" w:eastAsia="微軟正黑體"/>
+          <w:rFonts w:eastAsia="微軟正黑體"/>
           <w:b w:val="0"/>
         </w:rPr>
-        <w:t>新表 ml_signal(date, symbol, prob, top_features_json)；一天 15 列，SQLite 無感。</w:t>
+        <w:t xml:space="preserve">新表 </w:t>
+      </w:r>
+      <w:r>
+        <w:rPr>
+          <w:rFonts w:ascii="Consolas" w:hAnsi="Consolas" w:eastAsia="微軟正黑體"/>
+          <w:color w:val="B03A2E"/>
+          <w:sz w:val="19"/>
+        </w:rPr>
+        <w:t>ml_signal(date, symbol, prob, top_features_json)</w:t>
+      </w:r>
+      <w:r>
+        <w:rPr>
+          <w:rFonts w:eastAsia="微軟正黑體"/>
+          <w:b w:val="0"/>
+        </w:rPr>
+        <w:t>；一天 15 列，SQLite 無感。</w:t>
       </w:r>
     </w:p>
     <w:p>
@@ -8377,10 +8601,25 @@
       </w:pPr>
       <w:r>
         <w:rPr>
-          <w:rFonts w:ascii="Microsoft JhengHei" w:hAnsi="Microsoft JhengHei" w:eastAsia="微軟正黑體"/>
+          <w:rFonts w:eastAsia="微軟正黑體"/>
           <w:b w:val="0"/>
         </w:rPr>
-        <w:t>相依：lightgbm scikit-learn shap（開源免費，入 requirements-dev）。</w:t>
+        <w:t>相依：</w:t>
+      </w:r>
+      <w:r>
+        <w:rPr>
+          <w:rFonts w:ascii="Consolas" w:hAnsi="Consolas" w:eastAsia="微軟正黑體"/>
+          <w:color w:val="B03A2E"/>
+          <w:sz w:val="19"/>
+        </w:rPr>
+        <w:t>lightgbm scikit-learn shap</w:t>
+      </w:r>
+      <w:r>
+        <w:rPr>
+          <w:rFonts w:eastAsia="微軟正黑體"/>
+          <w:b w:val="0"/>
+        </w:rPr>
+        <w:t>（開源免費，入 requirements-dev）。</w:t>
       </w:r>
     </w:p>
     <w:p>
@@ -8389,10 +8628,25 @@
       </w:pPr>
       <w:r>
         <w:rPr>
-          <w:rFonts w:ascii="Microsoft JhengHei" w:hAnsi="Microsoft JhengHei" w:eastAsia="微軟正黑體"/>
+          <w:rFonts w:eastAsia="微軟正黑體"/>
           <w:b w:val="0"/>
         </w:rPr>
-        <w:t>前置條件：訊號增準計畫.md 完成（評估框架與因子清單 v2 是 ML 的地基）。</w:t>
+        <w:t>前置條件：</w:t>
+      </w:r>
+      <w:r>
+        <w:rPr>
+          <w:rFonts w:ascii="Consolas" w:hAnsi="Consolas" w:eastAsia="微軟正黑體"/>
+          <w:color w:val="B03A2E"/>
+          <w:sz w:val="19"/>
+        </w:rPr>
+        <w:t>訊號增準計畫.md</w:t>
+      </w:r>
+      <w:r>
+        <w:rPr>
+          <w:rFonts w:eastAsia="微軟正黑體"/>
+          <w:b w:val="0"/>
+        </w:rPr>
+        <w:t xml:space="preserve"> 完成（評估框架與因子清單 v2 是 ML 的地基）。</w:t>
       </w:r>
     </w:p>
     <w:p>
@@ -8401,7 +8655,7 @@
       </w:pPr>
       <w:r>
         <w:rPr>
-          <w:rFonts w:ascii="Microsoft JhengHei" w:hAnsi="Microsoft JhengHei" w:eastAsia="微軟正黑體"/>
+          <w:rFonts w:eastAsia="微軟正黑體"/>
           <w:b w:val="0"/>
         </w:rPr>
         <w:t>風險對策</w:t>
@@ -8410,7 +8664,7 @@
     <w:p>
       <w:r>
         <w:rPr>
-          <w:rFonts w:ascii="Microsoft JhengHei" w:hAnsi="Microsoft JhengHei" w:eastAsia="微軟正黑體"/>
+          <w:rFonts w:eastAsia="微軟正黑體"/>
           <w:b w:val="0"/>
         </w:rPr>
         <w:t>過擬合（淺樹+早停+走步驗證+測試窗一次）；資料窺探（實驗全留檔，最終以 M4 為準）；</w:t>
@@ -8419,7 +8673,7 @@
     <w:p>
       <w:r>
         <w:rPr>
-          <w:rFonts w:ascii="Microsoft JhengHei" w:hAnsi="Microsoft JhengHei" w:eastAsia="微軟正黑體"/>
+          <w:rFonts w:eastAsia="微軟正黑體"/>
           <w:b w:val="0"/>
         </w:rPr>
         <w:t>regime 改變（每季重訓，線上 vs 回測落差超閾值自動降級隱藏）；使用者誤解（UI 標示實驗性+公開紙上實盤成績）。</w:t>
@@ -25992,7 +26246,7 @@
         <w:pStyle w:val="ListNumber"/>
         <w:numPr>
           <w:ilvl w:val="0"/>
-          <w:numId w:val="12"/>
+          <w:numId w:val="10"/>
         </w:numPr>
       </w:pPr>
       <w:r>
@@ -35910,18 +36164,6 @@
     <w:abstractNumId w:val="1"/>
   </w:num>
   <w:num w:numId="10">
-    <w:abstractNumId w:val="7"/>
-    <w:lvlOverride w:ilvl="0">
-      <w:startOverride w:val="1"/>
-    </w:lvlOverride>
-  </w:num>
-  <w:num w:numId="11">
-    <w:abstractNumId w:val="7"/>
-    <w:lvlOverride w:ilvl="0">
-      <w:startOverride w:val="1"/>
-    </w:lvlOverride>
-  </w:num>
-  <w:num w:numId="12">
     <w:abstractNumId w:val="7"/>
     <w:lvlOverride w:ilvl="0">
       <w:startOverride w:val="1"/>

--- a/docs/crypto-quant_文件合集.docx
+++ b/docs/crypto-quant_文件合集.docx
@@ -1034,80 +1034,6 @@
                 <w:sz w:val="18"/>
               </w:rPr>
               <w:t>）、回測面板、相關性熱圖</w:t>
-            </w:r>
-          </w:p>
-        </w:tc>
-      </w:tr>
-      <w:tr>
-        <w:tc>
-          <w:tcPr>
-            <w:tcW w:type="dxa" w:w="4320"/>
-          </w:tcPr>
-          <w:p>
-            <w:r>
-              <w:rPr>
-                <w:sz w:val="18"/>
-              </w:rPr>
-            </w:r>
-            <w:r>
-              <w:rPr>
-                <w:rFonts w:eastAsia="微軟正黑體"/>
-                <w:b w:val="0"/>
-                <w:sz w:val="18"/>
-              </w:rPr>
-              <w:t>宏觀環境</w:t>
-            </w:r>
-          </w:p>
-        </w:tc>
-        <w:tc>
-          <w:tcPr>
-            <w:tcW w:type="dxa" w:w="4320"/>
-          </w:tcPr>
-          <w:p>
-            <w:r>
-              <w:rPr>
-                <w:sz w:val="18"/>
-              </w:rPr>
-            </w:r>
-            <w:r>
-              <w:rPr>
-                <w:rFonts w:eastAsia="微軟正黑體"/>
-                <w:b w:val="0"/>
-                <w:sz w:val="18"/>
-              </w:rPr>
-              <w:t>規則式市場背景（DXY/VIX/美債/標普/黃金/BTC主導率/總市值 → 對加密順風/逆風）；</w:t>
-            </w:r>
-            <w:r>
-              <w:rPr>
-                <w:rFonts w:ascii="Consolas" w:hAnsi="Consolas" w:eastAsia="微軟正黑體"/>
-                <w:color w:val="B03A2E"/>
-                <w:sz w:val="18"/>
-              </w:rPr>
-              <w:t>/api/macro</w:t>
-            </w:r>
-            <w:r>
-              <w:rPr>
-                <w:rFonts w:eastAsia="微軟正黑體"/>
-                <w:b w:val="0"/>
-                <w:sz w:val="18"/>
-              </w:rPr>
-              <w:t>，免金鑰、快取 15 分（</w:t>
-            </w:r>
-            <w:r>
-              <w:rPr>
-                <w:rFonts w:eastAsia="微軟正黑體"/>
-                <w:b/>
-                <w:sz w:val="18"/>
-              </w:rPr>
-              <w:t>前端面板現隱藏保留</w:t>
-            </w:r>
-            <w:r>
-              <w:rPr>
-                <w:rFonts w:eastAsia="微軟正黑體"/>
-                <w:b w:val="0"/>
-                <w:sz w:val="18"/>
-              </w:rPr>
-              <w:t>，見 §9）</w:t>
             </w:r>
           </w:p>
         </w:tc>
@@ -3958,7 +3884,7 @@
           <w:rFonts w:eastAsia="微軟正黑體"/>
           <w:b w:val="0"/>
         </w:rPr>
-        <w:t>每日彙總成情緒分數供前台溫度條與 AI 引用。GPT 批次標註為下一階段（待金鑰，任務 #77）。</w:t>
+        <w:t>每日彙總成情緒分數供前台溫度條與 AI 引用。（GPT 批次情緒標註為未來方向，見 §12。）</w:t>
       </w:r>
     </w:p>
     <w:p>
@@ -3970,7 +3896,7 @@
           <w:rFonts w:eastAsia="微軟正黑體"/>
           <w:b w:val="0"/>
         </w:rPr>
-        <w:t>9. 訊號現況（誠實聲明）與路線圖</w:t>
+        <w:t>9. 訊號現況（誠實聲明）</w:t>
       </w:r>
     </w:p>
     <w:p>
@@ -4064,7 +3990,7 @@
           <w:rFonts w:eastAsia="微軟正黑體"/>
           <w:b w:val="0"/>
         </w:rPr>
-        <w:t>宏觀環境面板（</w:t>
+        <w:t>宏觀環境引擎（</w:t>
       </w:r>
       <w:r>
         <w:rPr>
@@ -4072,28 +3998,13 @@
           <w:color w:val="B03A2E"/>
           <w:sz w:val="19"/>
         </w:rPr>
-        <w:t>MacroPanel</w:t>
+        <w:t>/api/macro</w:t>
       </w:r>
       <w:r>
         <w:rPr>
           <w:rFonts w:eastAsia="微軟正黑體"/>
           <w:b w:val="0"/>
         </w:rPr>
-        <w:t xml:space="preserve"> + </w:t>
-      </w:r>
-      <w:r>
-        <w:rPr>
-          <w:rFonts w:ascii="Consolas" w:hAnsi="Consolas" w:eastAsia="微軟正黑體"/>
-          <w:color w:val="B03A2E"/>
-          <w:sz w:val="19"/>
-        </w:rPr>
-        <w:t>/api/macro</w:t>
-      </w:r>
-      <w:r>
-        <w:rPr>
-          <w:rFonts w:eastAsia="微軟正黑體"/>
-          <w:b w:val="0"/>
-        </w:rPr>
         <w:t>）已完成但</w:t>
       </w:r>
       <w:r>
@@ -4101,7 +4012,7 @@
           <w:rFonts w:eastAsia="微軟正黑體"/>
           <w:b/>
         </w:rPr>
-        <w:t>前台先隱藏</w:t>
+        <w:t>前端面板先隱藏</w:t>
       </w:r>
       <w:r>
         <w:rPr>
@@ -4113,37 +4024,27 @@
     </w:p>
     <w:p>
       <w:pPr>
-        <w:pStyle w:val="ListBullet"/>
+        <w:ind w:left="340"/>
       </w:pPr>
+      <w:r>
+        <w:rPr>
+          <w:color w:val="888888"/>
+        </w:rPr>
+        <w:t xml:space="preserve">▍ </w:t>
+      </w:r>
       <w:r>
         <w:rPr>
           <w:rFonts w:eastAsia="微軟正黑體"/>
           <w:b w:val="0"/>
         </w:rPr>
-        <w:t xml:space="preserve">修復路線見 </w:t>
-      </w:r>
-      <w:r>
-        <w:rPr>
-          <w:rFonts w:ascii="Consolas" w:hAnsi="Consolas" w:eastAsia="微軟正黑體"/>
-          <w:color w:val="B03A2E"/>
-          <w:sz w:val="19"/>
-        </w:rPr>
-        <w:t>docs/archive/訊號增準計畫.md</w:t>
+        <w:t xml:space="preserve">改善方向（把動量策略請上前台、訊號增準、ML 研究）見 </w:t>
       </w:r>
       <w:r>
         <w:rPr>
           <w:rFonts w:eastAsia="微軟正黑體"/>
-          <w:b w:val="0"/>
-        </w:rPr>
-        <w:t xml:space="preserve">（等確認）→ 之後才評估 </w:t>
-      </w:r>
-      <w:r>
-        <w:rPr>
-          <w:rFonts w:ascii="Consolas" w:hAnsi="Consolas" w:eastAsia="微軟正黑體"/>
-          <w:color w:val="B03A2E"/>
-          <w:sz w:val="19"/>
-        </w:rPr>
-        <w:t>docs/archive/ML訊號研究計畫.md</w:t>
+          <w:b/>
+        </w:rPr>
+        <w:t>§12 未來規劃</w:t>
       </w:r>
       <w:r>
         <w:rPr>
@@ -4505,7 +4406,36 @@
           <w:rFonts w:eastAsia="微軟正黑體"/>
           <w:b w:val="0"/>
         </w:rPr>
-        <w:t>已知待辦重點：#64 服務化（開機自啟）、#70 安全強化、#79 訊號增準（待確認）、#77 GPT 情緒標註（待金鑰）、#71 到價通知、#72 投資組合。</w:t>
+        <w:t xml:space="preserve">未來方向與待辦：見 </w:t>
+      </w:r>
+      <w:r>
+        <w:rPr>
+          <w:rFonts w:eastAsia="微軟正黑體"/>
+          <w:b/>
+        </w:rPr>
+        <w:t>§12 未來規劃</w:t>
+      </w:r>
+      <w:r>
+        <w:rPr>
+          <w:rFonts w:eastAsia="微軟正黑體"/>
+          <w:b w:val="0"/>
+        </w:rPr>
+        <w:t>與後台「工作項目」（</w:t>
+      </w:r>
+      <w:r>
+        <w:rPr>
+          <w:rFonts w:ascii="Consolas" w:hAnsi="Consolas" w:eastAsia="微軟正黑體"/>
+          <w:color w:val="B03A2E"/>
+          <w:sz w:val="19"/>
+        </w:rPr>
+        <w:t>tasks</w:t>
+      </w:r>
+      <w:r>
+        <w:rPr>
+          <w:rFonts w:eastAsia="微軟正黑體"/>
+          <w:b w:val="0"/>
+        </w:rPr>
+        <w:t xml:space="preserve"> 表為進度真相）。</w:t>
       </w:r>
     </w:p>
     <w:p>

--- a/docs/crypto-quant_文件合集.docx
+++ b/docs/crypto-quant_文件合集.docx
@@ -20161,7 +20161,7 @@
           <w:rFonts w:ascii="Microsoft JhengHei" w:hAnsi="Microsoft JhengHei" w:eastAsia="微軟正黑體"/>
           <w:b w:val="0"/>
         </w:rPr>
-        <w:t xml:space="preserve">比特幣目前中性（信心分數 55/100）。　⏎ 　⏎ </w:t>
+        <w:t xml:space="preserve">比特幣目前偏空（信心分數 32/100）。　⏎ 　⏎ </w:t>
       </w:r>
       <w:r>
         <w:rPr>
@@ -20175,7 +20175,7 @@
           <w:rFonts w:ascii="Microsoft JhengHei" w:hAnsi="Microsoft JhengHei" w:eastAsia="微軟正黑體"/>
           <w:b w:val="0"/>
         </w:rPr>
-        <w:t xml:space="preserve">　⏎ ・📈 趨勢：均線空頭排列；長期趨勢跌破 MA200 ($75,248)。　⏎ ・⚡ 動能：RSI 36.8（偏弱）；MACD 黃金交叉。　⏎ ・📊 量能：成交量：量略增 1.2x。　⏎ ・🎯 位置：布林通道：下半段 22%。　⏎ 　⏎ 💡 多空拉鋸、方向不明。此時進出場勝率都不高，建議觀望，等訊號分數突破 65 或跌破 35 再行動。　⏎ 　⏎ ⚠️ 技術面教學分析，不是投資建議，資金請自行控管。</w:t>
+        <w:t xml:space="preserve">　⏎ ・📈 趨勢：均線站上 MA20；長期趨勢跌破 MA200 ($74,528)。　⏎ ・⚡ 動能：RSI 50.3（中性）；MACD 動能減弱。　⏎ ・📊 量能：成交量：正常量能 1.0x。　⏎ ・🎯 位置：布林通道：上半段 70%。　⏎ 　⏎ 💡 偏空但未到極端。不建議急著抄底；等站回 MA20 之上或動能翻正再重新評估。　⏎ 　⏎ ⚠️ 技術面教學分析，不是投資建議，資金請自行控管。</w:t>
       </w:r>
     </w:p>
     <w:p>
@@ -20203,7 +20203,7 @@
           <w:rFonts w:ascii="Microsoft JhengHei" w:hAnsi="Microsoft JhengHei" w:eastAsia="微軟正黑體"/>
           <w:b w:val="0"/>
         </w:rPr>
-        <w:t>單日漲跌通常沒有單一原因，我給你數據面的線索：　⏎ ・比特幣近期：1 日 +2.24%、7 日 -1.87%、30 日 -16.06%　⏎ ・動能：RSI 36.8（偏弱）；MACD 黃金交叉。　⏎ ・量能：成交量：量略增 1.2x。　⏎ ・近 3 天相關新聞：看多 20 / 看空 28 則（「市場情緒／新聞」面板可看標題）　⏎ 　⏎ 媒體的「因為 XX 所以漲跌」多半是事後歸因；看數據比找理由可靠。</w:t>
+        <w:t>單日漲跌通常沒有單一原因，我給你數據面的線索：　⏎ ・比特幣近期：1 日 -1.06%、7 日 +8.08%、30 日 +0.05%　⏎ ・動能：RSI 50.3（中性）；MACD 動能減弱。　⏎ ・量能：成交量：正常量能 1.0x。　⏎ ・近 3 天相關新聞：看多 43 / 看空 69 則（「市場情緒／新聞」面板可看標題）　⏎ 　⏎ 媒體的「因為 XX 所以漲跌」多半是事後歸因；看數據比找理由可靠。</w:t>
       </w:r>
     </w:p>
     <w:p>
@@ -20308,7 +20308,7 @@
           <w:rFonts w:ascii="Microsoft JhengHei" w:hAnsi="Microsoft JhengHei" w:eastAsia="微軟正黑體"/>
           <w:b w:val="0"/>
         </w:rPr>
-        <w:t>：存活超過 14 年的「殭屍藍籌」：支付場景實用、鏈上活動穩定，但缺乏新敘事，市值排名逐年下滑。　⏎ 　⏎ 目前價格 $42.38，技術面中性（信心分數 39）　⏎ ⚠️ 留意：創新停滯、注意力被新公鏈瓜分；長期相對強度弱於 BTC。</w:t>
+        <w:t>：存活超過 14 年的「殭屍藍籌」：支付場景實用、鏈上活動穩定，但缺乏新敘事，市值排名逐年下滑。　⏎ 　⏎ 目前價格 $43.91，技術面偏空（信心分數 31）　⏎ ⚠️ 留意：創新停滯、注意力被新公鏈瓜分；長期相對強度弱於 BTC。</w:t>
       </w:r>
     </w:p>
     <w:p>

--- a/docs/crypto-quant_文件合集.docx
+++ b/docs/crypto-quant_文件合集.docx
@@ -26416,6 +26416,10 @@
     </w:p>
     <w:p>
       <w:r>
+        <w:rPr>
+          <w:rFonts w:ascii="Microsoft JhengHei" w:hAnsi="Microsoft JhengHei" w:eastAsia="?????"/>
+          <w:sz w:val="21"/>
+        </w:rPr>
         <w:t>新聞標題約六成為英文，故需英文詞庫；判讀結果一律以繁體中文顯示。</w:t>
       </w:r>
     </w:p>
@@ -26424,9 +26428,17 @@
         <w:pStyle w:val="Heading3"/>
       </w:pPr>
       <w:r>
+        <w:rPr>
+          <w:rFonts w:ascii="Microsoft JhengHei" w:hAnsi="Microsoft JhengHei" w:eastAsia="?????"/>
+          <w:sz w:val="21"/>
+        </w:rPr>
         <w:t xml:space="preserve">3-1 </w:t>
       </w:r>
       <w:r>
+        <w:rPr>
+          <w:rFonts w:ascii="Microsoft JhengHei" w:hAnsi="Microsoft JhengHei" w:eastAsia="?????"/>
+          <w:sz w:val="21"/>
+        </w:rPr>
         <w:t>看多詞（加分）</w:t>
       </w:r>
     </w:p>
@@ -28419,9 +28431,17 @@
         <w:pStyle w:val="Heading3"/>
       </w:pPr>
       <w:r>
+        <w:rPr>
+          <w:rFonts w:ascii="Microsoft JhengHei" w:hAnsi="Microsoft JhengHei" w:eastAsia="?????"/>
+          <w:sz w:val="21"/>
+        </w:rPr>
         <w:t xml:space="preserve">3-2 </w:t>
       </w:r>
       <w:r>
+        <w:rPr>
+          <w:rFonts w:ascii="Microsoft JhengHei" w:hAnsi="Microsoft JhengHei" w:eastAsia="?????"/>
+          <w:sz w:val="21"/>
+        </w:rPr>
         <w:t>看空詞（扣分）</w:t>
       </w:r>
     </w:p>
@@ -30865,18 +30885,34 @@
         <w:pStyle w:val="Heading2"/>
       </w:pPr>
       <w:r>
+        <w:rPr>
+          <w:rFonts w:ascii="Microsoft JhengHei" w:hAnsi="Microsoft JhengHei" w:eastAsia="?????"/>
+          <w:sz w:val="21"/>
+        </w:rPr>
         <w:lastRenderedPageBreak/>
         <w:t>四、繁體中文詞庫（現行，共</w:t>
       </w:r>
       <w:r>
+        <w:rPr>
+          <w:rFonts w:ascii="Microsoft JhengHei" w:hAnsi="Microsoft JhengHei" w:eastAsia="?????"/>
+          <w:sz w:val="21"/>
+        </w:rPr>
         <w:t xml:space="preserve"> 101 </w:t>
       </w:r>
       <w:r>
+        <w:rPr>
+          <w:rFonts w:ascii="Microsoft JhengHei" w:hAnsi="Microsoft JhengHei" w:eastAsia="?????"/>
+          <w:sz w:val="21"/>
+        </w:rPr>
         <w:t>詞）</w:t>
       </w:r>
     </w:p>
     <w:p>
       <w:r>
+        <w:rPr>
+          <w:rFonts w:ascii="Microsoft JhengHei" w:hAnsi="Microsoft JhengHei" w:eastAsia="?????"/>
+          <w:sz w:val="21"/>
+        </w:rPr>
         <w:t>含少量簡體「比對鍵」：部分中文媒體用簡體發稿，不加就比對不到；它們只存在於比對層，所有介面顯示均為繁體中文。</w:t>
       </w:r>
     </w:p>
@@ -30885,9 +30921,17 @@
         <w:pStyle w:val="Heading3"/>
       </w:pPr>
       <w:r>
+        <w:rPr>
+          <w:rFonts w:ascii="Microsoft JhengHei" w:hAnsi="Microsoft JhengHei" w:eastAsia="?????"/>
+          <w:sz w:val="21"/>
+        </w:rPr>
         <w:t xml:space="preserve">4-1 </w:t>
       </w:r>
       <w:r>
+        <w:rPr>
+          <w:rFonts w:ascii="Microsoft JhengHei" w:hAnsi="Microsoft JhengHei" w:eastAsia="?????"/>
+          <w:sz w:val="21"/>
+        </w:rPr>
         <w:t>看多詞（加分）</w:t>
       </w:r>
     </w:p>
@@ -32676,9 +32720,17 @@
         <w:pStyle w:val="Heading3"/>
       </w:pPr>
       <w:r>
+        <w:rPr>
+          <w:rFonts w:ascii="Microsoft JhengHei" w:hAnsi="Microsoft JhengHei" w:eastAsia="?????"/>
+          <w:sz w:val="21"/>
+        </w:rPr>
         <w:t xml:space="preserve">4-2 </w:t>
       </w:r>
       <w:r>
+        <w:rPr>
+          <w:rFonts w:ascii="Microsoft JhengHei" w:hAnsi="Microsoft JhengHei" w:eastAsia="?????"/>
+          <w:sz w:val="21"/>
+        </w:rPr>
         <w:t>看空詞（扣分）</w:t>
       </w:r>
     </w:p>
@@ -34638,6 +34690,10 @@
         <w:pStyle w:val="Heading2"/>
       </w:pPr>
       <w:r>
+        <w:rPr>
+          <w:rFonts w:ascii="Microsoft JhengHei" w:hAnsi="Microsoft JhengHei" w:eastAsia="?????"/>
+          <w:sz w:val="21"/>
+        </w:rPr>
         <w:t>五、新增詞彙申請表（請主管填寫／勾選核可）</w:t>
       </w:r>
     </w:p>
@@ -35456,24 +35512,40 @@
     </w:tbl>
     <w:p>
       <w:r>
+        <w:rPr>
+          <w:rFonts w:ascii="Microsoft JhengHei" w:hAnsi="Microsoft JhengHei" w:eastAsia="?????"/>
+          <w:sz w:val="21"/>
+        </w:rPr>
         <w:t>權重準則：</w:t>
       </w:r>
       <w:r>
         <w:rPr>
+          <w:rFonts w:ascii="Microsoft JhengHei" w:hAnsi="Microsoft JhengHei" w:eastAsia="?????"/>
           <w:b/>
+          <w:sz w:val="21"/>
         </w:rPr>
         <w:t>2 = 強烈明確</w:t>
       </w:r>
       <w:r>
+        <w:rPr>
+          <w:rFonts w:ascii="Microsoft JhengHei" w:hAnsi="Microsoft JhengHei" w:eastAsia="?????"/>
+          <w:sz w:val="21"/>
+        </w:rPr>
         <w:t>（暴跌、爆倉、駭客、崩盤）、</w:t>
       </w:r>
       <w:r>
         <w:rPr>
+          <w:rFonts w:ascii="Microsoft JhengHei" w:hAnsi="Microsoft JhengHei" w:eastAsia="?????"/>
           <w:b/>
+          <w:sz w:val="21"/>
         </w:rPr>
         <w:t>1 = 一般方向</w:t>
       </w:r>
       <w:r>
+        <w:rPr>
+          <w:rFonts w:ascii="Microsoft JhengHei" w:hAnsi="Microsoft JhengHei" w:eastAsia="?????"/>
+          <w:sz w:val="21"/>
+        </w:rPr>
         <w:t>（上漲、下跌、買入）。</w:t>
       </w:r>
     </w:p>
@@ -35482,6 +35554,10 @@
         <w:pStyle w:val="Heading2"/>
       </w:pPr>
       <w:r>
+        <w:rPr>
+          <w:rFonts w:ascii="Microsoft JhengHei" w:hAnsi="Microsoft JhengHei" w:eastAsia="?????"/>
+          <w:sz w:val="21"/>
+        </w:rPr>
         <w:t>六、容量與可用性評估</w:t>
       </w:r>
     </w:p>
@@ -35883,7 +35959,104 @@
     <w:p/>
     <w:p>
       <w:r>
+        <w:rPr>
+          <w:rFonts w:ascii="Microsoft JhengHei" w:hAnsi="Microsoft JhengHei" w:eastAsia="?????"/>
+          <w:sz w:val="21"/>
+        </w:rPr>
         <w:t>審核簽名：＿＿＿＿＿＿＿＿　　日期：＿＿＿＿＿＿＿＿</w:t>
+      </w:r>
+    </w:p>
+    <w:p>
+      <w:r>
+        <w:rPr>
+          <w:rFonts w:ascii="Microsoft JhengHei" w:hAnsi="Microsoft JhengHei" w:eastAsia="?????"/>
+          <w:sz w:val="21"/>
+        </w:rPr>
+        <w:br w:type="page"/>
+      </w:r>
+    </w:p>
+    <w:p>
+      <w:pPr>
+        <w:pStyle w:val="Heading1"/>
+      </w:pPr>
+      <w:r>
+        <w:rPr>
+          <w:rFonts w:ascii="Microsoft JhengHei" w:hAnsi="Microsoft JhengHei" w:eastAsia="?????"/>
+          <w:sz w:val="21"/>
+        </w:rPr>
+        <w:t>2026-07-13 ??????</w:t>
+      </w:r>
+    </w:p>
+    <w:p>
+      <w:pPr>
+        <w:pStyle w:val="ListBullet"/>
+      </w:pPr>
+      <w:r>
+        <w:rPr>
+          <w:rFonts w:ascii="Microsoft JhengHei" w:hAnsi="Microsoft JhengHei" w:eastAsia="?????"/>
+          <w:sz w:val="21"/>
+        </w:rPr>
+        <w:t>README ??????????AIAnalystPanel?CorrelationHeatmap?BotWidget?OnboardingTour?MacroPanel ??????????</w:t>
+      </w:r>
+    </w:p>
+    <w:p>
+      <w:pPr>
+        <w:pStyle w:val="ListBullet"/>
+      </w:pPr>
+      <w:r>
+        <w:rPr>
+          <w:rFonts w:ascii="Microsoft JhengHei" w:hAnsi="Microsoft JhengHei" w:eastAsia="?????"/>
+          <w:sz w:val="21"/>
+        </w:rPr>
+        <w:t>??????????? cd frontend ? npm run start?</w:t>
+      </w:r>
+    </w:p>
+    <w:p>
+      <w:pPr>
+        <w:pStyle w:val="ListBullet"/>
+      </w:pPr>
+      <w:r>
+        <w:rPr>
+          <w:rFonts w:ascii="Microsoft JhengHei" w:hAnsi="Microsoft JhengHei" w:eastAsia="?????"/>
+          <w:sz w:val="21"/>
+        </w:rPr>
+        <w:t>????????app.db ? 28.7 MB?news.db ? 3.0 MB?prices/indicators ? 63,119 ??tasks 137 ??access_log ????????</w:t>
+      </w:r>
+    </w:p>
+    <w:p>
+      <w:pPr>
+        <w:pStyle w:val="ListBullet"/>
+      </w:pPr>
+      <w:r>
+        <w:rPr>
+          <w:rFonts w:ascii="Microsoft JhengHei" w:hAnsi="Microsoft JhengHei" w:eastAsia="?????"/>
+          <w:sz w:val="21"/>
+        </w:rPr>
+        <w:t>?????????????????????? tasks ????</w:t>
+      </w:r>
+    </w:p>
+    <w:p>
+      <w:pPr>
+        <w:pStyle w:val="ListBullet"/>
+      </w:pPr>
+      <w:r>
+        <w:rPr>
+          <w:rFonts w:ascii="Microsoft JhengHei" w:hAnsi="Microsoft JhengHei" w:eastAsia="?????"/>
+          <w:sz w:val="21"/>
+        </w:rPr>
+        <w:t>???????secrets.local.cmd ???? ADMIN_PASS / ADMIN_SECRET?OPENAI_API_KEY ????????? AI ?????</w:t>
+      </w:r>
+    </w:p>
+    <w:p>
+      <w:pPr>
+        <w:pStyle w:val="ListBullet"/>
+      </w:pPr>
+      <w:r>
+        <w:rPr>
+          <w:rFonts w:ascii="Microsoft JhengHei" w:hAnsi="Microsoft JhengHei" w:eastAsia="?????"/>
+          <w:sz w:val="21"/>
+        </w:rPr>
+        <w:t>MATICUSDT ? data/reports ??????????????? 15 ???? POLUSDT?</w:t>
       </w:r>
     </w:p>
     <w:sectPr>

--- a/docs/crypto-quant_文件合集.docx
+++ b/docs/crypto-quant_文件合集.docx
@@ -21,7 +21,7 @@
           <w:color w:val="666666"/>
           <w:sz w:val="24"/>
         </w:rPr>
-        <w:t>加密貨幣量化分析平台 — 文件包（合併 5 份）</w:t>
+        <w:t>加密貨幣量化分析平台 — 文件包（合併 6 份）</w:t>
       </w:r>
     </w:p>
     <w:p/>
@@ -83,6 +83,16 @@
           <w:sz w:val="22"/>
         </w:rPr>
         <w:t>5. 伍、情緒詞庫範本</w:t>
+      </w:r>
+    </w:p>
+    <w:p>
+      <w:r>
+        <w:rPr>
+          <w:rFonts w:ascii="Microsoft JhengHei" w:hAnsi="Microsoft JhengHei" w:eastAsia="微軟正黑體"/>
+          <w:b w:val="0"/>
+          <w:sz w:val="22"/>
+        </w:rPr>
+        <w:t>6. 陸、預測模型指標與參考門檻</w:t>
       </w:r>
     </w:p>
     <w:p>
@@ -153,7 +163,7 @@
           <w:rFonts w:eastAsia="微軟正黑體"/>
           <w:b w:val="0"/>
         </w:rPr>
-        <w:t>最後更新：2026-07-08</w:t>
+        <w:t>最後更新：2026-07-21</w:t>
       </w:r>
     </w:p>
     <w:p>
@@ -171,7 +181,7 @@
           <w:rFonts w:eastAsia="微軟正黑體"/>
           <w:b w:val="0"/>
         </w:rPr>
-        <w:t>用「規則引擎 + GPT」雙 AI 解讀盤勢，附</w:t>
+        <w:t>保留「規則引擎 + GPT」雙 AI 解讀能力，新增可拒答、可稽核的研究預測，附</w:t>
       </w:r>
       <w:r>
         <w:rPr>
@@ -185,21 +195,7 @@
           <w:rFonts w:eastAsia="微軟正黑體"/>
           <w:b w:val="0"/>
         </w:rPr>
-        <w:t>與</w:t>
-      </w:r>
-      <w:r>
-        <w:rPr>
-          <w:rFonts w:eastAsia="微軟正黑體"/>
-          <w:b/>
-        </w:rPr>
-        <w:t>宏觀環境</w:t>
-      </w:r>
-      <w:r>
-        <w:rPr>
-          <w:rFonts w:eastAsia="微軟正黑體"/>
-          <w:b w:val="0"/>
-        </w:rPr>
-        <w:t>背景，配有管理後台，前台資料自動更新。</w:t>
+        <w:t>，配有管理後台，前台資料自動更新。</w:t>
       </w:r>
     </w:p>
     <w:p>
@@ -521,6 +517,180 @@
                 <w:b/>
                 <w:sz w:val="18"/>
               </w:rPr>
+              <w:t>研究預測成績單、資料契約與發布門檻</w:t>
+            </w:r>
+          </w:p>
+        </w:tc>
+        <w:tc>
+          <w:tcPr>
+            <w:tcW w:type="dxa" w:w="4320"/>
+          </w:tcPr>
+          <w:p>
+            <w:r>
+              <w:rPr>
+                <w:sz w:val="18"/>
+              </w:rPr>
+            </w:r>
+            <w:r>
+              <w:rPr>
+                <w:rFonts w:eastAsia="微軟正黑體"/>
+                <w:b w:val="0"/>
+                <w:sz w:val="18"/>
+              </w:rPr>
+              <w:t>[</w:t>
+            </w:r>
+            <w:r>
+              <w:rPr>
+                <w:rFonts w:ascii="Consolas" w:hAnsi="Consolas" w:eastAsia="微軟正黑體"/>
+                <w:color w:val="B03A2E"/>
+                <w:sz w:val="18"/>
+              </w:rPr>
+              <w:t>docs/forecast-scorecard-p0.md</w:t>
+            </w:r>
+            <w:r>
+              <w:rPr>
+                <w:rFonts w:eastAsia="微軟正黑體"/>
+                <w:b w:val="0"/>
+                <w:sz w:val="18"/>
+              </w:rPr>
+              <w:t>](docs/forecast-scorecard-p0.md)</w:t>
+            </w:r>
+          </w:p>
+        </w:tc>
+      </w:tr>
+      <w:tr>
+        <w:tc>
+          <w:tcPr>
+            <w:tcW w:type="dxa" w:w="4320"/>
+          </w:tcPr>
+          <w:p>
+            <w:r>
+              <w:rPr>
+                <w:sz w:val="18"/>
+              </w:rPr>
+            </w:r>
+            <w:r>
+              <w:rPr>
+                <w:rFonts w:eastAsia="微軟正黑體"/>
+                <w:b/>
+                <w:sz w:val="18"/>
+              </w:rPr>
+              <w:t>模型實測指標（F1／Recall／AUC／AP／SHAP 適用性）</w:t>
+            </w:r>
+          </w:p>
+        </w:tc>
+        <w:tc>
+          <w:tcPr>
+            <w:tcW w:type="dxa" w:w="4320"/>
+          </w:tcPr>
+          <w:p>
+            <w:r>
+              <w:rPr>
+                <w:sz w:val="18"/>
+              </w:rPr>
+            </w:r>
+            <w:r>
+              <w:rPr>
+                <w:rFonts w:eastAsia="微軟正黑體"/>
+                <w:b w:val="0"/>
+                <w:sz w:val="18"/>
+              </w:rPr>
+              <w:t>[</w:t>
+            </w:r>
+            <w:r>
+              <w:rPr>
+                <w:rFonts w:ascii="Consolas" w:hAnsi="Consolas" w:eastAsia="微軟正黑體"/>
+                <w:color w:val="B03A2E"/>
+                <w:sz w:val="18"/>
+              </w:rPr>
+              <w:t>docs/crypto-quant_文件合集.docx</w:t>
+            </w:r>
+            <w:r>
+              <w:rPr>
+                <w:rFonts w:eastAsia="微軟正黑體"/>
+                <w:b w:val="0"/>
+                <w:sz w:val="18"/>
+              </w:rPr>
+              <w:t>](docs/crypto-quant_文件合集.docx) 第陸章</w:t>
+            </w:r>
+          </w:p>
+        </w:tc>
+      </w:tr>
+      <w:tr>
+        <w:tc>
+          <w:tcPr>
+            <w:tcW w:type="dxa" w:w="4320"/>
+          </w:tcPr>
+          <w:p>
+            <w:r>
+              <w:rPr>
+                <w:sz w:val="18"/>
+              </w:rPr>
+            </w:r>
+            <w:r>
+              <w:rPr>
+                <w:rFonts w:eastAsia="微軟正黑體"/>
+                <w:b/>
+                <w:sz w:val="18"/>
+              </w:rPr>
+              <w:t>機率校準研究（Platt／Beta、walk-forward 與升級判定）</w:t>
+            </w:r>
+          </w:p>
+        </w:tc>
+        <w:tc>
+          <w:tcPr>
+            <w:tcW w:type="dxa" w:w="4320"/>
+          </w:tcPr>
+          <w:p>
+            <w:r>
+              <w:rPr>
+                <w:sz w:val="18"/>
+              </w:rPr>
+            </w:r>
+            <w:r>
+              <w:rPr>
+                <w:rFonts w:eastAsia="微軟正黑體"/>
+                <w:b w:val="0"/>
+                <w:sz w:val="18"/>
+              </w:rPr>
+              <w:t>[</w:t>
+            </w:r>
+            <w:r>
+              <w:rPr>
+                <w:rFonts w:ascii="Consolas" w:hAnsi="Consolas" w:eastAsia="微軟正黑體"/>
+                <w:color w:val="B03A2E"/>
+                <w:sz w:val="18"/>
+              </w:rPr>
+              <w:t>docs/forecast-calibration.md</w:t>
+            </w:r>
+            <w:r>
+              <w:rPr>
+                <w:rFonts w:eastAsia="微軟正黑體"/>
+                <w:b w:val="0"/>
+                <w:sz w:val="18"/>
+              </w:rPr>
+              <w:t>](docs/forecast-calibration.md)</w:t>
+            </w:r>
+          </w:p>
+        </w:tc>
+      </w:tr>
+      <w:tr>
+        <w:tc>
+          <w:tcPr>
+            <w:tcW w:type="dxa" w:w="4320"/>
+          </w:tcPr>
+          <w:p>
+            <w:r>
+              <w:rPr>
+                <w:sz w:val="18"/>
+              </w:rPr>
+            </w:r>
+            <w:r>
+              <w:rPr>
+                <w:rFonts w:eastAsia="微軟正黑體"/>
+                <w:b/>
+                <w:sz w:val="18"/>
+              </w:rPr>
               <w:t>本地開發、開發鐵律、測試怎麼跑</w:t>
             </w:r>
           </w:p>
@@ -1033,7 +1203,7 @@
                 <w:b w:val="0"/>
                 <w:sz w:val="18"/>
               </w:rPr>
-              <w:t>）、回測面板、相關性熱圖</w:t>
+              <w:t>）、1/5/10 日研究預測決策卡、每日盯市回測、情緒面板</w:t>
             </w:r>
           </w:p>
         </w:tc>
@@ -1055,6 +1225,48 @@
                 <w:b w:val="0"/>
                 <w:sz w:val="18"/>
               </w:rPr>
+              <w:t>判斷與預測</w:t>
+            </w:r>
+          </w:p>
+        </w:tc>
+        <w:tc>
+          <w:tcPr>
+            <w:tcW w:type="dxa" w:w="4320"/>
+          </w:tcPr>
+          <w:p>
+            <w:r>
+              <w:rPr>
+                <w:sz w:val="18"/>
+              </w:rPr>
+            </w:r>
+            <w:r>
+              <w:rPr>
+                <w:rFonts w:eastAsia="微軟正黑體"/>
+                <w:b w:val="0"/>
+                <w:sz w:val="18"/>
+              </w:rPr>
+              <w:t>regime 歷史基準：漲跌機率、q10/q50/q90、下行風險、信心與證據；低信心/過期/樣本不足會明確拒答，不輸出假精準結論</w:t>
+            </w:r>
+          </w:p>
+        </w:tc>
+      </w:tr>
+      <w:tr>
+        <w:tc>
+          <w:tcPr>
+            <w:tcW w:type="dxa" w:w="4320"/>
+          </w:tcPr>
+          <w:p>
+            <w:r>
+              <w:rPr>
+                <w:sz w:val="18"/>
+              </w:rPr>
+            </w:r>
+            <w:r>
+              <w:rPr>
+                <w:rFonts w:eastAsia="微軟正黑體"/>
+                <w:b w:val="0"/>
+                <w:sz w:val="18"/>
+              </w:rPr>
               <w:t>AI 智能分析</w:t>
             </w:r>
           </w:p>
@@ -1072,10 +1284,18 @@
             <w:r>
               <w:rPr>
                 <w:rFonts w:eastAsia="微軟正黑體"/>
-                <w:b/>
-                <w:sz w:val="18"/>
-              </w:rPr>
-              <w:t>雙引擎</w:t>
+                <w:b w:val="0"/>
+                <w:sz w:val="18"/>
+              </w:rPr>
+              <w:t xml:space="preserve">後端與後台設定已保留：🧮 規則引擎（6 因子白話分析）+ 🤖 GPT 深度解讀（需金鑰）；前台 </w:t>
+            </w:r>
+            <w:r>
+              <w:rPr>
+                <w:rFonts w:ascii="Consolas" w:hAnsi="Consolas" w:eastAsia="微軟正黑體"/>
+                <w:color w:val="B03A2E"/>
+                <w:sz w:val="18"/>
+              </w:rPr>
+              <w:t>AIAnalystPanel</w:t>
             </w:r>
             <w:r>
               <w:rPr>
@@ -1083,7 +1303,7 @@
                 <w:b w:val="0"/>
                 <w:sz w:val="18"/>
               </w:rPr>
-              <w:t>：🧮 規則引擎（6 因子白話分析，免費永遠可用）+ 🤖 GPT 深度解讀（需金鑰）；立場不一致會標「觀點分歧」；可提問（多輪對話）</w:t>
+              <w:t xml:space="preserve"> 目前暫停顯示</w:t>
             </w:r>
           </w:p>
         </w:tc>
@@ -1277,7 +1497,37 @@
           <w:rFonts w:eastAsia="微軟正黑體"/>
           <w:b w:val="0"/>
         </w:rPr>
-        <w:t xml:space="preserve"> 對應註解即可恢復）：吉祥物小Q 漂浮聊天小幫手 </w:t>
+        <w:t xml:space="preserve"> 對應註解即可恢復）：</w:t>
+      </w:r>
+      <w:r>
+        <w:rPr>
+          <w:rFonts w:ascii="Consolas" w:hAnsi="Consolas" w:eastAsia="微軟正黑體"/>
+          <w:color w:val="B03A2E"/>
+          <w:sz w:val="19"/>
+        </w:rPr>
+        <w:t>AIAnalystPanel</w:t>
+      </w:r>
+      <w:r>
+        <w:rPr>
+          <w:rFonts w:eastAsia="微軟正黑體"/>
+          <w:b w:val="0"/>
+        </w:rPr>
+        <w:t xml:space="preserve">、相關性熱圖 </w:t>
+      </w:r>
+      <w:r>
+        <w:rPr>
+          <w:rFonts w:ascii="Consolas" w:hAnsi="Consolas" w:eastAsia="微軟正黑體"/>
+          <w:color w:val="B03A2E"/>
+          <w:sz w:val="19"/>
+        </w:rPr>
+        <w:t>CorrelationHeatmap</w:t>
+      </w:r>
+      <w:r>
+        <w:rPr>
+          <w:rFonts w:eastAsia="微軟正黑體"/>
+          <w:b w:val="0"/>
+        </w:rPr>
+        <w:t xml:space="preserve">、吉祥物小Q 漂浮聊天小幫手 </w:t>
       </w:r>
       <w:r>
         <w:rPr>
@@ -1402,6 +1652,17 @@
           <w:color w:val="333333"/>
           <w:sz w:val="18"/>
         </w:rPr>
+        <w:t>cd ..</w:t>
+      </w:r>
+      <w:r>
+        <w:br/>
+      </w:r>
+      <w:r>
+        <w:rPr>
+          <w:rFonts w:ascii="Consolas" w:hAnsi="Consolas" w:eastAsia="微軟正黑體"/>
+          <w:color w:val="333333"/>
+          <w:sz w:val="18"/>
+        </w:rPr>
         <w:t>.\.venv\Scripts\python.exe -m uvicorn backend.main:app --host 0.0.0.0 --port 8000</w:t>
       </w:r>
       <w:r>
@@ -1529,7 +1790,7 @@
           <w:rFonts w:eastAsia="微軟正黑體"/>
           <w:b w:val="0"/>
         </w:rPr>
-        <w:t xml:space="preserve">（由 </w:t>
+        <w:t xml:space="preserve">；正式/排程啟動應由 </w:t>
       </w:r>
       <w:r>
         <w:rPr>
@@ -1544,7 +1805,7 @@
           <w:rFonts w:eastAsia="微軟正黑體"/>
           <w:b w:val="0"/>
         </w:rPr>
-        <w:t xml:space="preserve"> 注入強密碼與 </w:t>
+        <w:t xml:space="preserve"> 注入 </w:t>
       </w:r>
       <w:r>
         <w:rPr>
@@ -1552,14 +1813,29 @@
           <w:color w:val="B03A2E"/>
           <w:sz w:val="19"/>
         </w:rPr>
-        <w:t>ADMIN_SECRET</w:t>
+        <w:t>ADMIN_PASS</w:t>
       </w:r>
       <w:r>
         <w:rPr>
           <w:rFonts w:eastAsia="微軟正黑體"/>
           <w:b w:val="0"/>
         </w:rPr>
-        <w:t>，2026-07-06 已改掉預設值；該檔已 gitignore）</w:t>
+        <w:t xml:space="preserve"> 與 </w:t>
+      </w:r>
+      <w:r>
+        <w:rPr>
+          <w:rFonts w:ascii="Consolas" w:hAnsi="Consolas" w:eastAsia="微軟正黑體"/>
+          <w:color w:val="B03A2E"/>
+          <w:sz w:val="19"/>
+        </w:rPr>
+        <w:t>ADMIN_SECRET</w:t>
+      </w:r>
+      <w:r>
+        <w:rPr>
+          <w:rFonts w:eastAsia="微軟正黑體"/>
+          <w:b w:val="0"/>
+        </w:rPr>
+        <w:t>（該檔已 gitignore）。若未載入，程式會回到預設值並印安全警告。</w:t>
       </w:r>
     </w:p>
     <w:p>
@@ -1598,7 +1874,7 @@
           <w:rFonts w:eastAsia="微軟正黑體"/>
           <w:b w:val="0"/>
         </w:rPr>
-        <w:t>對外公開：Cloudflare Quick Tunnel 指向 8000（每次重啟 tunnel 網址會變；根治方案見待辦 #64）</w:t>
+        <w:t>對外公開（選用）：可將 Cloudflare Quick Tunnel 指向 8000；啟用前必須先更換預設後台密碼與簽章密鑰（每次重啟 tunnel 網址會變；根治方案見待辦 #64）</w:t>
       </w:r>
     </w:p>
     <w:p>
@@ -2173,6 +2449,40 @@
           <w:rFonts w:eastAsia="微軟正黑體"/>
           <w:b/>
         </w:rPr>
+        <w:t>研究預測可追溯</w:t>
+      </w:r>
+      <w:r>
+        <w:rPr>
+          <w:rFonts w:eastAsia="微軟正黑體"/>
+          <w:b w:val="0"/>
+        </w:rPr>
+        <w:t>：輸入完成日線做 SHA-256；</w:t>
+      </w:r>
+      <w:r>
+        <w:rPr>
+          <w:rFonts w:ascii="Consolas" w:hAnsi="Consolas" w:eastAsia="微軟正黑體"/>
+          <w:color w:val="B03A2E"/>
+          <w:sz w:val="19"/>
+        </w:rPr>
+        <w:t>reference_close</w:t>
+      </w:r>
+      <w:r>
+        <w:rPr>
+          <w:rFonts w:eastAsia="微軟正黑體"/>
+          <w:b w:val="0"/>
+        </w:rPr>
+        <w:t>、預測與 outcome 分開 append-only 封存。同一資料日若歷史 K 線被修訂，另建快照而不覆寫舊紀錄。</w:t>
+      </w:r>
+    </w:p>
+    <w:p>
+      <w:pPr>
+        <w:pStyle w:val="ListBullet"/>
+      </w:pPr>
+      <w:r>
+        <w:rPr>
+          <w:rFonts w:eastAsia="微軟正黑體"/>
+          <w:b/>
+        </w:rPr>
         <w:t xml:space="preserve">設定集中 </w:t>
       </w:r>
       <w:r>
@@ -2247,7 +2557,7 @@
           <w:color w:val="333333"/>
           <w:sz w:val="18"/>
         </w:rPr>
-        <w:t xml:space="preserve">  routers/               （10 個 router，共 48 端點；規格見 docs/archive/API規格.md）</w:t>
+        <w:t xml:space="preserve">  routers/               API routers（規格見 docs/archive/API規格.md）</w:t>
       </w:r>
       <w:r>
         <w:br/>
@@ -2313,7 +2623,7 @@
           <w:color w:val="333333"/>
           <w:sz w:val="18"/>
         </w:rPr>
-        <w:t xml:space="preserve">    correlation.py       /correlation</w:t>
+        <w:t xml:space="preserve">    forecast.py          /forecast/{sym}（研究預測）＋/forecast/scorecard（後台樣本外成績）</w:t>
       </w:r>
       <w:r>
         <w:br/>
@@ -2324,7 +2634,7 @@
           <w:color w:val="333333"/>
           <w:sz w:val="18"/>
         </w:rPr>
-        <w:t xml:space="preserve">    sentiment.py         新聞抓取+情緒詞庫(中英)+幣種標記；/sentiment/*（news、summary、fear_greed）</w:t>
+        <w:t xml:space="preserve">    correlation.py       /correlation</w:t>
       </w:r>
       <w:r>
         <w:br/>
@@ -2335,7 +2645,7 @@
           <w:color w:val="333333"/>
           <w:sz w:val="18"/>
         </w:rPr>
-        <w:t xml:space="preserve">    ai.py                /ai/analysis /ai/ask /ai/config（AI 機器人）</w:t>
+        <w:t xml:space="preserve">    sentiment.py         新聞抓取+情緒詞庫(中英)+幣種標記；/sentiment/*（news、summary、fear_greed）</w:t>
       </w:r>
       <w:r>
         <w:br/>
@@ -2346,7 +2656,7 @@
           <w:color w:val="333333"/>
           <w:sz w:val="18"/>
         </w:rPr>
-        <w:t xml:space="preserve">    macro.py             /macro（規則式宏觀環境，免金鑰、快取15分）</w:t>
+        <w:t xml:space="preserve">    ai.py                /ai/analysis /ai/ask /ai/config（AI 機器人）</w:t>
       </w:r>
       <w:r>
         <w:br/>
@@ -2357,7 +2667,7 @@
           <w:color w:val="333333"/>
           <w:sz w:val="18"/>
         </w:rPr>
-        <w:t xml:space="preserve">    admin.py             /admin/*（登入、監控、幣種、任務、DB 檢視、AI 設定、成績單、策略、操作）</w:t>
+        <w:t xml:space="preserve">    macro.py             /macro（規則式宏觀環境，免金鑰、快取15分）</w:t>
       </w:r>
       <w:r>
         <w:br/>
@@ -2368,7 +2678,7 @@
           <w:color w:val="333333"/>
           <w:sz w:val="18"/>
         </w:rPr>
-        <w:t xml:space="preserve">  services/</w:t>
+        <w:t xml:space="preserve">    admin.py             /admin/*（登入、監控、幣種、任務、DB 檢視、AI 設定、成績單、策略、操作）</w:t>
       </w:r>
       <w:r>
         <w:br/>
@@ -2379,7 +2689,7 @@
           <w:color w:val="333333"/>
           <w:sz w:val="18"/>
         </w:rPr>
-        <w:t xml:space="preserve">    app_db.py            data/app.db 全部表與存取（設定/任務/K線/指標/訊號/AI 快取…）</w:t>
+        <w:t xml:space="preserve">  services/</w:t>
       </w:r>
       <w:r>
         <w:br/>
@@ -2390,7 +2700,7 @@
           <w:color w:val="333333"/>
           <w:sz w:val="18"/>
         </w:rPr>
-        <w:t xml:space="preserve">    reader.py            前台讀取層（多週期查詢、data_versions；停用幣如 MATIC 自動隱藏）</w:t>
+        <w:t xml:space="preserve">    app_db.py            data/app.db 全部表與存取（設定/任務/K線/指標/訊號/預測/AI 快取…）</w:t>
       </w:r>
       <w:r>
         <w:br/>
@@ -2401,7 +2711,7 @@
           <w:color w:val="333333"/>
           <w:sz w:val="18"/>
         </w:rPr>
-        <w:t xml:space="preserve">    signal_engine.py     6 因子訊號（計分核心在 src/scoring.py）</w:t>
+        <w:t xml:space="preserve">    forecast_scorecard.py 不可變 ledger 去重、point-in-time 基準與發布閘門</w:t>
       </w:r>
       <w:r>
         <w:br/>
@@ -2412,7 +2722,7 @@
           <w:color w:val="333333"/>
           <w:sz w:val="18"/>
         </w:rPr>
-        <w:t xml:space="preserve">    ai_analyst.py        ★AI 雙引擎：build_context→規則分析→GPT(固定提示詞)→交叉檢核</w:t>
+        <w:t xml:space="preserve">    reader.py            前台讀取層（多週期查詢、data_versions；停用幣如 MATIC 自動隱藏）</w:t>
       </w:r>
       <w:r>
         <w:br/>
@@ -2423,7 +2733,7 @@
           <w:color w:val="333333"/>
           <w:sz w:val="18"/>
         </w:rPr>
-        <w:t xml:space="preserve">    news_store.py        news.db 存取＋news_sentiment_daily 每日情緒彙總</w:t>
+        <w:t xml:space="preserve">    signal_engine.py     6 因子訊號（計分核心在 src/scoring.py）</w:t>
       </w:r>
       <w:r>
         <w:br/>
@@ -2434,7 +2744,7 @@
           <w:color w:val="333333"/>
           <w:sz w:val="18"/>
         </w:rPr>
-        <w:t xml:space="preserve">    backtest_engine.py   回測引擎</w:t>
+        <w:t xml:space="preserve">    ai_analyst.py        ★AI 雙引擎：build_context→規則分析→GPT(固定提示詞)→交叉檢核</w:t>
       </w:r>
       <w:r>
         <w:br/>
@@ -2445,7 +2755,7 @@
           <w:color w:val="333333"/>
           <w:sz w:val="18"/>
         </w:rPr>
-        <w:t xml:space="preserve">    macro.py             ★宏觀環境規則引擎（Yahoo+CoinGecko，英文邏輯/中文顯示）</w:t>
+        <w:t xml:space="preserve">    news_store.py        news.db 存取＋news_sentiment_daily 每日情緒彙總</w:t>
       </w:r>
       <w:r>
         <w:br/>
@@ -2456,7 +2766,7 @@
           <w:color w:val="333333"/>
           <w:sz w:val="18"/>
         </w:rPr>
-        <w:t xml:space="preserve">    coin_facts.py        幣種基本資料（含 MATIC→POL 等歷史脈絡）</w:t>
+        <w:t xml:space="preserve">    backtest_engine.py   回測引擎</w:t>
       </w:r>
       <w:r>
         <w:br/>
@@ -2467,7 +2777,7 @@
           <w:color w:val="333333"/>
           <w:sz w:val="18"/>
         </w:rPr>
-        <w:t xml:space="preserve">    canned_qa.py         AI 固定問答庫</w:t>
+        <w:t xml:space="preserve">    macro.py             ★宏觀環境規則引擎（Yahoo+CoinGecko，英文邏輯/中文顯示）</w:t>
       </w:r>
       <w:r>
         <w:br/>
@@ -2478,7 +2788,7 @@
           <w:color w:val="333333"/>
           <w:sz w:val="18"/>
         </w:rPr>
-        <w:t>src/</w:t>
+        <w:t xml:space="preserve">    coin_facts.py        幣種基本資料（含 MATIC→POL 等歷史脈絡）</w:t>
       </w:r>
       <w:r>
         <w:br/>
@@ -2489,7 +2799,7 @@
           <w:color w:val="333333"/>
           <w:sz w:val="18"/>
         </w:rPr>
-        <w:t xml:space="preserve">  fetch_binance.py       抓 K 線（多幣/多週期/增量/過濾未收盤K棒）── scheduler 用</w:t>
+        <w:t xml:space="preserve">    canned_qa.py         AI 固定問答庫</w:t>
       </w:r>
       <w:r>
         <w:br/>
@@ -2500,7 +2810,7 @@
           <w:color w:val="333333"/>
           <w:sz w:val="18"/>
         </w:rPr>
-        <w:t xml:space="preserve">  indicators.py          算指標（--interval 1d|1h --no-plot）── scheduler 用</w:t>
+        <w:t>src/</w:t>
       </w:r>
       <w:r>
         <w:br/>
@@ -2511,7 +2821,7 @@
           <w:color w:val="333333"/>
           <w:sz w:val="18"/>
         </w:rPr>
-        <w:t xml:space="preserve">  scoring.py             ★6 因子計分單一真相來源（前台訊號與回測共用）</w:t>
+        <w:t xml:space="preserve">  fetch_binance.py       抓 K 線（多幣/多週期/增量/過濾未收盤K棒）── scheduler 用</w:t>
       </w:r>
       <w:r>
         <w:br/>
@@ -2522,7 +2832,7 @@
           <w:color w:val="333333"/>
           <w:sz w:val="18"/>
         </w:rPr>
-        <w:t xml:space="preserve">  backtest.py            ★回測核心（scheduler/app_db/backtest_engine 共用）</w:t>
+        <w:t xml:space="preserve">  indicators.py          算指標（--interval 1d|1h --no-plot）── scheduler 用</w:t>
       </w:r>
       <w:r>
         <w:br/>
@@ -2533,7 +2843,7 @@
           <w:color w:val="333333"/>
           <w:sz w:val="18"/>
         </w:rPr>
-        <w:t xml:space="preserve">  momentum_signal.py     ★防禦型跨幣動量策略（已驗證有效；後台「現況」頁）</w:t>
+        <w:t xml:space="preserve">  scoring.py             ★6 因子計分單一真相來源（前台訊號與回測共用）</w:t>
       </w:r>
       <w:r>
         <w:br/>
@@ -2544,7 +2854,7 @@
           <w:color w:val="333333"/>
           <w:sz w:val="18"/>
         </w:rPr>
-        <w:t xml:space="preserve">  signal_eval.py         訊號成績單（forward edge 檢驗；後台即時）</w:t>
+        <w:t xml:space="preserve">  backtest.py            ★回測核心（scheduler/app_db/backtest_engine 共用）</w:t>
       </w:r>
       <w:r>
         <w:br/>
@@ -2555,7 +2865,7 @@
           <w:color w:val="333333"/>
           <w:sz w:val="18"/>
         </w:rPr>
-        <w:t xml:space="preserve">  verify_indicators.py   指標交叉驗證（前台信任徽章；後台即時）</w:t>
+        <w:t xml:space="preserve">  forecasting.py         ★內容定址研究預測、拒答門檻與 outcome 解析</w:t>
       </w:r>
       <w:r>
         <w:br/>
@@ -2566,7 +2876,7 @@
           <w:color w:val="333333"/>
           <w:sz w:val="18"/>
         </w:rPr>
-        <w:t xml:space="preserve">  correlation.py         相關性矩陣（手動分析；排程已不再呼叫）</w:t>
+        <w:t xml:space="preserve">  forecast_evaluation.py Brier/log loss/ECE/risk-coverage/WIS/block-bootstrap 評估</w:t>
       </w:r>
       <w:r>
         <w:br/>
@@ -2577,7 +2887,7 @@
           <w:color w:val="333333"/>
           <w:sz w:val="18"/>
         </w:rPr>
-        <w:t xml:space="preserve">  verify_backtest.py     回測驗證器（改訊號/回測後必跑）</w:t>
+        <w:t xml:space="preserve">  forecast_replay.py     嚴格 j+h&lt;=t 的歷史 replay CLI（研究證據，不冒充線上預測）</w:t>
       </w:r>
       <w:r>
         <w:br/>
@@ -2588,7 +2898,7 @@
           <w:color w:val="333333"/>
           <w:sz w:val="18"/>
         </w:rPr>
-        <w:t xml:space="preserve">  cross_sectional*.py …  跨幣動量研究血脈（收斂成 momentum_signal.py，見 docs/archive/訊號研究記錄.md）</w:t>
+        <w:t xml:space="preserve">  momentum_signal.py     ★防禦型跨幣動量策略（已驗證有效；後台「現況」頁）</w:t>
       </w:r>
       <w:r>
         <w:br/>
@@ -2599,7 +2909,7 @@
           <w:color w:val="333333"/>
           <w:sz w:val="18"/>
         </w:rPr>
-        <w:t>frontend/src/</w:t>
+        <w:t xml:space="preserve">  signal_eval.py         訊號成績單（forward edge 檢驗；後台即時）</w:t>
       </w:r>
       <w:r>
         <w:br/>
@@ -2610,7 +2920,7 @@
           <w:color w:val="333333"/>
           <w:sz w:val="18"/>
         </w:rPr>
-        <w:t xml:space="preserve">  App.jsx                根元件：總覽/詳細切換、60 秒輪詢自動更新、時線切換</w:t>
+        <w:t xml:space="preserve">  verify_indicators.py   指標交叉驗證（前台信任徽章；後台即時）</w:t>
       </w:r>
       <w:r>
         <w:br/>
@@ -2621,7 +2931,7 @@
           <w:color w:val="333333"/>
           <w:sz w:val="18"/>
         </w:rPr>
-        <w:t xml:space="preserve">  api/client.js          公開 API client；api/admin.js 後台 client</w:t>
+        <w:t xml:space="preserve">  correlation.py         相關性矩陣（手動分析；排程已不再呼叫）</w:t>
       </w:r>
       <w:r>
         <w:br/>
@@ -2632,7 +2942,7 @@
           <w:color w:val="333333"/>
           <w:sz w:val="18"/>
         </w:rPr>
-        <w:t xml:space="preserve">  lib/useLivePrices.js   ★Binance WebSocket 即時報價 hook</w:t>
+        <w:t xml:space="preserve">  verify_backtest.py     回測驗證器（改訊號/回測後必跑）</w:t>
       </w:r>
       <w:r>
         <w:br/>
@@ -2643,7 +2953,7 @@
           <w:color w:val="333333"/>
           <w:sz w:val="18"/>
         </w:rPr>
-        <w:t xml:space="preserve">  components/</w:t>
+        <w:t xml:space="preserve">  cross_sectional*.py …  跨幣動量研究血脈（收斂成 momentum_signal.py，見 docs/archive/訊號研究記錄.md）</w:t>
       </w:r>
       <w:r>
         <w:br/>
@@ -2654,7 +2964,7 @@
           <w:color w:val="333333"/>
           <w:sz w:val="18"/>
         </w:rPr>
-        <w:t xml:space="preserve">    CandlestickChart.jsx 主圖（lightweight-charts，多週期時間軸）</w:t>
+        <w:t>frontend/src/</w:t>
       </w:r>
       <w:r>
         <w:br/>
@@ -2665,7 +2975,7 @@
           <w:color w:val="333333"/>
           <w:sz w:val="18"/>
         </w:rPr>
-        <w:t xml:space="preserve">    AIAnalystPanel.jsx   AI 分析面板（雙引擎+提問）</w:t>
+        <w:t xml:space="preserve">  App.jsx                根元件：總覽/詳細切換、60 秒輪詢自動更新、時線切換</w:t>
       </w:r>
       <w:r>
         <w:br/>
@@ -2676,7 +2986,7 @@
           <w:color w:val="333333"/>
           <w:sz w:val="18"/>
         </w:rPr>
-        <w:t xml:space="preserve">    MarketOverview.jsx   總覽卡片牆；MarketSummary.jsx 市場摘要列</w:t>
+        <w:t xml:space="preserve">  api/client.js          公開 API client；api/admin.js 後台 client</w:t>
       </w:r>
       <w:r>
         <w:br/>
@@ -2687,7 +2997,7 @@
           <w:color w:val="333333"/>
           <w:sz w:val="18"/>
         </w:rPr>
-        <w:t xml:space="preserve">    MacroPanel.jsx       宏觀環境面板（現隱藏保留，見 §9）</w:t>
+        <w:t xml:space="preserve">  admin/ForecastScorecardPage.jsx 後台模型治理成績單與升級門檻</w:t>
       </w:r>
       <w:r>
         <w:br/>
@@ -2698,7 +3008,7 @@
           <w:color w:val="333333"/>
           <w:sz w:val="18"/>
         </w:rPr>
-        <w:t xml:space="preserve">    SentimentPanel.jsx   情緒面板（恐懼貪婪+新聞情緒溫度+新聞牆）</w:t>
+        <w:t xml:space="preserve">  lib/useLivePrices.js   ★Binance WebSocket 即時報價 hook</w:t>
       </w:r>
       <w:r>
         <w:br/>
@@ -2709,7 +3019,7 @@
           <w:color w:val="333333"/>
           <w:sz w:val="18"/>
         </w:rPr>
-        <w:t xml:space="preserve">    BotMascot.jsx / BotWidget.jsx  小Q吉祥物（暫時下架，保留可恢復）</w:t>
+        <w:t xml:space="preserve">  components/</w:t>
       </w:r>
       <w:r>
         <w:br/>
@@ -2720,7 +3030,84 @@
           <w:color w:val="333333"/>
           <w:sz w:val="18"/>
         </w:rPr>
-        <w:t xml:space="preserve">    HeroSignal / BacktestPanel / CorrelationHeatmap / IndicatorCards ...</w:t>
+        <w:t xml:space="preserve">    CandlestickChart.jsx 主圖（lightweight-charts，多週期時間軸）</w:t>
+      </w:r>
+      <w:r>
+        <w:br/>
+      </w:r>
+      <w:r>
+        <w:rPr>
+          <w:rFonts w:ascii="Consolas" w:hAnsi="Consolas" w:eastAsia="微軟正黑體"/>
+          <w:color w:val="333333"/>
+          <w:sz w:val="18"/>
+        </w:rPr>
+        <w:t xml:space="preserve">    AIAnalystPanel.jsx   AI 分析面板（雙引擎+提問；現暫停掛載）</w:t>
+      </w:r>
+      <w:r>
+        <w:br/>
+      </w:r>
+      <w:r>
+        <w:rPr>
+          <w:rFonts w:ascii="Consolas" w:hAnsi="Consolas" w:eastAsia="微軟正黑體"/>
+          <w:color w:val="333333"/>
+          <w:sz w:val="18"/>
+        </w:rPr>
+        <w:t xml:space="preserve">    MarketOverview.jsx   總覽卡片牆；MarketSummary.jsx 市場摘要列</w:t>
+      </w:r>
+      <w:r>
+        <w:br/>
+      </w:r>
+      <w:r>
+        <w:rPr>
+          <w:rFonts w:ascii="Consolas" w:hAnsi="Consolas" w:eastAsia="微軟正黑體"/>
+          <w:color w:val="333333"/>
+          <w:sz w:val="18"/>
+        </w:rPr>
+        <w:t xml:space="preserve">    MacroPanel.jsx       宏觀環境面板（現隱藏保留，見 §9）</w:t>
+      </w:r>
+      <w:r>
+        <w:br/>
+      </w:r>
+      <w:r>
+        <w:rPr>
+          <w:rFonts w:ascii="Consolas" w:hAnsi="Consolas" w:eastAsia="微軟正黑體"/>
+          <w:color w:val="333333"/>
+          <w:sz w:val="18"/>
+        </w:rPr>
+        <w:t xml:space="preserve">    SentimentPanel.jsx   情緒面板（恐懼貪婪+新聞情緒溫度+新聞牆）</w:t>
+      </w:r>
+      <w:r>
+        <w:br/>
+      </w:r>
+      <w:r>
+        <w:rPr>
+          <w:rFonts w:ascii="Consolas" w:hAnsi="Consolas" w:eastAsia="微軟正黑體"/>
+          <w:color w:val="333333"/>
+          <w:sz w:val="18"/>
+        </w:rPr>
+        <w:t xml:space="preserve">    BotMascot.jsx / BotWidget.jsx  小Q吉祥物（暫時下架，保留可恢復）</w:t>
+      </w:r>
+      <w:r>
+        <w:br/>
+      </w:r>
+      <w:r>
+        <w:rPr>
+          <w:rFonts w:ascii="Consolas" w:hAnsi="Consolas" w:eastAsia="微軟正黑體"/>
+          <w:color w:val="333333"/>
+          <w:sz w:val="18"/>
+        </w:rPr>
+        <w:t xml:space="preserve">    ForecastDecisionCard 1/5/10 日機率、區間、風險、證據與拒答狀態</w:t>
+      </w:r>
+      <w:r>
+        <w:br/>
+      </w:r>
+      <w:r>
+        <w:rPr>
+          <w:rFonts w:ascii="Consolas" w:hAnsi="Consolas" w:eastAsia="微軟正黑體"/>
+          <w:color w:val="333333"/>
+          <w:sz w:val="18"/>
+        </w:rPr>
+        <w:t xml:space="preserve">    HeroSignal / BacktestPanel / CorrelationHeatmap（現暫停掛載） / IndicatorCards ...</w:t>
       </w:r>
       <w:r>
         <w:br/>
@@ -2987,14 +3374,14 @@
           <w:color w:val="B03A2E"/>
           <w:sz w:val="19"/>
         </w:rPr>
-        <w:t>ai_analysis</w:t>
+        <w:t>forecast_snapshot*</w:t>
       </w:r>
       <w:r>
         <w:rPr>
           <w:rFonts w:eastAsia="微軟正黑體"/>
           <w:b w:val="0"/>
         </w:rPr>
-        <w:t>（AI 分析快取，重啟不失效）、</w:t>
+        <w:t xml:space="preserve"> / </w:t>
       </w:r>
       <w:r>
         <w:rPr>
@@ -3002,45 +3389,31 @@
           <w:color w:val="B03A2E"/>
           <w:sz w:val="19"/>
         </w:rPr>
-        <w:t>ai_chat</w:t>
+        <w:t>forecast_outcome*</w:t>
       </w:r>
       <w:r>
         <w:rPr>
           <w:rFonts w:eastAsia="微軟正黑體"/>
           <w:b w:val="0"/>
         </w:rPr>
-        <w:t>（對話 90 天）、</w:t>
-      </w:r>
+        <w:t>（不可變研究預測與事後結果）、</w:t>
+      </w:r>
+    </w:p>
+    <w:p>
       <w:r>
         <w:rPr>
           <w:rFonts w:ascii="Consolas" w:hAnsi="Consolas" w:eastAsia="微軟正黑體"/>
           <w:color w:val="B03A2E"/>
           <w:sz w:val="19"/>
         </w:rPr>
-        <w:t>ai_usage</w:t>
+        <w:t>ai_analysis</w:t>
       </w:r>
       <w:r>
         <w:rPr>
           <w:rFonts w:eastAsia="微軟正黑體"/>
           <w:b w:val="0"/>
         </w:rPr>
-        <w:t>（GPT token 用量）。</w:t>
-      </w:r>
-    </w:p>
-    <w:p>
-      <w:r>
-        <w:rPr>
-          <w:rFonts w:eastAsia="微軟正黑體"/>
-          <w:b/>
-        </w:rPr>
-        <w:t>data/news.db</w:t>
-      </w:r>
-      <w:r>
-        <w:rPr>
-          <w:rFonts w:eastAsia="微軟正黑體"/>
-          <w:b w:val="0"/>
-        </w:rPr>
-        <w:t>：</w:t>
+        <w:t>（AI 分析快取，重啟不失效）、</w:t>
       </w:r>
       <w:r>
         <w:rPr>
@@ -3048,14 +3421,14 @@
           <w:color w:val="B03A2E"/>
           <w:sz w:val="19"/>
         </w:rPr>
-        <w:t>news</w:t>
+        <w:t>ai_chat</w:t>
       </w:r>
       <w:r>
         <w:rPr>
           <w:rFonts w:eastAsia="微軟正黑體"/>
           <w:b w:val="0"/>
         </w:rPr>
-        <w:t>（url 唯一、標題、來源、情緒、分類、</w:t>
+        <w:t>（對話 90 天）、</w:t>
       </w:r>
       <w:r>
         <w:rPr>
@@ -3063,31 +3436,155 @@
           <w:color w:val="B03A2E"/>
           <w:sz w:val="19"/>
         </w:rPr>
-        <w:t>coins</w:t>
+        <w:t>ai_usage</w:t>
       </w:r>
       <w:r>
         <w:rPr>
           <w:rFonts w:eastAsia="微軟正黑體"/>
           <w:b w:val="0"/>
         </w:rPr>
-        <w:t xml:space="preserve"> 幣種標記）、</w:t>
+        <w:t>（GPT token 用量）。</w:t>
       </w:r>
     </w:p>
     <w:p>
+      <w:r>
+        <w:rPr>
+          <w:rFonts w:eastAsia="微軟正黑體"/>
+          <w:b/>
+        </w:rPr>
+        <w:t>data/news.db</w:t>
+      </w:r>
+      <w:r>
+        <w:rPr>
+          <w:rFonts w:eastAsia="微軟正黑體"/>
+          <w:b w:val="0"/>
+        </w:rPr>
+        <w:t>：</w:t>
+      </w:r>
       <w:r>
         <w:rPr>
           <w:rFonts w:ascii="Consolas" w:hAnsi="Consolas" w:eastAsia="微軟正黑體"/>
           <w:color w:val="B03A2E"/>
           <w:sz w:val="19"/>
         </w:rPr>
-        <w:t>news_sentiment_daily</w:t>
+        <w:t>news</w:t>
       </w:r>
       <w:r>
         <w:rPr>
           <w:rFonts w:eastAsia="微軟正黑體"/>
           <w:b w:val="0"/>
         </w:rPr>
+        <w:t>（url 唯一、標題、來源、情緒、分類、</w:t>
+      </w:r>
+      <w:r>
+        <w:rPr>
+          <w:rFonts w:ascii="Consolas" w:hAnsi="Consolas" w:eastAsia="微軟正黑體"/>
+          <w:color w:val="B03A2E"/>
+          <w:sz w:val="19"/>
+        </w:rPr>
+        <w:t>coins</w:t>
+      </w:r>
+      <w:r>
+        <w:rPr>
+          <w:rFonts w:eastAsia="微軟正黑體"/>
+          <w:b w:val="0"/>
+        </w:rPr>
+        <w:t xml:space="preserve"> 幣種標記）、</w:t>
+      </w:r>
+    </w:p>
+    <w:p>
+      <w:r>
+        <w:rPr>
+          <w:rFonts w:ascii="Consolas" w:hAnsi="Consolas" w:eastAsia="微軟正黑體"/>
+          <w:color w:val="B03A2E"/>
+          <w:sz w:val="19"/>
+        </w:rPr>
+        <w:t>news_sentiment_daily</w:t>
+      </w:r>
+      <w:r>
+        <w:rPr>
+          <w:rFonts w:eastAsia="微軟正黑體"/>
+          <w:b w:val="0"/>
+        </w:rPr>
         <w:t>（每日×每幣情緒分數 -100~+100）。</w:t>
+      </w:r>
+    </w:p>
+    <w:p>
+      <w:pPr>
+        <w:ind w:left="340"/>
+      </w:pPr>
+      <w:r>
+        <w:rPr>
+          <w:color w:val="888888"/>
+        </w:rPr>
+        <w:t xml:space="preserve">▍ </w:t>
+      </w:r>
+      <w:r>
+        <w:rPr>
+          <w:rFonts w:eastAsia="微軟正黑體"/>
+          <w:b w:val="0"/>
+        </w:rPr>
+        <w:t xml:space="preserve">目前啟用清單為 15 幣且包含 </w:t>
+      </w:r>
+      <w:r>
+        <w:rPr>
+          <w:rFonts w:ascii="Consolas" w:hAnsi="Consolas" w:eastAsia="微軟正黑體"/>
+          <w:color w:val="B03A2E"/>
+          <w:sz w:val="19"/>
+        </w:rPr>
+        <w:t>POLUSDT</w:t>
+      </w:r>
+      <w:r>
+        <w:rPr>
+          <w:rFonts w:eastAsia="微軟正黑體"/>
+          <w:b w:val="0"/>
+        </w:rPr>
+        <w:t>；</w:t>
+      </w:r>
+      <w:r>
+        <w:rPr>
+          <w:rFonts w:ascii="Consolas" w:hAnsi="Consolas" w:eastAsia="微軟正黑體"/>
+          <w:color w:val="B03A2E"/>
+          <w:sz w:val="19"/>
+        </w:rPr>
+        <w:t>MATICUSDT</w:t>
+      </w:r>
+      <w:r>
+        <w:rPr>
+          <w:rFonts w:eastAsia="微軟正黑體"/>
+          <w:b w:val="0"/>
+        </w:rPr>
+        <w:t xml:space="preserve"> 相關 </w:t>
+      </w:r>
+      <w:r>
+        <w:rPr>
+          <w:rFonts w:ascii="Consolas" w:hAnsi="Consolas" w:eastAsia="微軟正黑體"/>
+          <w:color w:val="B03A2E"/>
+          <w:sz w:val="19"/>
+        </w:rPr>
+        <w:t>data/clean</w:t>
+      </w:r>
+      <w:r>
+        <w:rPr>
+          <w:rFonts w:eastAsia="微軟正黑體"/>
+          <w:b w:val="0"/>
+        </w:rPr>
+        <w:t xml:space="preserve"> / </w:t>
+      </w:r>
+      <w:r>
+        <w:rPr>
+          <w:rFonts w:ascii="Consolas" w:hAnsi="Consolas" w:eastAsia="微軟正黑體"/>
+          <w:color w:val="B03A2E"/>
+          <w:sz w:val="19"/>
+        </w:rPr>
+        <w:t>reports</w:t>
+      </w:r>
+      <w:r>
+        <w:rPr>
+          <w:rFonts w:eastAsia="微軟正黑體"/>
+          <w:b w:val="0"/>
+        </w:rPr>
+        <w:t xml:space="preserve"> 檔案是歷史殘留，不屬目前前台啟用清單。</w:t>
       </w:r>
     </w:p>
     <w:p>
@@ -3283,23 +3780,7 @@
                 <w:b w:val="0"/>
                 <w:sz w:val="18"/>
               </w:rPr>
-              <w:t>→重產回測報表並入庫→新鮮度檢查→恐懼貪婪→幣種級新聞+情緒彙總→AI 紀錄清理→</w:t>
-            </w:r>
-            <w:r>
-              <w:rPr>
-                <w:rFonts w:ascii="Consolas" w:hAnsi="Consolas" w:eastAsia="微軟正黑體"/>
-                <w:color w:val="B03A2E"/>
-                <w:sz w:val="18"/>
-              </w:rPr>
-              <w:t>data/raw</w:t>
-            </w:r>
-            <w:r>
-              <w:rPr>
-                <w:rFonts w:eastAsia="微軟正黑體"/>
-                <w:b w:val="0"/>
-                <w:sz w:val="18"/>
-              </w:rPr>
-              <w:t xml:space="preserve"> 清理</w:t>
+              <w:t>→重產回測報表並入庫→新鮮度檢查→封存 1/5/10 日研究預測與成熟 outcome→恐懼貪婪→幣種級新聞+情緒彙總→清理</w:t>
             </w:r>
           </w:p>
         </w:tc>
@@ -3469,7 +3950,7 @@
       <w:r>
         <w:drawing>
           <wp:inline xmlns:a="http://schemas.openxmlformats.org/drawingml/2006/main" xmlns:pic="http://schemas.openxmlformats.org/drawingml/2006/picture">
-            <wp:extent cx="5040000" cy="488571"/>
+            <wp:extent cx="5040000" cy="430714"/>
             <wp:docPr id="2" name="Picture 2"/>
             <wp:cNvGraphicFramePr>
               <a:graphicFrameLocks noChangeAspect="1"/>
@@ -3490,7 +3971,7 @@
                   <pic:spPr>
                     <a:xfrm>
                       <a:off x="0" y="0"/>
-                      <a:ext cx="5040000" cy="488571"/>
+                      <a:ext cx="5040000" cy="430714"/>
                     </a:xfrm>
                     <a:prstGeom prst="rect"/>
                   </pic:spPr>
@@ -4824,7 +5305,7 @@
           <w:rFonts w:eastAsia="微軟正黑體"/>
           <w:b w:val="0"/>
         </w:rPr>
-        <w:t xml:space="preserve">使用分析：加 </w:t>
+        <w:t>使用分析：</w:t>
       </w:r>
       <w:r>
         <w:rPr>
@@ -4839,7 +5320,7 @@
           <w:rFonts w:eastAsia="微軟正黑體"/>
           <w:b w:val="0"/>
         </w:rPr>
-        <w:t xml:space="preserve"> middleware → 造訪量 / 熱門幣 / API 狀況。</w:t>
+        <w:t xml:space="preserve"> middleware 已記錄 API 路徑/幣種/耗時；待補後台圖表化（造訪量 / 熱門幣 / API 狀況）。</w:t>
       </w:r>
     </w:p>
     <w:p>
@@ -20161,7 +20642,7 @@
           <w:rFonts w:ascii="Microsoft JhengHei" w:hAnsi="Microsoft JhengHei" w:eastAsia="微軟正黑體"/>
           <w:b w:val="0"/>
         </w:rPr>
-        <w:t xml:space="preserve">比特幣目前偏空（信心分數 32/100）。　⏎ 　⏎ </w:t>
+        <w:t xml:space="preserve">比特幣目前中性（信心分數 47/100）。　⏎ 　⏎ </w:t>
       </w:r>
       <w:r>
         <w:rPr>
@@ -20175,7 +20656,7 @@
           <w:rFonts w:ascii="Microsoft JhengHei" w:hAnsi="Microsoft JhengHei" w:eastAsia="微軟正黑體"/>
           <w:b w:val="0"/>
         </w:rPr>
-        <w:t xml:space="preserve">　⏎ ・📈 趨勢：均線站上 MA20；長期趨勢跌破 MA200 ($74,528)。　⏎ ・⚡ 動能：RSI 50.3（中性）；MACD 動能減弱。　⏎ ・📊 量能：成交量：正常量能 1.0x。　⏎ ・🎯 位置：布林通道：上半段 70%。　⏎ 　⏎ 💡 偏空但未到極端。不建議急著抄底；等站回 MA20 之上或動能翻正再重新評估。　⏎ 　⏎ ⚠️ 技術面教學分析，不是投資建議，資金請自行控管。</w:t>
+        <w:t xml:space="preserve">　⏎ ・📈 趨勢：均線站上 MA20；長期趨勢跌破 MA200 ($72,971)。　⏎ ・⚡ 動能：RSI 56.8（偏強）；MACD 動能增強。　⏎ ・📊 量能：成交量：量略增 1.3x。　⏎ ・🎯 位置：布林通道：接近上軌 85%。　⏎ 　⏎ 💡 多空拉鋸、方向不明。此時進出場勝率都不高，建議觀望，等訊號分數突破 65 或跌破 35 再行動。　⏎ 　⏎ ⚠️ 技術面教學分析，不是投資建議，資金請自行控管。</w:t>
       </w:r>
     </w:p>
     <w:p>
@@ -20203,7 +20684,7 @@
           <w:rFonts w:ascii="Microsoft JhengHei" w:hAnsi="Microsoft JhengHei" w:eastAsia="微軟正黑體"/>
           <w:b w:val="0"/>
         </w:rPr>
-        <w:t>單日漲跌通常沒有單一原因，我給你數據面的線索：　⏎ ・比特幣近期：1 日 -1.06%、7 日 +8.08%、30 日 +0.05%　⏎ ・動能：RSI 50.3（中性）；MACD 動能減弱。　⏎ ・量能：成交量：正常量能 1.0x。　⏎ ・近 3 天相關新聞：看多 43 / 看空 69 則（「市場情緒／新聞」面板可看標題）　⏎ 　⏎ 媒體的「因為 XX 所以漲跌」多半是事後歸因；看數據比找理由可靠。</w:t>
+        <w:t>單日漲跌通常沒有單一原因，我給你數據面的線索：　⏎ ・比特幣近期：1 日 +0.82%、7 日 +4.69%、30 日 +1.49%　⏎ ・動能：RSI 56.8（偏強）；MACD 動能增強。　⏎ ・量能：成交量：量略增 1.3x。　⏎ ・近 3 天相關新聞：看多 47 / 看空 29 則（「市場情緒／新聞」面板可看標題）　⏎ 　⏎ 媒體的「因為 XX 所以漲跌」多半是事後歸因；看數據比找理由可靠。</w:t>
       </w:r>
     </w:p>
     <w:p>
@@ -20308,7 +20789,7 @@
           <w:rFonts w:ascii="Microsoft JhengHei" w:hAnsi="Microsoft JhengHei" w:eastAsia="微軟正黑體"/>
           <w:b w:val="0"/>
         </w:rPr>
-        <w:t>：存活超過 14 年的「殭屍藍籌」：支付場景實用、鏈上活動穩定，但缺乏新敘事，市值排名逐年下滑。　⏎ 　⏎ 目前價格 $43.91，技術面偏空（信心分數 31）　⏎ ⚠️ 留意：創新停滯、注意力被新公鏈瓜分；長期相對強度弱於 BTC。</w:t>
+        <w:t>：存活超過 14 年的「殭屍藍籌」：支付場景實用、鏈上活動穩定，但缺乏新敘事，市值排名逐年下滑。　⏎ 　⏎ 目前價格 $47.37，技術面中性（信心分數 42）　⏎ ⚠️ 留意：創新停滯、注意力被新公鏈瓜分；長期相對強度弱於 BTC。</w:t>
       </w:r>
     </w:p>
     <w:p>
@@ -26416,10 +26897,6 @@
     </w:p>
     <w:p>
       <w:r>
-        <w:rPr>
-          <w:rFonts w:ascii="Microsoft JhengHei" w:hAnsi="Microsoft JhengHei" w:eastAsia="?????"/>
-          <w:sz w:val="21"/>
-        </w:rPr>
         <w:t>新聞標題約六成為英文，故需英文詞庫；判讀結果一律以繁體中文顯示。</w:t>
       </w:r>
     </w:p>
@@ -26428,17 +26905,9 @@
         <w:pStyle w:val="Heading3"/>
       </w:pPr>
       <w:r>
-        <w:rPr>
-          <w:rFonts w:ascii="Microsoft JhengHei" w:hAnsi="Microsoft JhengHei" w:eastAsia="?????"/>
-          <w:sz w:val="21"/>
-        </w:rPr>
         <w:t xml:space="preserve">3-1 </w:t>
       </w:r>
       <w:r>
-        <w:rPr>
-          <w:rFonts w:ascii="Microsoft JhengHei" w:hAnsi="Microsoft JhengHei" w:eastAsia="?????"/>
-          <w:sz w:val="21"/>
-        </w:rPr>
         <w:t>看多詞（加分）</w:t>
       </w:r>
     </w:p>
@@ -28431,17 +28900,9 @@
         <w:pStyle w:val="Heading3"/>
       </w:pPr>
       <w:r>
-        <w:rPr>
-          <w:rFonts w:ascii="Microsoft JhengHei" w:hAnsi="Microsoft JhengHei" w:eastAsia="?????"/>
-          <w:sz w:val="21"/>
-        </w:rPr>
         <w:t xml:space="preserve">3-2 </w:t>
       </w:r>
       <w:r>
-        <w:rPr>
-          <w:rFonts w:ascii="Microsoft JhengHei" w:hAnsi="Microsoft JhengHei" w:eastAsia="?????"/>
-          <w:sz w:val="21"/>
-        </w:rPr>
         <w:t>看空詞（扣分）</w:t>
       </w:r>
     </w:p>
@@ -30885,34 +31346,18 @@
         <w:pStyle w:val="Heading2"/>
       </w:pPr>
       <w:r>
-        <w:rPr>
-          <w:rFonts w:ascii="Microsoft JhengHei" w:hAnsi="Microsoft JhengHei" w:eastAsia="?????"/>
-          <w:sz w:val="21"/>
-        </w:rPr>
         <w:lastRenderedPageBreak/>
         <w:t>四、繁體中文詞庫（現行，共</w:t>
       </w:r>
       <w:r>
-        <w:rPr>
-          <w:rFonts w:ascii="Microsoft JhengHei" w:hAnsi="Microsoft JhengHei" w:eastAsia="?????"/>
-          <w:sz w:val="21"/>
-        </w:rPr>
         <w:t xml:space="preserve"> 101 </w:t>
       </w:r>
       <w:r>
-        <w:rPr>
-          <w:rFonts w:ascii="Microsoft JhengHei" w:hAnsi="Microsoft JhengHei" w:eastAsia="?????"/>
-          <w:sz w:val="21"/>
-        </w:rPr>
         <w:t>詞）</w:t>
       </w:r>
     </w:p>
     <w:p>
       <w:r>
-        <w:rPr>
-          <w:rFonts w:ascii="Microsoft JhengHei" w:hAnsi="Microsoft JhengHei" w:eastAsia="?????"/>
-          <w:sz w:val="21"/>
-        </w:rPr>
         <w:t>含少量簡體「比對鍵」：部分中文媒體用簡體發稿，不加就比對不到；它們只存在於比對層，所有介面顯示均為繁體中文。</w:t>
       </w:r>
     </w:p>
@@ -30921,17 +31366,9 @@
         <w:pStyle w:val="Heading3"/>
       </w:pPr>
       <w:r>
-        <w:rPr>
-          <w:rFonts w:ascii="Microsoft JhengHei" w:hAnsi="Microsoft JhengHei" w:eastAsia="?????"/>
-          <w:sz w:val="21"/>
-        </w:rPr>
         <w:t xml:space="preserve">4-1 </w:t>
       </w:r>
       <w:r>
-        <w:rPr>
-          <w:rFonts w:ascii="Microsoft JhengHei" w:hAnsi="Microsoft JhengHei" w:eastAsia="?????"/>
-          <w:sz w:val="21"/>
-        </w:rPr>
         <w:t>看多詞（加分）</w:t>
       </w:r>
     </w:p>
@@ -32720,17 +33157,9 @@
         <w:pStyle w:val="Heading3"/>
       </w:pPr>
       <w:r>
-        <w:rPr>
-          <w:rFonts w:ascii="Microsoft JhengHei" w:hAnsi="Microsoft JhengHei" w:eastAsia="?????"/>
-          <w:sz w:val="21"/>
-        </w:rPr>
         <w:t xml:space="preserve">4-2 </w:t>
       </w:r>
       <w:r>
-        <w:rPr>
-          <w:rFonts w:ascii="Microsoft JhengHei" w:hAnsi="Microsoft JhengHei" w:eastAsia="?????"/>
-          <w:sz w:val="21"/>
-        </w:rPr>
         <w:t>看空詞（扣分）</w:t>
       </w:r>
     </w:p>
@@ -34690,10 +35119,6 @@
         <w:pStyle w:val="Heading2"/>
       </w:pPr>
       <w:r>
-        <w:rPr>
-          <w:rFonts w:ascii="Microsoft JhengHei" w:hAnsi="Microsoft JhengHei" w:eastAsia="?????"/>
-          <w:sz w:val="21"/>
-        </w:rPr>
         <w:t>五、新增詞彙申請表（請主管填寫／勾選核可）</w:t>
       </w:r>
     </w:p>
@@ -35512,40 +35937,24 @@
     </w:tbl>
     <w:p>
       <w:r>
-        <w:rPr>
-          <w:rFonts w:ascii="Microsoft JhengHei" w:hAnsi="Microsoft JhengHei" w:eastAsia="?????"/>
-          <w:sz w:val="21"/>
-        </w:rPr>
         <w:t>權重準則：</w:t>
       </w:r>
       <w:r>
         <w:rPr>
-          <w:rFonts w:ascii="Microsoft JhengHei" w:hAnsi="Microsoft JhengHei" w:eastAsia="?????"/>
           <w:b/>
-          <w:sz w:val="21"/>
         </w:rPr>
         <w:t>2 = 強烈明確</w:t>
       </w:r>
       <w:r>
-        <w:rPr>
-          <w:rFonts w:ascii="Microsoft JhengHei" w:hAnsi="Microsoft JhengHei" w:eastAsia="?????"/>
-          <w:sz w:val="21"/>
-        </w:rPr>
         <w:t>（暴跌、爆倉、駭客、崩盤）、</w:t>
       </w:r>
       <w:r>
         <w:rPr>
-          <w:rFonts w:ascii="Microsoft JhengHei" w:hAnsi="Microsoft JhengHei" w:eastAsia="?????"/>
           <w:b/>
-          <w:sz w:val="21"/>
         </w:rPr>
         <w:t>1 = 一般方向</w:t>
       </w:r>
       <w:r>
-        <w:rPr>
-          <w:rFonts w:ascii="Microsoft JhengHei" w:hAnsi="Microsoft JhengHei" w:eastAsia="?????"/>
-          <w:sz w:val="21"/>
-        </w:rPr>
         <w:t>（上漲、下跌、買入）。</w:t>
       </w:r>
     </w:p>
@@ -35554,10 +35963,6 @@
         <w:pStyle w:val="Heading2"/>
       </w:pPr>
       <w:r>
-        <w:rPr>
-          <w:rFonts w:ascii="Microsoft JhengHei" w:hAnsi="Microsoft JhengHei" w:eastAsia="?????"/>
-          <w:sz w:val="21"/>
-        </w:rPr>
         <w:t>六、容量與可用性評估</w:t>
       </w:r>
     </w:p>
@@ -35959,105 +36364,5688 @@
     <w:p/>
     <w:p>
       <w:r>
-        <w:rPr>
-          <w:rFonts w:ascii="Microsoft JhengHei" w:hAnsi="Microsoft JhengHei" w:eastAsia="?????"/>
-          <w:sz w:val="21"/>
-        </w:rPr>
         <w:t>審核簽名：＿＿＿＿＿＿＿＿　　日期：＿＿＿＿＿＿＿＿</w:t>
       </w:r>
     </w:p>
     <w:p>
       <w:r>
-        <w:rPr>
-          <w:rFonts w:ascii="Microsoft JhengHei" w:hAnsi="Microsoft JhengHei" w:eastAsia="?????"/>
+        <w:br w:type="page"/>
+      </w:r>
+    </w:p>
+    <w:p>
+      <w:pPr>
+        <w:pStyle w:val="Title"/>
+        <w:jc w:val="center"/>
+      </w:pPr>
+      <w:r>
+        <w:rPr>
+          <w:rFonts w:ascii="Microsoft JhengHei" w:hAnsi="Microsoft JhengHei" w:eastAsia="微軟正黑體"/>
+          <w:b/>
+          <w:i w:val="0"/>
+          <w:color w:val="1F3A5F"/>
+          <w:sz w:val="48"/>
+        </w:rPr>
+        <w:t>預測模型指標與參考門檻</w:t>
+      </w:r>
+    </w:p>
+    <w:p>
+      <w:pPr>
+        <w:jc w:val="center"/>
+      </w:pPr>
+      <w:r>
+        <w:rPr>
+          <w:rFonts w:ascii="Microsoft JhengHei" w:hAnsi="Microsoft JhengHei" w:eastAsia="微軟正黑體"/>
+          <w:b w:val="0"/>
+          <w:i w:val="0"/>
+          <w:color w:val="666666"/>
           <w:sz w:val="21"/>
         </w:rPr>
-        <w:br w:type="page"/>
-      </w:r>
+        <w:t>historical-baseline-v2｜point-in-time replay｜報告日期 2026-07-21</w:t>
+      </w:r>
+    </w:p>
+    <w:tbl>
+      <w:tblPr>
+        <w:tblStyle w:val="TableGrid"/>
+        <w:tblW w:type="dxa" w:w="8504"/>
+        <w:jc w:val="center"/>
+        <w:tblLayout w:type="fixed"/>
+        <w:tblLook w:firstColumn="1" w:firstRow="1" w:lastColumn="0" w:lastRow="0" w:noHBand="0" w:noVBand="1" w:val="04A0"/>
+      </w:tblPr>
+      <w:tblGrid>
+        <w:gridCol w:w="8504"/>
+      </w:tblGrid>
+      <w:tr>
+        <w:tc>
+          <w:tcPr>
+            <w:tcW w:type="dxa" w:w="8504"/>
+            <w:shd w:fill="FCE8E6"/>
+            <w:tcMar>
+              <w:top w:w="110" w:type="dxa"/>
+              <w:start w:w="130" w:type="dxa"/>
+              <w:bottom w:w="110" w:type="dxa"/>
+              <w:end w:w="130" w:type="dxa"/>
+            </w:tcMar>
+          </w:tcPr>
+          <w:p>
+            <w:pPr>
+              <w:spacing w:after="0"/>
+            </w:pPr>
+            <w:r>
+              <w:rPr>
+                <w:rFonts w:ascii="Microsoft JhengHei" w:hAnsi="Microsoft JhengHei" w:eastAsia="微軟正黑體"/>
+                <w:b/>
+                <w:i w:val="0"/>
+                <w:color w:val="1F3A5F"/>
+                <w:sz w:val="20"/>
+              </w:rPr>
+              <w:t>目前結論：</w:t>
+            </w:r>
+            <w:r>
+              <w:rPr>
+                <w:rFonts w:ascii="Microsoft JhengHei" w:hAnsi="Microsoft JhengHei" w:eastAsia="微軟正黑體"/>
+                <w:b w:val="0"/>
+                <w:i w:val="0"/>
+                <w:sz w:val="20"/>
+              </w:rPr>
+              <w:t>現有模型尚無可依賴的方向預測優勢，不應部署或對外宣稱可預測漲跌。Brier、log loss、AP 與 majority accuracy 均未勝過正確基準；AUC、Balanced accuracy、MCC 接近隨機。Platt／Beta 校準結果維持 keep_identity。</w:t>
+            </w:r>
+          </w:p>
+        </w:tc>
+      </w:tr>
+    </w:tbl>
+    <w:p>
+      <w:pPr>
+        <w:spacing w:after="0"/>
+      </w:pPr>
+    </w:p>
+    <w:tbl>
+      <w:tblPr>
+        <w:tblStyle w:val="TableGrid"/>
+        <w:tblW w:type="dxa" w:w="8504"/>
+        <w:jc w:val="center"/>
+        <w:tblLayout w:type="fixed"/>
+        <w:tblLook w:firstColumn="1" w:firstRow="1" w:lastColumn="0" w:lastRow="0" w:noHBand="0" w:noVBand="1" w:val="04A0"/>
+      </w:tblPr>
+      <w:tblGrid>
+        <w:gridCol w:w="8504"/>
+      </w:tblGrid>
+      <w:tr>
+        <w:tc>
+          <w:tcPr>
+            <w:tcW w:type="dxa" w:w="8504"/>
+            <w:shd w:fill="EEF4F8"/>
+            <w:tcMar>
+              <w:top w:w="110" w:type="dxa"/>
+              <w:start w:w="130" w:type="dxa"/>
+              <w:bottom w:w="110" w:type="dxa"/>
+              <w:end w:w="130" w:type="dxa"/>
+            </w:tcMar>
+          </w:tcPr>
+          <w:p>
+            <w:pPr>
+              <w:spacing w:after="0"/>
+            </w:pPr>
+            <w:r>
+              <w:rPr>
+                <w:rFonts w:ascii="Microsoft JhengHei" w:hAnsi="Microsoft JhengHei" w:eastAsia="微軟正黑體"/>
+                <w:b/>
+                <w:i w:val="0"/>
+                <w:color w:val="1F3A5F"/>
+                <w:sz w:val="20"/>
+              </w:rPr>
+              <w:t>門檻定位：</w:t>
+            </w:r>
+            <w:r>
+              <w:rPr>
+                <w:rFonts w:ascii="Microsoft JhengHei" w:hAnsi="Microsoft JhengHei" w:eastAsia="微軟正黑體"/>
+                <w:b w:val="0"/>
+                <w:i w:val="0"/>
+                <w:sz w:val="20"/>
+              </w:rPr>
+              <w:t>本章的固定數字是 crypto-quant 的 P1 內部研究里程碑，不是跨市場通用及格線、投資建議或獲利保證。正式判定必須逐一針對 model_version × horizon，以 exact-vintage、未觸碰樣本及 paired confidence interval 驗證。</w:t>
+            </w:r>
+          </w:p>
+        </w:tc>
+      </w:tr>
+    </w:tbl>
+    <w:p>
+      <w:pPr>
+        <w:spacing w:after="0"/>
+      </w:pPr>
     </w:p>
     <w:p>
       <w:pPr>
         <w:pStyle w:val="Heading1"/>
       </w:pPr>
       <w:r>
-        <w:rPr>
-          <w:rFonts w:ascii="Microsoft JhengHei" w:hAnsi="Microsoft JhengHei" w:eastAsia="?????"/>
-          <w:sz w:val="21"/>
-        </w:rPr>
-        <w:t>2026-07-13 ??????</w:t>
+        <w:t>一、評估範圍與證據限制</w:t>
       </w:r>
     </w:p>
     <w:p>
       <w:pPr>
         <w:pStyle w:val="ListBullet"/>
+        <w:spacing w:after="60"/>
       </w:pPr>
       <w:r>
         <w:rPr>
-          <w:rFonts w:ascii="Microsoft JhengHei" w:hAnsi="Microsoft JhengHei" w:eastAsia="?????"/>
-          <w:sz w:val="21"/>
-        </w:rPr>
-        <w:t>README ??????????AIAnalystPanel?CorrelationHeatmap?BotWidget?OnboardingTour?MacroPanel ??????????</w:t>
+          <w:rFonts w:ascii="Microsoft JhengHei" w:hAnsi="Microsoft JhengHei" w:eastAsia="微軟正黑體"/>
+          <w:b w:val="0"/>
+          <w:i w:val="0"/>
+          <w:sz w:val="19"/>
+        </w:rPr>
+        <w:t>資料範圍：15 個幣種、1／5／10 日 horizon，合計 73,881 筆已成熟 replay observations。</w:t>
       </w:r>
     </w:p>
     <w:p>
       <w:pPr>
         <w:pStyle w:val="ListBullet"/>
+        <w:spacing w:after="60"/>
       </w:pPr>
       <w:r>
         <w:rPr>
-          <w:rFonts w:ascii="Microsoft JhengHei" w:hAnsi="Microsoft JhengHei" w:eastAsia="?????"/>
-          <w:sz w:val="21"/>
-        </w:rPr>
-        <w:t>??????????? cd frontend ? npm run start?</w:t>
+          <w:rFonts w:ascii="Microsoft JhengHei" w:hAnsi="Microsoft JhengHei" w:eastAsia="微軟正黑體"/>
+          <w:b w:val="0"/>
+          <w:i w:val="0"/>
+          <w:sz w:val="19"/>
+        </w:rPr>
+        <w:t>Issue dates：2021-10-30 至 2026-07-19；positive／non-up support 為 34,956／38,925。</w:t>
       </w:r>
     </w:p>
     <w:p>
       <w:pPr>
         <w:pStyle w:val="ListBullet"/>
+        <w:spacing w:after="60"/>
       </w:pPr>
       <w:r>
         <w:rPr>
-          <w:rFonts w:ascii="Microsoft JhengHei" w:hAnsi="Microsoft JhengHei" w:eastAsia="?????"/>
-          <w:sz w:val="21"/>
-        </w:rPr>
-        <w:t>????????app.db ? 28.7 MB?news.db ? 3.0 MB?prices/indicators ? 63,119 ??tasks 137 ??access_log ????????</w:t>
+          <w:rFonts w:ascii="Microsoft JhengHei" w:hAnsi="Microsoft JhengHei" w:eastAsia="微軟正黑體"/>
+          <w:b w:val="0"/>
+          <w:i w:val="0"/>
+          <w:sz w:val="19"/>
+        </w:rPr>
+        <w:t>Forecast-time baseline 只使用預測發出當下已成熟的歷史結果，不能使用最終全樣本上漲率。</w:t>
       </w:r>
     </w:p>
     <w:p>
       <w:pPr>
         <w:pStyle w:val="ListBullet"/>
+        <w:spacing w:after="60"/>
       </w:pPr>
       <w:r>
         <w:rPr>
-          <w:rFonts w:ascii="Microsoft JhengHei" w:hAnsi="Microsoft JhengHei" w:eastAsia="?????"/>
-          <w:sz w:val="21"/>
-        </w:rPr>
-        <w:t>?????????????????????? tasks ????</w:t>
+          <w:rFonts w:ascii="Microsoft JhengHei" w:hAnsi="Microsoft JhengHei" w:eastAsia="微軟正黑體"/>
+          <w:b w:val="0"/>
+          <w:i w:val="0"/>
+          <w:sz w:val="19"/>
+        </w:rPr>
+        <w:t>vintage_exact=false：使用目前保存的 CSV 重播，不是每個歷史發出時間點的不可變原始快照。</w:t>
       </w:r>
     </w:p>
     <w:p>
       <w:pPr>
         <w:pStyle w:val="ListBullet"/>
+        <w:spacing w:after="60"/>
       </w:pPr>
       <w:r>
         <w:rPr>
-          <w:rFonts w:ascii="Microsoft JhengHei" w:hAnsi="Microsoft JhengHei" w:eastAsia="?????"/>
-          <w:sz w:val="21"/>
-        </w:rPr>
-        <w:t>???????secrets.local.cmd ???? ADMIN_PASS / ADMIN_SECRET?OPENAI_API_KEY ????????? AI ?????</w:t>
+          <w:rFonts w:ascii="Microsoft JhengHei" w:hAnsi="Microsoft JhengHei" w:eastAsia="微軟正黑體"/>
+          <w:b w:val="0"/>
+          <w:i w:val="0"/>
+          <w:sz w:val="19"/>
+        </w:rPr>
+        <w:t>Ready observations=0，且 live ledger 尚無已成熟 ready outcomes；所有 ready-only 指標必須保持 null。</w:t>
       </w:r>
     </w:p>
     <w:p>
       <w:pPr>
         <w:pStyle w:val="ListBullet"/>
+        <w:spacing w:after="60"/>
       </w:pPr>
       <w:r>
         <w:rPr>
-          <w:rFonts w:ascii="Microsoft JhengHei" w:hAnsi="Microsoft JhengHei" w:eastAsia="?????"/>
-          <w:sz w:val="21"/>
-        </w:rPr>
-        <w:t>MATICUSDT ? data/reports ??????????????? 15 ???? POLUSDT?</w:t>
-      </w:r>
+          <w:rFonts w:ascii="Microsoft JhengHei" w:hAnsi="Microsoft JhengHei" w:eastAsia="微軟正黑體"/>
+          <w:b w:val="0"/>
+          <w:i w:val="0"/>
+          <w:sz w:val="19"/>
+        </w:rPr>
+        <w:t>因此現有結果只屬研究診斷，不構成 production、交易或獲利證據。</w:t>
+      </w:r>
+    </w:p>
+    <w:p>
+      <w:pPr>
+        <w:pStyle w:val="Heading1"/>
+      </w:pPr>
+      <w:r>
+        <w:t>二、目前指標怎麼樣</w:t>
+      </w:r>
+    </w:p>
+    <w:tbl>
+      <w:tblPr>
+        <w:tblStyle w:val="TableGrid"/>
+        <w:tblW w:type="dxa" w:w="8505"/>
+        <w:jc w:val="center"/>
+        <w:tblLayout w:type="fixed"/>
+        <w:tblLook w:firstColumn="1" w:firstRow="1" w:lastColumn="0" w:lastRow="0" w:noHBand="0" w:noVBand="1" w:val="04A0"/>
+      </w:tblPr>
+      <w:tblGrid>
+        <w:gridCol w:w="794"/>
+        <w:gridCol w:w="1134"/>
+        <w:gridCol w:w="1531"/>
+        <w:gridCol w:w="4082"/>
+        <w:gridCol w:w="964"/>
+      </w:tblGrid>
+      <w:tr>
+        <w:trPr>
+          <w:tblHeader w:val="true"/>
+        </w:trPr>
+        <w:tc>
+          <w:tcPr>
+            <w:tcW w:type="dxa" w:w="794"/>
+            <w:vAlign w:val="center"/>
+            <w:shd w:fill="1F3A5F"/>
+            <w:tcMar>
+              <w:top w:w="70" w:type="dxa"/>
+              <w:start w:w="90" w:type="dxa"/>
+              <w:bottom w:w="70" w:type="dxa"/>
+              <w:end w:w="90" w:type="dxa"/>
+            </w:tcMar>
+          </w:tcPr>
+          <w:p>
+            <w:pPr>
+              <w:spacing w:after="0"/>
+              <w:jc w:val="center"/>
+            </w:pPr>
+            <w:r>
+              <w:rPr>
+                <w:rFonts w:ascii="Microsoft JhengHei" w:hAnsi="Microsoft JhengHei" w:eastAsia="微軟正黑體"/>
+                <w:b/>
+                <w:i w:val="0"/>
+                <w:color w:val="FFFFFF"/>
+                <w:sz w:val="13"/>
+              </w:rPr>
+              <w:t>類別</w:t>
+            </w:r>
+          </w:p>
+        </w:tc>
+        <w:tc>
+          <w:tcPr>
+            <w:tcW w:type="dxa" w:w="1134"/>
+            <w:vAlign w:val="center"/>
+            <w:shd w:fill="1F3A5F"/>
+            <w:tcMar>
+              <w:top w:w="70" w:type="dxa"/>
+              <w:start w:w="90" w:type="dxa"/>
+              <w:bottom w:w="70" w:type="dxa"/>
+              <w:end w:w="90" w:type="dxa"/>
+            </w:tcMar>
+          </w:tcPr>
+          <w:p>
+            <w:pPr>
+              <w:spacing w:after="0"/>
+              <w:jc w:val="center"/>
+            </w:pPr>
+            <w:r>
+              <w:rPr>
+                <w:rFonts w:ascii="Microsoft JhengHei" w:hAnsi="Microsoft JhengHei" w:eastAsia="微軟正黑體"/>
+                <w:b/>
+                <w:i w:val="0"/>
+                <w:color w:val="FFFFFF"/>
+                <w:sz w:val="13"/>
+              </w:rPr>
+              <w:t>指標</w:t>
+            </w:r>
+          </w:p>
+        </w:tc>
+        <w:tc>
+          <w:tcPr>
+            <w:tcW w:type="dxa" w:w="1531"/>
+            <w:vAlign w:val="center"/>
+            <w:shd w:fill="1F3A5F"/>
+            <w:tcMar>
+              <w:top w:w="70" w:type="dxa"/>
+              <w:start w:w="90" w:type="dxa"/>
+              <w:bottom w:w="70" w:type="dxa"/>
+              <w:end w:w="90" w:type="dxa"/>
+            </w:tcMar>
+          </w:tcPr>
+          <w:p>
+            <w:pPr>
+              <w:spacing w:after="0"/>
+              <w:jc w:val="center"/>
+            </w:pPr>
+            <w:r>
+              <w:rPr>
+                <w:rFonts w:ascii="Microsoft JhengHei" w:hAnsi="Microsoft JhengHei" w:eastAsia="微軟正黑體"/>
+                <w:b/>
+                <w:i w:val="0"/>
+                <w:color w:val="FFFFFF"/>
+                <w:sz w:val="13"/>
+              </w:rPr>
+              <w:t>目前數值</w:t>
+            </w:r>
+          </w:p>
+        </w:tc>
+        <w:tc>
+          <w:tcPr>
+            <w:tcW w:type="dxa" w:w="4082"/>
+            <w:vAlign w:val="center"/>
+            <w:shd w:fill="1F3A5F"/>
+            <w:tcMar>
+              <w:top w:w="70" w:type="dxa"/>
+              <w:start w:w="90" w:type="dxa"/>
+              <w:bottom w:w="70" w:type="dxa"/>
+              <w:end w:w="90" w:type="dxa"/>
+            </w:tcMar>
+          </w:tcPr>
+          <w:p>
+            <w:pPr>
+              <w:spacing w:after="0"/>
+              <w:jc w:val="center"/>
+            </w:pPr>
+            <w:r>
+              <w:rPr>
+                <w:rFonts w:ascii="Microsoft JhengHei" w:hAnsi="Microsoft JhengHei" w:eastAsia="微軟正黑體"/>
+                <w:b/>
+                <w:i w:val="0"/>
+                <w:color w:val="FFFFFF"/>
+                <w:sz w:val="13"/>
+              </w:rPr>
+              <w:t>正確解讀</w:t>
+            </w:r>
+          </w:p>
+        </w:tc>
+        <w:tc>
+          <w:tcPr>
+            <w:tcW w:type="dxa" w:w="964"/>
+            <w:vAlign w:val="center"/>
+            <w:shd w:fill="1F3A5F"/>
+            <w:tcMar>
+              <w:top w:w="70" w:type="dxa"/>
+              <w:start w:w="90" w:type="dxa"/>
+              <w:bottom w:w="70" w:type="dxa"/>
+              <w:end w:w="90" w:type="dxa"/>
+            </w:tcMar>
+          </w:tcPr>
+          <w:p>
+            <w:pPr>
+              <w:spacing w:after="0"/>
+              <w:jc w:val="center"/>
+            </w:pPr>
+            <w:r>
+              <w:rPr>
+                <w:rFonts w:ascii="Microsoft JhengHei" w:hAnsi="Microsoft JhengHei" w:eastAsia="微軟正黑體"/>
+                <w:b/>
+                <w:i w:val="0"/>
+                <w:color w:val="FFFFFF"/>
+                <w:sz w:val="13"/>
+              </w:rPr>
+              <w:t>判定</w:t>
+            </w:r>
+          </w:p>
+        </w:tc>
+      </w:tr>
+      <w:tr>
+        <w:tc>
+          <w:tcPr>
+            <w:tcW w:type="dxa" w:w="794"/>
+            <w:vAlign w:val="center"/>
+            <w:tcMar>
+              <w:top w:w="70" w:type="dxa"/>
+              <w:start w:w="90" w:type="dxa"/>
+              <w:bottom w:w="70" w:type="dxa"/>
+              <w:end w:w="90" w:type="dxa"/>
+            </w:tcMar>
+          </w:tcPr>
+          <w:p>
+            <w:pPr>
+              <w:spacing w:after="0"/>
+            </w:pPr>
+            <w:r>
+              <w:rPr>
+                <w:rFonts w:ascii="Microsoft JhengHei" w:hAnsi="Microsoft JhengHei" w:eastAsia="微軟正黑體"/>
+                <w:b w:val="0"/>
+                <w:i w:val="0"/>
+                <w:sz w:val="13"/>
+              </w:rPr>
+              <w:t>Proper</w:t>
+            </w:r>
+          </w:p>
+        </w:tc>
+        <w:tc>
+          <w:tcPr>
+            <w:tcW w:type="dxa" w:w="1134"/>
+            <w:vAlign w:val="center"/>
+            <w:tcMar>
+              <w:top w:w="70" w:type="dxa"/>
+              <w:start w:w="90" w:type="dxa"/>
+              <w:bottom w:w="70" w:type="dxa"/>
+              <w:end w:w="90" w:type="dxa"/>
+            </w:tcMar>
+          </w:tcPr>
+          <w:p>
+            <w:pPr>
+              <w:spacing w:after="0"/>
+            </w:pPr>
+            <w:r>
+              <w:rPr>
+                <w:rFonts w:ascii="Microsoft JhengHei" w:hAnsi="Microsoft JhengHei" w:eastAsia="微軟正黑體"/>
+                <w:b w:val="0"/>
+                <w:i w:val="0"/>
+                <w:sz w:val="13"/>
+              </w:rPr>
+              <w:t>Brier / baseline</w:t>
+            </w:r>
+          </w:p>
+        </w:tc>
+        <w:tc>
+          <w:tcPr>
+            <w:tcW w:type="dxa" w:w="1531"/>
+            <w:vAlign w:val="center"/>
+            <w:tcMar>
+              <w:top w:w="70" w:type="dxa"/>
+              <w:start w:w="90" w:type="dxa"/>
+              <w:bottom w:w="70" w:type="dxa"/>
+              <w:end w:w="90" w:type="dxa"/>
+            </w:tcMar>
+          </w:tcPr>
+          <w:p>
+            <w:pPr>
+              <w:spacing w:after="0"/>
+            </w:pPr>
+            <w:r>
+              <w:rPr>
+                <w:rFonts w:ascii="Microsoft JhengHei" w:hAnsi="Microsoft JhengHei" w:eastAsia="微軟正黑體"/>
+                <w:b w:val="0"/>
+                <w:i w:val="0"/>
+                <w:sz w:val="13"/>
+              </w:rPr>
+              <w:t>0.252671 / 0.251558</w:t>
+            </w:r>
+          </w:p>
+        </w:tc>
+        <w:tc>
+          <w:tcPr>
+            <w:tcW w:type="dxa" w:w="4082"/>
+            <w:vAlign w:val="center"/>
+            <w:tcMar>
+              <w:top w:w="70" w:type="dxa"/>
+              <w:start w:w="90" w:type="dxa"/>
+              <w:bottom w:w="70" w:type="dxa"/>
+              <w:end w:w="90" w:type="dxa"/>
+            </w:tcMar>
+          </w:tcPr>
+          <w:p>
+            <w:pPr>
+              <w:spacing w:after="0"/>
+            </w:pPr>
+            <w:r>
+              <w:rPr>
+                <w:rFonts w:ascii="Microsoft JhengHei" w:hAnsi="Microsoft JhengHei" w:eastAsia="微軟正黑體"/>
+                <w:b w:val="0"/>
+                <w:i w:val="0"/>
+                <w:sz w:val="13"/>
+              </w:rPr>
+              <w:t>模型較差；BSS = -0.4424%</w:t>
+            </w:r>
+          </w:p>
+        </w:tc>
+        <w:tc>
+          <w:tcPr>
+            <w:tcW w:type="dxa" w:w="964"/>
+            <w:vAlign w:val="center"/>
+            <w:tcMar>
+              <w:top w:w="70" w:type="dxa"/>
+              <w:start w:w="90" w:type="dxa"/>
+              <w:bottom w:w="70" w:type="dxa"/>
+              <w:end w:w="90" w:type="dxa"/>
+            </w:tcMar>
+            <w:shd w:fill="FCE8E6"/>
+          </w:tcPr>
+          <w:p>
+            <w:pPr>
+              <w:spacing w:after="0"/>
+            </w:pPr>
+            <w:r>
+              <w:rPr>
+                <w:rFonts w:ascii="Microsoft JhengHei" w:hAnsi="Microsoft JhengHei" w:eastAsia="微軟正黑體"/>
+                <w:b w:val="0"/>
+                <w:i w:val="0"/>
+                <w:sz w:val="13"/>
+              </w:rPr>
+              <w:t>不合格</w:t>
+            </w:r>
+          </w:p>
+        </w:tc>
+      </w:tr>
+      <w:tr>
+        <w:tc>
+          <w:tcPr>
+            <w:tcW w:type="dxa" w:w="794"/>
+            <w:vAlign w:val="center"/>
+            <w:tcMar>
+              <w:top w:w="70" w:type="dxa"/>
+              <w:start w:w="90" w:type="dxa"/>
+              <w:bottom w:w="70" w:type="dxa"/>
+              <w:end w:w="90" w:type="dxa"/>
+            </w:tcMar>
+            <w:shd w:fill="F7F9FB"/>
+          </w:tcPr>
+          <w:p>
+            <w:pPr>
+              <w:spacing w:after="0"/>
+            </w:pPr>
+            <w:r>
+              <w:rPr>
+                <w:rFonts w:ascii="Microsoft JhengHei" w:hAnsi="Microsoft JhengHei" w:eastAsia="微軟正黑體"/>
+                <w:b w:val="0"/>
+                <w:i w:val="0"/>
+                <w:sz w:val="13"/>
+              </w:rPr>
+              <w:t>Proper</w:t>
+            </w:r>
+          </w:p>
+        </w:tc>
+        <w:tc>
+          <w:tcPr>
+            <w:tcW w:type="dxa" w:w="1134"/>
+            <w:vAlign w:val="center"/>
+            <w:tcMar>
+              <w:top w:w="70" w:type="dxa"/>
+              <w:start w:w="90" w:type="dxa"/>
+              <w:bottom w:w="70" w:type="dxa"/>
+              <w:end w:w="90" w:type="dxa"/>
+            </w:tcMar>
+            <w:shd w:fill="F7F9FB"/>
+          </w:tcPr>
+          <w:p>
+            <w:pPr>
+              <w:spacing w:after="0"/>
+            </w:pPr>
+            <w:r>
+              <w:rPr>
+                <w:rFonts w:ascii="Microsoft JhengHei" w:hAnsi="Microsoft JhengHei" w:eastAsia="微軟正黑體"/>
+                <w:b w:val="0"/>
+                <w:i w:val="0"/>
+                <w:sz w:val="13"/>
+              </w:rPr>
+              <w:t>Log loss / baseline</w:t>
+            </w:r>
+          </w:p>
+        </w:tc>
+        <w:tc>
+          <w:tcPr>
+            <w:tcW w:type="dxa" w:w="1531"/>
+            <w:vAlign w:val="center"/>
+            <w:tcMar>
+              <w:top w:w="70" w:type="dxa"/>
+              <w:start w:w="90" w:type="dxa"/>
+              <w:bottom w:w="70" w:type="dxa"/>
+              <w:end w:w="90" w:type="dxa"/>
+            </w:tcMar>
+            <w:shd w:fill="F7F9FB"/>
+          </w:tcPr>
+          <w:p>
+            <w:pPr>
+              <w:spacing w:after="0"/>
+            </w:pPr>
+            <w:r>
+              <w:rPr>
+                <w:rFonts w:ascii="Microsoft JhengHei" w:hAnsi="Microsoft JhengHei" w:eastAsia="微軟正黑體"/>
+                <w:b w:val="0"/>
+                <w:i w:val="0"/>
+                <w:sz w:val="13"/>
+              </w:rPr>
+              <w:t>0.698954 / 0.696363</w:t>
+            </w:r>
+          </w:p>
+        </w:tc>
+        <w:tc>
+          <w:tcPr>
+            <w:tcW w:type="dxa" w:w="4082"/>
+            <w:vAlign w:val="center"/>
+            <w:tcMar>
+              <w:top w:w="70" w:type="dxa"/>
+              <w:start w:w="90" w:type="dxa"/>
+              <w:bottom w:w="70" w:type="dxa"/>
+              <w:end w:w="90" w:type="dxa"/>
+            </w:tcMar>
+            <w:shd w:fill="F7F9FB"/>
+          </w:tcPr>
+          <w:p>
+            <w:pPr>
+              <w:spacing w:after="0"/>
+            </w:pPr>
+            <w:r>
+              <w:rPr>
+                <w:rFonts w:ascii="Microsoft JhengHei" w:hAnsi="Microsoft JhengHei" w:eastAsia="微軟正黑體"/>
+                <w:b w:val="0"/>
+                <w:i w:val="0"/>
+                <w:sz w:val="13"/>
+              </w:rPr>
+              <w:t>模型較差</w:t>
+            </w:r>
+          </w:p>
+        </w:tc>
+        <w:tc>
+          <w:tcPr>
+            <w:tcW w:type="dxa" w:w="964"/>
+            <w:vAlign w:val="center"/>
+            <w:tcMar>
+              <w:top w:w="70" w:type="dxa"/>
+              <w:start w:w="90" w:type="dxa"/>
+              <w:bottom w:w="70" w:type="dxa"/>
+              <w:end w:w="90" w:type="dxa"/>
+            </w:tcMar>
+            <w:shd w:fill="FCE8E6"/>
+          </w:tcPr>
+          <w:p>
+            <w:pPr>
+              <w:spacing w:after="0"/>
+            </w:pPr>
+            <w:r>
+              <w:rPr>
+                <w:rFonts w:ascii="Microsoft JhengHei" w:hAnsi="Microsoft JhengHei" w:eastAsia="微軟正黑體"/>
+                <w:b w:val="0"/>
+                <w:i w:val="0"/>
+                <w:sz w:val="13"/>
+              </w:rPr>
+              <w:t>不合格</w:t>
+            </w:r>
+          </w:p>
+        </w:tc>
+      </w:tr>
+      <w:tr>
+        <w:tc>
+          <w:tcPr>
+            <w:tcW w:type="dxa" w:w="794"/>
+            <w:vAlign w:val="center"/>
+            <w:tcMar>
+              <w:top w:w="70" w:type="dxa"/>
+              <w:start w:w="90" w:type="dxa"/>
+              <w:bottom w:w="70" w:type="dxa"/>
+              <w:end w:w="90" w:type="dxa"/>
+            </w:tcMar>
+          </w:tcPr>
+          <w:p>
+            <w:pPr>
+              <w:spacing w:after="0"/>
+            </w:pPr>
+            <w:r>
+              <w:rPr>
+                <w:rFonts w:ascii="Microsoft JhengHei" w:hAnsi="Microsoft JhengHei" w:eastAsia="微軟正黑體"/>
+                <w:b w:val="0"/>
+                <w:i w:val="0"/>
+                <w:sz w:val="13"/>
+              </w:rPr>
+              <w:t>Calibration</w:t>
+            </w:r>
+          </w:p>
+        </w:tc>
+        <w:tc>
+          <w:tcPr>
+            <w:tcW w:type="dxa" w:w="1134"/>
+            <w:vAlign w:val="center"/>
+            <w:tcMar>
+              <w:top w:w="70" w:type="dxa"/>
+              <w:start w:w="90" w:type="dxa"/>
+              <w:bottom w:w="70" w:type="dxa"/>
+              <w:end w:w="90" w:type="dxa"/>
+            </w:tcMar>
+          </w:tcPr>
+          <w:p>
+            <w:pPr>
+              <w:spacing w:after="0"/>
+            </w:pPr>
+            <w:r>
+              <w:rPr>
+                <w:rFonts w:ascii="Microsoft JhengHei" w:hAnsi="Microsoft JhengHei" w:eastAsia="微軟正黑體"/>
+                <w:b w:val="0"/>
+                <w:i w:val="0"/>
+                <w:sz w:val="13"/>
+              </w:rPr>
+              <w:t>ECE（10 bins）</w:t>
+            </w:r>
+          </w:p>
+        </w:tc>
+        <w:tc>
+          <w:tcPr>
+            <w:tcW w:type="dxa" w:w="1531"/>
+            <w:vAlign w:val="center"/>
+            <w:tcMar>
+              <w:top w:w="70" w:type="dxa"/>
+              <w:start w:w="90" w:type="dxa"/>
+              <w:bottom w:w="70" w:type="dxa"/>
+              <w:end w:w="90" w:type="dxa"/>
+            </w:tcMar>
+          </w:tcPr>
+          <w:p>
+            <w:pPr>
+              <w:spacing w:after="0"/>
+            </w:pPr>
+            <w:r>
+              <w:rPr>
+                <w:rFonts w:ascii="Microsoft JhengHei" w:hAnsi="Microsoft JhengHei" w:eastAsia="微軟正黑體"/>
+                <w:b w:val="0"/>
+                <w:i w:val="0"/>
+                <w:sz w:val="13"/>
+              </w:rPr>
+              <w:t>0.035678</w:t>
+            </w:r>
+          </w:p>
+        </w:tc>
+        <w:tc>
+          <w:tcPr>
+            <w:tcW w:type="dxa" w:w="4082"/>
+            <w:vAlign w:val="center"/>
+            <w:tcMar>
+              <w:top w:w="70" w:type="dxa"/>
+              <w:start w:w="90" w:type="dxa"/>
+              <w:bottom w:w="70" w:type="dxa"/>
+              <w:end w:w="90" w:type="dxa"/>
+            </w:tcMar>
+          </w:tcPr>
+          <w:p>
+            <w:pPr>
+              <w:spacing w:after="0"/>
+            </w:pPr>
+            <w:r>
+              <w:rPr>
+                <w:rFonts w:ascii="Microsoft JhengHei" w:hAnsi="Microsoft JhengHei" w:eastAsia="微軟正黑體"/>
+                <w:b w:val="0"/>
+                <w:i w:val="0"/>
+                <w:sz w:val="13"/>
+              </w:rPr>
+              <w:t>約 3.57 個百分點的 bin-weighted gap；不可抵銷負 BSS</w:t>
+            </w:r>
+          </w:p>
+        </w:tc>
+        <w:tc>
+          <w:tcPr>
+            <w:tcW w:type="dxa" w:w="964"/>
+            <w:vAlign w:val="center"/>
+            <w:tcMar>
+              <w:top w:w="70" w:type="dxa"/>
+              <w:start w:w="90" w:type="dxa"/>
+              <w:bottom w:w="70" w:type="dxa"/>
+              <w:end w:w="90" w:type="dxa"/>
+            </w:tcMar>
+            <w:shd w:fill="FCE8E6"/>
+          </w:tcPr>
+          <w:p>
+            <w:pPr>
+              <w:spacing w:after="0"/>
+            </w:pPr>
+            <w:r>
+              <w:rPr>
+                <w:rFonts w:ascii="Microsoft JhengHei" w:hAnsi="Microsoft JhengHei" w:eastAsia="微軟正黑體"/>
+                <w:b w:val="0"/>
+                <w:i w:val="0"/>
+                <w:sz w:val="13"/>
+              </w:rPr>
+              <w:t>不合格</w:t>
+            </w:r>
+          </w:p>
+        </w:tc>
+      </w:tr>
+      <w:tr>
+        <w:tc>
+          <w:tcPr>
+            <w:tcW w:type="dxa" w:w="794"/>
+            <w:vAlign w:val="center"/>
+            <w:tcMar>
+              <w:top w:w="70" w:type="dxa"/>
+              <w:start w:w="90" w:type="dxa"/>
+              <w:bottom w:w="70" w:type="dxa"/>
+              <w:end w:w="90" w:type="dxa"/>
+            </w:tcMar>
+            <w:shd w:fill="F7F9FB"/>
+          </w:tcPr>
+          <w:p>
+            <w:pPr>
+              <w:spacing w:after="0"/>
+            </w:pPr>
+            <w:r>
+              <w:rPr>
+                <w:rFonts w:ascii="Microsoft JhengHei" w:hAnsi="Microsoft JhengHei" w:eastAsia="微軟正黑體"/>
+                <w:b w:val="0"/>
+                <w:i w:val="0"/>
+                <w:sz w:val="13"/>
+              </w:rPr>
+              <w:t>Threshold</w:t>
+            </w:r>
+          </w:p>
+        </w:tc>
+        <w:tc>
+          <w:tcPr>
+            <w:tcW w:type="dxa" w:w="1134"/>
+            <w:vAlign w:val="center"/>
+            <w:tcMar>
+              <w:top w:w="70" w:type="dxa"/>
+              <w:start w:w="90" w:type="dxa"/>
+              <w:bottom w:w="70" w:type="dxa"/>
+              <w:end w:w="90" w:type="dxa"/>
+            </w:tcMar>
+            <w:shd w:fill="F7F9FB"/>
+          </w:tcPr>
+          <w:p>
+            <w:pPr>
+              <w:spacing w:after="0"/>
+            </w:pPr>
+            <w:r>
+              <w:rPr>
+                <w:rFonts w:ascii="Microsoft JhengHei" w:hAnsi="Microsoft JhengHei" w:eastAsia="微軟正黑體"/>
+                <w:b w:val="0"/>
+                <w:i w:val="0"/>
+                <w:sz w:val="13"/>
+              </w:rPr>
+              <w:t>Accuracy / majority</w:t>
+            </w:r>
+          </w:p>
+        </w:tc>
+        <w:tc>
+          <w:tcPr>
+            <w:tcW w:type="dxa" w:w="1531"/>
+            <w:vAlign w:val="center"/>
+            <w:tcMar>
+              <w:top w:w="70" w:type="dxa"/>
+              <w:start w:w="90" w:type="dxa"/>
+              <w:bottom w:w="70" w:type="dxa"/>
+              <w:end w:w="90" w:type="dxa"/>
+            </w:tcMar>
+            <w:shd w:fill="F7F9FB"/>
+          </w:tcPr>
+          <w:p>
+            <w:pPr>
+              <w:spacing w:after="0"/>
+            </w:pPr>
+            <w:r>
+              <w:rPr>
+                <w:rFonts w:ascii="Microsoft JhengHei" w:hAnsi="Microsoft JhengHei" w:eastAsia="微軟正黑體"/>
+                <w:b w:val="0"/>
+                <w:i w:val="0"/>
+                <w:sz w:val="13"/>
+              </w:rPr>
+              <w:t>0.510551 / 0.526861</w:t>
+            </w:r>
+          </w:p>
+        </w:tc>
+        <w:tc>
+          <w:tcPr>
+            <w:tcW w:type="dxa" w:w="4082"/>
+            <w:vAlign w:val="center"/>
+            <w:tcMar>
+              <w:top w:w="70" w:type="dxa"/>
+              <w:start w:w="90" w:type="dxa"/>
+              <w:bottom w:w="70" w:type="dxa"/>
+              <w:end w:w="90" w:type="dxa"/>
+            </w:tcMar>
+            <w:shd w:fill="F7F9FB"/>
+          </w:tcPr>
+          <w:p>
+            <w:pPr>
+              <w:spacing w:after="0"/>
+            </w:pPr>
+            <w:r>
+              <w:rPr>
+                <w:rFonts w:ascii="Microsoft JhengHei" w:hAnsi="Microsoft JhengHei" w:eastAsia="微軟正黑體"/>
+                <w:b w:val="0"/>
+                <w:i w:val="0"/>
+                <w:sz w:val="13"/>
+              </w:rPr>
+              <w:t>低於永遠預測 non-up</w:t>
+            </w:r>
+          </w:p>
+        </w:tc>
+        <w:tc>
+          <w:tcPr>
+            <w:tcW w:type="dxa" w:w="964"/>
+            <w:vAlign w:val="center"/>
+            <w:tcMar>
+              <w:top w:w="70" w:type="dxa"/>
+              <w:start w:w="90" w:type="dxa"/>
+              <w:bottom w:w="70" w:type="dxa"/>
+              <w:end w:w="90" w:type="dxa"/>
+            </w:tcMar>
+            <w:shd w:fill="FCE8E6"/>
+          </w:tcPr>
+          <w:p>
+            <w:pPr>
+              <w:spacing w:after="0"/>
+            </w:pPr>
+            <w:r>
+              <w:rPr>
+                <w:rFonts w:ascii="Microsoft JhengHei" w:hAnsi="Microsoft JhengHei" w:eastAsia="微軟正黑體"/>
+                <w:b w:val="0"/>
+                <w:i w:val="0"/>
+                <w:sz w:val="13"/>
+              </w:rPr>
+              <w:t>低於基準</w:t>
+            </w:r>
+          </w:p>
+        </w:tc>
+      </w:tr>
+      <w:tr>
+        <w:tc>
+          <w:tcPr>
+            <w:tcW w:type="dxa" w:w="794"/>
+            <w:vAlign w:val="center"/>
+            <w:tcMar>
+              <w:top w:w="70" w:type="dxa"/>
+              <w:start w:w="90" w:type="dxa"/>
+              <w:bottom w:w="70" w:type="dxa"/>
+              <w:end w:w="90" w:type="dxa"/>
+            </w:tcMar>
+          </w:tcPr>
+          <w:p>
+            <w:pPr>
+              <w:spacing w:after="0"/>
+            </w:pPr>
+            <w:r>
+              <w:rPr>
+                <w:rFonts w:ascii="Microsoft JhengHei" w:hAnsi="Microsoft JhengHei" w:eastAsia="微軟正黑體"/>
+                <w:b w:val="0"/>
+                <w:i w:val="0"/>
+                <w:sz w:val="13"/>
+              </w:rPr>
+              <w:t>Threshold</w:t>
+            </w:r>
+          </w:p>
+        </w:tc>
+        <w:tc>
+          <w:tcPr>
+            <w:tcW w:type="dxa" w:w="1134"/>
+            <w:vAlign w:val="center"/>
+            <w:tcMar>
+              <w:top w:w="70" w:type="dxa"/>
+              <w:start w:w="90" w:type="dxa"/>
+              <w:bottom w:w="70" w:type="dxa"/>
+              <w:end w:w="90" w:type="dxa"/>
+            </w:tcMar>
+          </w:tcPr>
+          <w:p>
+            <w:pPr>
+              <w:spacing w:after="0"/>
+            </w:pPr>
+            <w:r>
+              <w:rPr>
+                <w:rFonts w:ascii="Microsoft JhengHei" w:hAnsi="Microsoft JhengHei" w:eastAsia="微軟正黑體"/>
+                <w:b w:val="0"/>
+                <w:i w:val="0"/>
+                <w:sz w:val="13"/>
+              </w:rPr>
+              <w:t>Precision</w:t>
+            </w:r>
+          </w:p>
+        </w:tc>
+        <w:tc>
+          <w:tcPr>
+            <w:tcW w:type="dxa" w:w="1531"/>
+            <w:vAlign w:val="center"/>
+            <w:tcMar>
+              <w:top w:w="70" w:type="dxa"/>
+              <w:start w:w="90" w:type="dxa"/>
+              <w:bottom w:w="70" w:type="dxa"/>
+              <w:end w:w="90" w:type="dxa"/>
+            </w:tcMar>
+          </w:tcPr>
+          <w:p>
+            <w:pPr>
+              <w:spacing w:after="0"/>
+            </w:pPr>
+            <w:r>
+              <w:rPr>
+                <w:rFonts w:ascii="Microsoft JhengHei" w:hAnsi="Microsoft JhengHei" w:eastAsia="微軟正黑體"/>
+                <w:b w:val="0"/>
+                <w:i w:val="0"/>
+                <w:sz w:val="13"/>
+              </w:rPr>
+              <w:t>0.477891</w:t>
+            </w:r>
+          </w:p>
+        </w:tc>
+        <w:tc>
+          <w:tcPr>
+            <w:tcW w:type="dxa" w:w="4082"/>
+            <w:vAlign w:val="center"/>
+            <w:tcMar>
+              <w:top w:w="70" w:type="dxa"/>
+              <w:start w:w="90" w:type="dxa"/>
+              <w:bottom w:w="70" w:type="dxa"/>
+              <w:end w:w="90" w:type="dxa"/>
+            </w:tcMar>
+          </w:tcPr>
+          <w:p>
+            <w:pPr>
+              <w:spacing w:after="0"/>
+            </w:pPr>
+            <w:r>
+              <w:rPr>
+                <w:rFonts w:ascii="Microsoft JhengHei" w:hAnsi="Microsoft JhengHei" w:eastAsia="微軟正黑體"/>
+                <w:b w:val="0"/>
+                <w:i w:val="0"/>
+                <w:sz w:val="13"/>
+              </w:rPr>
+              <w:t>僅比 prevalence 0.473139 高 0.48pp</w:t>
+            </w:r>
+          </w:p>
+        </w:tc>
+        <w:tc>
+          <w:tcPr>
+            <w:tcW w:type="dxa" w:w="964"/>
+            <w:vAlign w:val="center"/>
+            <w:tcMar>
+              <w:top w:w="70" w:type="dxa"/>
+              <w:start w:w="90" w:type="dxa"/>
+              <w:bottom w:w="70" w:type="dxa"/>
+              <w:end w:w="90" w:type="dxa"/>
+            </w:tcMar>
+            <w:shd w:fill="FCE8E6"/>
+          </w:tcPr>
+          <w:p>
+            <w:pPr>
+              <w:spacing w:after="0"/>
+            </w:pPr>
+            <w:r>
+              <w:rPr>
+                <w:rFonts w:ascii="Microsoft JhengHei" w:hAnsi="Microsoft JhengHei" w:eastAsia="微軟正黑體"/>
+                <w:b w:val="0"/>
+                <w:i w:val="0"/>
+                <w:sz w:val="13"/>
+              </w:rPr>
+              <w:t>不合格</w:t>
+            </w:r>
+          </w:p>
+        </w:tc>
+      </w:tr>
+      <w:tr>
+        <w:tc>
+          <w:tcPr>
+            <w:tcW w:type="dxa" w:w="794"/>
+            <w:vAlign w:val="center"/>
+            <w:tcMar>
+              <w:top w:w="70" w:type="dxa"/>
+              <w:start w:w="90" w:type="dxa"/>
+              <w:bottom w:w="70" w:type="dxa"/>
+              <w:end w:w="90" w:type="dxa"/>
+            </w:tcMar>
+            <w:shd w:fill="F7F9FB"/>
+          </w:tcPr>
+          <w:p>
+            <w:pPr>
+              <w:spacing w:after="0"/>
+            </w:pPr>
+            <w:r>
+              <w:rPr>
+                <w:rFonts w:ascii="Microsoft JhengHei" w:hAnsi="Microsoft JhengHei" w:eastAsia="微軟正黑體"/>
+                <w:b w:val="0"/>
+                <w:i w:val="0"/>
+                <w:sz w:val="13"/>
+              </w:rPr>
+              <w:t>Threshold</w:t>
+            </w:r>
+          </w:p>
+        </w:tc>
+        <w:tc>
+          <w:tcPr>
+            <w:tcW w:type="dxa" w:w="1134"/>
+            <w:vAlign w:val="center"/>
+            <w:tcMar>
+              <w:top w:w="70" w:type="dxa"/>
+              <w:start w:w="90" w:type="dxa"/>
+              <w:bottom w:w="70" w:type="dxa"/>
+              <w:end w:w="90" w:type="dxa"/>
+            </w:tcMar>
+            <w:shd w:fill="F7F9FB"/>
+          </w:tcPr>
+          <w:p>
+            <w:pPr>
+              <w:spacing w:after="0"/>
+            </w:pPr>
+            <w:r>
+              <w:rPr>
+                <w:rFonts w:ascii="Microsoft JhengHei" w:hAnsi="Microsoft JhengHei" w:eastAsia="微軟正黑體"/>
+                <w:b w:val="0"/>
+                <w:i w:val="0"/>
+                <w:sz w:val="13"/>
+              </w:rPr>
+              <w:t>Recall / Specificity</w:t>
+            </w:r>
+          </w:p>
+        </w:tc>
+        <w:tc>
+          <w:tcPr>
+            <w:tcW w:type="dxa" w:w="1531"/>
+            <w:vAlign w:val="center"/>
+            <w:tcMar>
+              <w:top w:w="70" w:type="dxa"/>
+              <w:start w:w="90" w:type="dxa"/>
+              <w:bottom w:w="70" w:type="dxa"/>
+              <w:end w:w="90" w:type="dxa"/>
+            </w:tcMar>
+            <w:shd w:fill="F7F9FB"/>
+          </w:tcPr>
+          <w:p>
+            <w:pPr>
+              <w:spacing w:after="0"/>
+            </w:pPr>
+            <w:r>
+              <w:rPr>
+                <w:rFonts w:ascii="Microsoft JhengHei" w:hAnsi="Microsoft JhengHei" w:eastAsia="微軟正黑體"/>
+                <w:b w:val="0"/>
+                <w:i w:val="0"/>
+                <w:sz w:val="13"/>
+              </w:rPr>
+              <w:t>0.372554 / 0.634477</w:t>
+            </w:r>
+          </w:p>
+        </w:tc>
+        <w:tc>
+          <w:tcPr>
+            <w:tcW w:type="dxa" w:w="4082"/>
+            <w:vAlign w:val="center"/>
+            <w:tcMar>
+              <w:top w:w="70" w:type="dxa"/>
+              <w:start w:w="90" w:type="dxa"/>
+              <w:bottom w:w="70" w:type="dxa"/>
+              <w:end w:w="90" w:type="dxa"/>
+            </w:tcMar>
+            <w:shd w:fill="F7F9FB"/>
+          </w:tcPr>
+          <w:p>
+            <w:pPr>
+              <w:spacing w:after="0"/>
+            </w:pPr>
+            <w:r>
+              <w:rPr>
+                <w:rFonts w:ascii="Microsoft JhengHei" w:hAnsi="Microsoft JhengHei" w:eastAsia="微軟正黑體"/>
+                <w:b w:val="0"/>
+                <w:i w:val="0"/>
+                <w:sz w:val="13"/>
+              </w:rPr>
+              <w:t>漏掉約 62.7% 的 up events</w:t>
+            </w:r>
+          </w:p>
+        </w:tc>
+        <w:tc>
+          <w:tcPr>
+            <w:tcW w:type="dxa" w:w="964"/>
+            <w:vAlign w:val="center"/>
+            <w:tcMar>
+              <w:top w:w="70" w:type="dxa"/>
+              <w:start w:w="90" w:type="dxa"/>
+              <w:bottom w:w="70" w:type="dxa"/>
+              <w:end w:w="90" w:type="dxa"/>
+            </w:tcMar>
+            <w:shd w:fill="FCE8E6"/>
+          </w:tcPr>
+          <w:p>
+            <w:pPr>
+              <w:spacing w:after="0"/>
+            </w:pPr>
+            <w:r>
+              <w:rPr>
+                <w:rFonts w:ascii="Microsoft JhengHei" w:hAnsi="Microsoft JhengHei" w:eastAsia="微軟正黑體"/>
+                <w:b w:val="0"/>
+                <w:i w:val="0"/>
+                <w:sz w:val="13"/>
+              </w:rPr>
+              <w:t>不合格</w:t>
+            </w:r>
+          </w:p>
+        </w:tc>
+      </w:tr>
+      <w:tr>
+        <w:tc>
+          <w:tcPr>
+            <w:tcW w:type="dxa" w:w="794"/>
+            <w:vAlign w:val="center"/>
+            <w:tcMar>
+              <w:top w:w="70" w:type="dxa"/>
+              <w:start w:w="90" w:type="dxa"/>
+              <w:bottom w:w="70" w:type="dxa"/>
+              <w:end w:w="90" w:type="dxa"/>
+            </w:tcMar>
+          </w:tcPr>
+          <w:p>
+            <w:pPr>
+              <w:spacing w:after="0"/>
+            </w:pPr>
+            <w:r>
+              <w:rPr>
+                <w:rFonts w:ascii="Microsoft JhengHei" w:hAnsi="Microsoft JhengHei" w:eastAsia="微軟正黑體"/>
+                <w:b w:val="0"/>
+                <w:i w:val="0"/>
+                <w:sz w:val="13"/>
+              </w:rPr>
+              <w:t>Threshold</w:t>
+            </w:r>
+          </w:p>
+        </w:tc>
+        <w:tc>
+          <w:tcPr>
+            <w:tcW w:type="dxa" w:w="1134"/>
+            <w:vAlign w:val="center"/>
+            <w:tcMar>
+              <w:top w:w="70" w:type="dxa"/>
+              <w:start w:w="90" w:type="dxa"/>
+              <w:bottom w:w="70" w:type="dxa"/>
+              <w:end w:w="90" w:type="dxa"/>
+            </w:tcMar>
+          </w:tcPr>
+          <w:p>
+            <w:pPr>
+              <w:spacing w:after="0"/>
+            </w:pPr>
+            <w:r>
+              <w:rPr>
+                <w:rFonts w:ascii="Microsoft JhengHei" w:hAnsi="Microsoft JhengHei" w:eastAsia="微軟正黑體"/>
+                <w:b w:val="0"/>
+                <w:i w:val="0"/>
+                <w:sz w:val="13"/>
+              </w:rPr>
+              <w:t>F1</w:t>
+            </w:r>
+          </w:p>
+        </w:tc>
+        <w:tc>
+          <w:tcPr>
+            <w:tcW w:type="dxa" w:w="1531"/>
+            <w:vAlign w:val="center"/>
+            <w:tcMar>
+              <w:top w:w="70" w:type="dxa"/>
+              <w:start w:w="90" w:type="dxa"/>
+              <w:bottom w:w="70" w:type="dxa"/>
+              <w:end w:w="90" w:type="dxa"/>
+            </w:tcMar>
+          </w:tcPr>
+          <w:p>
+            <w:pPr>
+              <w:spacing w:after="0"/>
+            </w:pPr>
+            <w:r>
+              <w:rPr>
+                <w:rFonts w:ascii="Microsoft JhengHei" w:hAnsi="Microsoft JhengHei" w:eastAsia="微軟正黑體"/>
+                <w:b w:val="0"/>
+                <w:i w:val="0"/>
+                <w:sz w:val="13"/>
+              </w:rPr>
+              <w:t>0.418699</w:t>
+            </w:r>
+          </w:p>
+        </w:tc>
+        <w:tc>
+          <w:tcPr>
+            <w:tcW w:type="dxa" w:w="4082"/>
+            <w:vAlign w:val="center"/>
+            <w:tcMar>
+              <w:top w:w="70" w:type="dxa"/>
+              <w:start w:w="90" w:type="dxa"/>
+              <w:bottom w:w="70" w:type="dxa"/>
+              <w:end w:w="90" w:type="dxa"/>
+            </w:tcMar>
+          </w:tcPr>
+          <w:p>
+            <w:pPr>
+              <w:spacing w:after="0"/>
+            </w:pPr>
+            <w:r>
+              <w:rPr>
+                <w:rFonts w:ascii="Microsoft JhengHei" w:hAnsi="Microsoft JhengHei" w:eastAsia="微軟正黑體"/>
+                <w:b w:val="0"/>
+                <w:i w:val="0"/>
+                <w:sz w:val="13"/>
+              </w:rPr>
+              <w:t>固定 threshold 0.5 的診斷值；不能單看</w:t>
+            </w:r>
+          </w:p>
+        </w:tc>
+        <w:tc>
+          <w:tcPr>
+            <w:tcW w:type="dxa" w:w="964"/>
+            <w:vAlign w:val="center"/>
+            <w:tcMar>
+              <w:top w:w="70" w:type="dxa"/>
+              <w:start w:w="90" w:type="dxa"/>
+              <w:bottom w:w="70" w:type="dxa"/>
+              <w:end w:w="90" w:type="dxa"/>
+            </w:tcMar>
+            <w:shd w:fill="FCE8E6"/>
+          </w:tcPr>
+          <w:p>
+            <w:pPr>
+              <w:spacing w:after="0"/>
+            </w:pPr>
+            <w:r>
+              <w:rPr>
+                <w:rFonts w:ascii="Microsoft JhengHei" w:hAnsi="Microsoft JhengHei" w:eastAsia="微軟正黑體"/>
+                <w:b w:val="0"/>
+                <w:i w:val="0"/>
+                <w:sz w:val="13"/>
+              </w:rPr>
+              <w:t>不合格</w:t>
+            </w:r>
+          </w:p>
+        </w:tc>
+      </w:tr>
+      <w:tr>
+        <w:tc>
+          <w:tcPr>
+            <w:tcW w:type="dxa" w:w="794"/>
+            <w:vAlign w:val="center"/>
+            <w:tcMar>
+              <w:top w:w="70" w:type="dxa"/>
+              <w:start w:w="90" w:type="dxa"/>
+              <w:bottom w:w="70" w:type="dxa"/>
+              <w:end w:w="90" w:type="dxa"/>
+            </w:tcMar>
+            <w:shd w:fill="F7F9FB"/>
+          </w:tcPr>
+          <w:p>
+            <w:pPr>
+              <w:spacing w:after="0"/>
+            </w:pPr>
+            <w:r>
+              <w:rPr>
+                <w:rFonts w:ascii="Microsoft JhengHei" w:hAnsi="Microsoft JhengHei" w:eastAsia="微軟正黑體"/>
+                <w:b w:val="0"/>
+                <w:i w:val="0"/>
+                <w:sz w:val="13"/>
+              </w:rPr>
+              <w:t>Threshold</w:t>
+            </w:r>
+          </w:p>
+        </w:tc>
+        <w:tc>
+          <w:tcPr>
+            <w:tcW w:type="dxa" w:w="1134"/>
+            <w:vAlign w:val="center"/>
+            <w:tcMar>
+              <w:top w:w="70" w:type="dxa"/>
+              <w:start w:w="90" w:type="dxa"/>
+              <w:bottom w:w="70" w:type="dxa"/>
+              <w:end w:w="90" w:type="dxa"/>
+            </w:tcMar>
+            <w:shd w:fill="F7F9FB"/>
+          </w:tcPr>
+          <w:p>
+            <w:pPr>
+              <w:spacing w:after="0"/>
+            </w:pPr>
+            <w:r>
+              <w:rPr>
+                <w:rFonts w:ascii="Microsoft JhengHei" w:hAnsi="Microsoft JhengHei" w:eastAsia="微軟正黑體"/>
+                <w:b w:val="0"/>
+                <w:i w:val="0"/>
+                <w:sz w:val="13"/>
+              </w:rPr>
+              <w:t>Balanced accuracy</w:t>
+            </w:r>
+          </w:p>
+        </w:tc>
+        <w:tc>
+          <w:tcPr>
+            <w:tcW w:type="dxa" w:w="1531"/>
+            <w:vAlign w:val="center"/>
+            <w:tcMar>
+              <w:top w:w="70" w:type="dxa"/>
+              <w:start w:w="90" w:type="dxa"/>
+              <w:bottom w:w="70" w:type="dxa"/>
+              <w:end w:w="90" w:type="dxa"/>
+            </w:tcMar>
+            <w:shd w:fill="F7F9FB"/>
+          </w:tcPr>
+          <w:p>
+            <w:pPr>
+              <w:spacing w:after="0"/>
+            </w:pPr>
+            <w:r>
+              <w:rPr>
+                <w:rFonts w:ascii="Microsoft JhengHei" w:hAnsi="Microsoft JhengHei" w:eastAsia="微軟正黑體"/>
+                <w:b w:val="0"/>
+                <w:i w:val="0"/>
+                <w:sz w:val="13"/>
+              </w:rPr>
+              <w:t>0.503515</w:t>
+            </w:r>
+          </w:p>
+        </w:tc>
+        <w:tc>
+          <w:tcPr>
+            <w:tcW w:type="dxa" w:w="4082"/>
+            <w:vAlign w:val="center"/>
+            <w:tcMar>
+              <w:top w:w="70" w:type="dxa"/>
+              <w:start w:w="90" w:type="dxa"/>
+              <w:bottom w:w="70" w:type="dxa"/>
+              <w:end w:w="90" w:type="dxa"/>
+            </w:tcMar>
+            <w:shd w:fill="F7F9FB"/>
+          </w:tcPr>
+          <w:p>
+            <w:pPr>
+              <w:spacing w:after="0"/>
+            </w:pPr>
+            <w:r>
+              <w:rPr>
+                <w:rFonts w:ascii="Microsoft JhengHei" w:hAnsi="Microsoft JhengHei" w:eastAsia="微軟正黑體"/>
+                <w:b w:val="0"/>
+                <w:i w:val="0"/>
+                <w:sz w:val="13"/>
+              </w:rPr>
+              <w:t>接近 0.5 隨機基準</w:t>
+            </w:r>
+          </w:p>
+        </w:tc>
+        <w:tc>
+          <w:tcPr>
+            <w:tcW w:type="dxa" w:w="964"/>
+            <w:vAlign w:val="center"/>
+            <w:tcMar>
+              <w:top w:w="70" w:type="dxa"/>
+              <w:start w:w="90" w:type="dxa"/>
+              <w:bottom w:w="70" w:type="dxa"/>
+              <w:end w:w="90" w:type="dxa"/>
+            </w:tcMar>
+            <w:shd w:fill="FCE8E6"/>
+          </w:tcPr>
+          <w:p>
+            <w:pPr>
+              <w:spacing w:after="0"/>
+            </w:pPr>
+            <w:r>
+              <w:rPr>
+                <w:rFonts w:ascii="Microsoft JhengHei" w:hAnsi="Microsoft JhengHei" w:eastAsia="微軟正黑體"/>
+                <w:b w:val="0"/>
+                <w:i w:val="0"/>
+                <w:sz w:val="13"/>
+              </w:rPr>
+              <w:t>接近隨機</w:t>
+            </w:r>
+          </w:p>
+        </w:tc>
+      </w:tr>
+      <w:tr>
+        <w:tc>
+          <w:tcPr>
+            <w:tcW w:type="dxa" w:w="794"/>
+            <w:vAlign w:val="center"/>
+            <w:tcMar>
+              <w:top w:w="70" w:type="dxa"/>
+              <w:start w:w="90" w:type="dxa"/>
+              <w:bottom w:w="70" w:type="dxa"/>
+              <w:end w:w="90" w:type="dxa"/>
+            </w:tcMar>
+          </w:tcPr>
+          <w:p>
+            <w:pPr>
+              <w:spacing w:after="0"/>
+            </w:pPr>
+            <w:r>
+              <w:rPr>
+                <w:rFonts w:ascii="Microsoft JhengHei" w:hAnsi="Microsoft JhengHei" w:eastAsia="微軟正黑體"/>
+                <w:b w:val="0"/>
+                <w:i w:val="0"/>
+                <w:sz w:val="13"/>
+              </w:rPr>
+              <w:t>Threshold</w:t>
+            </w:r>
+          </w:p>
+        </w:tc>
+        <w:tc>
+          <w:tcPr>
+            <w:tcW w:type="dxa" w:w="1134"/>
+            <w:vAlign w:val="center"/>
+            <w:tcMar>
+              <w:top w:w="70" w:type="dxa"/>
+              <w:start w:w="90" w:type="dxa"/>
+              <w:bottom w:w="70" w:type="dxa"/>
+              <w:end w:w="90" w:type="dxa"/>
+            </w:tcMar>
+          </w:tcPr>
+          <w:p>
+            <w:pPr>
+              <w:spacing w:after="0"/>
+            </w:pPr>
+            <w:r>
+              <w:rPr>
+                <w:rFonts w:ascii="Microsoft JhengHei" w:hAnsi="Microsoft JhengHei" w:eastAsia="微軟正黑體"/>
+                <w:b w:val="0"/>
+                <w:i w:val="0"/>
+                <w:sz w:val="13"/>
+              </w:rPr>
+              <w:t>MCC</w:t>
+            </w:r>
+          </w:p>
+        </w:tc>
+        <w:tc>
+          <w:tcPr>
+            <w:tcW w:type="dxa" w:w="1531"/>
+            <w:vAlign w:val="center"/>
+            <w:tcMar>
+              <w:top w:w="70" w:type="dxa"/>
+              <w:start w:w="90" w:type="dxa"/>
+              <w:bottom w:w="70" w:type="dxa"/>
+              <w:end w:w="90" w:type="dxa"/>
+            </w:tcMar>
+          </w:tcPr>
+          <w:p>
+            <w:pPr>
+              <w:spacing w:after="0"/>
+            </w:pPr>
+            <w:r>
+              <w:rPr>
+                <w:rFonts w:ascii="Microsoft JhengHei" w:hAnsi="Microsoft JhengHei" w:eastAsia="微軟正黑體"/>
+                <w:b w:val="0"/>
+                <w:i w:val="0"/>
+                <w:sz w:val="13"/>
+              </w:rPr>
+              <w:t>0.007275</w:t>
+            </w:r>
+          </w:p>
+        </w:tc>
+        <w:tc>
+          <w:tcPr>
+            <w:tcW w:type="dxa" w:w="4082"/>
+            <w:vAlign w:val="center"/>
+            <w:tcMar>
+              <w:top w:w="70" w:type="dxa"/>
+              <w:start w:w="90" w:type="dxa"/>
+              <w:bottom w:w="70" w:type="dxa"/>
+              <w:end w:w="90" w:type="dxa"/>
+            </w:tcMar>
+          </w:tcPr>
+          <w:p>
+            <w:pPr>
+              <w:spacing w:after="0"/>
+            </w:pPr>
+            <w:r>
+              <w:rPr>
+                <w:rFonts w:ascii="Microsoft JhengHei" w:hAnsi="Microsoft JhengHei" w:eastAsia="微軟正黑體"/>
+                <w:b w:val="0"/>
+                <w:i w:val="0"/>
+                <w:sz w:val="13"/>
+              </w:rPr>
+              <w:t>接近 0，幾乎沒有整體分類關聯</w:t>
+            </w:r>
+          </w:p>
+        </w:tc>
+        <w:tc>
+          <w:tcPr>
+            <w:tcW w:type="dxa" w:w="964"/>
+            <w:vAlign w:val="center"/>
+            <w:tcMar>
+              <w:top w:w="70" w:type="dxa"/>
+              <w:start w:w="90" w:type="dxa"/>
+              <w:bottom w:w="70" w:type="dxa"/>
+              <w:end w:w="90" w:type="dxa"/>
+            </w:tcMar>
+            <w:shd w:fill="FCE8E6"/>
+          </w:tcPr>
+          <w:p>
+            <w:pPr>
+              <w:spacing w:after="0"/>
+            </w:pPr>
+            <w:r>
+              <w:rPr>
+                <w:rFonts w:ascii="Microsoft JhengHei" w:hAnsi="Microsoft JhengHei" w:eastAsia="微軟正黑體"/>
+                <w:b w:val="0"/>
+                <w:i w:val="0"/>
+                <w:sz w:val="13"/>
+              </w:rPr>
+              <w:t>接近隨機</w:t>
+            </w:r>
+          </w:p>
+        </w:tc>
+      </w:tr>
+      <w:tr>
+        <w:tc>
+          <w:tcPr>
+            <w:tcW w:type="dxa" w:w="794"/>
+            <w:vAlign w:val="center"/>
+            <w:tcMar>
+              <w:top w:w="70" w:type="dxa"/>
+              <w:start w:w="90" w:type="dxa"/>
+              <w:bottom w:w="70" w:type="dxa"/>
+              <w:end w:w="90" w:type="dxa"/>
+            </w:tcMar>
+            <w:shd w:fill="F7F9FB"/>
+          </w:tcPr>
+          <w:p>
+            <w:pPr>
+              <w:spacing w:after="0"/>
+            </w:pPr>
+            <w:r>
+              <w:rPr>
+                <w:rFonts w:ascii="Microsoft JhengHei" w:hAnsi="Microsoft JhengHei" w:eastAsia="微軟正黑體"/>
+                <w:b w:val="0"/>
+                <w:i w:val="0"/>
+                <w:sz w:val="13"/>
+              </w:rPr>
+              <w:t>Ranking</w:t>
+            </w:r>
+          </w:p>
+        </w:tc>
+        <w:tc>
+          <w:tcPr>
+            <w:tcW w:type="dxa" w:w="1134"/>
+            <w:vAlign w:val="center"/>
+            <w:tcMar>
+              <w:top w:w="70" w:type="dxa"/>
+              <w:start w:w="90" w:type="dxa"/>
+              <w:bottom w:w="70" w:type="dxa"/>
+              <w:end w:w="90" w:type="dxa"/>
+            </w:tcMar>
+            <w:shd w:fill="F7F9FB"/>
+          </w:tcPr>
+          <w:p>
+            <w:pPr>
+              <w:spacing w:after="0"/>
+            </w:pPr>
+            <w:r>
+              <w:rPr>
+                <w:rFonts w:ascii="Microsoft JhengHei" w:hAnsi="Microsoft JhengHei" w:eastAsia="微軟正黑體"/>
+                <w:b w:val="0"/>
+                <w:i w:val="0"/>
+                <w:sz w:val="13"/>
+              </w:rPr>
+              <w:t>ROC-AUC</w:t>
+            </w:r>
+          </w:p>
+        </w:tc>
+        <w:tc>
+          <w:tcPr>
+            <w:tcW w:type="dxa" w:w="1531"/>
+            <w:vAlign w:val="center"/>
+            <w:tcMar>
+              <w:top w:w="70" w:type="dxa"/>
+              <w:start w:w="90" w:type="dxa"/>
+              <w:bottom w:w="70" w:type="dxa"/>
+              <w:end w:w="90" w:type="dxa"/>
+            </w:tcMar>
+            <w:shd w:fill="F7F9FB"/>
+          </w:tcPr>
+          <w:p>
+            <w:pPr>
+              <w:spacing w:after="0"/>
+            </w:pPr>
+            <w:r>
+              <w:rPr>
+                <w:rFonts w:ascii="Microsoft JhengHei" w:hAnsi="Microsoft JhengHei" w:eastAsia="微軟正黑體"/>
+                <w:b w:val="0"/>
+                <w:i w:val="0"/>
+                <w:sz w:val="13"/>
+              </w:rPr>
+              <w:t>0.504585</w:t>
+            </w:r>
+          </w:p>
+        </w:tc>
+        <w:tc>
+          <w:tcPr>
+            <w:tcW w:type="dxa" w:w="4082"/>
+            <w:vAlign w:val="center"/>
+            <w:tcMar>
+              <w:top w:w="70" w:type="dxa"/>
+              <w:start w:w="90" w:type="dxa"/>
+              <w:bottom w:w="70" w:type="dxa"/>
+              <w:end w:w="90" w:type="dxa"/>
+            </w:tcMar>
+            <w:shd w:fill="F7F9FB"/>
+          </w:tcPr>
+          <w:p>
+            <w:pPr>
+              <w:spacing w:after="0"/>
+            </w:pPr>
+            <w:r>
+              <w:rPr>
+                <w:rFonts w:ascii="Microsoft JhengHei" w:hAnsi="Microsoft JhengHei" w:eastAsia="微軟正黑體"/>
+                <w:b w:val="0"/>
+                <w:i w:val="0"/>
+                <w:sz w:val="13"/>
+              </w:rPr>
+              <w:t>接近 0.5 隨機排序</w:t>
+            </w:r>
+          </w:p>
+        </w:tc>
+        <w:tc>
+          <w:tcPr>
+            <w:tcW w:type="dxa" w:w="964"/>
+            <w:vAlign w:val="center"/>
+            <w:tcMar>
+              <w:top w:w="70" w:type="dxa"/>
+              <w:start w:w="90" w:type="dxa"/>
+              <w:bottom w:w="70" w:type="dxa"/>
+              <w:end w:w="90" w:type="dxa"/>
+            </w:tcMar>
+            <w:shd w:fill="FCE8E6"/>
+          </w:tcPr>
+          <w:p>
+            <w:pPr>
+              <w:spacing w:after="0"/>
+            </w:pPr>
+            <w:r>
+              <w:rPr>
+                <w:rFonts w:ascii="Microsoft JhengHei" w:hAnsi="Microsoft JhengHei" w:eastAsia="微軟正黑體"/>
+                <w:b w:val="0"/>
+                <w:i w:val="0"/>
+                <w:sz w:val="13"/>
+              </w:rPr>
+              <w:t>接近隨機</w:t>
+            </w:r>
+          </w:p>
+        </w:tc>
+      </w:tr>
+      <w:tr>
+        <w:tc>
+          <w:tcPr>
+            <w:tcW w:type="dxa" w:w="794"/>
+            <w:vAlign w:val="center"/>
+            <w:tcMar>
+              <w:top w:w="70" w:type="dxa"/>
+              <w:start w:w="90" w:type="dxa"/>
+              <w:bottom w:w="70" w:type="dxa"/>
+              <w:end w:w="90" w:type="dxa"/>
+            </w:tcMar>
+          </w:tcPr>
+          <w:p>
+            <w:pPr>
+              <w:spacing w:after="0"/>
+            </w:pPr>
+            <w:r>
+              <w:rPr>
+                <w:rFonts w:ascii="Microsoft JhengHei" w:hAnsi="Microsoft JhengHei" w:eastAsia="微軟正黑體"/>
+                <w:b w:val="0"/>
+                <w:i w:val="0"/>
+                <w:sz w:val="13"/>
+              </w:rPr>
+              <w:t>Ranking</w:t>
+            </w:r>
+          </w:p>
+        </w:tc>
+        <w:tc>
+          <w:tcPr>
+            <w:tcW w:type="dxa" w:w="1134"/>
+            <w:vAlign w:val="center"/>
+            <w:tcMar>
+              <w:top w:w="70" w:type="dxa"/>
+              <w:start w:w="90" w:type="dxa"/>
+              <w:bottom w:w="70" w:type="dxa"/>
+              <w:end w:w="90" w:type="dxa"/>
+            </w:tcMar>
+          </w:tcPr>
+          <w:p>
+            <w:pPr>
+              <w:spacing w:after="0"/>
+            </w:pPr>
+            <w:r>
+              <w:rPr>
+                <w:rFonts w:ascii="Microsoft JhengHei" w:hAnsi="Microsoft JhengHei" w:eastAsia="微軟正黑體"/>
+                <w:b w:val="0"/>
+                <w:i w:val="0"/>
+                <w:sz w:val="13"/>
+              </w:rPr>
+              <w:t>AP / prevalence</w:t>
+            </w:r>
+          </w:p>
+        </w:tc>
+        <w:tc>
+          <w:tcPr>
+            <w:tcW w:type="dxa" w:w="1531"/>
+            <w:vAlign w:val="center"/>
+            <w:tcMar>
+              <w:top w:w="70" w:type="dxa"/>
+              <w:start w:w="90" w:type="dxa"/>
+              <w:bottom w:w="70" w:type="dxa"/>
+              <w:end w:w="90" w:type="dxa"/>
+            </w:tcMar>
+          </w:tcPr>
+          <w:p>
+            <w:pPr>
+              <w:spacing w:after="0"/>
+            </w:pPr>
+            <w:r>
+              <w:rPr>
+                <w:rFonts w:ascii="Microsoft JhengHei" w:hAnsi="Microsoft JhengHei" w:eastAsia="微軟正黑體"/>
+                <w:b w:val="0"/>
+                <w:i w:val="0"/>
+                <w:sz w:val="13"/>
+              </w:rPr>
+              <w:t>0.470341 / 0.473139</w:t>
+            </w:r>
+          </w:p>
+        </w:tc>
+        <w:tc>
+          <w:tcPr>
+            <w:tcW w:type="dxa" w:w="4082"/>
+            <w:vAlign w:val="center"/>
+            <w:tcMar>
+              <w:top w:w="70" w:type="dxa"/>
+              <w:start w:w="90" w:type="dxa"/>
+              <w:bottom w:w="70" w:type="dxa"/>
+              <w:end w:w="90" w:type="dxa"/>
+            </w:tcMar>
+          </w:tcPr>
+          <w:p>
+            <w:pPr>
+              <w:spacing w:after="0"/>
+            </w:pPr>
+            <w:r>
+              <w:rPr>
+                <w:rFonts w:ascii="Microsoft JhengHei" w:hAnsi="Microsoft JhengHei" w:eastAsia="微軟正黑體"/>
+                <w:b w:val="0"/>
+                <w:i w:val="0"/>
+                <w:sz w:val="13"/>
+              </w:rPr>
+              <w:t>沒有 precision-recall lift</w:t>
+            </w:r>
+          </w:p>
+        </w:tc>
+        <w:tc>
+          <w:tcPr>
+            <w:tcW w:type="dxa" w:w="964"/>
+            <w:vAlign w:val="center"/>
+            <w:tcMar>
+              <w:top w:w="70" w:type="dxa"/>
+              <w:start w:w="90" w:type="dxa"/>
+              <w:bottom w:w="70" w:type="dxa"/>
+              <w:end w:w="90" w:type="dxa"/>
+            </w:tcMar>
+            <w:shd w:fill="FCE8E6"/>
+          </w:tcPr>
+          <w:p>
+            <w:pPr>
+              <w:spacing w:after="0"/>
+            </w:pPr>
+            <w:r>
+              <w:rPr>
+                <w:rFonts w:ascii="Microsoft JhengHei" w:hAnsi="Microsoft JhengHei" w:eastAsia="微軟正黑體"/>
+                <w:b w:val="0"/>
+                <w:i w:val="0"/>
+                <w:sz w:val="13"/>
+              </w:rPr>
+              <w:t>無 lift</w:t>
+            </w:r>
+          </w:p>
+        </w:tc>
+      </w:tr>
+      <w:tr>
+        <w:tc>
+          <w:tcPr>
+            <w:tcW w:type="dxa" w:w="794"/>
+            <w:vAlign w:val="center"/>
+            <w:tcMar>
+              <w:top w:w="70" w:type="dxa"/>
+              <w:start w:w="90" w:type="dxa"/>
+              <w:bottom w:w="70" w:type="dxa"/>
+              <w:end w:w="90" w:type="dxa"/>
+            </w:tcMar>
+            <w:shd w:fill="F7F9FB"/>
+          </w:tcPr>
+          <w:p>
+            <w:pPr>
+              <w:spacing w:after="0"/>
+            </w:pPr>
+            <w:r>
+              <w:rPr>
+                <w:rFonts w:ascii="Microsoft JhengHei" w:hAnsi="Microsoft JhengHei" w:eastAsia="微軟正黑體"/>
+                <w:b w:val="0"/>
+                <w:i w:val="0"/>
+                <w:sz w:val="13"/>
+              </w:rPr>
+              <w:t>Uncertainty</w:t>
+            </w:r>
+          </w:p>
+        </w:tc>
+        <w:tc>
+          <w:tcPr>
+            <w:tcW w:type="dxa" w:w="1134"/>
+            <w:vAlign w:val="center"/>
+            <w:tcMar>
+              <w:top w:w="70" w:type="dxa"/>
+              <w:start w:w="90" w:type="dxa"/>
+              <w:bottom w:w="70" w:type="dxa"/>
+              <w:end w:w="90" w:type="dxa"/>
+            </w:tcMar>
+            <w:shd w:fill="F7F9FB"/>
+          </w:tcPr>
+          <w:p>
+            <w:pPr>
+              <w:spacing w:after="0"/>
+            </w:pPr>
+            <w:r>
+              <w:rPr>
+                <w:rFonts w:ascii="Microsoft JhengHei" w:hAnsi="Microsoft JhengHei" w:eastAsia="微軟正黑體"/>
+                <w:b w:val="0"/>
+                <w:i w:val="0"/>
+                <w:sz w:val="13"/>
+              </w:rPr>
+              <w:t>80% interval</w:t>
+            </w:r>
+          </w:p>
+        </w:tc>
+        <w:tc>
+          <w:tcPr>
+            <w:tcW w:type="dxa" w:w="1531"/>
+            <w:vAlign w:val="center"/>
+            <w:tcMar>
+              <w:top w:w="70" w:type="dxa"/>
+              <w:start w:w="90" w:type="dxa"/>
+              <w:bottom w:w="70" w:type="dxa"/>
+              <w:end w:w="90" w:type="dxa"/>
+            </w:tcMar>
+            <w:shd w:fill="F7F9FB"/>
+          </w:tcPr>
+          <w:p>
+            <w:pPr>
+              <w:spacing w:after="0"/>
+            </w:pPr>
+            <w:r>
+              <w:rPr>
+                <w:rFonts w:ascii="Microsoft JhengHei" w:hAnsi="Microsoft JhengHei" w:eastAsia="微軟正黑體"/>
+                <w:b w:val="0"/>
+                <w:i w:val="0"/>
+                <w:sz w:val="13"/>
+              </w:rPr>
+              <w:t>coverage 82.6775%; width 22.9604pp; WIS 4.504830</w:t>
+            </w:r>
+          </w:p>
+        </w:tc>
+        <w:tc>
+          <w:tcPr>
+            <w:tcW w:type="dxa" w:w="4082"/>
+            <w:vAlign w:val="center"/>
+            <w:tcMar>
+              <w:top w:w="70" w:type="dxa"/>
+              <w:start w:w="90" w:type="dxa"/>
+              <w:bottom w:w="70" w:type="dxa"/>
+              <w:end w:w="90" w:type="dxa"/>
+            </w:tcMar>
+            <w:shd w:fill="F7F9FB"/>
+          </w:tcPr>
+          <w:p>
+            <w:pPr>
+              <w:spacing w:after="0"/>
+            </w:pPr>
+            <w:r>
+              <w:rPr>
+                <w:rFonts w:ascii="Microsoft JhengHei" w:hAnsi="Microsoft JhengHei" w:eastAsia="微軟正黑體"/>
+                <w:b w:val="0"/>
+                <w:i w:val="0"/>
+                <w:sz w:val="13"/>
+              </w:rPr>
+              <w:t>coverage 落在暫定帶，但尚無 interval baseline／cluster CI</w:t>
+            </w:r>
+          </w:p>
+        </w:tc>
+        <w:tc>
+          <w:tcPr>
+            <w:tcW w:type="dxa" w:w="964"/>
+            <w:vAlign w:val="center"/>
+            <w:tcMar>
+              <w:top w:w="70" w:type="dxa"/>
+              <w:start w:w="90" w:type="dxa"/>
+              <w:bottom w:w="70" w:type="dxa"/>
+              <w:end w:w="90" w:type="dxa"/>
+            </w:tcMar>
+            <w:shd w:fill="FFF4CE"/>
+          </w:tcPr>
+          <w:p>
+            <w:pPr>
+              <w:spacing w:after="0"/>
+            </w:pPr>
+            <w:r>
+              <w:rPr>
+                <w:rFonts w:ascii="Microsoft JhengHei" w:hAnsi="Microsoft JhengHei" w:eastAsia="微軟正黑體"/>
+                <w:b w:val="0"/>
+                <w:i w:val="0"/>
+                <w:sz w:val="13"/>
+              </w:rPr>
+              <w:t>僅 coverage 落在規劃帶</w:t>
+            </w:r>
+          </w:p>
+        </w:tc>
+      </w:tr>
+      <w:tr>
+        <w:tc>
+          <w:tcPr>
+            <w:tcW w:type="dxa" w:w="794"/>
+            <w:vAlign w:val="center"/>
+            <w:tcMar>
+              <w:top w:w="70" w:type="dxa"/>
+              <w:start w:w="90" w:type="dxa"/>
+              <w:bottom w:w="70" w:type="dxa"/>
+              <w:end w:w="90" w:type="dxa"/>
+            </w:tcMar>
+          </w:tcPr>
+          <w:p>
+            <w:pPr>
+              <w:spacing w:after="0"/>
+            </w:pPr>
+            <w:r>
+              <w:rPr>
+                <w:rFonts w:ascii="Microsoft JhengHei" w:hAnsi="Microsoft JhengHei" w:eastAsia="微軟正黑體"/>
+                <w:b w:val="0"/>
+                <w:i w:val="0"/>
+                <w:sz w:val="13"/>
+              </w:rPr>
+              <w:t>Evidence</w:t>
+            </w:r>
+          </w:p>
+        </w:tc>
+        <w:tc>
+          <w:tcPr>
+            <w:tcW w:type="dxa" w:w="1134"/>
+            <w:vAlign w:val="center"/>
+            <w:tcMar>
+              <w:top w:w="70" w:type="dxa"/>
+              <w:start w:w="90" w:type="dxa"/>
+              <w:bottom w:w="70" w:type="dxa"/>
+              <w:end w:w="90" w:type="dxa"/>
+            </w:tcMar>
+          </w:tcPr>
+          <w:p>
+            <w:pPr>
+              <w:spacing w:after="0"/>
+            </w:pPr>
+            <w:r>
+              <w:rPr>
+                <w:rFonts w:ascii="Microsoft JhengHei" w:hAnsi="Microsoft JhengHei" w:eastAsia="微軟正黑體"/>
+                <w:b w:val="0"/>
+                <w:i w:val="0"/>
+                <w:sz w:val="13"/>
+              </w:rPr>
+              <w:t>Paired Brier advantage CI</w:t>
+            </w:r>
+          </w:p>
+        </w:tc>
+        <w:tc>
+          <w:tcPr>
+            <w:tcW w:type="dxa" w:w="1531"/>
+            <w:vAlign w:val="center"/>
+            <w:tcMar>
+              <w:top w:w="70" w:type="dxa"/>
+              <w:start w:w="90" w:type="dxa"/>
+              <w:bottom w:w="70" w:type="dxa"/>
+              <w:end w:w="90" w:type="dxa"/>
+            </w:tcMar>
+          </w:tcPr>
+          <w:p>
+            <w:pPr>
+              <w:spacing w:after="0"/>
+            </w:pPr>
+            <w:r>
+              <w:rPr>
+                <w:rFonts w:ascii="Microsoft JhengHei" w:hAnsi="Microsoft JhengHei" w:eastAsia="微軟正黑體"/>
+                <w:b w:val="0"/>
+                <w:i w:val="0"/>
+                <w:sz w:val="13"/>
+              </w:rPr>
+              <w:t>[-0.003007, 0.000843]</w:t>
+            </w:r>
+          </w:p>
+        </w:tc>
+        <w:tc>
+          <w:tcPr>
+            <w:tcW w:type="dxa" w:w="4082"/>
+            <w:vAlign w:val="center"/>
+            <w:tcMar>
+              <w:top w:w="70" w:type="dxa"/>
+              <w:start w:w="90" w:type="dxa"/>
+              <w:bottom w:w="70" w:type="dxa"/>
+              <w:end w:w="90" w:type="dxa"/>
+            </w:tcMar>
+          </w:tcPr>
+          <w:p>
+            <w:pPr>
+              <w:spacing w:after="0"/>
+            </w:pPr>
+            <w:r>
+              <w:rPr>
+                <w:rFonts w:ascii="Microsoft JhengHei" w:hAnsi="Microsoft JhengHei" w:eastAsia="微軟正黑體"/>
+                <w:b w:val="0"/>
+                <w:i w:val="0"/>
+                <w:sz w:val="13"/>
+              </w:rPr>
+              <w:t>baseline loss − model loss 的 95% CI 跨 0</w:t>
+            </w:r>
+          </w:p>
+        </w:tc>
+        <w:tc>
+          <w:tcPr>
+            <w:tcW w:type="dxa" w:w="964"/>
+            <w:vAlign w:val="center"/>
+            <w:tcMar>
+              <w:top w:w="70" w:type="dxa"/>
+              <w:start w:w="90" w:type="dxa"/>
+              <w:bottom w:w="70" w:type="dxa"/>
+              <w:end w:w="90" w:type="dxa"/>
+            </w:tcMar>
+            <w:shd w:fill="FCE8E6"/>
+          </w:tcPr>
+          <w:p>
+            <w:pPr>
+              <w:spacing w:after="0"/>
+            </w:pPr>
+            <w:r>
+              <w:rPr>
+                <w:rFonts w:ascii="Microsoft JhengHei" w:hAnsi="Microsoft JhengHei" w:eastAsia="微軟正黑體"/>
+                <w:b w:val="0"/>
+                <w:i w:val="0"/>
+                <w:sz w:val="13"/>
+              </w:rPr>
+              <w:t>不合格</w:t>
+            </w:r>
+          </w:p>
+        </w:tc>
+      </w:tr>
+      <w:tr>
+        <w:tc>
+          <w:tcPr>
+            <w:tcW w:type="dxa" w:w="794"/>
+            <w:vAlign w:val="center"/>
+            <w:tcMar>
+              <w:top w:w="70" w:type="dxa"/>
+              <w:start w:w="90" w:type="dxa"/>
+              <w:bottom w:w="70" w:type="dxa"/>
+              <w:end w:w="90" w:type="dxa"/>
+            </w:tcMar>
+            <w:shd w:fill="F7F9FB"/>
+          </w:tcPr>
+          <w:p>
+            <w:pPr>
+              <w:spacing w:after="0"/>
+            </w:pPr>
+            <w:r>
+              <w:rPr>
+                <w:rFonts w:ascii="Microsoft JhengHei" w:hAnsi="Microsoft JhengHei" w:eastAsia="微軟正黑體"/>
+                <w:b w:val="0"/>
+                <w:i w:val="0"/>
+                <w:sz w:val="13"/>
+              </w:rPr>
+              <w:t>Explainability</w:t>
+            </w:r>
+          </w:p>
+        </w:tc>
+        <w:tc>
+          <w:tcPr>
+            <w:tcW w:type="dxa" w:w="1134"/>
+            <w:vAlign w:val="center"/>
+            <w:tcMar>
+              <w:top w:w="70" w:type="dxa"/>
+              <w:start w:w="90" w:type="dxa"/>
+              <w:bottom w:w="70" w:type="dxa"/>
+              <w:end w:w="90" w:type="dxa"/>
+            </w:tcMar>
+            <w:shd w:fill="F7F9FB"/>
+          </w:tcPr>
+          <w:p>
+            <w:pPr>
+              <w:spacing w:after="0"/>
+            </w:pPr>
+            <w:r>
+              <w:rPr>
+                <w:rFonts w:ascii="Microsoft JhengHei" w:hAnsi="Microsoft JhengHei" w:eastAsia="微軟正黑體"/>
+                <w:b w:val="0"/>
+                <w:i w:val="0"/>
+                <w:sz w:val="13"/>
+              </w:rPr>
+              <w:t>SHAP</w:t>
+            </w:r>
+          </w:p>
+        </w:tc>
+        <w:tc>
+          <w:tcPr>
+            <w:tcW w:type="dxa" w:w="1531"/>
+            <w:vAlign w:val="center"/>
+            <w:tcMar>
+              <w:top w:w="70" w:type="dxa"/>
+              <w:start w:w="90" w:type="dxa"/>
+              <w:bottom w:w="70" w:type="dxa"/>
+              <w:end w:w="90" w:type="dxa"/>
+            </w:tcMar>
+            <w:shd w:fill="F7F9FB"/>
+          </w:tcPr>
+          <w:p>
+            <w:pPr>
+              <w:spacing w:after="0"/>
+            </w:pPr>
+            <w:r>
+              <w:rPr>
+                <w:rFonts w:ascii="Microsoft JhengHei" w:hAnsi="Microsoft JhengHei" w:eastAsia="微軟正黑體"/>
+                <w:b w:val="0"/>
+                <w:i w:val="0"/>
+                <w:sz w:val="13"/>
+              </w:rPr>
+              <w:t>N/A</w:t>
+            </w:r>
+          </w:p>
+        </w:tc>
+        <w:tc>
+          <w:tcPr>
+            <w:tcW w:type="dxa" w:w="4082"/>
+            <w:vAlign w:val="center"/>
+            <w:tcMar>
+              <w:top w:w="70" w:type="dxa"/>
+              <w:start w:w="90" w:type="dxa"/>
+              <w:bottom w:w="70" w:type="dxa"/>
+              <w:end w:w="90" w:type="dxa"/>
+            </w:tcMar>
+            <w:shd w:fill="F7F9FB"/>
+          </w:tcPr>
+          <w:p>
+            <w:pPr>
+              <w:spacing w:after="0"/>
+            </w:pPr>
+            <w:r>
+              <w:rPr>
+                <w:rFonts w:ascii="Microsoft JhengHei" w:hAnsi="Microsoft JhengHei" w:eastAsia="微軟正黑體"/>
+                <w:b w:val="0"/>
+                <w:i w:val="0"/>
+                <w:sz w:val="13"/>
+              </w:rPr>
+              <w:t>目前不是具有固定 feature schema 的 ML model</w:t>
+            </w:r>
+          </w:p>
+        </w:tc>
+        <w:tc>
+          <w:tcPr>
+            <w:tcW w:type="dxa" w:w="964"/>
+            <w:vAlign w:val="center"/>
+            <w:tcMar>
+              <w:top w:w="70" w:type="dxa"/>
+              <w:start w:w="90" w:type="dxa"/>
+              <w:bottom w:w="70" w:type="dxa"/>
+              <w:end w:w="90" w:type="dxa"/>
+            </w:tcMar>
+            <w:shd w:fill="FFF4CE"/>
+          </w:tcPr>
+          <w:p>
+            <w:pPr>
+              <w:spacing w:after="0"/>
+            </w:pPr>
+            <w:r>
+              <w:rPr>
+                <w:rFonts w:ascii="Microsoft JhengHei" w:hAnsi="Microsoft JhengHei" w:eastAsia="微軟正黑體"/>
+                <w:b w:val="0"/>
+                <w:i w:val="0"/>
+                <w:sz w:val="13"/>
+              </w:rPr>
+              <w:t>N/A</w:t>
+            </w:r>
+          </w:p>
+        </w:tc>
+      </w:tr>
+    </w:tbl>
+    <w:p>
+      <w:pPr>
+        <w:spacing w:after="0"/>
+      </w:pPr>
+    </w:p>
+    <w:p>
+      <w:pPr>
+        <w:pStyle w:val="Heading1"/>
+      </w:pPr>
+      <w:r>
+        <w:t>三、各 horizon 是否一致</w:t>
+      </w:r>
+    </w:p>
+    <w:tbl>
+      <w:tblPr>
+        <w:tblStyle w:val="TableGrid"/>
+        <w:tblW w:type="dxa" w:w="8502"/>
+        <w:jc w:val="center"/>
+        <w:tblLayout w:type="fixed"/>
+        <w:tblLook w:firstColumn="1" w:firstRow="1" w:lastColumn="0" w:lastRow="0" w:noHBand="0" w:noVBand="1" w:val="04A0"/>
+      </w:tblPr>
+      <w:tblGrid>
+        <w:gridCol w:w="850"/>
+        <w:gridCol w:w="794"/>
+        <w:gridCol w:w="1020"/>
+        <w:gridCol w:w="1247"/>
+        <w:gridCol w:w="850"/>
+        <w:gridCol w:w="1247"/>
+        <w:gridCol w:w="1247"/>
+        <w:gridCol w:w="1247"/>
+      </w:tblGrid>
+      <w:tr>
+        <w:trPr>
+          <w:tblHeader w:val="true"/>
+        </w:trPr>
+        <w:tc>
+          <w:tcPr>
+            <w:tcW w:type="dxa" w:w="850"/>
+            <w:vAlign w:val="center"/>
+            <w:shd w:fill="1F3A5F"/>
+            <w:tcMar>
+              <w:top w:w="70" w:type="dxa"/>
+              <w:start w:w="90" w:type="dxa"/>
+              <w:bottom w:w="70" w:type="dxa"/>
+              <w:end w:w="90" w:type="dxa"/>
+            </w:tcMar>
+          </w:tcPr>
+          <w:p>
+            <w:pPr>
+              <w:spacing w:after="0"/>
+              <w:jc w:val="center"/>
+            </w:pPr>
+            <w:r>
+              <w:rPr>
+                <w:rFonts w:ascii="Microsoft JhengHei" w:hAnsi="Microsoft JhengHei" w:eastAsia="微軟正黑體"/>
+                <w:b/>
+                <w:i w:val="0"/>
+                <w:color w:val="FFFFFF"/>
+                <w:sz w:val="14"/>
+              </w:rPr>
+              <w:t>Horizon</w:t>
+            </w:r>
+          </w:p>
+        </w:tc>
+        <w:tc>
+          <w:tcPr>
+            <w:tcW w:type="dxa" w:w="794"/>
+            <w:vAlign w:val="center"/>
+            <w:shd w:fill="1F3A5F"/>
+            <w:tcMar>
+              <w:top w:w="70" w:type="dxa"/>
+              <w:start w:w="90" w:type="dxa"/>
+              <w:bottom w:w="70" w:type="dxa"/>
+              <w:end w:w="90" w:type="dxa"/>
+            </w:tcMar>
+          </w:tcPr>
+          <w:p>
+            <w:pPr>
+              <w:spacing w:after="0"/>
+              <w:jc w:val="center"/>
+            </w:pPr>
+            <w:r>
+              <w:rPr>
+                <w:rFonts w:ascii="Microsoft JhengHei" w:hAnsi="Microsoft JhengHei" w:eastAsia="微軟正黑體"/>
+                <w:b/>
+                <w:i w:val="0"/>
+                <w:color w:val="FFFFFF"/>
+                <w:sz w:val="14"/>
+              </w:rPr>
+              <w:t>N</w:t>
+            </w:r>
+          </w:p>
+        </w:tc>
+        <w:tc>
+          <w:tcPr>
+            <w:tcW w:type="dxa" w:w="1020"/>
+            <w:vAlign w:val="center"/>
+            <w:shd w:fill="1F3A5F"/>
+            <w:tcMar>
+              <w:top w:w="70" w:type="dxa"/>
+              <w:start w:w="90" w:type="dxa"/>
+              <w:bottom w:w="70" w:type="dxa"/>
+              <w:end w:w="90" w:type="dxa"/>
+            </w:tcMar>
+          </w:tcPr>
+          <w:p>
+            <w:pPr>
+              <w:spacing w:after="0"/>
+              <w:jc w:val="center"/>
+            </w:pPr>
+            <w:r>
+              <w:rPr>
+                <w:rFonts w:ascii="Microsoft JhengHei" w:hAnsi="Microsoft JhengHei" w:eastAsia="微軟正黑體"/>
+                <w:b/>
+                <w:i w:val="0"/>
+                <w:color w:val="FFFFFF"/>
+                <w:sz w:val="14"/>
+              </w:rPr>
+              <w:t>Brier</w:t>
+            </w:r>
+          </w:p>
+        </w:tc>
+        <w:tc>
+          <w:tcPr>
+            <w:tcW w:type="dxa" w:w="1247"/>
+            <w:vAlign w:val="center"/>
+            <w:shd w:fill="1F3A5F"/>
+            <w:tcMar>
+              <w:top w:w="70" w:type="dxa"/>
+              <w:start w:w="90" w:type="dxa"/>
+              <w:bottom w:w="70" w:type="dxa"/>
+              <w:end w:w="90" w:type="dxa"/>
+            </w:tcMar>
+          </w:tcPr>
+          <w:p>
+            <w:pPr>
+              <w:spacing w:after="0"/>
+              <w:jc w:val="center"/>
+            </w:pPr>
+            <w:r>
+              <w:rPr>
+                <w:rFonts w:ascii="Microsoft JhengHei" w:hAnsi="Microsoft JhengHei" w:eastAsia="微軟正黑體"/>
+                <w:b/>
+                <w:i w:val="0"/>
+                <w:color w:val="FFFFFF"/>
+                <w:sz w:val="14"/>
+              </w:rPr>
+              <w:t>Baseline Brier</w:t>
+            </w:r>
+          </w:p>
+        </w:tc>
+        <w:tc>
+          <w:tcPr>
+            <w:tcW w:type="dxa" w:w="850"/>
+            <w:vAlign w:val="center"/>
+            <w:shd w:fill="1F3A5F"/>
+            <w:tcMar>
+              <w:top w:w="70" w:type="dxa"/>
+              <w:start w:w="90" w:type="dxa"/>
+              <w:bottom w:w="70" w:type="dxa"/>
+              <w:end w:w="90" w:type="dxa"/>
+            </w:tcMar>
+          </w:tcPr>
+          <w:p>
+            <w:pPr>
+              <w:spacing w:after="0"/>
+              <w:jc w:val="center"/>
+            </w:pPr>
+            <w:r>
+              <w:rPr>
+                <w:rFonts w:ascii="Microsoft JhengHei" w:hAnsi="Microsoft JhengHei" w:eastAsia="微軟正黑體"/>
+                <w:b/>
+                <w:i w:val="0"/>
+                <w:color w:val="FFFFFF"/>
+                <w:sz w:val="14"/>
+              </w:rPr>
+              <w:t>BSS</w:t>
+            </w:r>
+          </w:p>
+        </w:tc>
+        <w:tc>
+          <w:tcPr>
+            <w:tcW w:type="dxa" w:w="1247"/>
+            <w:vAlign w:val="center"/>
+            <w:shd w:fill="1F3A5F"/>
+            <w:tcMar>
+              <w:top w:w="70" w:type="dxa"/>
+              <w:start w:w="90" w:type="dxa"/>
+              <w:bottom w:w="70" w:type="dxa"/>
+              <w:end w:w="90" w:type="dxa"/>
+            </w:tcMar>
+          </w:tcPr>
+          <w:p>
+            <w:pPr>
+              <w:spacing w:after="0"/>
+              <w:jc w:val="center"/>
+            </w:pPr>
+            <w:r>
+              <w:rPr>
+                <w:rFonts w:ascii="Microsoft JhengHei" w:hAnsi="Microsoft JhengHei" w:eastAsia="微軟正黑體"/>
+                <w:b/>
+                <w:i w:val="0"/>
+                <w:color w:val="FFFFFF"/>
+                <w:sz w:val="14"/>
+              </w:rPr>
+              <w:t>ROC-AUC</w:t>
+            </w:r>
+          </w:p>
+        </w:tc>
+        <w:tc>
+          <w:tcPr>
+            <w:tcW w:type="dxa" w:w="1247"/>
+            <w:vAlign w:val="center"/>
+            <w:shd w:fill="1F3A5F"/>
+            <w:tcMar>
+              <w:top w:w="70" w:type="dxa"/>
+              <w:start w:w="90" w:type="dxa"/>
+              <w:bottom w:w="70" w:type="dxa"/>
+              <w:end w:w="90" w:type="dxa"/>
+            </w:tcMar>
+          </w:tcPr>
+          <w:p>
+            <w:pPr>
+              <w:spacing w:after="0"/>
+              <w:jc w:val="center"/>
+            </w:pPr>
+            <w:r>
+              <w:rPr>
+                <w:rFonts w:ascii="Microsoft JhengHei" w:hAnsi="Microsoft JhengHei" w:eastAsia="微軟正黑體"/>
+                <w:b/>
+                <w:i w:val="0"/>
+                <w:color w:val="FFFFFF"/>
+                <w:sz w:val="14"/>
+              </w:rPr>
+              <w:t>AP</w:t>
+            </w:r>
+          </w:p>
+        </w:tc>
+        <w:tc>
+          <w:tcPr>
+            <w:tcW w:type="dxa" w:w="1247"/>
+            <w:vAlign w:val="center"/>
+            <w:shd w:fill="1F3A5F"/>
+            <w:tcMar>
+              <w:top w:w="70" w:type="dxa"/>
+              <w:start w:w="90" w:type="dxa"/>
+              <w:bottom w:w="70" w:type="dxa"/>
+              <w:end w:w="90" w:type="dxa"/>
+            </w:tcMar>
+          </w:tcPr>
+          <w:p>
+            <w:pPr>
+              <w:spacing w:after="0"/>
+              <w:jc w:val="center"/>
+            </w:pPr>
+            <w:r>
+              <w:rPr>
+                <w:rFonts w:ascii="Microsoft JhengHei" w:hAnsi="Microsoft JhengHei" w:eastAsia="微軟正黑體"/>
+                <w:b/>
+                <w:i w:val="0"/>
+                <w:color w:val="FFFFFF"/>
+                <w:sz w:val="14"/>
+              </w:rPr>
+              <w:t>ECE</w:t>
+            </w:r>
+          </w:p>
+        </w:tc>
+      </w:tr>
+      <w:tr>
+        <w:tc>
+          <w:tcPr>
+            <w:tcW w:type="dxa" w:w="850"/>
+            <w:vAlign w:val="center"/>
+            <w:tcMar>
+              <w:top w:w="70" w:type="dxa"/>
+              <w:start w:w="90" w:type="dxa"/>
+              <w:bottom w:w="70" w:type="dxa"/>
+              <w:end w:w="90" w:type="dxa"/>
+            </w:tcMar>
+          </w:tcPr>
+          <w:p>
+            <w:pPr>
+              <w:spacing w:after="0"/>
+            </w:pPr>
+            <w:r>
+              <w:rPr>
+                <w:rFonts w:ascii="Microsoft JhengHei" w:hAnsi="Microsoft JhengHei" w:eastAsia="微軟正黑體"/>
+                <w:b w:val="0"/>
+                <w:i w:val="0"/>
+                <w:sz w:val="14"/>
+              </w:rPr>
+              <w:t>1 日</w:t>
+            </w:r>
+          </w:p>
+        </w:tc>
+        <w:tc>
+          <w:tcPr>
+            <w:tcW w:type="dxa" w:w="794"/>
+            <w:vAlign w:val="center"/>
+            <w:tcMar>
+              <w:top w:w="70" w:type="dxa"/>
+              <w:start w:w="90" w:type="dxa"/>
+              <w:bottom w:w="70" w:type="dxa"/>
+              <w:end w:w="90" w:type="dxa"/>
+            </w:tcMar>
+          </w:tcPr>
+          <w:p>
+            <w:pPr>
+              <w:spacing w:after="0"/>
+            </w:pPr>
+            <w:r>
+              <w:rPr>
+                <w:rFonts w:ascii="Microsoft JhengHei" w:hAnsi="Microsoft JhengHei" w:eastAsia="微軟正黑體"/>
+                <w:b w:val="0"/>
+                <w:i w:val="0"/>
+                <w:sz w:val="14"/>
+              </w:rPr>
+              <w:t>24,692</w:t>
+            </w:r>
+          </w:p>
+        </w:tc>
+        <w:tc>
+          <w:tcPr>
+            <w:tcW w:type="dxa" w:w="1020"/>
+            <w:vAlign w:val="center"/>
+            <w:tcMar>
+              <w:top w:w="70" w:type="dxa"/>
+              <w:start w:w="90" w:type="dxa"/>
+              <w:bottom w:w="70" w:type="dxa"/>
+              <w:end w:w="90" w:type="dxa"/>
+            </w:tcMar>
+          </w:tcPr>
+          <w:p>
+            <w:pPr>
+              <w:spacing w:after="0"/>
+            </w:pPr>
+            <w:r>
+              <w:rPr>
+                <w:rFonts w:ascii="Microsoft JhengHei" w:hAnsi="Microsoft JhengHei" w:eastAsia="微軟正黑體"/>
+                <w:b w:val="0"/>
+                <w:i w:val="0"/>
+                <w:sz w:val="14"/>
+              </w:rPr>
+              <w:t>0.250876</w:t>
+            </w:r>
+          </w:p>
+        </w:tc>
+        <w:tc>
+          <w:tcPr>
+            <w:tcW w:type="dxa" w:w="1247"/>
+            <w:vAlign w:val="center"/>
+            <w:tcMar>
+              <w:top w:w="70" w:type="dxa"/>
+              <w:start w:w="90" w:type="dxa"/>
+              <w:bottom w:w="70" w:type="dxa"/>
+              <w:end w:w="90" w:type="dxa"/>
+            </w:tcMar>
+          </w:tcPr>
+          <w:p>
+            <w:pPr>
+              <w:spacing w:after="0"/>
+            </w:pPr>
+            <w:r>
+              <w:rPr>
+                <w:rFonts w:ascii="Microsoft JhengHei" w:hAnsi="Microsoft JhengHei" w:eastAsia="微軟正黑體"/>
+                <w:b w:val="0"/>
+                <w:i w:val="0"/>
+                <w:sz w:val="14"/>
+              </w:rPr>
+              <w:t>0.250380</w:t>
+            </w:r>
+          </w:p>
+        </w:tc>
+        <w:tc>
+          <w:tcPr>
+            <w:tcW w:type="dxa" w:w="850"/>
+            <w:vAlign w:val="center"/>
+            <w:tcMar>
+              <w:top w:w="70" w:type="dxa"/>
+              <w:start w:w="90" w:type="dxa"/>
+              <w:bottom w:w="70" w:type="dxa"/>
+              <w:end w:w="90" w:type="dxa"/>
+            </w:tcMar>
+          </w:tcPr>
+          <w:p>
+            <w:pPr>
+              <w:spacing w:after="0"/>
+            </w:pPr>
+            <w:r>
+              <w:rPr>
+                <w:rFonts w:ascii="Microsoft JhengHei" w:hAnsi="Microsoft JhengHei" w:eastAsia="微軟正黑體"/>
+                <w:b w:val="0"/>
+                <w:i w:val="0"/>
+                <w:sz w:val="14"/>
+              </w:rPr>
+              <w:t>-0.1979%</w:t>
+            </w:r>
+          </w:p>
+        </w:tc>
+        <w:tc>
+          <w:tcPr>
+            <w:tcW w:type="dxa" w:w="1247"/>
+            <w:vAlign w:val="center"/>
+            <w:tcMar>
+              <w:top w:w="70" w:type="dxa"/>
+              <w:start w:w="90" w:type="dxa"/>
+              <w:bottom w:w="70" w:type="dxa"/>
+              <w:end w:w="90" w:type="dxa"/>
+            </w:tcMar>
+          </w:tcPr>
+          <w:p>
+            <w:pPr>
+              <w:spacing w:after="0"/>
+            </w:pPr>
+            <w:r>
+              <w:rPr>
+                <w:rFonts w:ascii="Microsoft JhengHei" w:hAnsi="Microsoft JhengHei" w:eastAsia="微軟正黑體"/>
+                <w:b w:val="0"/>
+                <w:i w:val="0"/>
+                <w:sz w:val="14"/>
+              </w:rPr>
+              <w:t>0.500261</w:t>
+            </w:r>
+          </w:p>
+        </w:tc>
+        <w:tc>
+          <w:tcPr>
+            <w:tcW w:type="dxa" w:w="1247"/>
+            <w:vAlign w:val="center"/>
+            <w:tcMar>
+              <w:top w:w="70" w:type="dxa"/>
+              <w:start w:w="90" w:type="dxa"/>
+              <w:bottom w:w="70" w:type="dxa"/>
+              <w:end w:w="90" w:type="dxa"/>
+            </w:tcMar>
+          </w:tcPr>
+          <w:p>
+            <w:pPr>
+              <w:spacing w:after="0"/>
+            </w:pPr>
+            <w:r>
+              <w:rPr>
+                <w:rFonts w:ascii="Microsoft JhengHei" w:hAnsi="Microsoft JhengHei" w:eastAsia="微軟正黑體"/>
+                <w:b w:val="0"/>
+                <w:i w:val="0"/>
+                <w:sz w:val="14"/>
+              </w:rPr>
+              <w:t>0.488347</w:t>
+            </w:r>
+          </w:p>
+        </w:tc>
+        <w:tc>
+          <w:tcPr>
+            <w:tcW w:type="dxa" w:w="1247"/>
+            <w:vAlign w:val="center"/>
+            <w:tcMar>
+              <w:top w:w="70" w:type="dxa"/>
+              <w:start w:w="90" w:type="dxa"/>
+              <w:bottom w:w="70" w:type="dxa"/>
+              <w:end w:w="90" w:type="dxa"/>
+            </w:tcMar>
+          </w:tcPr>
+          <w:p>
+            <w:pPr>
+              <w:spacing w:after="0"/>
+            </w:pPr>
+            <w:r>
+              <w:rPr>
+                <w:rFonts w:ascii="Microsoft JhengHei" w:hAnsi="Microsoft JhengHei" w:eastAsia="微軟正黑體"/>
+                <w:b w:val="0"/>
+                <w:i w:val="0"/>
+                <w:sz w:val="14"/>
+              </w:rPr>
+              <w:t>0.022802</w:t>
+            </w:r>
+          </w:p>
+        </w:tc>
+      </w:tr>
+      <w:tr>
+        <w:tc>
+          <w:tcPr>
+            <w:tcW w:type="dxa" w:w="850"/>
+            <w:vAlign w:val="center"/>
+            <w:tcMar>
+              <w:top w:w="70" w:type="dxa"/>
+              <w:start w:w="90" w:type="dxa"/>
+              <w:bottom w:w="70" w:type="dxa"/>
+              <w:end w:w="90" w:type="dxa"/>
+            </w:tcMar>
+            <w:shd w:fill="F7F9FB"/>
+          </w:tcPr>
+          <w:p>
+            <w:pPr>
+              <w:spacing w:after="0"/>
+            </w:pPr>
+            <w:r>
+              <w:rPr>
+                <w:rFonts w:ascii="Microsoft JhengHei" w:hAnsi="Microsoft JhengHei" w:eastAsia="微軟正黑體"/>
+                <w:b w:val="0"/>
+                <w:i w:val="0"/>
+                <w:sz w:val="14"/>
+              </w:rPr>
+              <w:t>5 日</w:t>
+            </w:r>
+          </w:p>
+        </w:tc>
+        <w:tc>
+          <w:tcPr>
+            <w:tcW w:type="dxa" w:w="794"/>
+            <w:vAlign w:val="center"/>
+            <w:tcMar>
+              <w:top w:w="70" w:type="dxa"/>
+              <w:start w:w="90" w:type="dxa"/>
+              <w:bottom w:w="70" w:type="dxa"/>
+              <w:end w:w="90" w:type="dxa"/>
+            </w:tcMar>
+            <w:shd w:fill="F7F9FB"/>
+          </w:tcPr>
+          <w:p>
+            <w:pPr>
+              <w:spacing w:after="0"/>
+            </w:pPr>
+            <w:r>
+              <w:rPr>
+                <w:rFonts w:ascii="Microsoft JhengHei" w:hAnsi="Microsoft JhengHei" w:eastAsia="微軟正黑體"/>
+                <w:b w:val="0"/>
+                <w:i w:val="0"/>
+                <w:sz w:val="14"/>
+              </w:rPr>
+              <w:t>24,632</w:t>
+            </w:r>
+          </w:p>
+        </w:tc>
+        <w:tc>
+          <w:tcPr>
+            <w:tcW w:type="dxa" w:w="1020"/>
+            <w:vAlign w:val="center"/>
+            <w:tcMar>
+              <w:top w:w="70" w:type="dxa"/>
+              <w:start w:w="90" w:type="dxa"/>
+              <w:bottom w:w="70" w:type="dxa"/>
+              <w:end w:w="90" w:type="dxa"/>
+            </w:tcMar>
+            <w:shd w:fill="F7F9FB"/>
+          </w:tcPr>
+          <w:p>
+            <w:pPr>
+              <w:spacing w:after="0"/>
+            </w:pPr>
+            <w:r>
+              <w:rPr>
+                <w:rFonts w:ascii="Microsoft JhengHei" w:hAnsi="Microsoft JhengHei" w:eastAsia="微軟正黑體"/>
+                <w:b w:val="0"/>
+                <w:i w:val="0"/>
+                <w:sz w:val="14"/>
+              </w:rPr>
+              <w:t>0.252440</w:t>
+            </w:r>
+          </w:p>
+        </w:tc>
+        <w:tc>
+          <w:tcPr>
+            <w:tcW w:type="dxa" w:w="1247"/>
+            <w:vAlign w:val="center"/>
+            <w:tcMar>
+              <w:top w:w="70" w:type="dxa"/>
+              <w:start w:w="90" w:type="dxa"/>
+              <w:bottom w:w="70" w:type="dxa"/>
+              <w:end w:w="90" w:type="dxa"/>
+            </w:tcMar>
+            <w:shd w:fill="F7F9FB"/>
+          </w:tcPr>
+          <w:p>
+            <w:pPr>
+              <w:spacing w:after="0"/>
+            </w:pPr>
+            <w:r>
+              <w:rPr>
+                <w:rFonts w:ascii="Microsoft JhengHei" w:hAnsi="Microsoft JhengHei" w:eastAsia="微軟正黑體"/>
+                <w:b w:val="0"/>
+                <w:i w:val="0"/>
+                <w:sz w:val="14"/>
+              </w:rPr>
+              <w:t>0.251355</w:t>
+            </w:r>
+          </w:p>
+        </w:tc>
+        <w:tc>
+          <w:tcPr>
+            <w:tcW w:type="dxa" w:w="850"/>
+            <w:vAlign w:val="center"/>
+            <w:tcMar>
+              <w:top w:w="70" w:type="dxa"/>
+              <w:start w:w="90" w:type="dxa"/>
+              <w:bottom w:w="70" w:type="dxa"/>
+              <w:end w:w="90" w:type="dxa"/>
+            </w:tcMar>
+            <w:shd w:fill="F7F9FB"/>
+          </w:tcPr>
+          <w:p>
+            <w:pPr>
+              <w:spacing w:after="0"/>
+            </w:pPr>
+            <w:r>
+              <w:rPr>
+                <w:rFonts w:ascii="Microsoft JhengHei" w:hAnsi="Microsoft JhengHei" w:eastAsia="微軟正黑體"/>
+                <w:b w:val="0"/>
+                <w:i w:val="0"/>
+                <w:sz w:val="14"/>
+              </w:rPr>
+              <w:t>-0.4319%</w:t>
+            </w:r>
+          </w:p>
+        </w:tc>
+        <w:tc>
+          <w:tcPr>
+            <w:tcW w:type="dxa" w:w="1247"/>
+            <w:vAlign w:val="center"/>
+            <w:tcMar>
+              <w:top w:w="70" w:type="dxa"/>
+              <w:start w:w="90" w:type="dxa"/>
+              <w:bottom w:w="70" w:type="dxa"/>
+              <w:end w:w="90" w:type="dxa"/>
+            </w:tcMar>
+            <w:shd w:fill="F7F9FB"/>
+          </w:tcPr>
+          <w:p>
+            <w:pPr>
+              <w:spacing w:after="0"/>
+            </w:pPr>
+            <w:r>
+              <w:rPr>
+                <w:rFonts w:ascii="Microsoft JhengHei" w:hAnsi="Microsoft JhengHei" w:eastAsia="微軟正黑體"/>
+                <w:b w:val="0"/>
+                <w:i w:val="0"/>
+                <w:sz w:val="14"/>
+              </w:rPr>
+              <w:t>0.503384</w:t>
+            </w:r>
+          </w:p>
+        </w:tc>
+        <w:tc>
+          <w:tcPr>
+            <w:tcW w:type="dxa" w:w="1247"/>
+            <w:vAlign w:val="center"/>
+            <w:tcMar>
+              <w:top w:w="70" w:type="dxa"/>
+              <w:start w:w="90" w:type="dxa"/>
+              <w:bottom w:w="70" w:type="dxa"/>
+              <w:end w:w="90" w:type="dxa"/>
+            </w:tcMar>
+            <w:shd w:fill="F7F9FB"/>
+          </w:tcPr>
+          <w:p>
+            <w:pPr>
+              <w:spacing w:after="0"/>
+            </w:pPr>
+            <w:r>
+              <w:rPr>
+                <w:rFonts w:ascii="Microsoft JhengHei" w:hAnsi="Microsoft JhengHei" w:eastAsia="微軟正黑體"/>
+                <w:b w:val="0"/>
+                <w:i w:val="0"/>
+                <w:sz w:val="14"/>
+              </w:rPr>
+              <w:t>0.469506</w:t>
+            </w:r>
+          </w:p>
+        </w:tc>
+        <w:tc>
+          <w:tcPr>
+            <w:tcW w:type="dxa" w:w="1247"/>
+            <w:vAlign w:val="center"/>
+            <w:tcMar>
+              <w:top w:w="70" w:type="dxa"/>
+              <w:start w:w="90" w:type="dxa"/>
+              <w:bottom w:w="70" w:type="dxa"/>
+              <w:end w:w="90" w:type="dxa"/>
+            </w:tcMar>
+            <w:shd w:fill="F7F9FB"/>
+          </w:tcPr>
+          <w:p>
+            <w:pPr>
+              <w:spacing w:after="0"/>
+            </w:pPr>
+            <w:r>
+              <w:rPr>
+                <w:rFonts w:ascii="Microsoft JhengHei" w:hAnsi="Microsoft JhengHei" w:eastAsia="微軟正黑體"/>
+                <w:b w:val="0"/>
+                <w:i w:val="0"/>
+                <w:sz w:val="14"/>
+              </w:rPr>
+              <w:t>0.033197</w:t>
+            </w:r>
+          </w:p>
+        </w:tc>
+      </w:tr>
+      <w:tr>
+        <w:tc>
+          <w:tcPr>
+            <w:tcW w:type="dxa" w:w="850"/>
+            <w:vAlign w:val="center"/>
+            <w:tcMar>
+              <w:top w:w="70" w:type="dxa"/>
+              <w:start w:w="90" w:type="dxa"/>
+              <w:bottom w:w="70" w:type="dxa"/>
+              <w:end w:w="90" w:type="dxa"/>
+            </w:tcMar>
+          </w:tcPr>
+          <w:p>
+            <w:pPr>
+              <w:spacing w:after="0"/>
+            </w:pPr>
+            <w:r>
+              <w:rPr>
+                <w:rFonts w:ascii="Microsoft JhengHei" w:hAnsi="Microsoft JhengHei" w:eastAsia="微軟正黑體"/>
+                <w:b w:val="0"/>
+                <w:i w:val="0"/>
+                <w:sz w:val="14"/>
+              </w:rPr>
+              <w:t>10 日</w:t>
+            </w:r>
+          </w:p>
+        </w:tc>
+        <w:tc>
+          <w:tcPr>
+            <w:tcW w:type="dxa" w:w="794"/>
+            <w:vAlign w:val="center"/>
+            <w:tcMar>
+              <w:top w:w="70" w:type="dxa"/>
+              <w:start w:w="90" w:type="dxa"/>
+              <w:bottom w:w="70" w:type="dxa"/>
+              <w:end w:w="90" w:type="dxa"/>
+            </w:tcMar>
+          </w:tcPr>
+          <w:p>
+            <w:pPr>
+              <w:spacing w:after="0"/>
+            </w:pPr>
+            <w:r>
+              <w:rPr>
+                <w:rFonts w:ascii="Microsoft JhengHei" w:hAnsi="Microsoft JhengHei" w:eastAsia="微軟正黑體"/>
+                <w:b w:val="0"/>
+                <w:i w:val="0"/>
+                <w:sz w:val="14"/>
+              </w:rPr>
+              <w:t>24,557</w:t>
+            </w:r>
+          </w:p>
+        </w:tc>
+        <w:tc>
+          <w:tcPr>
+            <w:tcW w:type="dxa" w:w="1020"/>
+            <w:vAlign w:val="center"/>
+            <w:tcMar>
+              <w:top w:w="70" w:type="dxa"/>
+              <w:start w:w="90" w:type="dxa"/>
+              <w:bottom w:w="70" w:type="dxa"/>
+              <w:end w:w="90" w:type="dxa"/>
+            </w:tcMar>
+          </w:tcPr>
+          <w:p>
+            <w:pPr>
+              <w:spacing w:after="0"/>
+            </w:pPr>
+            <w:r>
+              <w:rPr>
+                <w:rFonts w:ascii="Microsoft JhengHei" w:hAnsi="Microsoft JhengHei" w:eastAsia="微軟正黑體"/>
+                <w:b w:val="0"/>
+                <w:i w:val="0"/>
+                <w:sz w:val="14"/>
+              </w:rPr>
+              <w:t>0.254709</w:t>
+            </w:r>
+          </w:p>
+        </w:tc>
+        <w:tc>
+          <w:tcPr>
+            <w:tcW w:type="dxa" w:w="1247"/>
+            <w:vAlign w:val="center"/>
+            <w:tcMar>
+              <w:top w:w="70" w:type="dxa"/>
+              <w:start w:w="90" w:type="dxa"/>
+              <w:bottom w:w="70" w:type="dxa"/>
+              <w:end w:w="90" w:type="dxa"/>
+            </w:tcMar>
+          </w:tcPr>
+          <w:p>
+            <w:pPr>
+              <w:spacing w:after="0"/>
+            </w:pPr>
+            <w:r>
+              <w:rPr>
+                <w:rFonts w:ascii="Microsoft JhengHei" w:hAnsi="Microsoft JhengHei" w:eastAsia="微軟正黑體"/>
+                <w:b w:val="0"/>
+                <w:i w:val="0"/>
+                <w:sz w:val="14"/>
+              </w:rPr>
+              <w:t>0.252947</w:t>
+            </w:r>
+          </w:p>
+        </w:tc>
+        <w:tc>
+          <w:tcPr>
+            <w:tcW w:type="dxa" w:w="850"/>
+            <w:vAlign w:val="center"/>
+            <w:tcMar>
+              <w:top w:w="70" w:type="dxa"/>
+              <w:start w:w="90" w:type="dxa"/>
+              <w:bottom w:w="70" w:type="dxa"/>
+              <w:end w:w="90" w:type="dxa"/>
+            </w:tcMar>
+          </w:tcPr>
+          <w:p>
+            <w:pPr>
+              <w:spacing w:after="0"/>
+            </w:pPr>
+            <w:r>
+              <w:rPr>
+                <w:rFonts w:ascii="Microsoft JhengHei" w:hAnsi="Microsoft JhengHei" w:eastAsia="微軟正黑體"/>
+                <w:b w:val="0"/>
+                <w:i w:val="0"/>
+                <w:sz w:val="14"/>
+              </w:rPr>
+              <w:t>-0.6963%</w:t>
+            </w:r>
+          </w:p>
+        </w:tc>
+        <w:tc>
+          <w:tcPr>
+            <w:tcW w:type="dxa" w:w="1247"/>
+            <w:vAlign w:val="center"/>
+            <w:tcMar>
+              <w:top w:w="70" w:type="dxa"/>
+              <w:start w:w="90" w:type="dxa"/>
+              <w:bottom w:w="70" w:type="dxa"/>
+              <w:end w:w="90" w:type="dxa"/>
+            </w:tcMar>
+          </w:tcPr>
+          <w:p>
+            <w:pPr>
+              <w:spacing w:after="0"/>
+            </w:pPr>
+            <w:r>
+              <w:rPr>
+                <w:rFonts w:ascii="Microsoft JhengHei" w:hAnsi="Microsoft JhengHei" w:eastAsia="微軟正黑體"/>
+                <w:b w:val="0"/>
+                <w:i w:val="0"/>
+                <w:sz w:val="14"/>
+              </w:rPr>
+              <w:t>0.496079</w:t>
+            </w:r>
+          </w:p>
+        </w:tc>
+        <w:tc>
+          <w:tcPr>
+            <w:tcW w:type="dxa" w:w="1247"/>
+            <w:vAlign w:val="center"/>
+            <w:tcMar>
+              <w:top w:w="70" w:type="dxa"/>
+              <w:start w:w="90" w:type="dxa"/>
+              <w:bottom w:w="70" w:type="dxa"/>
+              <w:end w:w="90" w:type="dxa"/>
+            </w:tcMar>
+          </w:tcPr>
+          <w:p>
+            <w:pPr>
+              <w:spacing w:after="0"/>
+            </w:pPr>
+            <w:r>
+              <w:rPr>
+                <w:rFonts w:ascii="Microsoft JhengHei" w:hAnsi="Microsoft JhengHei" w:eastAsia="微軟正黑體"/>
+                <w:b w:val="0"/>
+                <w:i w:val="0"/>
+                <w:sz w:val="14"/>
+              </w:rPr>
+              <w:t>0.449828</w:t>
+            </w:r>
+          </w:p>
+        </w:tc>
+        <w:tc>
+          <w:tcPr>
+            <w:tcW w:type="dxa" w:w="1247"/>
+            <w:vAlign w:val="center"/>
+            <w:tcMar>
+              <w:top w:w="70" w:type="dxa"/>
+              <w:start w:w="90" w:type="dxa"/>
+              <w:bottom w:w="70" w:type="dxa"/>
+              <w:end w:w="90" w:type="dxa"/>
+            </w:tcMar>
+          </w:tcPr>
+          <w:p>
+            <w:pPr>
+              <w:spacing w:after="0"/>
+            </w:pPr>
+            <w:r>
+              <w:rPr>
+                <w:rFonts w:ascii="Microsoft JhengHei" w:hAnsi="Microsoft JhengHei" w:eastAsia="微軟正黑體"/>
+                <w:b w:val="0"/>
+                <w:i w:val="0"/>
+                <w:sz w:val="14"/>
+              </w:rPr>
+              <w:t>0.051114</w:t>
+            </w:r>
+          </w:p>
+        </w:tc>
+      </w:tr>
+    </w:tbl>
+    <w:p>
+      <w:pPr>
+        <w:spacing w:after="0"/>
+      </w:pPr>
+    </w:p>
+    <w:tbl>
+      <w:tblPr>
+        <w:tblStyle w:val="TableGrid"/>
+        <w:tblW w:type="dxa" w:w="8504"/>
+        <w:jc w:val="center"/>
+        <w:tblLayout w:type="fixed"/>
+        <w:tblLook w:firstColumn="1" w:firstRow="1" w:lastColumn="0" w:lastRow="0" w:noHBand="0" w:noVBand="1" w:val="04A0"/>
+      </w:tblPr>
+      <w:tblGrid>
+        <w:gridCol w:w="8504"/>
+      </w:tblGrid>
+      <w:tr>
+        <w:tc>
+          <w:tcPr>
+            <w:tcW w:type="dxa" w:w="8504"/>
+            <w:shd w:fill="FFF4CE"/>
+            <w:tcMar>
+              <w:top w:w="110" w:type="dxa"/>
+              <w:start w:w="130" w:type="dxa"/>
+              <w:bottom w:w="110" w:type="dxa"/>
+              <w:end w:w="130" w:type="dxa"/>
+            </w:tcMar>
+          </w:tcPr>
+          <w:p>
+            <w:pPr>
+              <w:spacing w:after="0"/>
+            </w:pPr>
+            <w:r>
+              <w:rPr>
+                <w:rFonts w:ascii="Microsoft JhengHei" w:hAnsi="Microsoft JhengHei" w:eastAsia="微軟正黑體"/>
+                <w:b/>
+                <w:i w:val="0"/>
+                <w:color w:val="1F3A5F"/>
+                <w:sz w:val="20"/>
+              </w:rPr>
+              <w:t>Horizon 判讀：</w:t>
+            </w:r>
+            <w:r>
+              <w:rPr>
+                <w:rFonts w:ascii="Microsoft JhengHei" w:hAnsi="Microsoft JhengHei" w:eastAsia="微軟正黑體"/>
+                <w:b w:val="0"/>
+                <w:i w:val="0"/>
+                <w:sz w:val="20"/>
+              </w:rPr>
+              <w:t>三個 horizon 的 BSS 全為負；10 日 AUC 低於 0.5，且 Brier、log loss、ECE 最差。不能用單一 horizon 的 accuracy 或 specificity 掩蓋其他核心指標。</w:t>
+            </w:r>
+          </w:p>
+        </w:tc>
+      </w:tr>
+    </w:tbl>
+    <w:p>
+      <w:pPr>
+        <w:spacing w:after="0"/>
+      </w:pPr>
+    </w:p>
+    <w:p>
+      <w:pPr>
+        <w:pStyle w:val="Heading1"/>
+      </w:pPr>
+      <w:r>
+        <w:t>四、預計多少才有參考意義</w:t>
+      </w:r>
+    </w:p>
+    <w:tbl>
+      <w:tblPr>
+        <w:tblStyle w:val="TableGrid"/>
+        <w:tblW w:type="dxa" w:w="8503"/>
+        <w:jc w:val="center"/>
+        <w:tblLayout w:type="fixed"/>
+        <w:tblLook w:firstColumn="1" w:firstRow="1" w:lastColumn="0" w:lastRow="0" w:noHBand="0" w:noVBand="1" w:val="04A0"/>
+      </w:tblPr>
+      <w:tblGrid>
+        <w:gridCol w:w="1304"/>
+        <w:gridCol w:w="1587"/>
+        <w:gridCol w:w="2891"/>
+        <w:gridCol w:w="2721"/>
+      </w:tblGrid>
+      <w:tr>
+        <w:trPr>
+          <w:tblHeader w:val="true"/>
+        </w:trPr>
+        <w:tc>
+          <w:tcPr>
+            <w:tcW w:type="dxa" w:w="1304"/>
+            <w:vAlign w:val="center"/>
+            <w:shd w:fill="1F3A5F"/>
+            <w:tcMar>
+              <w:top w:w="70" w:type="dxa"/>
+              <w:start w:w="90" w:type="dxa"/>
+              <w:bottom w:w="70" w:type="dxa"/>
+              <w:end w:w="90" w:type="dxa"/>
+            </w:tcMar>
+          </w:tcPr>
+          <w:p>
+            <w:pPr>
+              <w:spacing w:after="0"/>
+              <w:jc w:val="center"/>
+            </w:pPr>
+            <w:r>
+              <w:rPr>
+                <w:rFonts w:ascii="Microsoft JhengHei" w:hAnsi="Microsoft JhengHei" w:eastAsia="微軟正黑體"/>
+                <w:b/>
+                <w:i w:val="0"/>
+                <w:color w:val="FFFFFF"/>
+                <w:sz w:val="13"/>
+              </w:rPr>
+              <w:t>指標／條件</w:t>
+            </w:r>
+          </w:p>
+        </w:tc>
+        <w:tc>
+          <w:tcPr>
+            <w:tcW w:type="dxa" w:w="1587"/>
+            <w:vAlign w:val="center"/>
+            <w:shd w:fill="1F3A5F"/>
+            <w:tcMar>
+              <w:top w:w="70" w:type="dxa"/>
+              <w:start w:w="90" w:type="dxa"/>
+              <w:bottom w:w="70" w:type="dxa"/>
+              <w:end w:w="90" w:type="dxa"/>
+            </w:tcMar>
+          </w:tcPr>
+          <w:p>
+            <w:pPr>
+              <w:spacing w:after="0"/>
+              <w:jc w:val="center"/>
+            </w:pPr>
+            <w:r>
+              <w:rPr>
+                <w:rFonts w:ascii="Microsoft JhengHei" w:hAnsi="Microsoft JhengHei" w:eastAsia="微軟正黑體"/>
+                <w:b/>
+                <w:i w:val="0"/>
+                <w:color w:val="FFFFFF"/>
+                <w:sz w:val="13"/>
+              </w:rPr>
+              <w:t>目前</w:t>
+            </w:r>
+          </w:p>
+        </w:tc>
+        <w:tc>
+          <w:tcPr>
+            <w:tcW w:type="dxa" w:w="2891"/>
+            <w:vAlign w:val="center"/>
+            <w:shd w:fill="1F3A5F"/>
+            <w:tcMar>
+              <w:top w:w="70" w:type="dxa"/>
+              <w:start w:w="90" w:type="dxa"/>
+              <w:bottom w:w="70" w:type="dxa"/>
+              <w:end w:w="90" w:type="dxa"/>
+            </w:tcMar>
+          </w:tcPr>
+          <w:p>
+            <w:pPr>
+              <w:spacing w:after="0"/>
+              <w:jc w:val="center"/>
+            </w:pPr>
+            <w:r>
+              <w:rPr>
+                <w:rFonts w:ascii="Microsoft JhengHei" w:hAnsi="Microsoft JhengHei" w:eastAsia="微軟正黑體"/>
+                <w:b/>
+                <w:i w:val="0"/>
+                <w:color w:val="FFFFFF"/>
+                <w:sz w:val="13"/>
+              </w:rPr>
+              <w:t>最低有參考意義的證據</w:t>
+            </w:r>
+          </w:p>
+        </w:tc>
+        <w:tc>
+          <w:tcPr>
+            <w:tcW w:type="dxa" w:w="2721"/>
+            <w:vAlign w:val="center"/>
+            <w:shd w:fill="1F3A5F"/>
+            <w:tcMar>
+              <w:top w:w="70" w:type="dxa"/>
+              <w:start w:w="90" w:type="dxa"/>
+              <w:bottom w:w="70" w:type="dxa"/>
+              <w:end w:w="90" w:type="dxa"/>
+            </w:tcMar>
+          </w:tcPr>
+          <w:p>
+            <w:pPr>
+              <w:spacing w:after="0"/>
+              <w:jc w:val="center"/>
+            </w:pPr>
+            <w:r>
+              <w:rPr>
+                <w:rFonts w:ascii="Microsoft JhengHei" w:hAnsi="Microsoft JhengHei" w:eastAsia="微軟正黑體"/>
+                <w:b/>
+                <w:i w:val="0"/>
+                <w:color w:val="FFFFFF"/>
+                <w:sz w:val="13"/>
+              </w:rPr>
+              <w:t>下一階段內部目標</w:t>
+            </w:r>
+          </w:p>
+        </w:tc>
+      </w:tr>
+      <w:tr>
+        <w:tc>
+          <w:tcPr>
+            <w:tcW w:type="dxa" w:w="1304"/>
+            <w:vAlign w:val="center"/>
+            <w:tcMar>
+              <w:top w:w="70" w:type="dxa"/>
+              <w:start w:w="90" w:type="dxa"/>
+              <w:bottom w:w="70" w:type="dxa"/>
+              <w:end w:w="90" w:type="dxa"/>
+            </w:tcMar>
+          </w:tcPr>
+          <w:p>
+            <w:pPr>
+              <w:spacing w:after="0"/>
+            </w:pPr>
+            <w:r>
+              <w:rPr>
+                <w:rFonts w:ascii="Microsoft JhengHei" w:hAnsi="Microsoft JhengHei" w:eastAsia="微軟正黑體"/>
+                <w:b w:val="0"/>
+                <w:i w:val="0"/>
+                <w:sz w:val="13"/>
+              </w:rPr>
+              <w:t>證據量與 provenance</w:t>
+            </w:r>
+          </w:p>
+        </w:tc>
+        <w:tc>
+          <w:tcPr>
+            <w:tcW w:type="dxa" w:w="1587"/>
+            <w:vAlign w:val="center"/>
+            <w:tcMar>
+              <w:top w:w="70" w:type="dxa"/>
+              <w:start w:w="90" w:type="dxa"/>
+              <w:bottom w:w="70" w:type="dxa"/>
+              <w:end w:w="90" w:type="dxa"/>
+            </w:tcMar>
+          </w:tcPr>
+          <w:p>
+            <w:pPr>
+              <w:spacing w:after="0"/>
+            </w:pPr>
+            <w:r>
+              <w:rPr>
+                <w:rFonts w:ascii="Microsoft JhengHei" w:hAnsi="Microsoft JhengHei" w:eastAsia="微軟正黑體"/>
+                <w:b w:val="0"/>
+                <w:i w:val="0"/>
+                <w:sz w:val="13"/>
+              </w:rPr>
+              <w:t>pooled N=73,881；vintage_exact=false；ready N=0</w:t>
+            </w:r>
+          </w:p>
+        </w:tc>
+        <w:tc>
+          <w:tcPr>
+            <w:tcW w:type="dxa" w:w="2891"/>
+            <w:vAlign w:val="center"/>
+            <w:tcMar>
+              <w:top w:w="70" w:type="dxa"/>
+              <w:start w:w="90" w:type="dxa"/>
+              <w:bottom w:w="70" w:type="dxa"/>
+              <w:end w:w="90" w:type="dxa"/>
+            </w:tcMar>
+          </w:tcPr>
+          <w:p>
+            <w:pPr>
+              <w:spacing w:after="0"/>
+            </w:pPr>
+            <w:r>
+              <w:rPr>
+                <w:rFonts w:ascii="Microsoft JhengHei" w:hAnsi="Microsoft JhengHei" w:eastAsia="微軟正黑體"/>
+                <w:b w:val="0"/>
+                <w:i w:val="0"/>
+                <w:sz w:val="13"/>
+              </w:rPr>
+              <w:t>每個 model+horizon 至少 1,000 筆、180 個 issue dates、正負類各 100；完整 universe、唯一 forecast ID、exact immutable vintage</w:t>
+            </w:r>
+          </w:p>
+        </w:tc>
+        <w:tc>
+          <w:tcPr>
+            <w:tcW w:type="dxa" w:w="2721"/>
+            <w:vAlign w:val="center"/>
+            <w:tcMar>
+              <w:top w:w="70" w:type="dxa"/>
+              <w:start w:w="90" w:type="dxa"/>
+              <w:bottom w:w="70" w:type="dxa"/>
+              <w:end w:w="90" w:type="dxa"/>
+            </w:tcMar>
+          </w:tcPr>
+          <w:p>
+            <w:pPr>
+              <w:spacing w:after="0"/>
+            </w:pPr>
+            <w:r>
+              <w:rPr>
+                <w:rFonts w:ascii="Microsoft JhengHei" w:hAnsi="Microsoft JhengHei" w:eastAsia="微軟正黑體"/>
+                <w:b w:val="0"/>
+                <w:i w:val="0"/>
+                <w:sz w:val="13"/>
+              </w:rPr>
+              <w:t>前述條件設為 hard gate；另累積同規模 live/shadow matured outcomes</w:t>
+            </w:r>
+          </w:p>
+        </w:tc>
+      </w:tr>
+      <w:tr>
+        <w:tc>
+          <w:tcPr>
+            <w:tcW w:type="dxa" w:w="1304"/>
+            <w:vAlign w:val="center"/>
+            <w:tcMar>
+              <w:top w:w="70" w:type="dxa"/>
+              <w:start w:w="90" w:type="dxa"/>
+              <w:bottom w:w="70" w:type="dxa"/>
+              <w:end w:w="90" w:type="dxa"/>
+            </w:tcMar>
+            <w:shd w:fill="F7F9FB"/>
+          </w:tcPr>
+          <w:p>
+            <w:pPr>
+              <w:spacing w:after="0"/>
+            </w:pPr>
+            <w:r>
+              <w:rPr>
+                <w:rFonts w:ascii="Microsoft JhengHei" w:hAnsi="Microsoft JhengHei" w:eastAsia="微軟正黑體"/>
+                <w:b w:val="0"/>
+                <w:i w:val="0"/>
+                <w:sz w:val="13"/>
+              </w:rPr>
+              <w:t>Brier / BSS</w:t>
+            </w:r>
+          </w:p>
+        </w:tc>
+        <w:tc>
+          <w:tcPr>
+            <w:tcW w:type="dxa" w:w="1587"/>
+            <w:vAlign w:val="center"/>
+            <w:tcMar>
+              <w:top w:w="70" w:type="dxa"/>
+              <w:start w:w="90" w:type="dxa"/>
+              <w:bottom w:w="70" w:type="dxa"/>
+              <w:end w:w="90" w:type="dxa"/>
+            </w:tcMar>
+            <w:shd w:fill="F7F9FB"/>
+          </w:tcPr>
+          <w:p>
+            <w:pPr>
+              <w:spacing w:after="0"/>
+            </w:pPr>
+            <w:r>
+              <w:rPr>
+                <w:rFonts w:ascii="Microsoft JhengHei" w:hAnsi="Microsoft JhengHei" w:eastAsia="微軟正黑體"/>
+                <w:b w:val="0"/>
+                <w:i w:val="0"/>
+                <w:sz w:val="13"/>
+              </w:rPr>
+              <w:t>0.252671 / -0.4424%</w:t>
+            </w:r>
+          </w:p>
+        </w:tc>
+        <w:tc>
+          <w:tcPr>
+            <w:tcW w:type="dxa" w:w="2891"/>
+            <w:vAlign w:val="center"/>
+            <w:tcMar>
+              <w:top w:w="70" w:type="dxa"/>
+              <w:start w:w="90" w:type="dxa"/>
+              <w:bottom w:w="70" w:type="dxa"/>
+              <w:end w:w="90" w:type="dxa"/>
+            </w:tcMar>
+            <w:shd w:fill="F7F9FB"/>
+          </w:tcPr>
+          <w:p>
+            <w:pPr>
+              <w:spacing w:after="0"/>
+            </w:pPr>
+            <w:r>
+              <w:rPr>
+                <w:rFonts w:ascii="Microsoft JhengHei" w:hAnsi="Microsoft JhengHei" w:eastAsia="微軟正黑體"/>
+                <w:b w:val="0"/>
+                <w:i w:val="0"/>
+                <w:sz w:val="13"/>
+              </w:rPr>
+              <w:t>BSS &gt; 0，且 issue-date block-bootstrap 的 baseline − model 95% CI 下界 &gt; 0</w:t>
+            </w:r>
+          </w:p>
+        </w:tc>
+        <w:tc>
+          <w:tcPr>
+            <w:tcW w:type="dxa" w:w="2721"/>
+            <w:vAlign w:val="center"/>
+            <w:tcMar>
+              <w:top w:w="70" w:type="dxa"/>
+              <w:start w:w="90" w:type="dxa"/>
+              <w:bottom w:w="70" w:type="dxa"/>
+              <w:end w:w="90" w:type="dxa"/>
+            </w:tcMar>
+            <w:shd w:fill="F7F9FB"/>
+          </w:tcPr>
+          <w:p>
+            <w:pPr>
+              <w:spacing w:after="0"/>
+            </w:pPr>
+            <w:r>
+              <w:rPr>
+                <w:rFonts w:ascii="Microsoft JhengHei" w:hAnsi="Microsoft JhengHei" w:eastAsia="微軟正黑體"/>
+                <w:b w:val="0"/>
+                <w:i w:val="0"/>
+                <w:sz w:val="13"/>
+              </w:rPr>
+              <w:t>每個 horizon BSS ≥ +1%。1／5／10 日 Brier 約需 ≤0.247876／0.248841／0.250418</w:t>
+            </w:r>
+          </w:p>
+        </w:tc>
+      </w:tr>
+      <w:tr>
+        <w:tc>
+          <w:tcPr>
+            <w:tcW w:type="dxa" w:w="1304"/>
+            <w:vAlign w:val="center"/>
+            <w:tcMar>
+              <w:top w:w="70" w:type="dxa"/>
+              <w:start w:w="90" w:type="dxa"/>
+              <w:bottom w:w="70" w:type="dxa"/>
+              <w:end w:w="90" w:type="dxa"/>
+            </w:tcMar>
+          </w:tcPr>
+          <w:p>
+            <w:pPr>
+              <w:spacing w:after="0"/>
+            </w:pPr>
+            <w:r>
+              <w:rPr>
+                <w:rFonts w:ascii="Microsoft JhengHei" w:hAnsi="Microsoft JhengHei" w:eastAsia="微軟正黑體"/>
+                <w:b w:val="0"/>
+                <w:i w:val="0"/>
+                <w:sz w:val="13"/>
+              </w:rPr>
+              <w:t>Log loss</w:t>
+            </w:r>
+          </w:p>
+        </w:tc>
+        <w:tc>
+          <w:tcPr>
+            <w:tcW w:type="dxa" w:w="1587"/>
+            <w:vAlign w:val="center"/>
+            <w:tcMar>
+              <w:top w:w="70" w:type="dxa"/>
+              <w:start w:w="90" w:type="dxa"/>
+              <w:bottom w:w="70" w:type="dxa"/>
+              <w:end w:w="90" w:type="dxa"/>
+            </w:tcMar>
+          </w:tcPr>
+          <w:p>
+            <w:pPr>
+              <w:spacing w:after="0"/>
+            </w:pPr>
+            <w:r>
+              <w:rPr>
+                <w:rFonts w:ascii="Microsoft JhengHei" w:hAnsi="Microsoft JhengHei" w:eastAsia="微軟正黑體"/>
+                <w:b w:val="0"/>
+                <w:i w:val="0"/>
+                <w:sz w:val="13"/>
+              </w:rPr>
+              <w:t>0.698954；baseline 0.696363</w:t>
+            </w:r>
+          </w:p>
+        </w:tc>
+        <w:tc>
+          <w:tcPr>
+            <w:tcW w:type="dxa" w:w="2891"/>
+            <w:vAlign w:val="center"/>
+            <w:tcMar>
+              <w:top w:w="70" w:type="dxa"/>
+              <w:start w:w="90" w:type="dxa"/>
+              <w:bottom w:w="70" w:type="dxa"/>
+              <w:end w:w="90" w:type="dxa"/>
+            </w:tcMar>
+          </w:tcPr>
+          <w:p>
+            <w:pPr>
+              <w:spacing w:after="0"/>
+            </w:pPr>
+            <w:r>
+              <w:rPr>
+                <w:rFonts w:ascii="Microsoft JhengHei" w:hAnsi="Microsoft JhengHei" w:eastAsia="微軟正黑體"/>
+                <w:b w:val="0"/>
+                <w:i w:val="0"/>
+                <w:sz w:val="13"/>
+              </w:rPr>
+              <w:t>低於相同 forecast IDs 的 baseline，且 paired improvement 95% CI 下界 &gt; 0</w:t>
+            </w:r>
+          </w:p>
+        </w:tc>
+        <w:tc>
+          <w:tcPr>
+            <w:tcW w:type="dxa" w:w="2721"/>
+            <w:vAlign w:val="center"/>
+            <w:tcMar>
+              <w:top w:w="70" w:type="dxa"/>
+              <w:start w:w="90" w:type="dxa"/>
+              <w:bottom w:w="70" w:type="dxa"/>
+              <w:end w:w="90" w:type="dxa"/>
+            </w:tcMar>
+          </w:tcPr>
+          <w:p>
+            <w:pPr>
+              <w:spacing w:after="0"/>
+            </w:pPr>
+            <w:r>
+              <w:rPr>
+                <w:rFonts w:ascii="Microsoft JhengHei" w:hAnsi="Microsoft JhengHei" w:eastAsia="微軟正黑體"/>
+                <w:b w:val="0"/>
+                <w:i w:val="0"/>
+                <w:sz w:val="13"/>
+              </w:rPr>
+              <w:t>先以 ≥0.5% relative improvement；依目前 pooled baseline 約 ≤0.692881</w:t>
+            </w:r>
+          </w:p>
+        </w:tc>
+      </w:tr>
+      <w:tr>
+        <w:tc>
+          <w:tcPr>
+            <w:tcW w:type="dxa" w:w="1304"/>
+            <w:vAlign w:val="center"/>
+            <w:tcMar>
+              <w:top w:w="70" w:type="dxa"/>
+              <w:start w:w="90" w:type="dxa"/>
+              <w:bottom w:w="70" w:type="dxa"/>
+              <w:end w:w="90" w:type="dxa"/>
+            </w:tcMar>
+            <w:shd w:fill="F7F9FB"/>
+          </w:tcPr>
+          <w:p>
+            <w:pPr>
+              <w:spacing w:after="0"/>
+            </w:pPr>
+            <w:r>
+              <w:rPr>
+                <w:rFonts w:ascii="Microsoft JhengHei" w:hAnsi="Microsoft JhengHei" w:eastAsia="微軟正黑體"/>
+                <w:b w:val="0"/>
+                <w:i w:val="0"/>
+                <w:sz w:val="13"/>
+              </w:rPr>
+              <w:t>ECE</w:t>
+            </w:r>
+          </w:p>
+        </w:tc>
+        <w:tc>
+          <w:tcPr>
+            <w:tcW w:type="dxa" w:w="1587"/>
+            <w:vAlign w:val="center"/>
+            <w:tcMar>
+              <w:top w:w="70" w:type="dxa"/>
+              <w:start w:w="90" w:type="dxa"/>
+              <w:bottom w:w="70" w:type="dxa"/>
+              <w:end w:w="90" w:type="dxa"/>
+            </w:tcMar>
+            <w:shd w:fill="F7F9FB"/>
+          </w:tcPr>
+          <w:p>
+            <w:pPr>
+              <w:spacing w:after="0"/>
+            </w:pPr>
+            <w:r>
+              <w:rPr>
+                <w:rFonts w:ascii="Microsoft JhengHei" w:hAnsi="Microsoft JhengHei" w:eastAsia="微軟正黑體"/>
+                <w:b w:val="0"/>
+                <w:i w:val="0"/>
+                <w:sz w:val="13"/>
+              </w:rPr>
+              <w:t>0.035678</w:t>
+            </w:r>
+          </w:p>
+        </w:tc>
+        <w:tc>
+          <w:tcPr>
+            <w:tcW w:type="dxa" w:w="2891"/>
+            <w:vAlign w:val="center"/>
+            <w:tcMar>
+              <w:top w:w="70" w:type="dxa"/>
+              <w:start w:w="90" w:type="dxa"/>
+              <w:bottom w:w="70" w:type="dxa"/>
+              <w:end w:w="90" w:type="dxa"/>
+            </w:tcMar>
+            <w:shd w:fill="F7F9FB"/>
+          </w:tcPr>
+          <w:p>
+            <w:pPr>
+              <w:spacing w:after="0"/>
+            </w:pPr>
+            <w:r>
+              <w:rPr>
+                <w:rFonts w:ascii="Microsoft JhengHei" w:hAnsi="Microsoft JhengHei" w:eastAsia="微軟正黑體"/>
+                <w:b w:val="0"/>
+                <w:i w:val="0"/>
+                <w:sz w:val="13"/>
+              </w:rPr>
+              <w:t>相同 paired OOS rows 上，equal-width 與 tie-preserving equal-mass 都優於 identity，且 Brier/AUC 不退步</w:t>
+            </w:r>
+          </w:p>
+        </w:tc>
+        <w:tc>
+          <w:tcPr>
+            <w:tcW w:type="dxa" w:w="2721"/>
+            <w:vAlign w:val="center"/>
+            <w:tcMar>
+              <w:top w:w="70" w:type="dxa"/>
+              <w:start w:w="90" w:type="dxa"/>
+              <w:bottom w:w="70" w:type="dxa"/>
+              <w:end w:w="90" w:type="dxa"/>
+            </w:tcMar>
+            <w:shd w:fill="F7F9FB"/>
+          </w:tcPr>
+          <w:p>
+            <w:pPr>
+              <w:spacing w:after="0"/>
+            </w:pPr>
+            <w:r>
+              <w:rPr>
+                <w:rFonts w:ascii="Microsoft JhengHei" w:hAnsi="Microsoft JhengHei" w:eastAsia="微軟正黑體"/>
+                <w:b w:val="0"/>
+                <w:i w:val="0"/>
+                <w:sz w:val="13"/>
+              </w:rPr>
+              <w:t>兩種 ECE 都 ≤0.02；≤0.01 是較強校準，但不可單獨升級</w:t>
+            </w:r>
+          </w:p>
+        </w:tc>
+      </w:tr>
+      <w:tr>
+        <w:tc>
+          <w:tcPr>
+            <w:tcW w:type="dxa" w:w="1304"/>
+            <w:vAlign w:val="center"/>
+            <w:tcMar>
+              <w:top w:w="70" w:type="dxa"/>
+              <w:start w:w="90" w:type="dxa"/>
+              <w:bottom w:w="70" w:type="dxa"/>
+              <w:end w:w="90" w:type="dxa"/>
+            </w:tcMar>
+          </w:tcPr>
+          <w:p>
+            <w:pPr>
+              <w:spacing w:after="0"/>
+            </w:pPr>
+            <w:r>
+              <w:rPr>
+                <w:rFonts w:ascii="Microsoft JhengHei" w:hAnsi="Microsoft JhengHei" w:eastAsia="微軟正黑體"/>
+                <w:b w:val="0"/>
+                <w:i w:val="0"/>
+                <w:sz w:val="13"/>
+              </w:rPr>
+              <w:t>ROC-AUC</w:t>
+            </w:r>
+          </w:p>
+        </w:tc>
+        <w:tc>
+          <w:tcPr>
+            <w:tcW w:type="dxa" w:w="1587"/>
+            <w:vAlign w:val="center"/>
+            <w:tcMar>
+              <w:top w:w="70" w:type="dxa"/>
+              <w:start w:w="90" w:type="dxa"/>
+              <w:bottom w:w="70" w:type="dxa"/>
+              <w:end w:w="90" w:type="dxa"/>
+            </w:tcMar>
+          </w:tcPr>
+          <w:p>
+            <w:pPr>
+              <w:spacing w:after="0"/>
+            </w:pPr>
+            <w:r>
+              <w:rPr>
+                <w:rFonts w:ascii="Microsoft JhengHei" w:hAnsi="Microsoft JhengHei" w:eastAsia="微軟正黑體"/>
+                <w:b w:val="0"/>
+                <w:i w:val="0"/>
+                <w:sz w:val="13"/>
+              </w:rPr>
+              <w:t>0.504585</w:t>
+            </w:r>
+          </w:p>
+        </w:tc>
+        <w:tc>
+          <w:tcPr>
+            <w:tcW w:type="dxa" w:w="2891"/>
+            <w:vAlign w:val="center"/>
+            <w:tcMar>
+              <w:top w:w="70" w:type="dxa"/>
+              <w:start w:w="90" w:type="dxa"/>
+              <w:bottom w:w="70" w:type="dxa"/>
+              <w:end w:w="90" w:type="dxa"/>
+            </w:tcMar>
+          </w:tcPr>
+          <w:p>
+            <w:pPr>
+              <w:spacing w:after="0"/>
+            </w:pPr>
+            <w:r>
+              <w:rPr>
+                <w:rFonts w:ascii="Microsoft JhengHei" w:hAnsi="Microsoft JhengHei" w:eastAsia="微軟正黑體"/>
+                <w:b w:val="0"/>
+                <w:i w:val="0"/>
+                <w:sz w:val="13"/>
+              </w:rPr>
+              <w:t>issue-date clustered block-bootstrap 95% CI 下界 &gt;0.5，且各 horizon／regime 穩定</w:t>
+            </w:r>
+          </w:p>
+        </w:tc>
+        <w:tc>
+          <w:tcPr>
+            <w:tcW w:type="dxa" w:w="2721"/>
+            <w:vAlign w:val="center"/>
+            <w:tcMar>
+              <w:top w:w="70" w:type="dxa"/>
+              <w:start w:w="90" w:type="dxa"/>
+              <w:bottom w:w="70" w:type="dxa"/>
+              <w:end w:w="90" w:type="dxa"/>
+            </w:tcMar>
+          </w:tcPr>
+          <w:p>
+            <w:pPr>
+              <w:spacing w:after="0"/>
+            </w:pPr>
+            <w:r>
+              <w:rPr>
+                <w:rFonts w:ascii="Microsoft JhengHei" w:hAnsi="Microsoft JhengHei" w:eastAsia="微軟正黑體"/>
+                <w:b w:val="0"/>
+                <w:i w:val="0"/>
+                <w:sz w:val="13"/>
+              </w:rPr>
+              <w:t>point AUC ≥0.53 作第一個弱訊號里程碑；≥0.55 作較強目標</w:t>
+            </w:r>
+          </w:p>
+        </w:tc>
+      </w:tr>
+      <w:tr>
+        <w:tc>
+          <w:tcPr>
+            <w:tcW w:type="dxa" w:w="1304"/>
+            <w:vAlign w:val="center"/>
+            <w:tcMar>
+              <w:top w:w="70" w:type="dxa"/>
+              <w:start w:w="90" w:type="dxa"/>
+              <w:bottom w:w="70" w:type="dxa"/>
+              <w:end w:w="90" w:type="dxa"/>
+            </w:tcMar>
+            <w:shd w:fill="F7F9FB"/>
+          </w:tcPr>
+          <w:p>
+            <w:pPr>
+              <w:spacing w:after="0"/>
+            </w:pPr>
+            <w:r>
+              <w:rPr>
+                <w:rFonts w:ascii="Microsoft JhengHei" w:hAnsi="Microsoft JhengHei" w:eastAsia="微軟正黑體"/>
+                <w:b w:val="0"/>
+                <w:i w:val="0"/>
+                <w:sz w:val="13"/>
+              </w:rPr>
+              <w:t>Average Precision</w:t>
+            </w:r>
+          </w:p>
+        </w:tc>
+        <w:tc>
+          <w:tcPr>
+            <w:tcW w:type="dxa" w:w="1587"/>
+            <w:vAlign w:val="center"/>
+            <w:tcMar>
+              <w:top w:w="70" w:type="dxa"/>
+              <w:start w:w="90" w:type="dxa"/>
+              <w:bottom w:w="70" w:type="dxa"/>
+              <w:end w:w="90" w:type="dxa"/>
+            </w:tcMar>
+            <w:shd w:fill="F7F9FB"/>
+          </w:tcPr>
+          <w:p>
+            <w:pPr>
+              <w:spacing w:after="0"/>
+            </w:pPr>
+            <w:r>
+              <w:rPr>
+                <w:rFonts w:ascii="Microsoft JhengHei" w:hAnsi="Microsoft JhengHei" w:eastAsia="微軟正黑體"/>
+                <w:b w:val="0"/>
+                <w:i w:val="0"/>
+                <w:sz w:val="13"/>
+              </w:rPr>
+              <w:t>0.470341；prevalence 0.473139</w:t>
+            </w:r>
+          </w:p>
+        </w:tc>
+        <w:tc>
+          <w:tcPr>
+            <w:tcW w:type="dxa" w:w="2891"/>
+            <w:vAlign w:val="center"/>
+            <w:tcMar>
+              <w:top w:w="70" w:type="dxa"/>
+              <w:start w:w="90" w:type="dxa"/>
+              <w:bottom w:w="70" w:type="dxa"/>
+              <w:end w:w="90" w:type="dxa"/>
+            </w:tcMar>
+            <w:shd w:fill="F7F9FB"/>
+          </w:tcPr>
+          <w:p>
+            <w:pPr>
+              <w:spacing w:after="0"/>
+            </w:pPr>
+            <w:r>
+              <w:rPr>
+                <w:rFonts w:ascii="Microsoft JhengHei" w:hAnsi="Microsoft JhengHei" w:eastAsia="微軟正黑體"/>
+                <w:b w:val="0"/>
+                <w:i w:val="0"/>
+                <w:sz w:val="13"/>
+              </w:rPr>
+              <w:t>AP &gt; 同切片 prevalence，且重抽時同步重算 prevalence 的 AP lift 95% CI 下界 &gt;0</w:t>
+            </w:r>
+          </w:p>
+        </w:tc>
+        <w:tc>
+          <w:tcPr>
+            <w:tcW w:type="dxa" w:w="2721"/>
+            <w:vAlign w:val="center"/>
+            <w:tcMar>
+              <w:top w:w="70" w:type="dxa"/>
+              <w:start w:w="90" w:type="dxa"/>
+              <w:bottom w:w="70" w:type="dxa"/>
+              <w:end w:w="90" w:type="dxa"/>
+            </w:tcMar>
+            <w:shd w:fill="F7F9FB"/>
+          </w:tcPr>
+          <w:p>
+            <w:pPr>
+              <w:spacing w:after="0"/>
+            </w:pPr>
+            <w:r>
+              <w:rPr>
+                <w:rFonts w:ascii="Microsoft JhengHei" w:hAnsi="Microsoft JhengHei" w:eastAsia="微軟正黑體"/>
+                <w:b w:val="0"/>
+                <w:i w:val="0"/>
+                <w:sz w:val="13"/>
+              </w:rPr>
+              <w:t>AP 至少比 prevalence 高 5% relative；目前約 ≥0.496796</w:t>
+            </w:r>
+          </w:p>
+        </w:tc>
+      </w:tr>
+      <w:tr>
+        <w:tc>
+          <w:tcPr>
+            <w:tcW w:type="dxa" w:w="1304"/>
+            <w:vAlign w:val="center"/>
+            <w:tcMar>
+              <w:top w:w="70" w:type="dxa"/>
+              <w:start w:w="90" w:type="dxa"/>
+              <w:bottom w:w="70" w:type="dxa"/>
+              <w:end w:w="90" w:type="dxa"/>
+            </w:tcMar>
+          </w:tcPr>
+          <w:p>
+            <w:pPr>
+              <w:spacing w:after="0"/>
+            </w:pPr>
+            <w:r>
+              <w:rPr>
+                <w:rFonts w:ascii="Microsoft JhengHei" w:hAnsi="Microsoft JhengHei" w:eastAsia="微軟正黑體"/>
+                <w:b w:val="0"/>
+                <w:i w:val="0"/>
+                <w:sz w:val="13"/>
+              </w:rPr>
+              <w:t>Accuracy</w:t>
+            </w:r>
+          </w:p>
+        </w:tc>
+        <w:tc>
+          <w:tcPr>
+            <w:tcW w:type="dxa" w:w="1587"/>
+            <w:vAlign w:val="center"/>
+            <w:tcMar>
+              <w:top w:w="70" w:type="dxa"/>
+              <w:start w:w="90" w:type="dxa"/>
+              <w:bottom w:w="70" w:type="dxa"/>
+              <w:end w:w="90" w:type="dxa"/>
+            </w:tcMar>
+          </w:tcPr>
+          <w:p>
+            <w:pPr>
+              <w:spacing w:after="0"/>
+            </w:pPr>
+            <w:r>
+              <w:rPr>
+                <w:rFonts w:ascii="Microsoft JhengHei" w:hAnsi="Microsoft JhengHei" w:eastAsia="微軟正黑體"/>
+                <w:b w:val="0"/>
+                <w:i w:val="0"/>
+                <w:sz w:val="13"/>
+              </w:rPr>
+              <w:t>0.510551；majority 0.526861</w:t>
+            </w:r>
+          </w:p>
+        </w:tc>
+        <w:tc>
+          <w:tcPr>
+            <w:tcW w:type="dxa" w:w="2891"/>
+            <w:vAlign w:val="center"/>
+            <w:tcMar>
+              <w:top w:w="70" w:type="dxa"/>
+              <w:start w:w="90" w:type="dxa"/>
+              <w:bottom w:w="70" w:type="dxa"/>
+              <w:end w:w="90" w:type="dxa"/>
+            </w:tcMar>
+          </w:tcPr>
+          <w:p>
+            <w:pPr>
+              <w:spacing w:after="0"/>
+            </w:pPr>
+            <w:r>
+              <w:rPr>
+                <w:rFonts w:ascii="Microsoft JhengHei" w:hAnsi="Microsoft JhengHei" w:eastAsia="微軟正黑體"/>
+                <w:b w:val="0"/>
+                <w:i w:val="0"/>
+                <w:sz w:val="13"/>
+              </w:rPr>
+              <w:t>高於同切片 majority baseline，且 Recall／Specificity 不崩潰</w:t>
+            </w:r>
+          </w:p>
+        </w:tc>
+        <w:tc>
+          <w:tcPr>
+            <w:tcW w:type="dxa" w:w="2721"/>
+            <w:vAlign w:val="center"/>
+            <w:tcMar>
+              <w:top w:w="70" w:type="dxa"/>
+              <w:start w:w="90" w:type="dxa"/>
+              <w:bottom w:w="70" w:type="dxa"/>
+              <w:end w:w="90" w:type="dxa"/>
+            </w:tcMar>
+          </w:tcPr>
+          <w:p>
+            <w:pPr>
+              <w:spacing w:after="0"/>
+            </w:pPr>
+            <w:r>
+              <w:rPr>
+                <w:rFonts w:ascii="Microsoft JhengHei" w:hAnsi="Microsoft JhengHei" w:eastAsia="微軟正黑體"/>
+                <w:b w:val="0"/>
+                <w:i w:val="0"/>
+                <w:sz w:val="13"/>
+              </w:rPr>
+              <w:t>&gt;0.526861，並同時通過 Balanced accuracy 與 MCC；不作單一 promotion gate</w:t>
+            </w:r>
+          </w:p>
+        </w:tc>
+      </w:tr>
+      <w:tr>
+        <w:tc>
+          <w:tcPr>
+            <w:tcW w:type="dxa" w:w="1304"/>
+            <w:vAlign w:val="center"/>
+            <w:tcMar>
+              <w:top w:w="70" w:type="dxa"/>
+              <w:start w:w="90" w:type="dxa"/>
+              <w:bottom w:w="70" w:type="dxa"/>
+              <w:end w:w="90" w:type="dxa"/>
+            </w:tcMar>
+            <w:shd w:fill="F7F9FB"/>
+          </w:tcPr>
+          <w:p>
+            <w:pPr>
+              <w:spacing w:after="0"/>
+            </w:pPr>
+            <w:r>
+              <w:rPr>
+                <w:rFonts w:ascii="Microsoft JhengHei" w:hAnsi="Microsoft JhengHei" w:eastAsia="微軟正黑體"/>
+                <w:b w:val="0"/>
+                <w:i w:val="0"/>
+                <w:sz w:val="13"/>
+              </w:rPr>
+              <w:t>Balanced accuracy</w:t>
+            </w:r>
+          </w:p>
+        </w:tc>
+        <w:tc>
+          <w:tcPr>
+            <w:tcW w:type="dxa" w:w="1587"/>
+            <w:vAlign w:val="center"/>
+            <w:tcMar>
+              <w:top w:w="70" w:type="dxa"/>
+              <w:start w:w="90" w:type="dxa"/>
+              <w:bottom w:w="70" w:type="dxa"/>
+              <w:end w:w="90" w:type="dxa"/>
+            </w:tcMar>
+            <w:shd w:fill="F7F9FB"/>
+          </w:tcPr>
+          <w:p>
+            <w:pPr>
+              <w:spacing w:after="0"/>
+            </w:pPr>
+            <w:r>
+              <w:rPr>
+                <w:rFonts w:ascii="Microsoft JhengHei" w:hAnsi="Microsoft JhengHei" w:eastAsia="微軟正黑體"/>
+                <w:b w:val="0"/>
+                <w:i w:val="0"/>
+                <w:sz w:val="13"/>
+              </w:rPr>
+              <w:t>0.503515</w:t>
+            </w:r>
+          </w:p>
+        </w:tc>
+        <w:tc>
+          <w:tcPr>
+            <w:tcW w:type="dxa" w:w="2891"/>
+            <w:vAlign w:val="center"/>
+            <w:tcMar>
+              <w:top w:w="70" w:type="dxa"/>
+              <w:start w:w="90" w:type="dxa"/>
+              <w:bottom w:w="70" w:type="dxa"/>
+              <w:end w:w="90" w:type="dxa"/>
+            </w:tcMar>
+            <w:shd w:fill="F7F9FB"/>
+          </w:tcPr>
+          <w:p>
+            <w:pPr>
+              <w:spacing w:after="0"/>
+            </w:pPr>
+            <w:r>
+              <w:rPr>
+                <w:rFonts w:ascii="Microsoft JhengHei" w:hAnsi="Microsoft JhengHei" w:eastAsia="微軟正黑體"/>
+                <w:b w:val="0"/>
+                <w:i w:val="0"/>
+                <w:sz w:val="13"/>
+              </w:rPr>
+              <w:t>95% CI 下界 &gt;0.5</w:t>
+            </w:r>
+          </w:p>
+        </w:tc>
+        <w:tc>
+          <w:tcPr>
+            <w:tcW w:type="dxa" w:w="2721"/>
+            <w:vAlign w:val="center"/>
+            <w:tcMar>
+              <w:top w:w="70" w:type="dxa"/>
+              <w:start w:w="90" w:type="dxa"/>
+              <w:bottom w:w="70" w:type="dxa"/>
+              <w:end w:w="90" w:type="dxa"/>
+            </w:tcMar>
+            <w:shd w:fill="F7F9FB"/>
+          </w:tcPr>
+          <w:p>
+            <w:pPr>
+              <w:spacing w:after="0"/>
+            </w:pPr>
+            <w:r>
+              <w:rPr>
+                <w:rFonts w:ascii="Microsoft JhengHei" w:hAnsi="Microsoft JhengHei" w:eastAsia="微軟正黑體"/>
+                <w:b w:val="0"/>
+                <w:i w:val="0"/>
+                <w:sz w:val="13"/>
+              </w:rPr>
+              <w:t>point ≥0.52；較強目標 ≥0.55</w:t>
+            </w:r>
+          </w:p>
+        </w:tc>
+      </w:tr>
+      <w:tr>
+        <w:tc>
+          <w:tcPr>
+            <w:tcW w:type="dxa" w:w="1304"/>
+            <w:vAlign w:val="center"/>
+            <w:tcMar>
+              <w:top w:w="70" w:type="dxa"/>
+              <w:start w:w="90" w:type="dxa"/>
+              <w:bottom w:w="70" w:type="dxa"/>
+              <w:end w:w="90" w:type="dxa"/>
+            </w:tcMar>
+          </w:tcPr>
+          <w:p>
+            <w:pPr>
+              <w:spacing w:after="0"/>
+            </w:pPr>
+            <w:r>
+              <w:rPr>
+                <w:rFonts w:ascii="Microsoft JhengHei" w:hAnsi="Microsoft JhengHei" w:eastAsia="微軟正黑體"/>
+                <w:b w:val="0"/>
+                <w:i w:val="0"/>
+                <w:sz w:val="13"/>
+              </w:rPr>
+              <w:t>MCC</w:t>
+            </w:r>
+          </w:p>
+        </w:tc>
+        <w:tc>
+          <w:tcPr>
+            <w:tcW w:type="dxa" w:w="1587"/>
+            <w:vAlign w:val="center"/>
+            <w:tcMar>
+              <w:top w:w="70" w:type="dxa"/>
+              <w:start w:w="90" w:type="dxa"/>
+              <w:bottom w:w="70" w:type="dxa"/>
+              <w:end w:w="90" w:type="dxa"/>
+            </w:tcMar>
+          </w:tcPr>
+          <w:p>
+            <w:pPr>
+              <w:spacing w:after="0"/>
+            </w:pPr>
+            <w:r>
+              <w:rPr>
+                <w:rFonts w:ascii="Microsoft JhengHei" w:hAnsi="Microsoft JhengHei" w:eastAsia="微軟正黑體"/>
+                <w:b w:val="0"/>
+                <w:i w:val="0"/>
+                <w:sz w:val="13"/>
+              </w:rPr>
+              <w:t>0.007275</w:t>
+            </w:r>
+          </w:p>
+        </w:tc>
+        <w:tc>
+          <w:tcPr>
+            <w:tcW w:type="dxa" w:w="2891"/>
+            <w:vAlign w:val="center"/>
+            <w:tcMar>
+              <w:top w:w="70" w:type="dxa"/>
+              <w:start w:w="90" w:type="dxa"/>
+              <w:bottom w:w="70" w:type="dxa"/>
+              <w:end w:w="90" w:type="dxa"/>
+            </w:tcMar>
+          </w:tcPr>
+          <w:p>
+            <w:pPr>
+              <w:spacing w:after="0"/>
+            </w:pPr>
+            <w:r>
+              <w:rPr>
+                <w:rFonts w:ascii="Microsoft JhengHei" w:hAnsi="Microsoft JhengHei" w:eastAsia="微軟正黑體"/>
+                <w:b w:val="0"/>
+                <w:i w:val="0"/>
+                <w:sz w:val="13"/>
+              </w:rPr>
+              <w:t>95% CI 下界 &gt;0</w:t>
+            </w:r>
+          </w:p>
+        </w:tc>
+        <w:tc>
+          <w:tcPr>
+            <w:tcW w:type="dxa" w:w="2721"/>
+            <w:vAlign w:val="center"/>
+            <w:tcMar>
+              <w:top w:w="70" w:type="dxa"/>
+              <w:start w:w="90" w:type="dxa"/>
+              <w:bottom w:w="70" w:type="dxa"/>
+              <w:end w:w="90" w:type="dxa"/>
+            </w:tcMar>
+          </w:tcPr>
+          <w:p>
+            <w:pPr>
+              <w:spacing w:after="0"/>
+            </w:pPr>
+            <w:r>
+              <w:rPr>
+                <w:rFonts w:ascii="Microsoft JhengHei" w:hAnsi="Microsoft JhengHei" w:eastAsia="微軟正黑體"/>
+                <w:b w:val="0"/>
+                <w:i w:val="0"/>
+                <w:sz w:val="13"/>
+              </w:rPr>
+              <w:t>point ≥0.05；較強目標 ≥0.10</w:t>
+            </w:r>
+          </w:p>
+        </w:tc>
+      </w:tr>
+      <w:tr>
+        <w:tc>
+          <w:tcPr>
+            <w:tcW w:type="dxa" w:w="1304"/>
+            <w:vAlign w:val="center"/>
+            <w:tcMar>
+              <w:top w:w="70" w:type="dxa"/>
+              <w:start w:w="90" w:type="dxa"/>
+              <w:bottom w:w="70" w:type="dxa"/>
+              <w:end w:w="90" w:type="dxa"/>
+            </w:tcMar>
+            <w:shd w:fill="F7F9FB"/>
+          </w:tcPr>
+          <w:p>
+            <w:pPr>
+              <w:spacing w:after="0"/>
+            </w:pPr>
+            <w:r>
+              <w:rPr>
+                <w:rFonts w:ascii="Microsoft JhengHei" w:hAnsi="Microsoft JhengHei" w:eastAsia="微軟正黑體"/>
+                <w:b w:val="0"/>
+                <w:i w:val="0"/>
+                <w:sz w:val="13"/>
+              </w:rPr>
+              <w:t>Precision / Recall / F1</w:t>
+            </w:r>
+          </w:p>
+        </w:tc>
+        <w:tc>
+          <w:tcPr>
+            <w:tcW w:type="dxa" w:w="1587"/>
+            <w:vAlign w:val="center"/>
+            <w:tcMar>
+              <w:top w:w="70" w:type="dxa"/>
+              <w:start w:w="90" w:type="dxa"/>
+              <w:bottom w:w="70" w:type="dxa"/>
+              <w:end w:w="90" w:type="dxa"/>
+            </w:tcMar>
+            <w:shd w:fill="F7F9FB"/>
+          </w:tcPr>
+          <w:p>
+            <w:pPr>
+              <w:spacing w:after="0"/>
+            </w:pPr>
+            <w:r>
+              <w:rPr>
+                <w:rFonts w:ascii="Microsoft JhengHei" w:hAnsi="Microsoft JhengHei" w:eastAsia="微軟正黑體"/>
+                <w:b w:val="0"/>
+                <w:i w:val="0"/>
+                <w:sz w:val="13"/>
+              </w:rPr>
+              <w:t>0.477891 / 0.372554 / 0.418699</w:t>
+            </w:r>
+          </w:p>
+        </w:tc>
+        <w:tc>
+          <w:tcPr>
+            <w:tcW w:type="dxa" w:w="2891"/>
+            <w:vAlign w:val="center"/>
+            <w:tcMar>
+              <w:top w:w="70" w:type="dxa"/>
+              <w:start w:w="90" w:type="dxa"/>
+              <w:bottom w:w="70" w:type="dxa"/>
+              <w:end w:w="90" w:type="dxa"/>
+            </w:tcMar>
+            <w:shd w:fill="F7F9FB"/>
+          </w:tcPr>
+          <w:p>
+            <w:pPr>
+              <w:spacing w:after="0"/>
+            </w:pPr>
+            <w:r>
+              <w:rPr>
+                <w:rFonts w:ascii="Microsoft JhengHei" w:hAnsi="Microsoft JhengHei" w:eastAsia="微軟正黑體"/>
+                <w:b w:val="0"/>
+                <w:i w:val="0"/>
+                <w:sz w:val="13"/>
+              </w:rPr>
+              <w:t>Threshold 只能在 training/validation 事先固定，並與相同 coverage／成本政策 baseline 比較</w:t>
+            </w:r>
+          </w:p>
+        </w:tc>
+        <w:tc>
+          <w:tcPr>
+            <w:tcW w:type="dxa" w:w="2721"/>
+            <w:vAlign w:val="center"/>
+            <w:tcMar>
+              <w:top w:w="70" w:type="dxa"/>
+              <w:start w:w="90" w:type="dxa"/>
+              <w:bottom w:w="70" w:type="dxa"/>
+              <w:end w:w="90" w:type="dxa"/>
+            </w:tcMar>
+            <w:shd w:fill="F7F9FB"/>
+          </w:tcPr>
+          <w:p>
+            <w:pPr>
+              <w:spacing w:after="0"/>
+            </w:pPr>
+            <w:r>
+              <w:rPr>
+                <w:rFonts w:ascii="Microsoft JhengHei" w:hAnsi="Microsoft JhengHei" w:eastAsia="微軟正黑體"/>
+                <w:b w:val="0"/>
+                <w:i w:val="0"/>
+                <w:sz w:val="13"/>
+              </w:rPr>
+              <w:t>暫定聯合篩選：Precision ≥0.493139、Recall ≥0.50、Specificity ≥0.50、F1 ≥0.50；仍須通過 BSS／BA／MCC／成本條件</w:t>
+            </w:r>
+          </w:p>
+        </w:tc>
+      </w:tr>
+      <w:tr>
+        <w:tc>
+          <w:tcPr>
+            <w:tcW w:type="dxa" w:w="1304"/>
+            <w:vAlign w:val="center"/>
+            <w:tcMar>
+              <w:top w:w="70" w:type="dxa"/>
+              <w:start w:w="90" w:type="dxa"/>
+              <w:bottom w:w="70" w:type="dxa"/>
+              <w:end w:w="90" w:type="dxa"/>
+            </w:tcMar>
+          </w:tcPr>
+          <w:p>
+            <w:pPr>
+              <w:spacing w:after="0"/>
+            </w:pPr>
+            <w:r>
+              <w:rPr>
+                <w:rFonts w:ascii="Microsoft JhengHei" w:hAnsi="Microsoft JhengHei" w:eastAsia="微軟正黑體"/>
+                <w:b w:val="0"/>
+                <w:i w:val="0"/>
+                <w:sz w:val="13"/>
+              </w:rPr>
+              <w:t>Ready coverage</w:t>
+            </w:r>
+          </w:p>
+        </w:tc>
+        <w:tc>
+          <w:tcPr>
+            <w:tcW w:type="dxa" w:w="1587"/>
+            <w:vAlign w:val="center"/>
+            <w:tcMar>
+              <w:top w:w="70" w:type="dxa"/>
+              <w:start w:w="90" w:type="dxa"/>
+              <w:bottom w:w="70" w:type="dxa"/>
+              <w:end w:w="90" w:type="dxa"/>
+            </w:tcMar>
+          </w:tcPr>
+          <w:p>
+            <w:pPr>
+              <w:spacing w:after="0"/>
+            </w:pPr>
+            <w:r>
+              <w:rPr>
+                <w:rFonts w:ascii="Microsoft JhengHei" w:hAnsi="Microsoft JhengHei" w:eastAsia="微軟正黑體"/>
+                <w:b w:val="0"/>
+                <w:i w:val="0"/>
+                <w:sz w:val="13"/>
+              </w:rPr>
+              <w:t>0%</w:t>
+            </w:r>
+          </w:p>
+        </w:tc>
+        <w:tc>
+          <w:tcPr>
+            <w:tcW w:type="dxa" w:w="2891"/>
+            <w:vAlign w:val="center"/>
+            <w:tcMar>
+              <w:top w:w="70" w:type="dxa"/>
+              <w:start w:w="90" w:type="dxa"/>
+              <w:bottom w:w="70" w:type="dxa"/>
+              <w:end w:w="90" w:type="dxa"/>
+            </w:tcMar>
+          </w:tcPr>
+          <w:p>
+            <w:pPr>
+              <w:spacing w:after="0"/>
+            </w:pPr>
+            <w:r>
+              <w:rPr>
+                <w:rFonts w:ascii="Microsoft JhengHei" w:hAnsi="Microsoft JhengHei" w:eastAsia="微軟正黑體"/>
+                <w:b w:val="0"/>
+                <w:i w:val="0"/>
+                <w:sz w:val="13"/>
+              </w:rPr>
+              <w:t>預先登錄 coverage floor，再評分至少 1,000 筆／180 dates 的 matured ready outcomes</w:t>
+            </w:r>
+          </w:p>
+        </w:tc>
+        <w:tc>
+          <w:tcPr>
+            <w:tcW w:type="dxa" w:w="2721"/>
+            <w:vAlign w:val="center"/>
+            <w:tcMar>
+              <w:top w:w="70" w:type="dxa"/>
+              <w:start w:w="90" w:type="dxa"/>
+              <w:bottom w:w="70" w:type="dxa"/>
+              <w:end w:w="90" w:type="dxa"/>
+            </w:tcMar>
+          </w:tcPr>
+          <w:p>
+            <w:pPr>
+              <w:spacing w:after="0"/>
+            </w:pPr>
+            <w:r>
+              <w:rPr>
+                <w:rFonts w:ascii="Microsoft JhengHei" w:hAnsi="Microsoft JhengHei" w:eastAsia="微軟正黑體"/>
+                <w:b w:val="0"/>
+                <w:i w:val="0"/>
+                <w:sz w:val="13"/>
+              </w:rPr>
+              <w:t>產品尚未定義頻率時，先用 ≥10% 作 shadow 可用性里程碑；不得看完測試再調低</w:t>
+            </w:r>
+          </w:p>
+        </w:tc>
+      </w:tr>
+      <w:tr>
+        <w:tc>
+          <w:tcPr>
+            <w:tcW w:type="dxa" w:w="1304"/>
+            <w:vAlign w:val="center"/>
+            <w:tcMar>
+              <w:top w:w="70" w:type="dxa"/>
+              <w:start w:w="90" w:type="dxa"/>
+              <w:bottom w:w="70" w:type="dxa"/>
+              <w:end w:w="90" w:type="dxa"/>
+            </w:tcMar>
+            <w:shd w:fill="F7F9FB"/>
+          </w:tcPr>
+          <w:p>
+            <w:pPr>
+              <w:spacing w:after="0"/>
+            </w:pPr>
+            <w:r>
+              <w:rPr>
+                <w:rFonts w:ascii="Microsoft JhengHei" w:hAnsi="Microsoft JhengHei" w:eastAsia="微軟正黑體"/>
+                <w:b w:val="0"/>
+                <w:i w:val="0"/>
+                <w:sz w:val="13"/>
+              </w:rPr>
+              <w:t>80% prediction interval</w:t>
+            </w:r>
+          </w:p>
+        </w:tc>
+        <w:tc>
+          <w:tcPr>
+            <w:tcW w:type="dxa" w:w="1587"/>
+            <w:vAlign w:val="center"/>
+            <w:tcMar>
+              <w:top w:w="70" w:type="dxa"/>
+              <w:start w:w="90" w:type="dxa"/>
+              <w:bottom w:w="70" w:type="dxa"/>
+              <w:end w:w="90" w:type="dxa"/>
+            </w:tcMar>
+            <w:shd w:fill="F7F9FB"/>
+          </w:tcPr>
+          <w:p>
+            <w:pPr>
+              <w:spacing w:after="0"/>
+            </w:pPr>
+            <w:r>
+              <w:rPr>
+                <w:rFonts w:ascii="Microsoft JhengHei" w:hAnsi="Microsoft JhengHei" w:eastAsia="微軟正黑體"/>
+                <w:b w:val="0"/>
+                <w:i w:val="0"/>
+                <w:sz w:val="13"/>
+              </w:rPr>
+              <w:t>coverage 82.6775%；width 22.9604pp；WIS 4.504830</w:t>
+            </w:r>
+          </w:p>
+        </w:tc>
+        <w:tc>
+          <w:tcPr>
+            <w:tcW w:type="dxa" w:w="2891"/>
+            <w:vAlign w:val="center"/>
+            <w:tcMar>
+              <w:top w:w="70" w:type="dxa"/>
+              <w:start w:w="90" w:type="dxa"/>
+              <w:bottom w:w="70" w:type="dxa"/>
+              <w:end w:w="90" w:type="dxa"/>
+            </w:tcMar>
+            <w:shd w:fill="F7F9FB"/>
+          </w:tcPr>
+          <w:p>
+            <w:pPr>
+              <w:spacing w:after="0"/>
+            </w:pPr>
+            <w:r>
+              <w:rPr>
+                <w:rFonts w:ascii="Microsoft JhengHei" w:hAnsi="Microsoft JhengHei" w:eastAsia="微軟正黑體"/>
+                <w:b w:val="0"/>
+                <w:i w:val="0"/>
+                <w:sz w:val="13"/>
+              </w:rPr>
+              <w:t>Coverage 落在預先登錄的 77%–83% 產品容許帶，且 WIS／width 優於同口徑 baseline</w:t>
+            </w:r>
+          </w:p>
+        </w:tc>
+        <w:tc>
+          <w:tcPr>
+            <w:tcW w:type="dxa" w:w="2721"/>
+            <w:vAlign w:val="center"/>
+            <w:tcMar>
+              <w:top w:w="70" w:type="dxa"/>
+              <w:start w:w="90" w:type="dxa"/>
+              <w:bottom w:w="70" w:type="dxa"/>
+              <w:end w:w="90" w:type="dxa"/>
+            </w:tcMar>
+            <w:shd w:fill="F7F9FB"/>
+          </w:tcPr>
+          <w:p>
+            <w:pPr>
+              <w:spacing w:after="0"/>
+            </w:pPr>
+            <w:r>
+              <w:rPr>
+                <w:rFonts w:ascii="Microsoft JhengHei" w:hAnsi="Microsoft JhengHei" w:eastAsia="微軟正黑體"/>
+                <w:b w:val="0"/>
+                <w:i w:val="0"/>
+                <w:sz w:val="13"/>
+              </w:rPr>
+              <w:t>保持 coverage 在規劃帶，同時讓 WIS relative improvement ≥5%；width 需分 horizon</w:t>
+            </w:r>
+          </w:p>
+        </w:tc>
+      </w:tr>
+      <w:tr>
+        <w:tc>
+          <w:tcPr>
+            <w:tcW w:type="dxa" w:w="1304"/>
+            <w:vAlign w:val="center"/>
+            <w:tcMar>
+              <w:top w:w="70" w:type="dxa"/>
+              <w:start w:w="90" w:type="dxa"/>
+              <w:bottom w:w="70" w:type="dxa"/>
+              <w:end w:w="90" w:type="dxa"/>
+            </w:tcMar>
+          </w:tcPr>
+          <w:p>
+            <w:pPr>
+              <w:spacing w:after="0"/>
+            </w:pPr>
+            <w:r>
+              <w:rPr>
+                <w:rFonts w:ascii="Microsoft JhengHei" w:hAnsi="Microsoft JhengHei" w:eastAsia="微軟正黑體"/>
+                <w:b w:val="0"/>
+                <w:i w:val="0"/>
+                <w:sz w:val="13"/>
+              </w:rPr>
+              <w:t>SHAP</w:t>
+            </w:r>
+          </w:p>
+        </w:tc>
+        <w:tc>
+          <w:tcPr>
+            <w:tcW w:type="dxa" w:w="1587"/>
+            <w:vAlign w:val="center"/>
+            <w:tcMar>
+              <w:top w:w="70" w:type="dxa"/>
+              <w:start w:w="90" w:type="dxa"/>
+              <w:bottom w:w="70" w:type="dxa"/>
+              <w:end w:w="90" w:type="dxa"/>
+            </w:tcMar>
+          </w:tcPr>
+          <w:p>
+            <w:pPr>
+              <w:spacing w:after="0"/>
+            </w:pPr>
+            <w:r>
+              <w:rPr>
+                <w:rFonts w:ascii="Microsoft JhengHei" w:hAnsi="Microsoft JhengHei" w:eastAsia="微軟正黑體"/>
+                <w:b w:val="0"/>
+                <w:i w:val="0"/>
+                <w:sz w:val="13"/>
+              </w:rPr>
+              <w:t>N/A</w:t>
+            </w:r>
+          </w:p>
+        </w:tc>
+        <w:tc>
+          <w:tcPr>
+            <w:tcW w:type="dxa" w:w="2891"/>
+            <w:vAlign w:val="center"/>
+            <w:tcMar>
+              <w:top w:w="70" w:type="dxa"/>
+              <w:start w:w="90" w:type="dxa"/>
+              <w:bottom w:w="70" w:type="dxa"/>
+              <w:end w:w="90" w:type="dxa"/>
+            </w:tcMar>
+          </w:tcPr>
+          <w:p>
+            <w:pPr>
+              <w:spacing w:after="0"/>
+            </w:pPr>
+            <w:r>
+              <w:rPr>
+                <w:rFonts w:ascii="Microsoft JhengHei" w:hAnsi="Microsoft JhengHei" w:eastAsia="微軟正黑體"/>
+                <w:b w:val="0"/>
+                <w:i w:val="0"/>
+                <w:sz w:val="13"/>
+              </w:rPr>
+              <w:t>先有固定 feature schema、model object、background data 與 frozen OOS set</w:t>
+            </w:r>
+          </w:p>
+        </w:tc>
+        <w:tc>
+          <w:tcPr>
+            <w:tcW w:type="dxa" w:w="2721"/>
+            <w:vAlign w:val="center"/>
+            <w:tcMar>
+              <w:top w:w="70" w:type="dxa"/>
+              <w:start w:w="90" w:type="dxa"/>
+              <w:bottom w:w="70" w:type="dxa"/>
+              <w:end w:w="90" w:type="dxa"/>
+            </w:tcMar>
+          </w:tcPr>
+          <w:p>
+            <w:pPr>
+              <w:spacing w:after="0"/>
+            </w:pPr>
+            <w:r>
+              <w:rPr>
+                <w:rFonts w:ascii="Microsoft JhengHei" w:hAnsi="Microsoft JhengHei" w:eastAsia="微軟正黑體"/>
+                <w:b w:val="0"/>
+                <w:i w:val="0"/>
+                <w:sz w:val="13"/>
+              </w:rPr>
+              <w:t>報告方向、mean |SHAP| 與跨 chronological folds 穩定性；沒有越高越好的門檻</w:t>
+            </w:r>
+          </w:p>
+        </w:tc>
+      </w:tr>
+    </w:tbl>
+    <w:p>
+      <w:pPr>
+        <w:spacing w:after="0"/>
+      </w:pPr>
+    </w:p>
+    <w:tbl>
+      <w:tblPr>
+        <w:tblStyle w:val="TableGrid"/>
+        <w:tblW w:type="dxa" w:w="8504"/>
+        <w:jc w:val="center"/>
+        <w:tblLayout w:type="fixed"/>
+        <w:tblLook w:firstColumn="1" w:firstRow="1" w:lastColumn="0" w:lastRow="0" w:noHBand="0" w:noVBand="1" w:val="04A0"/>
+      </w:tblPr>
+      <w:tblGrid>
+        <w:gridCol w:w="8504"/>
+      </w:tblGrid>
+      <w:tr>
+        <w:tc>
+          <w:tcPr>
+            <w:tcW w:type="dxa" w:w="8504"/>
+            <w:shd w:fill="E6F4EA"/>
+            <w:tcMar>
+              <w:top w:w="110" w:type="dxa"/>
+              <w:start w:w="130" w:type="dxa"/>
+              <w:bottom w:w="110" w:type="dxa"/>
+              <w:end w:w="130" w:type="dxa"/>
+            </w:tcMar>
+          </w:tcPr>
+          <w:p>
+            <w:pPr>
+              <w:spacing w:after="0"/>
+            </w:pPr>
+            <w:r>
+              <w:rPr>
+                <w:rFonts w:ascii="Microsoft JhengHei" w:hAnsi="Microsoft JhengHei" w:eastAsia="微軟正黑體"/>
+                <w:b/>
+                <w:i w:val="0"/>
+                <w:color w:val="1F3A5F"/>
+                <w:sz w:val="20"/>
+              </w:rPr>
+              <w:t>最重要的判定規則：</w:t>
+            </w:r>
+            <w:r>
+              <w:rPr>
+                <w:rFonts w:ascii="Microsoft JhengHei" w:hAnsi="Microsoft JhengHei" w:eastAsia="微軟正黑體"/>
+                <w:b w:val="0"/>
+                <w:i w:val="0"/>
+                <w:sz w:val="20"/>
+              </w:rPr>
+              <w:t>達到 point target 但 confidence interval 仍跨過基準，只能稱為『值得繼續研究』。最低可依賴證據仍是：優於正確 forecast-time baseline，且 paired CI 排除無改善。</w:t>
+            </w:r>
+          </w:p>
+        </w:tc>
+      </w:tr>
+    </w:tbl>
+    <w:p>
+      <w:pPr>
+        <w:spacing w:after="0"/>
+      </w:pPr>
+    </w:p>
+    <w:p>
+      <w:pPr>
+        <w:pStyle w:val="Heading1"/>
+      </w:pPr>
+      <w:r>
+        <w:t>五、F1、Recall 與 SHAP 為什麼不能單獨判斷</w:t>
+      </w:r>
+    </w:p>
+    <w:p>
+      <w:pPr>
+        <w:pStyle w:val="ListBullet"/>
+        <w:spacing w:after="60"/>
+      </w:pPr>
+      <w:r>
+        <w:rPr>
+          <w:rFonts w:ascii="Microsoft JhengHei" w:hAnsi="Microsoft JhengHei" w:eastAsia="微軟正黑體"/>
+          <w:b w:val="0"/>
+          <w:i w:val="0"/>
+          <w:sz w:val="19"/>
+        </w:rPr>
+        <w:t>依目前 prevalence，永遠預測 up 可得到 Precision 0.473139、Recall 1.0、F1 0.642355，卻沒有任何辨別何時上漲的能力。</w:t>
+      </w:r>
+    </w:p>
+    <w:p>
+      <w:pPr>
+        <w:pStyle w:val="ListBullet"/>
+        <w:spacing w:after="60"/>
+      </w:pPr>
+      <w:r>
+        <w:rPr>
+          <w:rFonts w:ascii="Microsoft JhengHei" w:hAnsi="Microsoft JhengHei" w:eastAsia="微軟正黑體"/>
+          <w:b w:val="0"/>
+          <w:i w:val="0"/>
+          <w:sz w:val="19"/>
+        </w:rPr>
+        <w:t>因此 F1 或 Recall 的漂亮數字可能只是退化成單一類別策略；必須連同 Specificity、Balanced accuracy、MCC、coverage 與成本閱讀。</w:t>
+      </w:r>
+    </w:p>
+    <w:p>
+      <w:pPr>
+        <w:pStyle w:val="ListBullet"/>
+        <w:spacing w:after="60"/>
+      </w:pPr>
+      <w:r>
+        <w:rPr>
+          <w:rFonts w:ascii="Microsoft JhengHei" w:hAnsi="Microsoft JhengHei" w:eastAsia="微軟正黑體"/>
+          <w:b w:val="0"/>
+          <w:i w:val="0"/>
+          <w:sz w:val="19"/>
+        </w:rPr>
+        <w:t>SHAP 是模型 attribution，不是效能分數。它回答『模型為什麼這樣預測』，不回答『模型有多準』，所以沒有越高越好的 target。</w:t>
+      </w:r>
+    </w:p>
+    <w:p>
+      <w:pPr>
+        <w:pStyle w:val="ListBullet"/>
+        <w:spacing w:after="60"/>
+      </w:pPr>
+      <w:r>
+        <w:rPr>
+          <w:rFonts w:ascii="Microsoft JhengHei" w:hAnsi="Microsoft JhengHei" w:eastAsia="微軟正黑體"/>
+          <w:b w:val="0"/>
+          <w:i w:val="0"/>
+          <w:sz w:val="19"/>
+        </w:rPr>
+        <w:t>目前 historical-baseline-v2 沒有固定 X → f(X) feature schema 與 model object，SHAP 必須誠實標示 N/A。</w:t>
+      </w:r>
+    </w:p>
+    <w:p>
+      <w:pPr>
+        <w:pStyle w:val="Heading1"/>
+      </w:pPr>
+      <w:r>
+        <w:t>六、發布判定與下一步</w:t>
+      </w:r>
+    </w:p>
+    <w:tbl>
+      <w:tblPr>
+        <w:tblStyle w:val="TableGrid"/>
+        <w:tblW w:type="dxa" w:w="8504"/>
+        <w:jc w:val="center"/>
+        <w:tblLayout w:type="fixed"/>
+        <w:tblLook w:firstColumn="1" w:firstRow="1" w:lastColumn="0" w:lastRow="0" w:noHBand="0" w:noVBand="1" w:val="04A0"/>
+      </w:tblPr>
+      <w:tblGrid>
+        <w:gridCol w:w="8504"/>
+      </w:tblGrid>
+      <w:tr>
+        <w:tc>
+          <w:tcPr>
+            <w:tcW w:type="dxa" w:w="8504"/>
+            <w:shd w:fill="FCE8E6"/>
+            <w:tcMar>
+              <w:top w:w="110" w:type="dxa"/>
+              <w:start w:w="130" w:type="dxa"/>
+              <w:bottom w:w="110" w:type="dxa"/>
+              <w:end w:w="130" w:type="dxa"/>
+            </w:tcMar>
+          </w:tcPr>
+          <w:p>
+            <w:pPr>
+              <w:spacing w:after="0"/>
+            </w:pPr>
+            <w:r>
+              <w:rPr>
+                <w:rFonts w:ascii="Microsoft JhengHei" w:hAnsi="Microsoft JhengHei" w:eastAsia="微軟正黑體"/>
+                <w:b/>
+                <w:i w:val="0"/>
+                <w:color w:val="1F3A5F"/>
+                <w:sz w:val="20"/>
+              </w:rPr>
+              <w:t>現在的發布決策：</w:t>
+            </w:r>
+            <w:r>
+              <w:rPr>
+                <w:rFonts w:ascii="Microsoft JhengHei" w:hAnsi="Microsoft JhengHei" w:eastAsia="微軟正黑體"/>
+                <w:b w:val="0"/>
+                <w:i w:val="0"/>
+                <w:sz w:val="20"/>
+              </w:rPr>
+              <w:t>NO-GO：維持 identity、不得直接 production。先建立 exact-vintage replay 與 matured live/shadow evidence，再以每個 horizon 的 BSS／log-loss CI、AUC、AP、BA、MCC、coverage、成本與風險共同審查。</w:t>
+            </w:r>
+          </w:p>
+        </w:tc>
+      </w:tr>
+    </w:tbl>
+    <w:p>
+      <w:pPr>
+        <w:spacing w:after="0"/>
+      </w:pPr>
+    </w:p>
+    <w:p>
+      <w:pPr>
+        <w:pStyle w:val="ListBullet"/>
+        <w:spacing w:after="60"/>
+      </w:pPr>
+      <w:r>
+        <w:rPr>
+          <w:rFonts w:ascii="Microsoft JhengHei" w:hAnsi="Microsoft JhengHei" w:eastAsia="微軟正黑體"/>
+          <w:b w:val="0"/>
+          <w:i w:val="0"/>
+          <w:sz w:val="19"/>
+        </w:rPr>
+        <w:t>第一優先：建立不可回寫的 forecast ledger、exact historical vintage 與完整 forecast-time baseline。</w:t>
+      </w:r>
+    </w:p>
+    <w:p>
+      <w:pPr>
+        <w:pStyle w:val="ListBullet"/>
+        <w:spacing w:after="60"/>
+      </w:pPr>
+      <w:r>
+        <w:rPr>
+          <w:rFonts w:ascii="Microsoft JhengHei" w:hAnsi="Microsoft JhengHei" w:eastAsia="微軟正黑體"/>
+          <w:b w:val="0"/>
+          <w:i w:val="0"/>
+          <w:sz w:val="19"/>
+        </w:rPr>
+        <w:t>第二優先：建立 feature-based challenger，使用 chronological walk-forward／purged evaluation，所有 threshold 只在 training fold 決定。</w:t>
+      </w:r>
+    </w:p>
+    <w:p>
+      <w:pPr>
+        <w:pStyle w:val="ListBullet"/>
+        <w:spacing w:after="60"/>
+      </w:pPr>
+      <w:r>
+        <w:rPr>
+          <w:rFonts w:ascii="Microsoft JhengHei" w:hAnsi="Microsoft JhengHei" w:eastAsia="微軟正黑體"/>
+          <w:b w:val="0"/>
+          <w:i w:val="0"/>
+          <w:sz w:val="19"/>
+        </w:rPr>
+        <w:t>第三優先：達到 BSS &gt;0 且 paired CI 下界 &gt;0，再追求 BSS ≥1%、AUC ≥0.53 與 AP relative lift ≥5%。</w:t>
+      </w:r>
+    </w:p>
+    <w:p>
+      <w:pPr>
+        <w:pStyle w:val="ListBullet"/>
+        <w:spacing w:after="60"/>
+      </w:pPr>
+      <w:r>
+        <w:rPr>
+          <w:rFonts w:ascii="Microsoft JhengHei" w:hAnsi="Microsoft JhengHei" w:eastAsia="微軟正黑體"/>
+          <w:b w:val="0"/>
+          <w:i w:val="0"/>
+          <w:sz w:val="19"/>
+        </w:rPr>
+        <w:t>第四優先：先 shadow，不直接上線；納入交易成本、滑價、最大回撤、錯誤代價與人工覆核。</w:t>
+      </w:r>
+    </w:p>
+    <w:p>
+      <w:pPr>
+        <w:pStyle w:val="Heading1"/>
+      </w:pPr>
+      <w:r>
+        <w:t>七、方法依據與重現資訊</w:t>
+      </w:r>
+    </w:p>
+    <w:tbl>
+      <w:tblPr>
+        <w:tblStyle w:val="TableGrid"/>
+        <w:tblW w:type="dxa" w:w="8505"/>
+        <w:jc w:val="center"/>
+        <w:tblLayout w:type="fixed"/>
+        <w:tblLook w:firstColumn="1" w:firstRow="1" w:lastColumn="0" w:lastRow="0" w:noHBand="0" w:noVBand="1" w:val="04A0"/>
+      </w:tblPr>
+      <w:tblGrid>
+        <w:gridCol w:w="1531"/>
+        <w:gridCol w:w="2835"/>
+        <w:gridCol w:w="4139"/>
+      </w:tblGrid>
+      <w:tr>
+        <w:trPr>
+          <w:tblHeader w:val="true"/>
+        </w:trPr>
+        <w:tc>
+          <w:tcPr>
+            <w:tcW w:type="dxa" w:w="1531"/>
+            <w:vAlign w:val="center"/>
+            <w:shd w:fill="1F3A5F"/>
+            <w:tcMar>
+              <w:top w:w="70" w:type="dxa"/>
+              <w:start w:w="90" w:type="dxa"/>
+              <w:bottom w:w="70" w:type="dxa"/>
+              <w:end w:w="90" w:type="dxa"/>
+            </w:tcMar>
+          </w:tcPr>
+          <w:p>
+            <w:pPr>
+              <w:spacing w:after="0"/>
+              <w:jc w:val="center"/>
+            </w:pPr>
+            <w:r>
+              <w:rPr>
+                <w:rFonts w:ascii="Microsoft JhengHei" w:hAnsi="Microsoft JhengHei" w:eastAsia="微軟正黑體"/>
+                <w:b/>
+                <w:i w:val="0"/>
+                <w:color w:val="FFFFFF"/>
+                <w:sz w:val="13"/>
+              </w:rPr>
+              <w:t>主題</w:t>
+            </w:r>
+          </w:p>
+        </w:tc>
+        <w:tc>
+          <w:tcPr>
+            <w:tcW w:type="dxa" w:w="2835"/>
+            <w:vAlign w:val="center"/>
+            <w:shd w:fill="1F3A5F"/>
+            <w:tcMar>
+              <w:top w:w="70" w:type="dxa"/>
+              <w:start w:w="90" w:type="dxa"/>
+              <w:bottom w:w="70" w:type="dxa"/>
+              <w:end w:w="90" w:type="dxa"/>
+            </w:tcMar>
+          </w:tcPr>
+          <w:p>
+            <w:pPr>
+              <w:spacing w:after="0"/>
+              <w:jc w:val="center"/>
+            </w:pPr>
+            <w:r>
+              <w:rPr>
+                <w:rFonts w:ascii="Microsoft JhengHei" w:hAnsi="Microsoft JhengHei" w:eastAsia="微軟正黑體"/>
+                <w:b/>
+                <w:i w:val="0"/>
+                <w:color w:val="FFFFFF"/>
+                <w:sz w:val="13"/>
+              </w:rPr>
+              <w:t>依據／Artifact</w:t>
+            </w:r>
+          </w:p>
+        </w:tc>
+        <w:tc>
+          <w:tcPr>
+            <w:tcW w:type="dxa" w:w="4139"/>
+            <w:vAlign w:val="center"/>
+            <w:shd w:fill="1F3A5F"/>
+            <w:tcMar>
+              <w:top w:w="70" w:type="dxa"/>
+              <w:start w:w="90" w:type="dxa"/>
+              <w:bottom w:w="70" w:type="dxa"/>
+              <w:end w:w="90" w:type="dxa"/>
+            </w:tcMar>
+          </w:tcPr>
+          <w:p>
+            <w:pPr>
+              <w:spacing w:after="0"/>
+              <w:jc w:val="center"/>
+            </w:pPr>
+            <w:r>
+              <w:rPr>
+                <w:rFonts w:ascii="Microsoft JhengHei" w:hAnsi="Microsoft JhengHei" w:eastAsia="微軟正黑體"/>
+                <w:b/>
+                <w:i w:val="0"/>
+                <w:color w:val="FFFFFF"/>
+                <w:sz w:val="13"/>
+              </w:rPr>
+              <w:t>本專案使用方式</w:t>
+            </w:r>
+          </w:p>
+        </w:tc>
+      </w:tr>
+      <w:tr>
+        <w:tc>
+          <w:tcPr>
+            <w:tcW w:type="dxa" w:w="1531"/>
+            <w:vAlign w:val="center"/>
+            <w:tcMar>
+              <w:top w:w="70" w:type="dxa"/>
+              <w:start w:w="90" w:type="dxa"/>
+              <w:bottom w:w="70" w:type="dxa"/>
+              <w:end w:w="90" w:type="dxa"/>
+            </w:tcMar>
+          </w:tcPr>
+          <w:p>
+            <w:pPr>
+              <w:spacing w:after="0"/>
+            </w:pPr>
+            <w:r>
+              <w:rPr>
+                <w:rFonts w:ascii="Microsoft JhengHei" w:hAnsi="Microsoft JhengHei" w:eastAsia="微軟正黑體"/>
+                <w:b w:val="0"/>
+                <w:i w:val="0"/>
+                <w:sz w:val="13"/>
+              </w:rPr>
+              <w:t>Brier / proper scores</w:t>
+            </w:r>
+          </w:p>
+        </w:tc>
+        <w:tc>
+          <w:tcPr>
+            <w:tcW w:type="dxa" w:w="2835"/>
+            <w:vAlign w:val="center"/>
+            <w:tcMar>
+              <w:top w:w="70" w:type="dxa"/>
+              <w:start w:w="90" w:type="dxa"/>
+              <w:bottom w:w="70" w:type="dxa"/>
+              <w:end w:w="90" w:type="dxa"/>
+            </w:tcMar>
+          </w:tcPr>
+          <w:p>
+            <w:pPr>
+              <w:spacing w:after="0"/>
+            </w:pPr>
+            <w:r>
+              <w:rPr>
+                <w:rFonts w:ascii="Microsoft JhengHei" w:hAnsi="Microsoft JhengHei" w:eastAsia="微軟正黑體"/>
+                <w:b w:val="0"/>
+                <w:i w:val="0"/>
+                <w:sz w:val="13"/>
+              </w:rPr>
+              <w:t>Brier (1950); Gneiting &amp; Raftery (2007)</w:t>
+            </w:r>
+          </w:p>
+        </w:tc>
+        <w:tc>
+          <w:tcPr>
+            <w:tcW w:type="dxa" w:w="4139"/>
+            <w:vAlign w:val="center"/>
+            <w:tcMar>
+              <w:top w:w="70" w:type="dxa"/>
+              <w:start w:w="90" w:type="dxa"/>
+              <w:bottom w:w="70" w:type="dxa"/>
+              <w:end w:w="90" w:type="dxa"/>
+            </w:tcMar>
+          </w:tcPr>
+          <w:p>
+            <w:pPr>
+              <w:spacing w:after="0"/>
+            </w:pPr>
+            <w:r>
+              <w:rPr>
+                <w:rFonts w:ascii="Microsoft JhengHei" w:hAnsi="Microsoft JhengHei" w:eastAsia="微軟正黑體"/>
+                <w:b w:val="0"/>
+                <w:i w:val="0"/>
+                <w:sz w:val="13"/>
+              </w:rPr>
+              <w:t>模型選擇優先看 proper score 與 forecast-time baseline skill</w:t>
+            </w:r>
+          </w:p>
+        </w:tc>
+      </w:tr>
+      <w:tr>
+        <w:tc>
+          <w:tcPr>
+            <w:tcW w:type="dxa" w:w="1531"/>
+            <w:vAlign w:val="center"/>
+            <w:tcMar>
+              <w:top w:w="70" w:type="dxa"/>
+              <w:start w:w="90" w:type="dxa"/>
+              <w:bottom w:w="70" w:type="dxa"/>
+              <w:end w:w="90" w:type="dxa"/>
+            </w:tcMar>
+            <w:shd w:fill="F7F9FB"/>
+          </w:tcPr>
+          <w:p>
+            <w:pPr>
+              <w:spacing w:after="0"/>
+            </w:pPr>
+            <w:r>
+              <w:rPr>
+                <w:rFonts w:ascii="Microsoft JhengHei" w:hAnsi="Microsoft JhengHei" w:eastAsia="微軟正黑體"/>
+                <w:b w:val="0"/>
+                <w:i w:val="0"/>
+                <w:sz w:val="13"/>
+              </w:rPr>
+              <w:t>ROC-AUC</w:t>
+            </w:r>
+          </w:p>
+        </w:tc>
+        <w:tc>
+          <w:tcPr>
+            <w:tcW w:type="dxa" w:w="2835"/>
+            <w:vAlign w:val="center"/>
+            <w:tcMar>
+              <w:top w:w="70" w:type="dxa"/>
+              <w:start w:w="90" w:type="dxa"/>
+              <w:bottom w:w="70" w:type="dxa"/>
+              <w:end w:w="90" w:type="dxa"/>
+            </w:tcMar>
+            <w:shd w:fill="F7F9FB"/>
+          </w:tcPr>
+          <w:p>
+            <w:pPr>
+              <w:spacing w:after="0"/>
+            </w:pPr>
+            <w:r>
+              <w:rPr>
+                <w:rFonts w:ascii="Microsoft JhengHei" w:hAnsi="Microsoft JhengHei" w:eastAsia="微軟正黑體"/>
+                <w:b w:val="0"/>
+                <w:i w:val="0"/>
+                <w:sz w:val="13"/>
+              </w:rPr>
+              <w:t>Fawcett (2006)</w:t>
+            </w:r>
+          </w:p>
+        </w:tc>
+        <w:tc>
+          <w:tcPr>
+            <w:tcW w:type="dxa" w:w="4139"/>
+            <w:vAlign w:val="center"/>
+            <w:tcMar>
+              <w:top w:w="70" w:type="dxa"/>
+              <w:start w:w="90" w:type="dxa"/>
+              <w:bottom w:w="70" w:type="dxa"/>
+              <w:end w:w="90" w:type="dxa"/>
+            </w:tcMar>
+            <w:shd w:fill="F7F9FB"/>
+          </w:tcPr>
+          <w:p>
+            <w:pPr>
+              <w:spacing w:after="0"/>
+            </w:pPr>
+            <w:r>
+              <w:rPr>
+                <w:rFonts w:ascii="Microsoft JhengHei" w:hAnsi="Microsoft JhengHei" w:eastAsia="微軟正黑體"/>
+                <w:b w:val="0"/>
+                <w:i w:val="0"/>
+                <w:sz w:val="13"/>
+              </w:rPr>
+              <w:t>和 0.5 及其 clustered CI 比較</w:t>
+            </w:r>
+          </w:p>
+        </w:tc>
+      </w:tr>
+      <w:tr>
+        <w:tc>
+          <w:tcPr>
+            <w:tcW w:type="dxa" w:w="1531"/>
+            <w:vAlign w:val="center"/>
+            <w:tcMar>
+              <w:top w:w="70" w:type="dxa"/>
+              <w:start w:w="90" w:type="dxa"/>
+              <w:bottom w:w="70" w:type="dxa"/>
+              <w:end w:w="90" w:type="dxa"/>
+            </w:tcMar>
+          </w:tcPr>
+          <w:p>
+            <w:pPr>
+              <w:spacing w:after="0"/>
+            </w:pPr>
+            <w:r>
+              <w:rPr>
+                <w:rFonts w:ascii="Microsoft JhengHei" w:hAnsi="Microsoft JhengHei" w:eastAsia="微軟正黑體"/>
+                <w:b w:val="0"/>
+                <w:i w:val="0"/>
+                <w:sz w:val="13"/>
+              </w:rPr>
+              <w:t>Precision-Recall / AP</w:t>
+            </w:r>
+          </w:p>
+        </w:tc>
+        <w:tc>
+          <w:tcPr>
+            <w:tcW w:type="dxa" w:w="2835"/>
+            <w:vAlign w:val="center"/>
+            <w:tcMar>
+              <w:top w:w="70" w:type="dxa"/>
+              <w:start w:w="90" w:type="dxa"/>
+              <w:bottom w:w="70" w:type="dxa"/>
+              <w:end w:w="90" w:type="dxa"/>
+            </w:tcMar>
+          </w:tcPr>
+          <w:p>
+            <w:pPr>
+              <w:spacing w:after="0"/>
+            </w:pPr>
+            <w:r>
+              <w:rPr>
+                <w:rFonts w:ascii="Microsoft JhengHei" w:hAnsi="Microsoft JhengHei" w:eastAsia="微軟正黑體"/>
+                <w:b w:val="0"/>
+                <w:i w:val="0"/>
+                <w:sz w:val="13"/>
+              </w:rPr>
+              <w:t>Davis &amp; Goadrich (2006)</w:t>
+            </w:r>
+          </w:p>
+        </w:tc>
+        <w:tc>
+          <w:tcPr>
+            <w:tcW w:type="dxa" w:w="4139"/>
+            <w:vAlign w:val="center"/>
+            <w:tcMar>
+              <w:top w:w="70" w:type="dxa"/>
+              <w:start w:w="90" w:type="dxa"/>
+              <w:bottom w:w="70" w:type="dxa"/>
+              <w:end w:w="90" w:type="dxa"/>
+            </w:tcMar>
+          </w:tcPr>
+          <w:p>
+            <w:pPr>
+              <w:spacing w:after="0"/>
+            </w:pPr>
+            <w:r>
+              <w:rPr>
+                <w:rFonts w:ascii="Microsoft JhengHei" w:hAnsi="Microsoft JhengHei" w:eastAsia="微軟正黑體"/>
+                <w:b w:val="0"/>
+                <w:i w:val="0"/>
+                <w:sz w:val="13"/>
+              </w:rPr>
+              <w:t>AP 必須和同切片 prevalence 一起看</w:t>
+            </w:r>
+          </w:p>
+        </w:tc>
+      </w:tr>
+      <w:tr>
+        <w:tc>
+          <w:tcPr>
+            <w:tcW w:type="dxa" w:w="1531"/>
+            <w:vAlign w:val="center"/>
+            <w:tcMar>
+              <w:top w:w="70" w:type="dxa"/>
+              <w:start w:w="90" w:type="dxa"/>
+              <w:bottom w:w="70" w:type="dxa"/>
+              <w:end w:w="90" w:type="dxa"/>
+            </w:tcMar>
+            <w:shd w:fill="F7F9FB"/>
+          </w:tcPr>
+          <w:p>
+            <w:pPr>
+              <w:spacing w:after="0"/>
+            </w:pPr>
+            <w:r>
+              <w:rPr>
+                <w:rFonts w:ascii="Microsoft JhengHei" w:hAnsi="Microsoft JhengHei" w:eastAsia="微軟正黑體"/>
+                <w:b w:val="0"/>
+                <w:i w:val="0"/>
+                <w:sz w:val="13"/>
+              </w:rPr>
+              <w:t>SHAP</w:t>
+            </w:r>
+          </w:p>
+        </w:tc>
+        <w:tc>
+          <w:tcPr>
+            <w:tcW w:type="dxa" w:w="2835"/>
+            <w:vAlign w:val="center"/>
+            <w:tcMar>
+              <w:top w:w="70" w:type="dxa"/>
+              <w:start w:w="90" w:type="dxa"/>
+              <w:bottom w:w="70" w:type="dxa"/>
+              <w:end w:w="90" w:type="dxa"/>
+            </w:tcMar>
+            <w:shd w:fill="F7F9FB"/>
+          </w:tcPr>
+          <w:p>
+            <w:pPr>
+              <w:spacing w:after="0"/>
+            </w:pPr>
+            <w:r>
+              <w:rPr>
+                <w:rFonts w:ascii="Microsoft JhengHei" w:hAnsi="Microsoft JhengHei" w:eastAsia="微軟正黑體"/>
+                <w:b w:val="0"/>
+                <w:i w:val="0"/>
+                <w:sz w:val="13"/>
+              </w:rPr>
+              <w:t>Lundberg &amp; Lee (2017)</w:t>
+            </w:r>
+          </w:p>
+        </w:tc>
+        <w:tc>
+          <w:tcPr>
+            <w:tcW w:type="dxa" w:w="4139"/>
+            <w:vAlign w:val="center"/>
+            <w:tcMar>
+              <w:top w:w="70" w:type="dxa"/>
+              <w:start w:w="90" w:type="dxa"/>
+              <w:bottom w:w="70" w:type="dxa"/>
+              <w:end w:w="90" w:type="dxa"/>
+            </w:tcMar>
+            <w:shd w:fill="F7F9FB"/>
+          </w:tcPr>
+          <w:p>
+            <w:pPr>
+              <w:spacing w:after="0"/>
+            </w:pPr>
+            <w:r>
+              <w:rPr>
+                <w:rFonts w:ascii="Microsoft JhengHei" w:hAnsi="Microsoft JhengHei" w:eastAsia="微軟正黑體"/>
+                <w:b w:val="0"/>
+                <w:i w:val="0"/>
+                <w:sz w:val="13"/>
+              </w:rPr>
+              <w:t>只作 feature attribution，不取代 OOS 效能驗證</w:t>
+            </w:r>
+          </w:p>
+        </w:tc>
+      </w:tr>
+      <w:tr>
+        <w:tc>
+          <w:tcPr>
+            <w:tcW w:type="dxa" w:w="1531"/>
+            <w:vAlign w:val="center"/>
+            <w:tcMar>
+              <w:top w:w="70" w:type="dxa"/>
+              <w:start w:w="90" w:type="dxa"/>
+              <w:bottom w:w="70" w:type="dxa"/>
+              <w:end w:w="90" w:type="dxa"/>
+            </w:tcMar>
+          </w:tcPr>
+          <w:p>
+            <w:pPr>
+              <w:spacing w:after="0"/>
+            </w:pPr>
+            <w:r>
+              <w:rPr>
+                <w:rFonts w:ascii="Microsoft JhengHei" w:hAnsi="Microsoft JhengHei" w:eastAsia="微軟正黑體"/>
+                <w:b w:val="0"/>
+                <w:i w:val="0"/>
+                <w:sz w:val="13"/>
+              </w:rPr>
+              <w:t>Replay artifact</w:t>
+            </w:r>
+          </w:p>
+        </w:tc>
+        <w:tc>
+          <w:tcPr>
+            <w:tcW w:type="dxa" w:w="2835"/>
+            <w:vAlign w:val="center"/>
+            <w:tcMar>
+              <w:top w:w="70" w:type="dxa"/>
+              <w:start w:w="90" w:type="dxa"/>
+              <w:bottom w:w="70" w:type="dxa"/>
+              <w:end w:w="90" w:type="dxa"/>
+            </w:tcMar>
+          </w:tcPr>
+          <w:p>
+            <w:pPr>
+              <w:spacing w:after="0"/>
+            </w:pPr>
+            <w:r>
+              <w:rPr>
+                <w:rFonts w:ascii="Microsoft JhengHei" w:hAnsi="Microsoft JhengHei" w:eastAsia="微軟正黑體"/>
+                <w:b w:val="0"/>
+                <w:i w:val="0"/>
+                <w:sz w:val="13"/>
+              </w:rPr>
+              <w:t>重跑後輸出至 reports/forecast-model-metrics-replay.json（未隨 repo 提交）</w:t>
+            </w:r>
+          </w:p>
+        </w:tc>
+        <w:tc>
+          <w:tcPr>
+            <w:tcW w:type="dxa" w:w="4139"/>
+            <w:vAlign w:val="center"/>
+            <w:tcMar>
+              <w:top w:w="70" w:type="dxa"/>
+              <w:start w:w="90" w:type="dxa"/>
+              <w:bottom w:w="70" w:type="dxa"/>
+              <w:end w:w="90" w:type="dxa"/>
+            </w:tcMar>
+          </w:tcPr>
+          <w:p>
+            <w:pPr>
+              <w:spacing w:after="0"/>
+            </w:pPr>
+            <w:r>
+              <w:rPr>
+                <w:rFonts w:ascii="Microsoft JhengHei" w:hAnsi="Microsoft JhengHei" w:eastAsia="微軟正黑體"/>
+                <w:b w:val="0"/>
+                <w:i w:val="0"/>
+                <w:sz w:val="13"/>
+              </w:rPr>
+              <w:t>Machine-readable scorecard；report schema／serializer 變更會改變 file hash</w:t>
+            </w:r>
+          </w:p>
+        </w:tc>
+      </w:tr>
+      <w:tr>
+        <w:tc>
+          <w:tcPr>
+            <w:tcW w:type="dxa" w:w="1531"/>
+            <w:vAlign w:val="center"/>
+            <w:tcMar>
+              <w:top w:w="70" w:type="dxa"/>
+              <w:start w:w="90" w:type="dxa"/>
+              <w:bottom w:w="70" w:type="dxa"/>
+              <w:end w:w="90" w:type="dxa"/>
+            </w:tcMar>
+            <w:shd w:fill="F7F9FB"/>
+          </w:tcPr>
+          <w:p>
+            <w:pPr>
+              <w:spacing w:after="0"/>
+            </w:pPr>
+            <w:r>
+              <w:rPr>
+                <w:rFonts w:ascii="Microsoft JhengHei" w:hAnsi="Microsoft JhengHei" w:eastAsia="微軟正黑體"/>
+                <w:b w:val="0"/>
+                <w:i w:val="0"/>
+                <w:sz w:val="13"/>
+              </w:rPr>
+              <w:t>Input manifest</w:t>
+            </w:r>
+          </w:p>
+        </w:tc>
+        <w:tc>
+          <w:tcPr>
+            <w:tcW w:type="dxa" w:w="2835"/>
+            <w:vAlign w:val="center"/>
+            <w:tcMar>
+              <w:top w:w="70" w:type="dxa"/>
+              <w:start w:w="90" w:type="dxa"/>
+              <w:bottom w:w="70" w:type="dxa"/>
+              <w:end w:w="90" w:type="dxa"/>
+            </w:tcMar>
+            <w:shd w:fill="F7F9FB"/>
+          </w:tcPr>
+          <w:p>
+            <w:pPr>
+              <w:spacing w:after="0"/>
+            </w:pPr>
+            <w:r>
+              <w:rPr>
+                <w:rFonts w:ascii="Microsoft JhengHei" w:hAnsi="Microsoft JhengHei" w:eastAsia="微軟正黑體"/>
+                <w:b w:val="0"/>
+                <w:i w:val="0"/>
+                <w:sz w:val="13"/>
+              </w:rPr>
+              <w:t>9315c60b65772ed5ae495a5442ead39df06f14b5b329e7bc8d77baaf7338d000</w:t>
+            </w:r>
+          </w:p>
+        </w:tc>
+        <w:tc>
+          <w:tcPr>
+            <w:tcW w:type="dxa" w:w="4139"/>
+            <w:vAlign w:val="center"/>
+            <w:tcMar>
+              <w:top w:w="70" w:type="dxa"/>
+              <w:start w:w="90" w:type="dxa"/>
+              <w:bottom w:w="70" w:type="dxa"/>
+              <w:end w:w="90" w:type="dxa"/>
+            </w:tcMar>
+            <w:shd w:fill="F7F9FB"/>
+          </w:tcPr>
+          <w:p>
+            <w:pPr>
+              <w:spacing w:after="0"/>
+            </w:pPr>
+            <w:r>
+              <w:rPr>
+                <w:rFonts w:ascii="Microsoft JhengHei" w:hAnsi="Microsoft JhengHei" w:eastAsia="微軟正黑體"/>
+                <w:b w:val="0"/>
+                <w:i w:val="0"/>
+                <w:sz w:val="13"/>
+              </w:rPr>
+              <w:t>本次 15 個來源 CSV 的 aggregate SHA-256 manifest</w:t>
+            </w:r>
+          </w:p>
+        </w:tc>
+      </w:tr>
+    </w:tbl>
+    <w:p>
+      <w:pPr>
+        <w:spacing w:after="0"/>
+      </w:pPr>
     </w:p>
     <w:sectPr>
       <w:pgSz w:w="12240" w:h="15840"/>
